--- a/docs/ProyectoFinalSOftware.docx
+++ b/docs/ProyectoFinalSOftware.docx
@@ -808,7 +808,12 @@
               <w:tab w:val="right" w:leader="dot" w:pos="8494"/>
             </w:tabs>
             <w:rPr>
+              <w:rFonts w:asciiTheme="minorHAnsi" w:eastAsiaTheme="minorEastAsia" w:hAnsiTheme="minorHAnsi" w:cstheme="minorBidi"/>
               <w:noProof/>
+              <w:kern w:val="2"/>
+              <w:sz w:val="24"/>
+              <w:szCs w:val="24"/>
+              <w14:ligatures w14:val="standardContextual"/>
             </w:rPr>
           </w:pPr>
           <w:r>
@@ -820,7 +825,7 @@
           <w:r>
             <w:fldChar w:fldCharType="separate"/>
           </w:r>
-          <w:hyperlink w:anchor="_Toc239067881" w:history="1">
+          <w:hyperlink w:anchor="_Toc239278344" w:history="1">
             <w:r>
               <w:rPr>
                 <w:rStyle w:val="Hipervnculo"/>
@@ -828,7 +833,7 @@
                 <w:bCs/>
                 <w:noProof/>
               </w:rPr>
-              <w:t>1. Planteamiento de la problemática</w:t>
+              <w:t>1. Perfil del proyecto</w:t>
             </w:r>
             <w:r>
               <w:rPr>
@@ -849,7 +854,7 @@
                 <w:noProof/>
                 <w:webHidden/>
               </w:rPr>
-              <w:instrText xml:space="preserve"> PAGEREF _Toc239067881 \h </w:instrText>
+              <w:instrText xml:space="preserve"> PAGEREF _Toc239278344 \h </w:instrText>
             </w:r>
             <w:r>
               <w:rPr>
@@ -869,7 +874,383 @@
                 <w:noProof/>
                 <w:webHidden/>
               </w:rPr>
-              <w:t>3</w:t>
+              <w:t>4</w:t>
+            </w:r>
+            <w:r>
+              <w:rPr>
+                <w:noProof/>
+                <w:webHidden/>
+              </w:rPr>
+              <w:fldChar w:fldCharType="end"/>
+            </w:r>
+          </w:hyperlink>
+        </w:p>
+        <w:p>
+          <w:pPr>
+            <w:pStyle w:val="TDC2"/>
+            <w:tabs>
+              <w:tab w:val="right" w:leader="dot" w:pos="8494"/>
+            </w:tabs>
+            <w:rPr>
+              <w:rFonts w:asciiTheme="minorHAnsi" w:eastAsiaTheme="minorEastAsia" w:hAnsiTheme="minorHAnsi" w:cstheme="minorBidi"/>
+              <w:noProof/>
+              <w:kern w:val="2"/>
+              <w:sz w:val="24"/>
+              <w:szCs w:val="24"/>
+              <w14:ligatures w14:val="standardContextual"/>
+            </w:rPr>
+          </w:pPr>
+          <w:hyperlink w:anchor="_Toc239278345" w:history="1">
+            <w:r>
+              <w:rPr>
+                <w:rStyle w:val="Hipervnculo"/>
+                <w:b/>
+                <w:bCs/>
+                <w:noProof/>
+              </w:rPr>
+              <w:t>1.1. Planteamiento de la problemática</w:t>
+            </w:r>
+            <w:r>
+              <w:rPr>
+                <w:noProof/>
+                <w:webHidden/>
+              </w:rPr>
+              <w:tab/>
+            </w:r>
+            <w:r>
+              <w:rPr>
+                <w:noProof/>
+                <w:webHidden/>
+              </w:rPr>
+              <w:fldChar w:fldCharType="begin"/>
+            </w:r>
+            <w:r>
+              <w:rPr>
+                <w:noProof/>
+                <w:webHidden/>
+              </w:rPr>
+              <w:instrText xml:space="preserve"> PAGEREF _Toc239278345 \h </w:instrText>
+            </w:r>
+            <w:r>
+              <w:rPr>
+                <w:noProof/>
+                <w:webHidden/>
+              </w:rPr>
+            </w:r>
+            <w:r>
+              <w:rPr>
+                <w:noProof/>
+                <w:webHidden/>
+              </w:rPr>
+              <w:fldChar w:fldCharType="separate"/>
+            </w:r>
+            <w:r>
+              <w:rPr>
+                <w:noProof/>
+                <w:webHidden/>
+              </w:rPr>
+              <w:t>4</w:t>
+            </w:r>
+            <w:r>
+              <w:rPr>
+                <w:noProof/>
+                <w:webHidden/>
+              </w:rPr>
+              <w:fldChar w:fldCharType="end"/>
+            </w:r>
+          </w:hyperlink>
+        </w:p>
+        <w:p>
+          <w:pPr>
+            <w:pStyle w:val="TDC2"/>
+            <w:tabs>
+              <w:tab w:val="right" w:leader="dot" w:pos="8494"/>
+            </w:tabs>
+            <w:rPr>
+              <w:rFonts w:asciiTheme="minorHAnsi" w:eastAsiaTheme="minorEastAsia" w:hAnsiTheme="minorHAnsi" w:cstheme="minorBidi"/>
+              <w:noProof/>
+              <w:kern w:val="2"/>
+              <w:sz w:val="24"/>
+              <w:szCs w:val="24"/>
+              <w14:ligatures w14:val="standardContextual"/>
+            </w:rPr>
+          </w:pPr>
+          <w:hyperlink w:anchor="_Toc239278346" w:history="1">
+            <w:r>
+              <w:rPr>
+                <w:rStyle w:val="Hipervnculo"/>
+                <w:b/>
+                <w:bCs/>
+                <w:noProof/>
+                <w:lang w:val="es-ES"/>
+              </w:rPr>
+              <w:t>1.2. Propósito y justificación</w:t>
+            </w:r>
+            <w:r>
+              <w:rPr>
+                <w:noProof/>
+                <w:webHidden/>
+              </w:rPr>
+              <w:tab/>
+            </w:r>
+            <w:r>
+              <w:rPr>
+                <w:noProof/>
+                <w:webHidden/>
+              </w:rPr>
+              <w:fldChar w:fldCharType="begin"/>
+            </w:r>
+            <w:r>
+              <w:rPr>
+                <w:noProof/>
+                <w:webHidden/>
+              </w:rPr>
+              <w:instrText xml:space="preserve"> PAGEREF _Toc239278346 \h </w:instrText>
+            </w:r>
+            <w:r>
+              <w:rPr>
+                <w:noProof/>
+                <w:webHidden/>
+              </w:rPr>
+            </w:r>
+            <w:r>
+              <w:rPr>
+                <w:noProof/>
+                <w:webHidden/>
+              </w:rPr>
+              <w:fldChar w:fldCharType="separate"/>
+            </w:r>
+            <w:r>
+              <w:rPr>
+                <w:noProof/>
+                <w:webHidden/>
+              </w:rPr>
+              <w:t>4</w:t>
+            </w:r>
+            <w:r>
+              <w:rPr>
+                <w:noProof/>
+                <w:webHidden/>
+              </w:rPr>
+              <w:fldChar w:fldCharType="end"/>
+            </w:r>
+          </w:hyperlink>
+        </w:p>
+        <w:p>
+          <w:pPr>
+            <w:pStyle w:val="TDC2"/>
+            <w:tabs>
+              <w:tab w:val="right" w:leader="dot" w:pos="8494"/>
+            </w:tabs>
+            <w:rPr>
+              <w:rFonts w:asciiTheme="minorHAnsi" w:eastAsiaTheme="minorEastAsia" w:hAnsiTheme="minorHAnsi" w:cstheme="minorBidi"/>
+              <w:noProof/>
+              <w:kern w:val="2"/>
+              <w:sz w:val="24"/>
+              <w:szCs w:val="24"/>
+              <w14:ligatures w14:val="standardContextual"/>
+            </w:rPr>
+          </w:pPr>
+          <w:hyperlink w:anchor="_Toc239278347" w:history="1">
+            <w:r>
+              <w:rPr>
+                <w:rStyle w:val="Hipervnculo"/>
+                <w:b/>
+                <w:bCs/>
+                <w:noProof/>
+              </w:rPr>
+              <w:t>1.3. Objetivos del Proyecto</w:t>
+            </w:r>
+            <w:r>
+              <w:rPr>
+                <w:noProof/>
+                <w:webHidden/>
+              </w:rPr>
+              <w:tab/>
+            </w:r>
+            <w:r>
+              <w:rPr>
+                <w:noProof/>
+                <w:webHidden/>
+              </w:rPr>
+              <w:fldChar w:fldCharType="begin"/>
+            </w:r>
+            <w:r>
+              <w:rPr>
+                <w:noProof/>
+                <w:webHidden/>
+              </w:rPr>
+              <w:instrText xml:space="preserve"> PAGEREF _Toc239278347 \h </w:instrText>
+            </w:r>
+            <w:r>
+              <w:rPr>
+                <w:noProof/>
+                <w:webHidden/>
+              </w:rPr>
+            </w:r>
+            <w:r>
+              <w:rPr>
+                <w:noProof/>
+                <w:webHidden/>
+              </w:rPr>
+              <w:fldChar w:fldCharType="separate"/>
+            </w:r>
+            <w:r>
+              <w:rPr>
+                <w:noProof/>
+                <w:webHidden/>
+              </w:rPr>
+              <w:t>4</w:t>
+            </w:r>
+            <w:r>
+              <w:rPr>
+                <w:noProof/>
+                <w:webHidden/>
+              </w:rPr>
+              <w:fldChar w:fldCharType="end"/>
+            </w:r>
+          </w:hyperlink>
+        </w:p>
+        <w:p>
+          <w:pPr>
+            <w:pStyle w:val="TDC2"/>
+            <w:tabs>
+              <w:tab w:val="right" w:leader="dot" w:pos="8494"/>
+            </w:tabs>
+            <w:rPr>
+              <w:rFonts w:asciiTheme="minorHAnsi" w:eastAsiaTheme="minorEastAsia" w:hAnsiTheme="minorHAnsi" w:cstheme="minorBidi"/>
+              <w:noProof/>
+              <w:kern w:val="2"/>
+              <w:sz w:val="24"/>
+              <w:szCs w:val="24"/>
+              <w14:ligatures w14:val="standardContextual"/>
+            </w:rPr>
+          </w:pPr>
+          <w:hyperlink w:anchor="_Toc239278348" w:history="1">
+            <w:r>
+              <w:rPr>
+                <w:rStyle w:val="Hipervnculo"/>
+                <w:b/>
+                <w:bCs/>
+                <w:noProof/>
+              </w:rPr>
+              <w:t>1.4. Alcance del Proyecto</w:t>
+            </w:r>
+            <w:r>
+              <w:rPr>
+                <w:noProof/>
+                <w:webHidden/>
+              </w:rPr>
+              <w:tab/>
+            </w:r>
+            <w:r>
+              <w:rPr>
+                <w:noProof/>
+                <w:webHidden/>
+              </w:rPr>
+              <w:fldChar w:fldCharType="begin"/>
+            </w:r>
+            <w:r>
+              <w:rPr>
+                <w:noProof/>
+                <w:webHidden/>
+              </w:rPr>
+              <w:instrText xml:space="preserve"> PAGEREF _Toc239278348 \h </w:instrText>
+            </w:r>
+            <w:r>
+              <w:rPr>
+                <w:noProof/>
+                <w:webHidden/>
+              </w:rPr>
+            </w:r>
+            <w:r>
+              <w:rPr>
+                <w:noProof/>
+                <w:webHidden/>
+              </w:rPr>
+              <w:fldChar w:fldCharType="separate"/>
+            </w:r>
+            <w:r>
+              <w:rPr>
+                <w:noProof/>
+                <w:webHidden/>
+              </w:rPr>
+              <w:t>4</w:t>
+            </w:r>
+            <w:r>
+              <w:rPr>
+                <w:noProof/>
+                <w:webHidden/>
+              </w:rPr>
+              <w:fldChar w:fldCharType="end"/>
+            </w:r>
+          </w:hyperlink>
+        </w:p>
+        <w:p>
+          <w:pPr>
+            <w:pStyle w:val="TDC2"/>
+            <w:tabs>
+              <w:tab w:val="right" w:leader="dot" w:pos="8494"/>
+            </w:tabs>
+            <w:rPr>
+              <w:rFonts w:asciiTheme="minorHAnsi" w:eastAsiaTheme="minorEastAsia" w:hAnsiTheme="minorHAnsi" w:cstheme="minorBidi"/>
+              <w:noProof/>
+              <w:kern w:val="2"/>
+              <w:sz w:val="24"/>
+              <w:szCs w:val="24"/>
+              <w14:ligatures w14:val="standardContextual"/>
+            </w:rPr>
+          </w:pPr>
+          <w:hyperlink w:anchor="_Toc239278349" w:history="1">
+            <w:r>
+              <w:rPr>
+                <w:rStyle w:val="Hipervnculo"/>
+                <w:b/>
+                <w:bCs/>
+                <w:noProof/>
+              </w:rPr>
+              <w:t>1.5. Supuestos y Restricciones</w:t>
+            </w:r>
+            <w:r>
+              <w:rPr>
+                <w:noProof/>
+                <w:webHidden/>
+              </w:rPr>
+              <w:tab/>
+            </w:r>
+            <w:r>
+              <w:rPr>
+                <w:noProof/>
+                <w:webHidden/>
+              </w:rPr>
+              <w:fldChar w:fldCharType="begin"/>
+            </w:r>
+            <w:r>
+              <w:rPr>
+                <w:noProof/>
+                <w:webHidden/>
+              </w:rPr>
+              <w:instrText xml:space="preserve"> PAGEREF _Toc239278349 \h </w:instrText>
+            </w:r>
+            <w:r>
+              <w:rPr>
+                <w:noProof/>
+                <w:webHidden/>
+              </w:rPr>
+            </w:r>
+            <w:r>
+              <w:rPr>
+                <w:noProof/>
+                <w:webHidden/>
+              </w:rPr>
+              <w:fldChar w:fldCharType="separate"/>
+            </w:r>
+            <w:r>
+              <w:rPr>
+                <w:noProof/>
+                <w:webHidden/>
+              </w:rPr>
+              <w:t>5</w:t>
             </w:r>
             <w:r>
               <w:rPr>
@@ -887,10 +1268,15 @@
               <w:tab w:val="right" w:leader="dot" w:pos="8494"/>
             </w:tabs>
             <w:rPr>
+              <w:rFonts w:asciiTheme="minorHAnsi" w:eastAsiaTheme="minorEastAsia" w:hAnsiTheme="minorHAnsi" w:cstheme="minorBidi"/>
               <w:noProof/>
+              <w:kern w:val="2"/>
+              <w:sz w:val="24"/>
+              <w:szCs w:val="24"/>
+              <w14:ligatures w14:val="standardContextual"/>
             </w:rPr>
           </w:pPr>
-          <w:hyperlink w:anchor="_Toc239067882" w:history="1">
+          <w:hyperlink w:anchor="_Toc239278350" w:history="1">
             <w:r>
               <w:rPr>
                 <w:rStyle w:val="Hipervnculo"/>
@@ -920,7 +1306,7 @@
                 <w:noProof/>
                 <w:webHidden/>
               </w:rPr>
-              <w:instrText xml:space="preserve"> PAGEREF _Toc239067882 \h </w:instrText>
+              <w:instrText xml:space="preserve"> PAGEREF _Toc239278350 \h </w:instrText>
             </w:r>
             <w:r>
               <w:rPr>
@@ -940,7 +1326,7 @@
                 <w:noProof/>
                 <w:webHidden/>
               </w:rPr>
-              <w:t>4</w:t>
+              <w:t>6</w:t>
             </w:r>
             <w:r>
               <w:rPr>
@@ -958,10 +1344,15 @@
               <w:tab w:val="right" w:leader="dot" w:pos="8494"/>
             </w:tabs>
             <w:rPr>
+              <w:rFonts w:asciiTheme="minorHAnsi" w:eastAsiaTheme="minorEastAsia" w:hAnsiTheme="minorHAnsi" w:cstheme="minorBidi"/>
               <w:noProof/>
+              <w:kern w:val="2"/>
+              <w:sz w:val="24"/>
+              <w:szCs w:val="24"/>
+              <w14:ligatures w14:val="standardContextual"/>
             </w:rPr>
           </w:pPr>
-          <w:hyperlink w:anchor="_Toc239067883" w:history="1">
+          <w:hyperlink w:anchor="_Toc239278351" w:history="1">
             <w:r>
               <w:rPr>
                 <w:rStyle w:val="Hipervnculo"/>
@@ -991,7 +1382,7 @@
                 <w:noProof/>
                 <w:webHidden/>
               </w:rPr>
-              <w:instrText xml:space="preserve"> PAGEREF _Toc239067883 \h </w:instrText>
+              <w:instrText xml:space="preserve"> PAGEREF _Toc239278351 \h </w:instrText>
             </w:r>
             <w:r>
               <w:rPr>
@@ -1011,7 +1402,7 @@
                 <w:noProof/>
                 <w:webHidden/>
               </w:rPr>
-              <w:t>4</w:t>
+              <w:t>6</w:t>
             </w:r>
             <w:r>
               <w:rPr>
@@ -1029,10 +1420,15 @@
               <w:tab w:val="right" w:leader="dot" w:pos="8494"/>
             </w:tabs>
             <w:rPr>
+              <w:rFonts w:asciiTheme="minorHAnsi" w:eastAsiaTheme="minorEastAsia" w:hAnsiTheme="minorHAnsi" w:cstheme="minorBidi"/>
               <w:noProof/>
+              <w:kern w:val="2"/>
+              <w:sz w:val="24"/>
+              <w:szCs w:val="24"/>
+              <w14:ligatures w14:val="standardContextual"/>
             </w:rPr>
           </w:pPr>
-          <w:hyperlink w:anchor="_Toc239067884" w:history="1">
+          <w:hyperlink w:anchor="_Toc239278352" w:history="1">
             <w:r>
               <w:rPr>
                 <w:rStyle w:val="Hipervnculo"/>
@@ -1061,7 +1457,7 @@
                 <w:noProof/>
                 <w:webHidden/>
               </w:rPr>
-              <w:instrText xml:space="preserve"> PAGEREF _Toc239067884 \h </w:instrText>
+              <w:instrText xml:space="preserve"> PAGEREF _Toc239278352 \h </w:instrText>
             </w:r>
             <w:r>
               <w:rPr>
@@ -1081,7 +1477,7 @@
                 <w:noProof/>
                 <w:webHidden/>
               </w:rPr>
-              <w:t>5</w:t>
+              <w:t>7</w:t>
             </w:r>
             <w:r>
               <w:rPr>
@@ -1099,10 +1495,15 @@
               <w:tab w:val="right" w:leader="dot" w:pos="8494"/>
             </w:tabs>
             <w:rPr>
+              <w:rFonts w:asciiTheme="minorHAnsi" w:eastAsiaTheme="minorEastAsia" w:hAnsiTheme="minorHAnsi" w:cstheme="minorBidi"/>
               <w:noProof/>
+              <w:kern w:val="2"/>
+              <w:sz w:val="24"/>
+              <w:szCs w:val="24"/>
+              <w14:ligatures w14:val="standardContextual"/>
             </w:rPr>
           </w:pPr>
-          <w:hyperlink w:anchor="_Toc239067885" w:history="1">
+          <w:hyperlink w:anchor="_Toc239278353" w:history="1">
             <w:r>
               <w:rPr>
                 <w:rStyle w:val="Hipervnculo"/>
@@ -1131,7 +1532,7 @@
                 <w:noProof/>
                 <w:webHidden/>
               </w:rPr>
-              <w:instrText xml:space="preserve"> PAGEREF _Toc239067885 \h </w:instrText>
+              <w:instrText xml:space="preserve"> PAGEREF _Toc239278353 \h </w:instrText>
             </w:r>
             <w:r>
               <w:rPr>
@@ -1151,7 +1552,7 @@
                 <w:noProof/>
                 <w:webHidden/>
               </w:rPr>
-              <w:t>7</w:t>
+              <w:t>9</w:t>
             </w:r>
             <w:r>
               <w:rPr>
@@ -1169,10 +1570,15 @@
               <w:tab w:val="right" w:leader="dot" w:pos="8494"/>
             </w:tabs>
             <w:rPr>
+              <w:rFonts w:asciiTheme="minorHAnsi" w:eastAsiaTheme="minorEastAsia" w:hAnsiTheme="minorHAnsi" w:cstheme="minorBidi"/>
               <w:noProof/>
+              <w:kern w:val="2"/>
+              <w:sz w:val="24"/>
+              <w:szCs w:val="24"/>
+              <w14:ligatures w14:val="standardContextual"/>
             </w:rPr>
           </w:pPr>
-          <w:hyperlink w:anchor="_Toc239067886" w:history="1">
+          <w:hyperlink w:anchor="_Toc239278354" w:history="1">
             <w:r>
               <w:rPr>
                 <w:rStyle w:val="Hipervnculo"/>
@@ -1201,7 +1607,7 @@
                 <w:noProof/>
                 <w:webHidden/>
               </w:rPr>
-              <w:instrText xml:space="preserve"> PAGEREF _Toc239067886 \h </w:instrText>
+              <w:instrText xml:space="preserve"> PAGEREF _Toc239278354 \h </w:instrText>
             </w:r>
             <w:r>
               <w:rPr>
@@ -1221,7 +1627,7 @@
                 <w:noProof/>
                 <w:webHidden/>
               </w:rPr>
-              <w:t>8</w:t>
+              <w:t>10</w:t>
             </w:r>
             <w:r>
               <w:rPr>
@@ -1239,10 +1645,15 @@
               <w:tab w:val="right" w:leader="dot" w:pos="8494"/>
             </w:tabs>
             <w:rPr>
+              <w:rFonts w:asciiTheme="minorHAnsi" w:eastAsiaTheme="minorEastAsia" w:hAnsiTheme="minorHAnsi" w:cstheme="minorBidi"/>
               <w:noProof/>
+              <w:kern w:val="2"/>
+              <w:sz w:val="24"/>
+              <w:szCs w:val="24"/>
+              <w14:ligatures w14:val="standardContextual"/>
             </w:rPr>
           </w:pPr>
-          <w:hyperlink w:anchor="_Toc239067887" w:history="1">
+          <w:hyperlink w:anchor="_Toc239278355" w:history="1">
             <w:r>
               <w:rPr>
                 <w:rStyle w:val="Hipervnculo"/>
@@ -1271,7 +1682,7 @@
                 <w:noProof/>
                 <w:webHidden/>
               </w:rPr>
-              <w:instrText xml:space="preserve"> PAGEREF _Toc239067887 \h </w:instrText>
+              <w:instrText xml:space="preserve"> PAGEREF _Toc239278355 \h </w:instrText>
             </w:r>
             <w:r>
               <w:rPr>
@@ -1291,7 +1702,7 @@
                 <w:noProof/>
                 <w:webHidden/>
               </w:rPr>
-              <w:t>8</w:t>
+              <w:t>10</w:t>
             </w:r>
             <w:r>
               <w:rPr>
@@ -1309,10 +1720,15 @@
               <w:tab w:val="right" w:leader="dot" w:pos="8494"/>
             </w:tabs>
             <w:rPr>
+              <w:rFonts w:asciiTheme="minorHAnsi" w:eastAsiaTheme="minorEastAsia" w:hAnsiTheme="minorHAnsi" w:cstheme="minorBidi"/>
               <w:noProof/>
+              <w:kern w:val="2"/>
+              <w:sz w:val="24"/>
+              <w:szCs w:val="24"/>
+              <w14:ligatures w14:val="standardContextual"/>
             </w:rPr>
           </w:pPr>
-          <w:hyperlink w:anchor="_Toc239067888" w:history="1">
+          <w:hyperlink w:anchor="_Toc239278356" w:history="1">
             <w:r>
               <w:rPr>
                 <w:rStyle w:val="Hipervnculo"/>
@@ -1341,7 +1757,7 @@
                 <w:noProof/>
                 <w:webHidden/>
               </w:rPr>
-              <w:instrText xml:space="preserve"> PAGEREF _Toc239067888 \h </w:instrText>
+              <w:instrText xml:space="preserve"> PAGEREF _Toc239278356 \h </w:instrText>
             </w:r>
             <w:r>
               <w:rPr>
@@ -1361,7 +1777,7 @@
                 <w:noProof/>
                 <w:webHidden/>
               </w:rPr>
-              <w:t>8</w:t>
+              <w:t>10</w:t>
             </w:r>
             <w:r>
               <w:rPr>
@@ -1379,10 +1795,15 @@
               <w:tab w:val="right" w:leader="dot" w:pos="8494"/>
             </w:tabs>
             <w:rPr>
+              <w:rFonts w:asciiTheme="minorHAnsi" w:eastAsiaTheme="minorEastAsia" w:hAnsiTheme="minorHAnsi" w:cstheme="minorBidi"/>
               <w:noProof/>
+              <w:kern w:val="2"/>
+              <w:sz w:val="24"/>
+              <w:szCs w:val="24"/>
+              <w14:ligatures w14:val="standardContextual"/>
             </w:rPr>
           </w:pPr>
-          <w:hyperlink w:anchor="_Toc239067889" w:history="1">
+          <w:hyperlink w:anchor="_Toc239278357" w:history="1">
             <w:r>
               <w:rPr>
                 <w:rStyle w:val="Hipervnculo"/>
@@ -1411,7 +1832,7 @@
                 <w:noProof/>
                 <w:webHidden/>
               </w:rPr>
-              <w:instrText xml:space="preserve"> PAGEREF _Toc239067889 \h </w:instrText>
+              <w:instrText xml:space="preserve"> PAGEREF _Toc239278357 \h </w:instrText>
             </w:r>
             <w:r>
               <w:rPr>
@@ -1431,7 +1852,7 @@
                 <w:noProof/>
                 <w:webHidden/>
               </w:rPr>
-              <w:t>11</w:t>
+              <w:t>13</w:t>
             </w:r>
             <w:r>
               <w:rPr>
@@ -1449,10 +1870,15 @@
               <w:tab w:val="right" w:leader="dot" w:pos="8494"/>
             </w:tabs>
             <w:rPr>
+              <w:rFonts w:asciiTheme="minorHAnsi" w:eastAsiaTheme="minorEastAsia" w:hAnsiTheme="minorHAnsi" w:cstheme="minorBidi"/>
               <w:noProof/>
+              <w:kern w:val="2"/>
+              <w:sz w:val="24"/>
+              <w:szCs w:val="24"/>
+              <w14:ligatures w14:val="standardContextual"/>
             </w:rPr>
           </w:pPr>
-          <w:hyperlink w:anchor="_Toc239067890" w:history="1">
+          <w:hyperlink w:anchor="_Toc239278358" w:history="1">
             <w:r>
               <w:rPr>
                 <w:rStyle w:val="Hipervnculo"/>
@@ -1481,7 +1907,7 @@
                 <w:noProof/>
                 <w:webHidden/>
               </w:rPr>
-              <w:instrText xml:space="preserve"> PAGEREF _Toc239067890 \h </w:instrText>
+              <w:instrText xml:space="preserve"> PAGEREF _Toc239278358 \h </w:instrText>
             </w:r>
             <w:r>
               <w:rPr>
@@ -1501,7 +1927,7 @@
                 <w:noProof/>
                 <w:webHidden/>
               </w:rPr>
-              <w:t>11</w:t>
+              <w:t>13</w:t>
             </w:r>
             <w:r>
               <w:rPr>
@@ -1519,10 +1945,15 @@
               <w:tab w:val="right" w:leader="dot" w:pos="8494"/>
             </w:tabs>
             <w:rPr>
+              <w:rFonts w:asciiTheme="minorHAnsi" w:eastAsiaTheme="minorEastAsia" w:hAnsiTheme="minorHAnsi" w:cstheme="minorBidi"/>
               <w:noProof/>
+              <w:kern w:val="2"/>
+              <w:sz w:val="24"/>
+              <w:szCs w:val="24"/>
+              <w14:ligatures w14:val="standardContextual"/>
             </w:rPr>
           </w:pPr>
-          <w:hyperlink w:anchor="_Toc239067891" w:history="1">
+          <w:hyperlink w:anchor="_Toc239278359" w:history="1">
             <w:r>
               <w:rPr>
                 <w:rStyle w:val="Hipervnculo"/>
@@ -1551,7 +1982,7 @@
                 <w:noProof/>
                 <w:webHidden/>
               </w:rPr>
-              <w:instrText xml:space="preserve"> PAGEREF _Toc239067891 \h </w:instrText>
+              <w:instrText xml:space="preserve"> PAGEREF _Toc239278359 \h </w:instrText>
             </w:r>
             <w:r>
               <w:rPr>
@@ -1571,7 +2002,7 @@
                 <w:noProof/>
                 <w:webHidden/>
               </w:rPr>
-              <w:t>12</w:t>
+              <w:t>14</w:t>
             </w:r>
             <w:r>
               <w:rPr>
@@ -1589,10 +2020,15 @@
               <w:tab w:val="right" w:leader="dot" w:pos="8494"/>
             </w:tabs>
             <w:rPr>
+              <w:rFonts w:asciiTheme="minorHAnsi" w:eastAsiaTheme="minorEastAsia" w:hAnsiTheme="minorHAnsi" w:cstheme="minorBidi"/>
               <w:noProof/>
+              <w:kern w:val="2"/>
+              <w:sz w:val="24"/>
+              <w:szCs w:val="24"/>
+              <w14:ligatures w14:val="standardContextual"/>
             </w:rPr>
           </w:pPr>
-          <w:hyperlink w:anchor="_Toc239067892" w:history="1">
+          <w:hyperlink w:anchor="_Toc239278360" w:history="1">
             <w:r>
               <w:rPr>
                 <w:rStyle w:val="Hipervnculo"/>
@@ -1621,7 +2057,7 @@
                 <w:noProof/>
                 <w:webHidden/>
               </w:rPr>
-              <w:instrText xml:space="preserve"> PAGEREF _Toc239067892 \h </w:instrText>
+              <w:instrText xml:space="preserve"> PAGEREF _Toc239278360 \h </w:instrText>
             </w:r>
             <w:r>
               <w:rPr>
@@ -1641,7 +2077,7 @@
                 <w:noProof/>
                 <w:webHidden/>
               </w:rPr>
-              <w:t>13</w:t>
+              <w:t>15</w:t>
             </w:r>
             <w:r>
               <w:rPr>
@@ -1659,10 +2095,15 @@
               <w:tab w:val="right" w:leader="dot" w:pos="8494"/>
             </w:tabs>
             <w:rPr>
+              <w:rFonts w:asciiTheme="minorHAnsi" w:eastAsiaTheme="minorEastAsia" w:hAnsiTheme="minorHAnsi" w:cstheme="minorBidi"/>
               <w:noProof/>
+              <w:kern w:val="2"/>
+              <w:sz w:val="24"/>
+              <w:szCs w:val="24"/>
+              <w14:ligatures w14:val="standardContextual"/>
             </w:rPr>
           </w:pPr>
-          <w:hyperlink w:anchor="_Toc239067893" w:history="1">
+          <w:hyperlink w:anchor="_Toc239278361" w:history="1">
             <w:r>
               <w:rPr>
                 <w:rStyle w:val="Hipervnculo"/>
@@ -1691,7 +2132,7 @@
                 <w:noProof/>
                 <w:webHidden/>
               </w:rPr>
-              <w:instrText xml:space="preserve"> PAGEREF _Toc239067893 \h </w:instrText>
+              <w:instrText xml:space="preserve"> PAGEREF _Toc239278361 \h </w:instrText>
             </w:r>
             <w:r>
               <w:rPr>
@@ -1711,7 +2152,7 @@
                 <w:noProof/>
                 <w:webHidden/>
               </w:rPr>
-              <w:t>15</w:t>
+              <w:t>18</w:t>
             </w:r>
             <w:r>
               <w:rPr>
@@ -1729,10 +2170,15 @@
               <w:tab w:val="right" w:leader="dot" w:pos="8494"/>
             </w:tabs>
             <w:rPr>
+              <w:rFonts w:asciiTheme="minorHAnsi" w:eastAsiaTheme="minorEastAsia" w:hAnsiTheme="minorHAnsi" w:cstheme="minorBidi"/>
               <w:noProof/>
+              <w:kern w:val="2"/>
+              <w:sz w:val="24"/>
+              <w:szCs w:val="24"/>
+              <w14:ligatures w14:val="standardContextual"/>
             </w:rPr>
           </w:pPr>
-          <w:hyperlink w:anchor="_Toc239067894" w:history="1">
+          <w:hyperlink w:anchor="_Toc239278362" w:history="1">
             <w:r>
               <w:rPr>
                 <w:rStyle w:val="Hipervnculo"/>
@@ -1761,7 +2207,7 @@
                 <w:noProof/>
                 <w:webHidden/>
               </w:rPr>
-              <w:instrText xml:space="preserve"> PAGEREF _Toc239067894 \h </w:instrText>
+              <w:instrText xml:space="preserve"> PAGEREF _Toc239278362 \h </w:instrText>
             </w:r>
             <w:r>
               <w:rPr>
@@ -1781,7 +2227,7 @@
                 <w:noProof/>
                 <w:webHidden/>
               </w:rPr>
-              <w:t>16</w:t>
+              <w:t>18</w:t>
             </w:r>
             <w:r>
               <w:rPr>
@@ -1799,10 +2245,15 @@
               <w:tab w:val="right" w:leader="dot" w:pos="8494"/>
             </w:tabs>
             <w:rPr>
+              <w:rFonts w:asciiTheme="minorHAnsi" w:eastAsiaTheme="minorEastAsia" w:hAnsiTheme="minorHAnsi" w:cstheme="minorBidi"/>
               <w:noProof/>
+              <w:kern w:val="2"/>
+              <w:sz w:val="24"/>
+              <w:szCs w:val="24"/>
+              <w14:ligatures w14:val="standardContextual"/>
             </w:rPr>
           </w:pPr>
-          <w:hyperlink w:anchor="_Toc239067895" w:history="1">
+          <w:hyperlink w:anchor="_Toc239278363" w:history="1">
             <w:r>
               <w:rPr>
                 <w:rStyle w:val="Hipervnculo"/>
@@ -1831,7 +2282,7 @@
                 <w:noProof/>
                 <w:webHidden/>
               </w:rPr>
-              <w:instrText xml:space="preserve"> PAGEREF _Toc239067895 \h </w:instrText>
+              <w:instrText xml:space="preserve"> PAGEREF _Toc239278363 \h </w:instrText>
             </w:r>
             <w:r>
               <w:rPr>
@@ -1851,7 +2302,7 @@
                 <w:noProof/>
                 <w:webHidden/>
               </w:rPr>
-              <w:t>17</w:t>
+              <w:t>20</w:t>
             </w:r>
             <w:r>
               <w:rPr>
@@ -1869,10 +2320,15 @@
               <w:tab w:val="right" w:leader="dot" w:pos="8494"/>
             </w:tabs>
             <w:rPr>
+              <w:rFonts w:asciiTheme="minorHAnsi" w:eastAsiaTheme="minorEastAsia" w:hAnsiTheme="minorHAnsi" w:cstheme="minorBidi"/>
               <w:noProof/>
+              <w:kern w:val="2"/>
+              <w:sz w:val="24"/>
+              <w:szCs w:val="24"/>
+              <w14:ligatures w14:val="standardContextual"/>
             </w:rPr>
           </w:pPr>
-          <w:hyperlink w:anchor="_Toc239067896" w:history="1">
+          <w:hyperlink w:anchor="_Toc239278364" w:history="1">
             <w:r>
               <w:rPr>
                 <w:rStyle w:val="Hipervnculo"/>
@@ -1901,7 +2357,7 @@
                 <w:noProof/>
                 <w:webHidden/>
               </w:rPr>
-              <w:instrText xml:space="preserve"> PAGEREF _Toc239067896 \h </w:instrText>
+              <w:instrText xml:space="preserve"> PAGEREF _Toc239278364 \h </w:instrText>
             </w:r>
             <w:r>
               <w:rPr>
@@ -1921,7 +2377,7 @@
                 <w:noProof/>
                 <w:webHidden/>
               </w:rPr>
-              <w:t>18</w:t>
+              <w:t>21</w:t>
             </w:r>
             <w:r>
               <w:rPr>
@@ -1939,10 +2395,15 @@
               <w:tab w:val="right" w:leader="dot" w:pos="8494"/>
             </w:tabs>
             <w:rPr>
+              <w:rFonts w:asciiTheme="minorHAnsi" w:eastAsiaTheme="minorEastAsia" w:hAnsiTheme="minorHAnsi" w:cstheme="minorBidi"/>
               <w:noProof/>
+              <w:kern w:val="2"/>
+              <w:sz w:val="24"/>
+              <w:szCs w:val="24"/>
+              <w14:ligatures w14:val="standardContextual"/>
             </w:rPr>
           </w:pPr>
-          <w:hyperlink w:anchor="_Toc239067897" w:history="1">
+          <w:hyperlink w:anchor="_Toc239278365" w:history="1">
             <w:r>
               <w:rPr>
                 <w:rStyle w:val="Hipervnculo"/>
@@ -1981,7 +2442,7 @@
                 <w:noProof/>
                 <w:webHidden/>
               </w:rPr>
-              <w:instrText xml:space="preserve"> PAGEREF _Toc239067897 \h </w:instrText>
+              <w:instrText xml:space="preserve"> PAGEREF _Toc239278365 \h </w:instrText>
             </w:r>
             <w:r>
               <w:rPr>
@@ -2001,7 +2462,1067 @@
                 <w:noProof/>
                 <w:webHidden/>
               </w:rPr>
-              <w:t>18</w:t>
+              <w:t>21</w:t>
+            </w:r>
+            <w:r>
+              <w:rPr>
+                <w:noProof/>
+                <w:webHidden/>
+              </w:rPr>
+              <w:fldChar w:fldCharType="end"/>
+            </w:r>
+          </w:hyperlink>
+        </w:p>
+        <w:p>
+          <w:pPr>
+            <w:pStyle w:val="TDC2"/>
+            <w:tabs>
+              <w:tab w:val="right" w:leader="dot" w:pos="8494"/>
+            </w:tabs>
+            <w:rPr>
+              <w:rFonts w:asciiTheme="minorHAnsi" w:eastAsiaTheme="minorEastAsia" w:hAnsiTheme="minorHAnsi" w:cstheme="minorBidi"/>
+              <w:noProof/>
+              <w:kern w:val="2"/>
+              <w:sz w:val="24"/>
+              <w:szCs w:val="24"/>
+              <w14:ligatures w14:val="standardContextual"/>
+            </w:rPr>
+          </w:pPr>
+          <w:hyperlink w:anchor="_Toc239278366" w:history="1">
+            <w:r>
+              <w:rPr>
+                <w:rStyle w:val="Hipervnculo"/>
+                <w:b/>
+                <w:bCs/>
+                <w:noProof/>
+              </w:rPr>
+              <w:t>6.2. Diseño Lógico</w:t>
+            </w:r>
+            <w:r>
+              <w:rPr>
+                <w:noProof/>
+                <w:webHidden/>
+              </w:rPr>
+              <w:tab/>
+            </w:r>
+            <w:r>
+              <w:rPr>
+                <w:noProof/>
+                <w:webHidden/>
+              </w:rPr>
+              <w:fldChar w:fldCharType="begin"/>
+            </w:r>
+            <w:r>
+              <w:rPr>
+                <w:noProof/>
+                <w:webHidden/>
+              </w:rPr>
+              <w:instrText xml:space="preserve"> PAGEREF _Toc239278366 \h </w:instrText>
+            </w:r>
+            <w:r>
+              <w:rPr>
+                <w:noProof/>
+                <w:webHidden/>
+              </w:rPr>
+            </w:r>
+            <w:r>
+              <w:rPr>
+                <w:noProof/>
+                <w:webHidden/>
+              </w:rPr>
+              <w:fldChar w:fldCharType="separate"/>
+            </w:r>
+            <w:r>
+              <w:rPr>
+                <w:noProof/>
+                <w:webHidden/>
+              </w:rPr>
+              <w:t>21</w:t>
+            </w:r>
+            <w:r>
+              <w:rPr>
+                <w:noProof/>
+                <w:webHidden/>
+              </w:rPr>
+              <w:fldChar w:fldCharType="end"/>
+            </w:r>
+          </w:hyperlink>
+        </w:p>
+        <w:p>
+          <w:pPr>
+            <w:pStyle w:val="TDC2"/>
+            <w:tabs>
+              <w:tab w:val="right" w:leader="dot" w:pos="8494"/>
+            </w:tabs>
+            <w:rPr>
+              <w:rFonts w:asciiTheme="minorHAnsi" w:eastAsiaTheme="minorEastAsia" w:hAnsiTheme="minorHAnsi" w:cstheme="minorBidi"/>
+              <w:noProof/>
+              <w:kern w:val="2"/>
+              <w:sz w:val="24"/>
+              <w:szCs w:val="24"/>
+              <w14:ligatures w14:val="standardContextual"/>
+            </w:rPr>
+          </w:pPr>
+          <w:hyperlink w:anchor="_Toc239278367" w:history="1">
+            <w:r>
+              <w:rPr>
+                <w:rStyle w:val="Hipervnculo"/>
+                <w:b/>
+                <w:bCs/>
+                <w:noProof/>
+              </w:rPr>
+              <w:t>6.3. Diseño físico</w:t>
+            </w:r>
+            <w:r>
+              <w:rPr>
+                <w:noProof/>
+                <w:webHidden/>
+              </w:rPr>
+              <w:tab/>
+            </w:r>
+            <w:r>
+              <w:rPr>
+                <w:noProof/>
+                <w:webHidden/>
+              </w:rPr>
+              <w:fldChar w:fldCharType="begin"/>
+            </w:r>
+            <w:r>
+              <w:rPr>
+                <w:noProof/>
+                <w:webHidden/>
+              </w:rPr>
+              <w:instrText xml:space="preserve"> PAGEREF _Toc239278367 \h </w:instrText>
+            </w:r>
+            <w:r>
+              <w:rPr>
+                <w:noProof/>
+                <w:webHidden/>
+              </w:rPr>
+            </w:r>
+            <w:r>
+              <w:rPr>
+                <w:noProof/>
+                <w:webHidden/>
+              </w:rPr>
+              <w:fldChar w:fldCharType="separate"/>
+            </w:r>
+            <w:r>
+              <w:rPr>
+                <w:noProof/>
+                <w:webHidden/>
+              </w:rPr>
+              <w:t>22</w:t>
+            </w:r>
+            <w:r>
+              <w:rPr>
+                <w:noProof/>
+                <w:webHidden/>
+              </w:rPr>
+              <w:fldChar w:fldCharType="end"/>
+            </w:r>
+          </w:hyperlink>
+        </w:p>
+        <w:p>
+          <w:pPr>
+            <w:pStyle w:val="TDC2"/>
+            <w:tabs>
+              <w:tab w:val="right" w:leader="dot" w:pos="8494"/>
+            </w:tabs>
+            <w:rPr>
+              <w:rFonts w:asciiTheme="minorHAnsi" w:eastAsiaTheme="minorEastAsia" w:hAnsiTheme="minorHAnsi" w:cstheme="minorBidi"/>
+              <w:noProof/>
+              <w:kern w:val="2"/>
+              <w:sz w:val="24"/>
+              <w:szCs w:val="24"/>
+              <w14:ligatures w14:val="standardContextual"/>
+            </w:rPr>
+          </w:pPr>
+          <w:hyperlink w:anchor="_Toc239278368" w:history="1">
+            <w:r>
+              <w:rPr>
+                <w:rStyle w:val="Hipervnculo"/>
+                <w:b/>
+                <w:bCs/>
+                <w:noProof/>
+              </w:rPr>
+              <w:t>6.4. Diccionario de datos</w:t>
+            </w:r>
+            <w:r>
+              <w:rPr>
+                <w:noProof/>
+                <w:webHidden/>
+              </w:rPr>
+              <w:tab/>
+            </w:r>
+            <w:r>
+              <w:rPr>
+                <w:noProof/>
+                <w:webHidden/>
+              </w:rPr>
+              <w:fldChar w:fldCharType="begin"/>
+            </w:r>
+            <w:r>
+              <w:rPr>
+                <w:noProof/>
+                <w:webHidden/>
+              </w:rPr>
+              <w:instrText xml:space="preserve"> PAGEREF _Toc239278368 \h </w:instrText>
+            </w:r>
+            <w:r>
+              <w:rPr>
+                <w:noProof/>
+                <w:webHidden/>
+              </w:rPr>
+            </w:r>
+            <w:r>
+              <w:rPr>
+                <w:noProof/>
+                <w:webHidden/>
+              </w:rPr>
+              <w:fldChar w:fldCharType="separate"/>
+            </w:r>
+            <w:r>
+              <w:rPr>
+                <w:noProof/>
+                <w:webHidden/>
+              </w:rPr>
+              <w:t>24</w:t>
+            </w:r>
+            <w:r>
+              <w:rPr>
+                <w:noProof/>
+                <w:webHidden/>
+              </w:rPr>
+              <w:fldChar w:fldCharType="end"/>
+            </w:r>
+          </w:hyperlink>
+        </w:p>
+        <w:p>
+          <w:pPr>
+            <w:pStyle w:val="TDC1"/>
+            <w:tabs>
+              <w:tab w:val="right" w:leader="dot" w:pos="8494"/>
+            </w:tabs>
+            <w:rPr>
+              <w:rFonts w:asciiTheme="minorHAnsi" w:eastAsiaTheme="minorEastAsia" w:hAnsiTheme="minorHAnsi" w:cstheme="minorBidi"/>
+              <w:noProof/>
+              <w:kern w:val="2"/>
+              <w:sz w:val="24"/>
+              <w:szCs w:val="24"/>
+              <w14:ligatures w14:val="standardContextual"/>
+            </w:rPr>
+          </w:pPr>
+          <w:hyperlink w:anchor="_Toc239278369" w:history="1">
+            <w:r>
+              <w:rPr>
+                <w:rStyle w:val="Hipervnculo"/>
+                <w:b/>
+                <w:bCs/>
+                <w:noProof/>
+              </w:rPr>
+              <w:t>7. Desarrollo y sprints</w:t>
+            </w:r>
+            <w:r>
+              <w:rPr>
+                <w:noProof/>
+                <w:webHidden/>
+              </w:rPr>
+              <w:tab/>
+            </w:r>
+            <w:r>
+              <w:rPr>
+                <w:noProof/>
+                <w:webHidden/>
+              </w:rPr>
+              <w:fldChar w:fldCharType="begin"/>
+            </w:r>
+            <w:r>
+              <w:rPr>
+                <w:noProof/>
+                <w:webHidden/>
+              </w:rPr>
+              <w:instrText xml:space="preserve"> PAGEREF _Toc239278369 \h </w:instrText>
+            </w:r>
+            <w:r>
+              <w:rPr>
+                <w:noProof/>
+                <w:webHidden/>
+              </w:rPr>
+            </w:r>
+            <w:r>
+              <w:rPr>
+                <w:noProof/>
+                <w:webHidden/>
+              </w:rPr>
+              <w:fldChar w:fldCharType="separate"/>
+            </w:r>
+            <w:r>
+              <w:rPr>
+                <w:noProof/>
+                <w:webHidden/>
+              </w:rPr>
+              <w:t>30</w:t>
+            </w:r>
+            <w:r>
+              <w:rPr>
+                <w:noProof/>
+                <w:webHidden/>
+              </w:rPr>
+              <w:fldChar w:fldCharType="end"/>
+            </w:r>
+          </w:hyperlink>
+        </w:p>
+        <w:p>
+          <w:pPr>
+            <w:pStyle w:val="TDC2"/>
+            <w:tabs>
+              <w:tab w:val="right" w:leader="dot" w:pos="8494"/>
+            </w:tabs>
+            <w:rPr>
+              <w:rFonts w:asciiTheme="minorHAnsi" w:eastAsiaTheme="minorEastAsia" w:hAnsiTheme="minorHAnsi" w:cstheme="minorBidi"/>
+              <w:noProof/>
+              <w:kern w:val="2"/>
+              <w:sz w:val="24"/>
+              <w:szCs w:val="24"/>
+              <w14:ligatures w14:val="standardContextual"/>
+            </w:rPr>
+          </w:pPr>
+          <w:hyperlink w:anchor="_Toc239278370" w:history="1">
+            <w:r>
+              <w:rPr>
+                <w:rStyle w:val="Hipervnculo"/>
+                <w:b/>
+                <w:bCs/>
+                <w:noProof/>
+              </w:rPr>
+              <w:t>7.1. Sprint 0 – Fase de inicio y entorno:</w:t>
+            </w:r>
+            <w:r>
+              <w:rPr>
+                <w:noProof/>
+                <w:webHidden/>
+              </w:rPr>
+              <w:tab/>
+            </w:r>
+            <w:r>
+              <w:rPr>
+                <w:noProof/>
+                <w:webHidden/>
+              </w:rPr>
+              <w:fldChar w:fldCharType="begin"/>
+            </w:r>
+            <w:r>
+              <w:rPr>
+                <w:noProof/>
+                <w:webHidden/>
+              </w:rPr>
+              <w:instrText xml:space="preserve"> PAGEREF _Toc239278370 \h </w:instrText>
+            </w:r>
+            <w:r>
+              <w:rPr>
+                <w:noProof/>
+                <w:webHidden/>
+              </w:rPr>
+            </w:r>
+            <w:r>
+              <w:rPr>
+                <w:noProof/>
+                <w:webHidden/>
+              </w:rPr>
+              <w:fldChar w:fldCharType="separate"/>
+            </w:r>
+            <w:r>
+              <w:rPr>
+                <w:noProof/>
+                <w:webHidden/>
+              </w:rPr>
+              <w:t>30</w:t>
+            </w:r>
+            <w:r>
+              <w:rPr>
+                <w:noProof/>
+                <w:webHidden/>
+              </w:rPr>
+              <w:fldChar w:fldCharType="end"/>
+            </w:r>
+          </w:hyperlink>
+        </w:p>
+        <w:p>
+          <w:pPr>
+            <w:pStyle w:val="TDC2"/>
+            <w:tabs>
+              <w:tab w:val="right" w:leader="dot" w:pos="8494"/>
+            </w:tabs>
+            <w:rPr>
+              <w:rFonts w:asciiTheme="minorHAnsi" w:eastAsiaTheme="minorEastAsia" w:hAnsiTheme="minorHAnsi" w:cstheme="minorBidi"/>
+              <w:noProof/>
+              <w:kern w:val="2"/>
+              <w:sz w:val="24"/>
+              <w:szCs w:val="24"/>
+              <w14:ligatures w14:val="standardContextual"/>
+            </w:rPr>
+          </w:pPr>
+          <w:hyperlink w:anchor="_Toc239278371" w:history="1">
+            <w:r>
+              <w:rPr>
+                <w:rStyle w:val="Hipervnculo"/>
+                <w:b/>
+                <w:bCs/>
+                <w:noProof/>
+              </w:rPr>
+              <w:t>7.2. Sprint 1 – Gestión de estaciones y registro turístico</w:t>
+            </w:r>
+            <w:r>
+              <w:rPr>
+                <w:noProof/>
+                <w:webHidden/>
+              </w:rPr>
+              <w:tab/>
+            </w:r>
+            <w:r>
+              <w:rPr>
+                <w:noProof/>
+                <w:webHidden/>
+              </w:rPr>
+              <w:fldChar w:fldCharType="begin"/>
+            </w:r>
+            <w:r>
+              <w:rPr>
+                <w:noProof/>
+                <w:webHidden/>
+              </w:rPr>
+              <w:instrText xml:space="preserve"> PAGEREF _Toc239278371 \h </w:instrText>
+            </w:r>
+            <w:r>
+              <w:rPr>
+                <w:noProof/>
+                <w:webHidden/>
+              </w:rPr>
+            </w:r>
+            <w:r>
+              <w:rPr>
+                <w:noProof/>
+                <w:webHidden/>
+              </w:rPr>
+              <w:fldChar w:fldCharType="separate"/>
+            </w:r>
+            <w:r>
+              <w:rPr>
+                <w:noProof/>
+                <w:webHidden/>
+              </w:rPr>
+              <w:t>31</w:t>
+            </w:r>
+            <w:r>
+              <w:rPr>
+                <w:noProof/>
+                <w:webHidden/>
+              </w:rPr>
+              <w:fldChar w:fldCharType="end"/>
+            </w:r>
+          </w:hyperlink>
+        </w:p>
+        <w:p>
+          <w:pPr>
+            <w:pStyle w:val="TDC2"/>
+            <w:tabs>
+              <w:tab w:val="right" w:leader="dot" w:pos="8494"/>
+            </w:tabs>
+            <w:rPr>
+              <w:rFonts w:asciiTheme="minorHAnsi" w:eastAsiaTheme="minorEastAsia" w:hAnsiTheme="minorHAnsi" w:cstheme="minorBidi"/>
+              <w:noProof/>
+              <w:kern w:val="2"/>
+              <w:sz w:val="24"/>
+              <w:szCs w:val="24"/>
+              <w14:ligatures w14:val="standardContextual"/>
+            </w:rPr>
+          </w:pPr>
+          <w:hyperlink w:anchor="_Toc239278372" w:history="1">
+            <w:r>
+              <w:rPr>
+                <w:rStyle w:val="Hipervnculo"/>
+                <w:b/>
+                <w:bCs/>
+                <w:noProof/>
+              </w:rPr>
+              <w:t>7.3. Sprint 2 – Motor de rutas peatonales y clima</w:t>
+            </w:r>
+            <w:r>
+              <w:rPr>
+                <w:noProof/>
+                <w:webHidden/>
+              </w:rPr>
+              <w:tab/>
+            </w:r>
+            <w:r>
+              <w:rPr>
+                <w:noProof/>
+                <w:webHidden/>
+              </w:rPr>
+              <w:fldChar w:fldCharType="begin"/>
+            </w:r>
+            <w:r>
+              <w:rPr>
+                <w:noProof/>
+                <w:webHidden/>
+              </w:rPr>
+              <w:instrText xml:space="preserve"> PAGEREF _Toc239278372 \h </w:instrText>
+            </w:r>
+            <w:r>
+              <w:rPr>
+                <w:noProof/>
+                <w:webHidden/>
+              </w:rPr>
+            </w:r>
+            <w:r>
+              <w:rPr>
+                <w:noProof/>
+                <w:webHidden/>
+              </w:rPr>
+              <w:fldChar w:fldCharType="separate"/>
+            </w:r>
+            <w:r>
+              <w:rPr>
+                <w:noProof/>
+                <w:webHidden/>
+              </w:rPr>
+              <w:t>31</w:t>
+            </w:r>
+            <w:r>
+              <w:rPr>
+                <w:noProof/>
+                <w:webHidden/>
+              </w:rPr>
+              <w:fldChar w:fldCharType="end"/>
+            </w:r>
+          </w:hyperlink>
+        </w:p>
+        <w:p>
+          <w:pPr>
+            <w:pStyle w:val="TDC2"/>
+            <w:tabs>
+              <w:tab w:val="right" w:leader="dot" w:pos="8494"/>
+            </w:tabs>
+            <w:rPr>
+              <w:rFonts w:asciiTheme="minorHAnsi" w:eastAsiaTheme="minorEastAsia" w:hAnsiTheme="minorHAnsi" w:cstheme="minorBidi"/>
+              <w:noProof/>
+              <w:kern w:val="2"/>
+              <w:sz w:val="24"/>
+              <w:szCs w:val="24"/>
+              <w14:ligatures w14:val="standardContextual"/>
+            </w:rPr>
+          </w:pPr>
+          <w:hyperlink w:anchor="_Toc239278373" w:history="1">
+            <w:r>
+              <w:rPr>
+                <w:rStyle w:val="Hipervnculo"/>
+                <w:b/>
+                <w:bCs/>
+                <w:noProof/>
+              </w:rPr>
+              <w:t>7.4. Sprint 3 – Spring</w:t>
+            </w:r>
+            <w:r>
+              <w:rPr>
+                <w:noProof/>
+                <w:webHidden/>
+              </w:rPr>
+              <w:tab/>
+            </w:r>
+            <w:r>
+              <w:rPr>
+                <w:noProof/>
+                <w:webHidden/>
+              </w:rPr>
+              <w:fldChar w:fldCharType="begin"/>
+            </w:r>
+            <w:r>
+              <w:rPr>
+                <w:noProof/>
+                <w:webHidden/>
+              </w:rPr>
+              <w:instrText xml:space="preserve"> PAGEREF _Toc239278373 \h </w:instrText>
+            </w:r>
+            <w:r>
+              <w:rPr>
+                <w:noProof/>
+                <w:webHidden/>
+              </w:rPr>
+            </w:r>
+            <w:r>
+              <w:rPr>
+                <w:noProof/>
+                <w:webHidden/>
+              </w:rPr>
+              <w:fldChar w:fldCharType="separate"/>
+            </w:r>
+            <w:r>
+              <w:rPr>
+                <w:noProof/>
+                <w:webHidden/>
+              </w:rPr>
+              <w:t>32</w:t>
+            </w:r>
+            <w:r>
+              <w:rPr>
+                <w:noProof/>
+                <w:webHidden/>
+              </w:rPr>
+              <w:fldChar w:fldCharType="end"/>
+            </w:r>
+          </w:hyperlink>
+        </w:p>
+        <w:p>
+          <w:pPr>
+            <w:pStyle w:val="TDC2"/>
+            <w:tabs>
+              <w:tab w:val="right" w:leader="dot" w:pos="8494"/>
+            </w:tabs>
+            <w:rPr>
+              <w:rFonts w:asciiTheme="minorHAnsi" w:eastAsiaTheme="minorEastAsia" w:hAnsiTheme="minorHAnsi" w:cstheme="minorBidi"/>
+              <w:noProof/>
+              <w:kern w:val="2"/>
+              <w:sz w:val="24"/>
+              <w:szCs w:val="24"/>
+              <w14:ligatures w14:val="standardContextual"/>
+            </w:rPr>
+          </w:pPr>
+          <w:hyperlink w:anchor="_Toc239278374" w:history="1">
+            <w:r>
+              <w:rPr>
+                <w:rStyle w:val="Hipervnculo"/>
+                <w:b/>
+                <w:bCs/>
+                <w:noProof/>
+              </w:rPr>
+              <w:t>7.5. Sprint 4 – Informes consolidados, optimización y entrega</w:t>
+            </w:r>
+            <w:r>
+              <w:rPr>
+                <w:noProof/>
+                <w:webHidden/>
+              </w:rPr>
+              <w:tab/>
+            </w:r>
+            <w:r>
+              <w:rPr>
+                <w:noProof/>
+                <w:webHidden/>
+              </w:rPr>
+              <w:fldChar w:fldCharType="begin"/>
+            </w:r>
+            <w:r>
+              <w:rPr>
+                <w:noProof/>
+                <w:webHidden/>
+              </w:rPr>
+              <w:instrText xml:space="preserve"> PAGEREF _Toc239278374 \h </w:instrText>
+            </w:r>
+            <w:r>
+              <w:rPr>
+                <w:noProof/>
+                <w:webHidden/>
+              </w:rPr>
+            </w:r>
+            <w:r>
+              <w:rPr>
+                <w:noProof/>
+                <w:webHidden/>
+              </w:rPr>
+              <w:fldChar w:fldCharType="separate"/>
+            </w:r>
+            <w:r>
+              <w:rPr>
+                <w:noProof/>
+                <w:webHidden/>
+              </w:rPr>
+              <w:t>32</w:t>
+            </w:r>
+            <w:r>
+              <w:rPr>
+                <w:noProof/>
+                <w:webHidden/>
+              </w:rPr>
+              <w:fldChar w:fldCharType="end"/>
+            </w:r>
+          </w:hyperlink>
+        </w:p>
+        <w:p>
+          <w:pPr>
+            <w:pStyle w:val="TDC1"/>
+            <w:tabs>
+              <w:tab w:val="right" w:leader="dot" w:pos="8494"/>
+            </w:tabs>
+            <w:rPr>
+              <w:rFonts w:asciiTheme="minorHAnsi" w:eastAsiaTheme="minorEastAsia" w:hAnsiTheme="minorHAnsi" w:cstheme="minorBidi"/>
+              <w:noProof/>
+              <w:kern w:val="2"/>
+              <w:sz w:val="24"/>
+              <w:szCs w:val="24"/>
+              <w14:ligatures w14:val="standardContextual"/>
+            </w:rPr>
+          </w:pPr>
+          <w:hyperlink w:anchor="_Toc239278375" w:history="1">
+            <w:r>
+              <w:rPr>
+                <w:rStyle w:val="Hipervnculo"/>
+                <w:b/>
+                <w:bCs/>
+                <w:noProof/>
+              </w:rPr>
+              <w:t>8. Plan de pruebas y calidad</w:t>
+            </w:r>
+            <w:r>
+              <w:rPr>
+                <w:noProof/>
+                <w:webHidden/>
+              </w:rPr>
+              <w:tab/>
+            </w:r>
+            <w:r>
+              <w:rPr>
+                <w:noProof/>
+                <w:webHidden/>
+              </w:rPr>
+              <w:fldChar w:fldCharType="begin"/>
+            </w:r>
+            <w:r>
+              <w:rPr>
+                <w:noProof/>
+                <w:webHidden/>
+              </w:rPr>
+              <w:instrText xml:space="preserve"> PAGEREF _Toc239278375 \h </w:instrText>
+            </w:r>
+            <w:r>
+              <w:rPr>
+                <w:noProof/>
+                <w:webHidden/>
+              </w:rPr>
+            </w:r>
+            <w:r>
+              <w:rPr>
+                <w:noProof/>
+                <w:webHidden/>
+              </w:rPr>
+              <w:fldChar w:fldCharType="separate"/>
+            </w:r>
+            <w:r>
+              <w:rPr>
+                <w:noProof/>
+                <w:webHidden/>
+              </w:rPr>
+              <w:t>33</w:t>
+            </w:r>
+            <w:r>
+              <w:rPr>
+                <w:noProof/>
+                <w:webHidden/>
+              </w:rPr>
+              <w:fldChar w:fldCharType="end"/>
+            </w:r>
+          </w:hyperlink>
+        </w:p>
+        <w:p>
+          <w:pPr>
+            <w:pStyle w:val="TDC2"/>
+            <w:tabs>
+              <w:tab w:val="right" w:leader="dot" w:pos="8494"/>
+            </w:tabs>
+            <w:rPr>
+              <w:rFonts w:asciiTheme="minorHAnsi" w:eastAsiaTheme="minorEastAsia" w:hAnsiTheme="minorHAnsi" w:cstheme="minorBidi"/>
+              <w:noProof/>
+              <w:kern w:val="2"/>
+              <w:sz w:val="24"/>
+              <w:szCs w:val="24"/>
+              <w14:ligatures w14:val="standardContextual"/>
+            </w:rPr>
+          </w:pPr>
+          <w:hyperlink w:anchor="_Toc239278376" w:history="1">
+            <w:r>
+              <w:rPr>
+                <w:rStyle w:val="Hipervnculo"/>
+                <w:b/>
+                <w:bCs/>
+                <w:noProof/>
+              </w:rPr>
+              <w:t>8.1. Planificación de pruebas</w:t>
+            </w:r>
+            <w:r>
+              <w:rPr>
+                <w:noProof/>
+                <w:webHidden/>
+              </w:rPr>
+              <w:tab/>
+            </w:r>
+            <w:r>
+              <w:rPr>
+                <w:noProof/>
+                <w:webHidden/>
+              </w:rPr>
+              <w:fldChar w:fldCharType="begin"/>
+            </w:r>
+            <w:r>
+              <w:rPr>
+                <w:noProof/>
+                <w:webHidden/>
+              </w:rPr>
+              <w:instrText xml:space="preserve"> PAGEREF _Toc239278376 \h </w:instrText>
+            </w:r>
+            <w:r>
+              <w:rPr>
+                <w:noProof/>
+                <w:webHidden/>
+              </w:rPr>
+            </w:r>
+            <w:r>
+              <w:rPr>
+                <w:noProof/>
+                <w:webHidden/>
+              </w:rPr>
+              <w:fldChar w:fldCharType="separate"/>
+            </w:r>
+            <w:r>
+              <w:rPr>
+                <w:noProof/>
+                <w:webHidden/>
+              </w:rPr>
+              <w:t>33</w:t>
+            </w:r>
+            <w:r>
+              <w:rPr>
+                <w:noProof/>
+                <w:webHidden/>
+              </w:rPr>
+              <w:fldChar w:fldCharType="end"/>
+            </w:r>
+          </w:hyperlink>
+        </w:p>
+        <w:p>
+          <w:pPr>
+            <w:pStyle w:val="TDC2"/>
+            <w:tabs>
+              <w:tab w:val="right" w:leader="dot" w:pos="8494"/>
+            </w:tabs>
+            <w:rPr>
+              <w:rFonts w:asciiTheme="minorHAnsi" w:eastAsiaTheme="minorEastAsia" w:hAnsiTheme="minorHAnsi" w:cstheme="minorBidi"/>
+              <w:noProof/>
+              <w:kern w:val="2"/>
+              <w:sz w:val="24"/>
+              <w:szCs w:val="24"/>
+              <w14:ligatures w14:val="standardContextual"/>
+            </w:rPr>
+          </w:pPr>
+          <w:hyperlink w:anchor="_Toc239278377" w:history="1">
+            <w:r>
+              <w:rPr>
+                <w:rStyle w:val="Hipervnculo"/>
+                <w:b/>
+                <w:bCs/>
+                <w:noProof/>
+              </w:rPr>
+              <w:t>8.</w:t>
+            </w:r>
+            <w:r>
+              <w:rPr>
+                <w:rStyle w:val="Hipervnculo"/>
+                <w:b/>
+                <w:bCs/>
+                <w:noProof/>
+                <w:lang w:val="es-ES"/>
+              </w:rPr>
+              <w:t>2. Pruebas funcionales</w:t>
+            </w:r>
+            <w:r>
+              <w:rPr>
+                <w:noProof/>
+                <w:webHidden/>
+              </w:rPr>
+              <w:tab/>
+            </w:r>
+            <w:r>
+              <w:rPr>
+                <w:noProof/>
+                <w:webHidden/>
+              </w:rPr>
+              <w:fldChar w:fldCharType="begin"/>
+            </w:r>
+            <w:r>
+              <w:rPr>
+                <w:noProof/>
+                <w:webHidden/>
+              </w:rPr>
+              <w:instrText xml:space="preserve"> PAGEREF _Toc239278377 \h </w:instrText>
+            </w:r>
+            <w:r>
+              <w:rPr>
+                <w:noProof/>
+                <w:webHidden/>
+              </w:rPr>
+            </w:r>
+            <w:r>
+              <w:rPr>
+                <w:noProof/>
+                <w:webHidden/>
+              </w:rPr>
+              <w:fldChar w:fldCharType="separate"/>
+            </w:r>
+            <w:r>
+              <w:rPr>
+                <w:noProof/>
+                <w:webHidden/>
+              </w:rPr>
+              <w:t>33</w:t>
+            </w:r>
+            <w:r>
+              <w:rPr>
+                <w:noProof/>
+                <w:webHidden/>
+              </w:rPr>
+              <w:fldChar w:fldCharType="end"/>
+            </w:r>
+          </w:hyperlink>
+        </w:p>
+        <w:p>
+          <w:pPr>
+            <w:pStyle w:val="TDC3"/>
+            <w:tabs>
+              <w:tab w:val="right" w:leader="dot" w:pos="8494"/>
+            </w:tabs>
+            <w:rPr>
+              <w:rFonts w:asciiTheme="minorHAnsi" w:eastAsiaTheme="minorEastAsia" w:hAnsiTheme="minorHAnsi" w:cstheme="minorBidi"/>
+              <w:noProof/>
+              <w:kern w:val="2"/>
+              <w:sz w:val="24"/>
+              <w:szCs w:val="24"/>
+              <w14:ligatures w14:val="standardContextual"/>
+            </w:rPr>
+          </w:pPr>
+          <w:hyperlink w:anchor="_Toc239278378" w:history="1">
+            <w:r>
+              <w:rPr>
+                <w:rStyle w:val="Hipervnculo"/>
+                <w:b/>
+                <w:bCs/>
+                <w:noProof/>
+              </w:rPr>
+              <w:t>8.2.1. Pruebas de caja blanca</w:t>
+            </w:r>
+            <w:r>
+              <w:rPr>
+                <w:noProof/>
+                <w:webHidden/>
+              </w:rPr>
+              <w:tab/>
+            </w:r>
+            <w:r>
+              <w:rPr>
+                <w:noProof/>
+                <w:webHidden/>
+              </w:rPr>
+              <w:fldChar w:fldCharType="begin"/>
+            </w:r>
+            <w:r>
+              <w:rPr>
+                <w:noProof/>
+                <w:webHidden/>
+              </w:rPr>
+              <w:instrText xml:space="preserve"> PAGEREF _Toc239278378 \h </w:instrText>
+            </w:r>
+            <w:r>
+              <w:rPr>
+                <w:noProof/>
+                <w:webHidden/>
+              </w:rPr>
+            </w:r>
+            <w:r>
+              <w:rPr>
+                <w:noProof/>
+                <w:webHidden/>
+              </w:rPr>
+              <w:fldChar w:fldCharType="separate"/>
+            </w:r>
+            <w:r>
+              <w:rPr>
+                <w:noProof/>
+                <w:webHidden/>
+              </w:rPr>
+              <w:t>33</w:t>
+            </w:r>
+            <w:r>
+              <w:rPr>
+                <w:noProof/>
+                <w:webHidden/>
+              </w:rPr>
+              <w:fldChar w:fldCharType="end"/>
+            </w:r>
+          </w:hyperlink>
+        </w:p>
+        <w:p>
+          <w:pPr>
+            <w:pStyle w:val="TDC3"/>
+            <w:tabs>
+              <w:tab w:val="right" w:leader="dot" w:pos="8494"/>
+            </w:tabs>
+            <w:rPr>
+              <w:rFonts w:asciiTheme="minorHAnsi" w:eastAsiaTheme="minorEastAsia" w:hAnsiTheme="minorHAnsi" w:cstheme="minorBidi"/>
+              <w:noProof/>
+              <w:kern w:val="2"/>
+              <w:sz w:val="24"/>
+              <w:szCs w:val="24"/>
+              <w14:ligatures w14:val="standardContextual"/>
+            </w:rPr>
+          </w:pPr>
+          <w:hyperlink w:anchor="_Toc239278379" w:history="1">
+            <w:r>
+              <w:rPr>
+                <w:rStyle w:val="Hipervnculo"/>
+                <w:b/>
+                <w:bCs/>
+                <w:noProof/>
+              </w:rPr>
+              <w:t>8.2.2. Pruebas de caja negra</w:t>
+            </w:r>
+            <w:r>
+              <w:rPr>
+                <w:noProof/>
+                <w:webHidden/>
+              </w:rPr>
+              <w:tab/>
+            </w:r>
+            <w:r>
+              <w:rPr>
+                <w:noProof/>
+                <w:webHidden/>
+              </w:rPr>
+              <w:fldChar w:fldCharType="begin"/>
+            </w:r>
+            <w:r>
+              <w:rPr>
+                <w:noProof/>
+                <w:webHidden/>
+              </w:rPr>
+              <w:instrText xml:space="preserve"> PAGEREF _Toc239278379 \h </w:instrText>
+            </w:r>
+            <w:r>
+              <w:rPr>
+                <w:noProof/>
+                <w:webHidden/>
+              </w:rPr>
+            </w:r>
+            <w:r>
+              <w:rPr>
+                <w:noProof/>
+                <w:webHidden/>
+              </w:rPr>
+              <w:fldChar w:fldCharType="separate"/>
+            </w:r>
+            <w:r>
+              <w:rPr>
+                <w:noProof/>
+                <w:webHidden/>
+              </w:rPr>
+              <w:t>35</w:t>
             </w:r>
             <w:r>
               <w:rPr>
@@ -2056,7 +3577,7 @@
           <w:szCs w:val="28"/>
         </w:rPr>
       </w:pPr>
-      <w:bookmarkStart w:id="0" w:name="_Toc239067881"/>
+      <w:bookmarkStart w:id="0" w:name="_Toc239278344"/>
       <w:r>
         <w:rPr>
           <w:rFonts w:ascii="Calibri" w:hAnsi="Calibri" w:cs="Calibri"/>
@@ -2067,40 +3588,81 @@
           <w:szCs w:val="28"/>
         </w:rPr>
         <w:lastRenderedPageBreak/>
-        <w:t>1. Planteamiento de la problemática</w:t>
+        <w:t xml:space="preserve">1. </w:t>
+      </w:r>
+      <w:r>
+        <w:rPr>
+          <w:rFonts w:ascii="Calibri" w:hAnsi="Calibri" w:cs="Calibri"/>
+          <w:b/>
+          <w:bCs/>
+          <w:color w:val="auto"/>
+          <w:sz w:val="28"/>
+          <w:szCs w:val="28"/>
+        </w:rPr>
+        <w:t>Perfil del proyecto</w:t>
       </w:r>
       <w:bookmarkEnd w:id="0"/>
     </w:p>
     <w:p>
-      <w:r>
-        <w:t xml:space="preserve">El ministerio de transporte </w:t>
-      </w:r>
-      <w:r>
-        <w:t>y comunicaciones (MTC) ha identificado que los turistas que utilizan el servicio ferroviario para acceder a zonas turísticas no cuentan con una herramienta que integre, de manera automatizada, la información climática (SENAMHI), los datos logísticos del servicio de trenes (</w:t>
-      </w:r>
-      <w:proofErr w:type="spellStart"/>
-      <w:r>
-        <w:t>PeruRail</w:t>
-      </w:r>
-      <w:proofErr w:type="spellEnd"/>
-      <w:r>
-        <w:t>)</w:t>
-      </w:r>
-      <w:r>
-        <w:t xml:space="preserve"> y</w:t>
-      </w:r>
-      <w:r>
-        <w:t xml:space="preserve"> </w:t>
-      </w:r>
-      <w:r>
-        <w:t xml:space="preserve">el registro de zonas turísticas caminables </w:t>
-      </w:r>
-      <w:r>
-        <w:t>(Travel Group Perú). Esta dispersión de la información dificulta la planificación de visitas a pie desde las estaciones ferroviarias, incrementando la incertidumbre del turista frente al clima, los tiempos de tránsito, las tarifas y las distancias de las rutas peatonales disponibles.</w:t>
-      </w:r>
+      <w:pPr>
+        <w:pStyle w:val="Ttulo2"/>
+        <w:rPr>
+          <w:rFonts w:ascii="Calibri" w:hAnsi="Calibri" w:cs="Calibri"/>
+          <w:b/>
+          <w:bCs/>
+        </w:rPr>
+      </w:pPr>
+      <w:r>
+        <w:tab/>
+      </w:r>
+      <w:bookmarkStart w:id="1" w:name="_Toc239278345"/>
+      <w:r>
+        <w:rPr>
+          <w:rFonts w:ascii="Calibri" w:hAnsi="Calibri" w:cs="Calibri"/>
+          <w:b/>
+          <w:bCs/>
+          <w:color w:val="auto"/>
+          <w:sz w:val="24"/>
+          <w:szCs w:val="24"/>
+        </w:rPr>
+        <w:t>1.1. Planteamiento de la problemática</w:t>
+      </w:r>
+      <w:bookmarkEnd w:id="1"/>
     </w:p>
     <w:p>
       <w:pPr>
+        <w:ind w:left="708"/>
+      </w:pPr>
+      <w:r>
+        <w:t xml:space="preserve">El ministerio de transporte </w:t>
+      </w:r>
+      <w:r>
+        <w:t>y comunicaciones (MTC) ha identificado que los turistas que utilizan el servicio ferroviario para acceder a zonas turísticas no cuentan con una herramienta que integre, de manera automatizada, la información climática (SENAMHI), los datos logísticos del servicio de trenes (</w:t>
+      </w:r>
+      <w:proofErr w:type="spellStart"/>
+      <w:r>
+        <w:t>PeruRail</w:t>
+      </w:r>
+      <w:proofErr w:type="spellEnd"/>
+      <w:r>
+        <w:t>)</w:t>
+      </w:r>
+      <w:r>
+        <w:t xml:space="preserve"> y</w:t>
+      </w:r>
+      <w:r>
+        <w:t xml:space="preserve"> </w:t>
+      </w:r>
+      <w:r>
+        <w:t xml:space="preserve">el registro de zonas turísticas caminables </w:t>
+      </w:r>
+      <w:r>
+        <w:t>(Travel Group Perú). Esta dispersión de la información dificulta la planificación de visitas a pie desde las estaciones ferroviarias, incrementando la incertidumbre del turista frente al clima, los tiempos de tránsito, las tarifas y las distancias de las rutas peatonales disponibles.</w:t>
+      </w:r>
+    </w:p>
+    <w:p>
+      <w:pPr>
+        <w:ind w:left="708"/>
         <w:rPr>
           <w:lang w:val="es-ES"/>
         </w:rPr>
@@ -2117,6 +3679,443 @@
         </w:rPr>
         <w:t>para realizarse exclusivamente a pie, bajo un modelo de trayecto único de ida y vuelta a la misma estación de origen, en función de las preferencias personales que el turista defina (naturaleza, historia, aventura, etc.).</w:t>
       </w:r>
+    </w:p>
+    <w:p>
+      <w:pPr>
+        <w:pStyle w:val="Ttulo2"/>
+        <w:ind w:firstLine="708"/>
+        <w:rPr>
+          <w:rFonts w:ascii="Calibri" w:hAnsi="Calibri" w:cs="Calibri"/>
+          <w:b/>
+          <w:bCs/>
+          <w:color w:val="auto"/>
+          <w:sz w:val="24"/>
+          <w:szCs w:val="24"/>
+          <w:lang w:val="es-ES"/>
+        </w:rPr>
+      </w:pPr>
+      <w:bookmarkStart w:id="2" w:name="_Toc239278346"/>
+      <w:r>
+        <w:rPr>
+          <w:rFonts w:ascii="Calibri" w:hAnsi="Calibri" w:cs="Calibri"/>
+          <w:b/>
+          <w:bCs/>
+          <w:color w:val="auto"/>
+          <w:sz w:val="24"/>
+          <w:szCs w:val="24"/>
+          <w:lang w:val="es-ES"/>
+        </w:rPr>
+        <w:t>1.2. Propósito y justificación</w:t>
+      </w:r>
+      <w:bookmarkEnd w:id="2"/>
+    </w:p>
+    <w:p>
+      <w:pPr>
+        <w:ind w:left="708"/>
+      </w:pPr>
+      <w:r>
+        <w:t xml:space="preserve">El MTC busca fomentar el uso del transporte público ferroviario y dinamizar el turismo local, ofreciendo a los pasajeros de </w:t>
+      </w:r>
+      <w:proofErr w:type="spellStart"/>
+      <w:r>
+        <w:t>PeruRail</w:t>
+      </w:r>
+      <w:proofErr w:type="spellEnd"/>
+      <w:r>
+        <w:t xml:space="preserve"> una herramienta que les permita conocer, desde la estación en la que se encuentren, las zonas turísticas accesibles a pie, con información climática y logística actualizada, de modo que puedan planificar una visita de ida y vuelta en un solo tramo el mismo día.</w:t>
+      </w:r>
+    </w:p>
+    <w:p>
+      <w:pPr>
+        <w:pStyle w:val="Ttulo2"/>
+        <w:ind w:firstLine="708"/>
+        <w:rPr>
+          <w:rFonts w:ascii="Calibri" w:hAnsi="Calibri" w:cs="Calibri"/>
+          <w:b/>
+          <w:bCs/>
+          <w:color w:val="auto"/>
+          <w:sz w:val="24"/>
+          <w:szCs w:val="24"/>
+        </w:rPr>
+      </w:pPr>
+      <w:bookmarkStart w:id="3" w:name="_Toc239278347"/>
+      <w:r>
+        <w:rPr>
+          <w:rFonts w:ascii="Calibri" w:hAnsi="Calibri" w:cs="Calibri"/>
+          <w:b/>
+          <w:bCs/>
+          <w:color w:val="auto"/>
+          <w:sz w:val="24"/>
+          <w:szCs w:val="24"/>
+        </w:rPr>
+        <w:t xml:space="preserve">1.3. </w:t>
+      </w:r>
+      <w:r>
+        <w:rPr>
+          <w:rFonts w:ascii="Calibri" w:hAnsi="Calibri" w:cs="Calibri"/>
+          <w:b/>
+          <w:bCs/>
+          <w:color w:val="auto"/>
+          <w:sz w:val="24"/>
+          <w:szCs w:val="24"/>
+        </w:rPr>
+        <w:t>Objetivos del Proyecto</w:t>
+      </w:r>
+      <w:bookmarkEnd w:id="3"/>
+    </w:p>
+    <w:p>
+      <w:pPr>
+        <w:rPr>
+          <w:b/>
+          <w:bCs/>
+        </w:rPr>
+      </w:pPr>
+      <w:r>
+        <w:tab/>
+      </w:r>
+      <w:r>
+        <w:rPr>
+          <w:b/>
+          <w:bCs/>
+        </w:rPr>
+        <w:t>Objetivo General</w:t>
+      </w:r>
+    </w:p>
+    <w:p>
+      <w:pPr>
+        <w:ind w:left="708"/>
+      </w:pPr>
+      <w:r>
+        <w:t>Desarrollar e implementar una plataforma software web que integre información climática (SENAMHI), logístico-ferroviaria (</w:t>
+      </w:r>
+      <w:proofErr w:type="spellStart"/>
+      <w:r>
+        <w:t>PeruRail</w:t>
+      </w:r>
+      <w:proofErr w:type="spellEnd"/>
+      <w:r>
+        <w:t>) y turística (Travel Group Perú) para recomendar rutas turísticas peatonales desde estaciones de tren.</w:t>
+      </w:r>
+    </w:p>
+    <w:p>
+      <w:pPr>
+        <w:ind w:left="708"/>
+        <w:rPr>
+          <w:b/>
+          <w:bCs/>
+        </w:rPr>
+      </w:pPr>
+      <w:r>
+        <w:rPr>
+          <w:b/>
+          <w:bCs/>
+        </w:rPr>
+        <w:t>Objetivos Específicos</w:t>
+      </w:r>
+    </w:p>
+    <w:p>
+      <w:pPr>
+        <w:pStyle w:val="Prrafodelista"/>
+        <w:numPr>
+          <w:ilvl w:val="0"/>
+          <w:numId w:val="29"/>
+        </w:numPr>
+        <w:spacing w:after="80" w:line="240" w:lineRule="auto"/>
+        <w:contextualSpacing w:val="0"/>
+      </w:pPr>
+      <w:r>
+        <w:t>Integrar de forma periódica y automatizada los datos de las tres fuentes externas.</w:t>
+      </w:r>
+    </w:p>
+    <w:p>
+      <w:pPr>
+        <w:pStyle w:val="Prrafodelista"/>
+        <w:numPr>
+          <w:ilvl w:val="0"/>
+          <w:numId w:val="29"/>
+        </w:numPr>
+        <w:spacing w:after="80" w:line="240" w:lineRule="auto"/>
+        <w:contextualSpacing w:val="0"/>
+      </w:pPr>
+      <w:r>
+        <w:t>Permitir al usuario registrar preferencias personales de tipo de turismo.</w:t>
+      </w:r>
+    </w:p>
+    <w:p>
+      <w:pPr>
+        <w:pStyle w:val="Prrafodelista"/>
+        <w:numPr>
+          <w:ilvl w:val="0"/>
+          <w:numId w:val="29"/>
+        </w:numPr>
+        <w:spacing w:after="80" w:line="240" w:lineRule="auto"/>
+        <w:contextualSpacing w:val="0"/>
+      </w:pPr>
+      <w:r>
+        <w:t>Generar un informe consolidado y visualizable con clima, ruta, tiempo y tarifa.</w:t>
+      </w:r>
+    </w:p>
+    <w:p>
+      <w:pPr>
+        <w:pStyle w:val="Prrafodelista"/>
+        <w:numPr>
+          <w:ilvl w:val="0"/>
+          <w:numId w:val="29"/>
+        </w:numPr>
+        <w:spacing w:after="80" w:line="240" w:lineRule="auto"/>
+        <w:contextualSpacing w:val="0"/>
+      </w:pPr>
+      <w:r>
+        <w:t>Brindar a Travel Group Perú un panel para el mantenimiento de zonas turísticas.</w:t>
+      </w:r>
+    </w:p>
+    <w:p>
+      <w:pPr>
+        <w:pStyle w:val="Prrafodelista"/>
+        <w:numPr>
+          <w:ilvl w:val="0"/>
+          <w:numId w:val="29"/>
+        </w:numPr>
+        <w:spacing w:after="80" w:line="240" w:lineRule="auto"/>
+        <w:contextualSpacing w:val="0"/>
+      </w:pPr>
+      <w:r>
+        <w:t>Garantizar tiempos de respuesta menores a 2 segundos y una interfaz responsive.</w:t>
+      </w:r>
+    </w:p>
+    <w:p>
+      <w:pPr>
+        <w:pStyle w:val="Ttulo2"/>
+        <w:ind w:firstLine="708"/>
+        <w:rPr>
+          <w:rFonts w:ascii="Calibri" w:hAnsi="Calibri" w:cs="Calibri"/>
+          <w:b/>
+          <w:bCs/>
+          <w:color w:val="auto"/>
+          <w:sz w:val="24"/>
+          <w:szCs w:val="24"/>
+        </w:rPr>
+      </w:pPr>
+      <w:bookmarkStart w:id="4" w:name="_Toc239278348"/>
+      <w:r>
+        <w:rPr>
+          <w:rFonts w:ascii="Calibri" w:hAnsi="Calibri" w:cs="Calibri"/>
+          <w:b/>
+          <w:bCs/>
+          <w:color w:val="auto"/>
+          <w:sz w:val="24"/>
+          <w:szCs w:val="24"/>
+        </w:rPr>
+        <w:t xml:space="preserve">1.4. </w:t>
+      </w:r>
+      <w:r>
+        <w:rPr>
+          <w:rFonts w:ascii="Calibri" w:hAnsi="Calibri" w:cs="Calibri"/>
+          <w:b/>
+          <w:bCs/>
+          <w:color w:val="auto"/>
+          <w:sz w:val="24"/>
+          <w:szCs w:val="24"/>
+        </w:rPr>
+        <w:t>Alcance del Proyecto</w:t>
+      </w:r>
+      <w:bookmarkEnd w:id="4"/>
+    </w:p>
+    <w:p>
+      <w:pPr>
+        <w:ind w:left="708"/>
+      </w:pPr>
+      <w:r>
+        <w:rPr>
+          <w:b/>
+          <w:bCs/>
+        </w:rPr>
+        <w:t xml:space="preserve">Incluye: </w:t>
+      </w:r>
+      <w:r>
+        <w:t>M</w:t>
+      </w:r>
+      <w:r>
+        <w:t>ódulo de integración de datos, módulo de administración (CRUD de zonas, estaciones en solo lectura, horarios y precios), módulo de cliente final (preferencias, visualización, informe) y módulo de informes.</w:t>
+      </w:r>
+    </w:p>
+    <w:p>
+      <w:pPr>
+        <w:ind w:left="708"/>
+      </w:pPr>
+      <w:r>
+        <w:rPr>
+          <w:b/>
+          <w:bCs/>
+        </w:rPr>
+        <w:lastRenderedPageBreak/>
+        <w:t xml:space="preserve">No incluye: </w:t>
+      </w:r>
+      <w:r>
+        <w:t>V</w:t>
+      </w:r>
+      <w:r>
+        <w:t>enta ni reserva de pasajes (se muestra tarifa referencial), rutas en medios distintos a caminata, ni tramos con más de una escala.</w:t>
+      </w:r>
+    </w:p>
+    <w:p>
+      <w:pPr>
+        <w:pStyle w:val="Ttulo2"/>
+        <w:ind w:firstLine="708"/>
+        <w:rPr>
+          <w:rFonts w:ascii="Calibri" w:hAnsi="Calibri" w:cs="Calibri"/>
+          <w:b/>
+          <w:bCs/>
+          <w:color w:val="auto"/>
+          <w:sz w:val="24"/>
+          <w:szCs w:val="24"/>
+        </w:rPr>
+      </w:pPr>
+      <w:bookmarkStart w:id="5" w:name="_Toc239278349"/>
+      <w:r>
+        <w:rPr>
+          <w:rFonts w:ascii="Calibri" w:hAnsi="Calibri" w:cs="Calibri"/>
+          <w:b/>
+          <w:bCs/>
+          <w:color w:val="auto"/>
+          <w:sz w:val="24"/>
+          <w:szCs w:val="24"/>
+        </w:rPr>
+        <w:t xml:space="preserve">1.5. </w:t>
+      </w:r>
+      <w:r>
+        <w:rPr>
+          <w:rFonts w:ascii="Calibri" w:hAnsi="Calibri" w:cs="Calibri"/>
+          <w:b/>
+          <w:bCs/>
+          <w:color w:val="auto"/>
+          <w:sz w:val="24"/>
+          <w:szCs w:val="24"/>
+        </w:rPr>
+        <w:t>Supuestos y Restricciones</w:t>
+      </w:r>
+      <w:bookmarkEnd w:id="5"/>
+    </w:p>
+    <w:p>
+      <w:pPr>
+        <w:rPr>
+          <w:b/>
+          <w:bCs/>
+        </w:rPr>
+      </w:pPr>
+      <w:r>
+        <w:tab/>
+      </w:r>
+      <w:r>
+        <w:rPr>
+          <w:b/>
+          <w:bCs/>
+        </w:rPr>
+        <w:t>Supuestos</w:t>
+      </w:r>
+    </w:p>
+    <w:p>
+      <w:pPr>
+        <w:numPr>
+          <w:ilvl w:val="0"/>
+          <w:numId w:val="30"/>
+        </w:numPr>
+      </w:pPr>
+      <w:r>
+        <w:t xml:space="preserve">SENAMHI y </w:t>
+      </w:r>
+      <w:proofErr w:type="spellStart"/>
+      <w:r>
+        <w:t>PeruRail</w:t>
+      </w:r>
+      <w:proofErr w:type="spellEnd"/>
+      <w:r>
+        <w:t xml:space="preserve"> exponen o autorizan el consumo de sus datos mediante API o archivo periódico.</w:t>
+      </w:r>
+    </w:p>
+    <w:p>
+      <w:pPr>
+        <w:numPr>
+          <w:ilvl w:val="0"/>
+          <w:numId w:val="30"/>
+        </w:numPr>
+      </w:pPr>
+      <w:r>
+        <w:t>Travel Group Perú cuenta con personal para el registro y mantenimiento de zonas turísticas.</w:t>
+      </w:r>
+    </w:p>
+    <w:p>
+      <w:pPr>
+        <w:numPr>
+          <w:ilvl w:val="0"/>
+          <w:numId w:val="30"/>
+        </w:numPr>
+      </w:pPr>
+      <w:r>
+        <w:t>Las rutas turísticas propuestas son transitables a pie en condiciones normales.</w:t>
+      </w:r>
+    </w:p>
+    <w:p>
+      <w:pPr>
+        <w:ind w:left="708"/>
+        <w:rPr>
+          <w:b/>
+          <w:bCs/>
+        </w:rPr>
+      </w:pPr>
+      <w:r>
+        <w:rPr>
+          <w:b/>
+          <w:bCs/>
+        </w:rPr>
+        <w:t>Restricciones</w:t>
+      </w:r>
+    </w:p>
+    <w:p>
+      <w:pPr>
+        <w:numPr>
+          <w:ilvl w:val="0"/>
+          <w:numId w:val="30"/>
+        </w:numPr>
+      </w:pPr>
+      <w:r>
+        <w:t>El proyecto se limita a rutas de ida y vuelta en un solo tramo (sin combinaciones).</w:t>
+      </w:r>
+    </w:p>
+    <w:p>
+      <w:pPr>
+        <w:numPr>
+          <w:ilvl w:val="0"/>
+          <w:numId w:val="30"/>
+        </w:numPr>
+      </w:pPr>
+      <w:r>
+        <w:t>El presupuesto y cronograma están sujetos a lo definido por el equipo académico.</w:t>
+      </w:r>
+    </w:p>
+    <w:p>
+      <w:pPr>
+        <w:numPr>
+          <w:ilvl w:val="0"/>
+          <w:numId w:val="30"/>
+        </w:numPr>
+      </w:pPr>
+      <w:r>
+        <w:t>La disponibilidad de datos depende de la actualización de los proveedores externos.</w:t>
+      </w:r>
+    </w:p>
+    <w:p>
+      <w:pPr>
+        <w:ind w:left="708"/>
+      </w:pPr>
+    </w:p>
+    <w:p/>
+    <w:p>
+      <w:pPr>
+        <w:rPr>
+          <w:lang w:val="es-ES"/>
+        </w:rPr>
+      </w:pPr>
     </w:p>
     <w:p>
       <w:pPr>
@@ -2145,7 +4144,7 @@
           <w:lang w:val="es-ES"/>
         </w:rPr>
       </w:pPr>
-      <w:bookmarkStart w:id="1" w:name="_Toc239067882"/>
+      <w:bookmarkStart w:id="6" w:name="_Toc239278350"/>
       <w:r>
         <w:rPr>
           <w:rFonts w:ascii="Calibri" w:hAnsi="Calibri" w:cs="Calibri"/>
@@ -2159,7 +4158,7 @@
         <w:lastRenderedPageBreak/>
         <w:t>2. Descripción general de la metodología</w:t>
       </w:r>
-      <w:bookmarkEnd w:id="1"/>
+      <w:bookmarkEnd w:id="6"/>
     </w:p>
     <w:p>
       <w:pPr>
@@ -2181,7 +4180,7 @@
         </w:rPr>
         <w:tab/>
       </w:r>
-      <w:bookmarkStart w:id="2" w:name="_Toc239067883"/>
+      <w:bookmarkStart w:id="7" w:name="_Toc239278351"/>
       <w:r>
         <w:rPr>
           <w:rFonts w:ascii="Calibri" w:hAnsi="Calibri" w:cs="Calibri"/>
@@ -2194,7 +4193,7 @@
         </w:rPr>
         <w:t>2.1. Fundamentación</w:t>
       </w:r>
-      <w:bookmarkEnd w:id="2"/>
+      <w:bookmarkEnd w:id="7"/>
     </w:p>
     <w:p>
       <w:pPr>
@@ -2822,7 +4821,7 @@
       <w:r>
         <w:tab/>
       </w:r>
-      <w:bookmarkStart w:id="3" w:name="_Toc239067884"/>
+      <w:bookmarkStart w:id="8" w:name="_Toc239278352"/>
       <w:r>
         <w:rPr>
           <w:rFonts w:ascii="Calibri" w:hAnsi="Calibri" w:cs="Calibri"/>
@@ -2834,7 +4833,7 @@
         </w:rPr>
         <w:t>2.2. Valores de trabajo</w:t>
       </w:r>
-      <w:bookmarkEnd w:id="3"/>
+      <w:bookmarkEnd w:id="8"/>
     </w:p>
     <w:p>
       <w:pPr>
@@ -2925,7 +4924,7 @@
           <w:szCs w:val="28"/>
         </w:rPr>
       </w:pPr>
-      <w:bookmarkStart w:id="4" w:name="_Toc239067885"/>
+      <w:bookmarkStart w:id="9" w:name="_Toc239278353"/>
       <w:r>
         <w:rPr>
           <w:rFonts w:ascii="Calibri" w:hAnsi="Calibri" w:cs="Calibri"/>
@@ -2938,7 +4937,7 @@
         <w:lastRenderedPageBreak/>
         <w:t>3. Personas y roles del proyecto</w:t>
       </w:r>
-      <w:bookmarkEnd w:id="4"/>
+      <w:bookmarkEnd w:id="9"/>
     </w:p>
     <w:tbl>
       <w:tblPr>
@@ -3437,7 +5436,7 @@
           <w:szCs w:val="28"/>
         </w:rPr>
       </w:pPr>
-      <w:bookmarkStart w:id="5" w:name="_Toc239067886"/>
+      <w:bookmarkStart w:id="10" w:name="_Toc239278354"/>
       <w:r>
         <w:rPr>
           <w:rFonts w:ascii="Calibri" w:hAnsi="Calibri" w:cs="Calibri"/>
@@ -3450,7 +5449,7 @@
         <w:lastRenderedPageBreak/>
         <w:t>4. Análisis</w:t>
       </w:r>
-      <w:bookmarkEnd w:id="5"/>
+      <w:bookmarkEnd w:id="10"/>
     </w:p>
     <w:p>
       <w:pPr>
@@ -3465,7 +5464,7 @@
           <w:szCs w:val="24"/>
         </w:rPr>
       </w:pPr>
-      <w:bookmarkStart w:id="6" w:name="_Toc239067887"/>
+      <w:bookmarkStart w:id="11" w:name="_Toc239278355"/>
       <w:r>
         <w:rPr>
           <w:rFonts w:ascii="Calibri" w:hAnsi="Calibri" w:cs="Calibri"/>
@@ -3477,7 +5476,7 @@
         </w:rPr>
         <w:t>4.1. Análisis de requerimientos</w:t>
       </w:r>
-      <w:bookmarkEnd w:id="6"/>
+      <w:bookmarkEnd w:id="11"/>
     </w:p>
     <w:p>
       <w:pPr>
@@ -3626,7 +5625,7 @@
           <w:szCs w:val="24"/>
         </w:rPr>
       </w:pPr>
-      <w:bookmarkStart w:id="7" w:name="_Toc239067888"/>
+      <w:bookmarkStart w:id="12" w:name="_Toc239278356"/>
       <w:r>
         <w:rPr>
           <w:rFonts w:ascii="Calibri" w:hAnsi="Calibri" w:cs="Calibri"/>
@@ -3638,7 +5637,7 @@
         </w:rPr>
         <w:t>4.2. Listado y fichas de casos de uso</w:t>
       </w:r>
-      <w:bookmarkEnd w:id="7"/>
+      <w:bookmarkEnd w:id="12"/>
     </w:p>
     <w:p>
       <w:pPr>
@@ -7406,7 +9405,7 @@
           <w:szCs w:val="24"/>
         </w:rPr>
       </w:pPr>
-      <w:bookmarkStart w:id="8" w:name="_Toc239067889"/>
+      <w:bookmarkStart w:id="13" w:name="_Toc239278357"/>
       <w:r>
         <w:rPr>
           <w:rFonts w:ascii="Calibri" w:hAnsi="Calibri" w:cs="Calibri"/>
@@ -7418,7 +9417,7 @@
         </w:rPr>
         <w:t>4.3. Requerimientos funcionales y no funcionales</w:t>
       </w:r>
-      <w:bookmarkEnd w:id="8"/>
+      <w:bookmarkEnd w:id="13"/>
     </w:p>
     <w:p>
       <w:pPr>
@@ -7444,7 +9443,7 @@
       <w:r>
         <w:tab/>
       </w:r>
-      <w:bookmarkStart w:id="9" w:name="_Toc239067890"/>
+      <w:bookmarkStart w:id="14" w:name="_Toc239278358"/>
       <w:r>
         <w:rPr>
           <w:b/>
@@ -7455,7 +9454,7 @@
         </w:rPr>
         <w:t>4.3.1. Requerimientos funcionales</w:t>
       </w:r>
-      <w:bookmarkEnd w:id="9"/>
+      <w:bookmarkEnd w:id="14"/>
     </w:p>
     <w:p>
       <w:pPr>
@@ -8080,7 +10079,7 @@
           <w:szCs w:val="22"/>
         </w:rPr>
       </w:pPr>
-      <w:bookmarkStart w:id="10" w:name="_Toc239067891"/>
+      <w:bookmarkStart w:id="15" w:name="_Toc239278359"/>
       <w:r>
         <w:rPr>
           <w:b/>
@@ -8091,7 +10090,7 @@
         </w:rPr>
         <w:t>4.3.2. Requerimientos no funcionales</w:t>
       </w:r>
-      <w:bookmarkEnd w:id="10"/>
+      <w:bookmarkEnd w:id="15"/>
     </w:p>
     <w:p>
       <w:pPr>
@@ -8312,7 +10311,7 @@
           <w:szCs w:val="24"/>
         </w:rPr>
       </w:pPr>
-      <w:bookmarkStart w:id="11" w:name="_Toc239067892"/>
+      <w:bookmarkStart w:id="16" w:name="_Toc239278360"/>
       <w:r>
         <w:rPr>
           <w:rFonts w:ascii="Calibri" w:hAnsi="Calibri" w:cs="Calibri"/>
@@ -8324,7 +10323,7 @@
         </w:rPr>
         <w:t>4.4. Historias de usuario y Sprint Backlog</w:t>
       </w:r>
-      <w:bookmarkEnd w:id="11"/>
+      <w:bookmarkEnd w:id="16"/>
     </w:p>
     <w:p>
       <w:pPr>
@@ -11569,7 +13568,6 @@
           <w:szCs w:val="28"/>
         </w:rPr>
       </w:pPr>
-      <w:bookmarkStart w:id="12" w:name="_Toc239067893"/>
       <w:r>
         <w:rPr>
           <w:b/>
@@ -11592,6 +13590,7 @@
           <w:szCs w:val="28"/>
         </w:rPr>
       </w:pPr>
+      <w:bookmarkStart w:id="17" w:name="_Toc239278361"/>
       <w:r>
         <w:rPr>
           <w:rFonts w:ascii="Calibri" w:hAnsi="Calibri" w:cs="Calibri"/>
@@ -11604,7 +13603,7 @@
         <w:lastRenderedPageBreak/>
         <w:t>5. Arquitectura de software</w:t>
       </w:r>
-      <w:bookmarkEnd w:id="12"/>
+      <w:bookmarkEnd w:id="17"/>
     </w:p>
     <w:p>
       <w:pPr>
@@ -12555,7 +14554,7 @@
           <w:szCs w:val="24"/>
         </w:rPr>
       </w:pPr>
-      <w:bookmarkStart w:id="13" w:name="_Toc239067894"/>
+      <w:bookmarkStart w:id="18" w:name="_Toc239278362"/>
       <w:r>
         <w:rPr>
           <w:rFonts w:ascii="Calibri" w:hAnsi="Calibri" w:cs="Calibri"/>
@@ -12567,7 +14566,7 @@
         </w:rPr>
         <w:t>5.1. Arquitectura lógica</w:t>
       </w:r>
-      <w:bookmarkEnd w:id="13"/>
+      <w:bookmarkEnd w:id="18"/>
     </w:p>
     <w:p>
       <w:pPr>
@@ -12972,7 +14971,7 @@
           <w:szCs w:val="24"/>
         </w:rPr>
       </w:pPr>
-      <w:bookmarkStart w:id="14" w:name="_Toc239067895"/>
+      <w:bookmarkStart w:id="19" w:name="_Toc239278363"/>
       <w:r>
         <w:rPr>
           <w:rFonts w:ascii="Calibri" w:hAnsi="Calibri" w:cs="Calibri"/>
@@ -12985,7 +14984,7 @@
         <w:lastRenderedPageBreak/>
         <w:t>5.2. Arquitectura física</w:t>
       </w:r>
-      <w:bookmarkEnd w:id="14"/>
+      <w:bookmarkEnd w:id="19"/>
     </w:p>
     <w:p>
       <w:pPr>
@@ -13259,7 +15258,7 @@
           <w:szCs w:val="28"/>
         </w:rPr>
       </w:pPr>
-      <w:bookmarkStart w:id="15" w:name="_Toc239067896"/>
+      <w:bookmarkStart w:id="20" w:name="_Toc239278364"/>
       <w:r>
         <w:rPr>
           <w:rFonts w:ascii="Calibri" w:hAnsi="Calibri" w:cs="Calibri"/>
@@ -13272,7 +15271,7 @@
         <w:lastRenderedPageBreak/>
         <w:t>6. Diseño de base de datos</w:t>
       </w:r>
-      <w:bookmarkEnd w:id="15"/>
+      <w:bookmarkEnd w:id="20"/>
     </w:p>
     <w:p>
       <w:pPr>
@@ -13291,7 +15290,7 @@
         </w:rPr>
         <w:tab/>
       </w:r>
-      <w:bookmarkStart w:id="16" w:name="_Toc239067897"/>
+      <w:bookmarkStart w:id="21" w:name="_Toc239278365"/>
       <w:r>
         <w:rPr>
           <w:rFonts w:ascii="Calibri" w:hAnsi="Calibri" w:cs="Calibri"/>
@@ -13315,7 +15314,7 @@
         </w:rPr>
         <w:t>(MER)</w:t>
       </w:r>
-      <w:bookmarkEnd w:id="16"/>
+      <w:bookmarkEnd w:id="21"/>
     </w:p>
     <w:p>
       <w:pPr>
@@ -13324,13 +15323,7 @@
         <w:jc w:val="both"/>
       </w:pPr>
       <w:r>
-        <w:t xml:space="preserve">El modelo entidad-relación del sistema se compone de </w:t>
-      </w:r>
-      <w:r>
-        <w:t xml:space="preserve">diez </w:t>
-      </w:r>
-      <w:r>
-        <w:t>entidades, agrupadas en cuatro categorías: seguridad (Rol, Usuario), paramétrica (</w:t>
+        <w:t>El modelo entidad-relación del sistema se compone de diez entidades, agrupadas en cuatro categorías: seguridad (Rol, Usuario), paramétrica (</w:t>
       </w:r>
       <w:proofErr w:type="spellStart"/>
       <w:r>
@@ -13501,6 +15494,7 @@
       <w:r>
         <w:tab/>
       </w:r>
+      <w:bookmarkStart w:id="22" w:name="_Toc239278366"/>
       <w:r>
         <w:rPr>
           <w:rFonts w:ascii="Calibri" w:hAnsi="Calibri" w:cs="Calibri"/>
@@ -13512,6 +15506,7 @@
         </w:rPr>
         <w:t>6.2. Diseño Lógico</w:t>
       </w:r>
+      <w:bookmarkEnd w:id="22"/>
     </w:p>
     <w:p>
       <w:pPr>
@@ -14718,6 +16713,7 @@
       <w:r>
         <w:tab/>
       </w:r>
+      <w:bookmarkStart w:id="23" w:name="_Toc239278367"/>
       <w:r>
         <w:rPr>
           <w:rFonts w:ascii="Calibri" w:hAnsi="Calibri" w:cs="Calibri"/>
@@ -14729,6 +16725,7 @@
         </w:rPr>
         <w:t>6.3. Diseño físico</w:t>
       </w:r>
+      <w:bookmarkEnd w:id="23"/>
     </w:p>
     <w:p>
       <w:pPr>
@@ -14745,13 +16742,7 @@
       </w:r>
       <w:proofErr w:type="spellEnd"/>
       <w:r>
-        <w:t xml:space="preserve"> propia de PostgreSQL</w:t>
-      </w:r>
-      <w:r>
-        <w:t xml:space="preserve">, </w:t>
-      </w:r>
-      <w:r>
-        <w:t>mientras que las columnas conservan el prefijo normalizado de tres o cuatro letras exigido por la cátedra (</w:t>
+        <w:t xml:space="preserve"> propia de PostgreSQL, mientras que las columnas conservan el prefijo normalizado de tres o cuatro letras exigido por la cátedra (</w:t>
       </w:r>
       <w:proofErr w:type="spellStart"/>
       <w:r>
@@ -14796,16 +16787,7 @@
         <w:t>Llaves primarias:</w:t>
       </w:r>
       <w:r>
-        <w:t xml:space="preserve"> </w:t>
-      </w:r>
-      <w:r>
-        <w:t>C</w:t>
-      </w:r>
-      <w:r>
-        <w:t>olumnas INTEGER GENERATED ALWAYS AS IDENTITY</w:t>
-      </w:r>
-      <w:r>
-        <w:t xml:space="preserve"> </w:t>
+        <w:t xml:space="preserve"> Columnas INTEGER GENERATED ALWAYS AS IDENTITY </w:t>
       </w:r>
       <w:r>
         <w:rPr>
@@ -14997,10 +16979,7 @@
       </w:r>
       <w:proofErr w:type="spellEnd"/>
       <w:r>
-        <w:t xml:space="preserve"> = TRUE (regla de negocio del caso, validada también a nivel de aplicación)</w:t>
-      </w:r>
-      <w:r>
-        <w:t>.</w:t>
+        <w:t xml:space="preserve"> = TRUE (regla de negocio del caso, validada también a nivel de aplicación).</w:t>
       </w:r>
     </w:p>
     <w:p>
@@ -15130,13 +17109,7 @@
         <w:t>Índices:</w:t>
       </w:r>
       <w:r>
-        <w:t xml:space="preserve"> </w:t>
-      </w:r>
-      <w:r>
-        <w:t>S</w:t>
-      </w:r>
-      <w:r>
-        <w:t xml:space="preserve">e crean índices sobre </w:t>
+        <w:t xml:space="preserve"> Se crean índices sobre </w:t>
       </w:r>
       <w:proofErr w:type="spellStart"/>
       <w:r>
@@ -15214,13 +17187,7 @@
         <w:t>Concurrencia en el control de aforo:</w:t>
       </w:r>
       <w:r>
-        <w:t xml:space="preserve"> </w:t>
-      </w:r>
-      <w:r>
-        <w:t>L</w:t>
-      </w:r>
-      <w:r>
-        <w:t xml:space="preserve">a actualización de </w:t>
+        <w:t xml:space="preserve"> La actualización de </w:t>
       </w:r>
       <w:proofErr w:type="spellStart"/>
       <w:r>
@@ -15296,6 +17263,9 @@
         <w:jc w:val="both"/>
       </w:pPr>
       <w:r>
+        <w:rPr>
+          <w:noProof/>
+        </w:rPr>
         <w:drawing>
           <wp:inline distT="0" distB="0" distL="0" distR="0" wp14:anchorId="4351EC95" wp14:editId="7E476AEF">
             <wp:extent cx="5400040" cy="5892165"/>
@@ -15346,6 +17316,7 @@
           <w:szCs w:val="24"/>
         </w:rPr>
       </w:pPr>
+      <w:bookmarkStart w:id="24" w:name="_Toc239278368"/>
       <w:r>
         <w:rPr>
           <w:rFonts w:ascii="Calibri" w:hAnsi="Calibri" w:cs="Calibri"/>
@@ -15358,6 +17329,7 @@
         <w:lastRenderedPageBreak/>
         <w:t>6.4. Diccionario de datos</w:t>
       </w:r>
+      <w:bookmarkEnd w:id="24"/>
     </w:p>
     <w:p>
       <w:pPr>
@@ -28737,6 +30709,7 @@
           <w:szCs w:val="28"/>
         </w:rPr>
       </w:pPr>
+      <w:bookmarkStart w:id="25" w:name="_Toc239278369"/>
       <w:r>
         <w:rPr>
           <w:rFonts w:ascii="Calibri" w:hAnsi="Calibri" w:cs="Calibri"/>
@@ -28761,6 +30734,7 @@
         </w:rPr>
         <w:t>sprints</w:t>
       </w:r>
+      <w:bookmarkEnd w:id="25"/>
       <w:proofErr w:type="spellEnd"/>
     </w:p>
     <w:p>
@@ -29516,6 +31490,7 @@
       <w:r>
         <w:tab/>
       </w:r>
+      <w:bookmarkStart w:id="26" w:name="_Toc239278370"/>
       <w:r>
         <w:rPr>
           <w:rFonts w:ascii="Calibri" w:hAnsi="Calibri" w:cs="Calibri"/>
@@ -29527,6 +31502,7 @@
         </w:rPr>
         <w:t>7.1. Sprint 0 – Fase de inicio y entorno:</w:t>
       </w:r>
+      <w:bookmarkEnd w:id="26"/>
     </w:p>
     <w:p>
       <w:pPr>
@@ -29721,6 +31697,7 @@
           <w:szCs w:val="24"/>
         </w:rPr>
       </w:pPr>
+      <w:bookmarkStart w:id="27" w:name="_Toc239278371"/>
       <w:r>
         <w:rPr>
           <w:rFonts w:ascii="Calibri" w:hAnsi="Calibri" w:cs="Calibri"/>
@@ -29732,6 +31709,7 @@
         </w:rPr>
         <w:t>7.2. Sprint 1 – Gestión de estaciones y registro turístico</w:t>
       </w:r>
+      <w:bookmarkEnd w:id="27"/>
     </w:p>
     <w:p>
       <w:pPr>
@@ -29903,6 +31881,7 @@
           <w:szCs w:val="24"/>
         </w:rPr>
       </w:pPr>
+      <w:bookmarkStart w:id="28" w:name="_Toc239278372"/>
       <w:r>
         <w:rPr>
           <w:rFonts w:ascii="Calibri" w:hAnsi="Calibri" w:cs="Calibri"/>
@@ -29914,6 +31893,7 @@
         </w:rPr>
         <w:t>7.3. Sprint 2 – Motor de rutas peatonales y clima</w:t>
       </w:r>
+      <w:bookmarkEnd w:id="28"/>
     </w:p>
     <w:p>
       <w:pPr>
@@ -30083,6 +32063,7 @@
           <w:szCs w:val="24"/>
         </w:rPr>
       </w:pPr>
+      <w:bookmarkStart w:id="29" w:name="_Toc239278373"/>
       <w:r>
         <w:rPr>
           <w:rFonts w:ascii="Calibri" w:hAnsi="Calibri" w:cs="Calibri"/>
@@ -30093,7 +32074,19 @@
           <w:szCs w:val="24"/>
         </w:rPr>
         <w:lastRenderedPageBreak/>
-        <w:t xml:space="preserve">7.4. Sprint 3 – Spring </w:t>
+        <w:t>7.4. Sprint 3 – Spring</w:t>
+      </w:r>
+      <w:bookmarkEnd w:id="29"/>
+      <w:r>
+        <w:rPr>
+          <w:rFonts w:ascii="Calibri" w:hAnsi="Calibri" w:cs="Calibri"/>
+          <w:b/>
+          <w:bCs/>
+          <w:color w:val="auto"/>
+          <w:sz w:val="24"/>
+          <w:szCs w:val="24"/>
+        </w:rPr>
+        <w:t xml:space="preserve"> </w:t>
       </w:r>
     </w:p>
     <w:p>
@@ -30234,6 +32227,7 @@
           <w:szCs w:val="24"/>
         </w:rPr>
       </w:pPr>
+      <w:bookmarkStart w:id="30" w:name="_Toc239278374"/>
       <w:r>
         <w:rPr>
           <w:rFonts w:ascii="Calibri" w:hAnsi="Calibri" w:cs="Calibri"/>
@@ -30245,6 +32239,7 @@
         </w:rPr>
         <w:t>7.5. Sprint 4 – Informes consolidados, optimización y entrega</w:t>
       </w:r>
+      <w:bookmarkEnd w:id="30"/>
     </w:p>
     <w:p>
       <w:pPr>
@@ -30489,6 +32484,7 @@
           <w:szCs w:val="28"/>
         </w:rPr>
       </w:pPr>
+      <w:bookmarkStart w:id="31" w:name="_Toc239278375"/>
       <w:r>
         <w:rPr>
           <w:rFonts w:ascii="Calibri" w:hAnsi="Calibri" w:cs="Calibri"/>
@@ -30501,6 +32497,7 @@
         <w:lastRenderedPageBreak/>
         <w:t>8. Plan de pruebas y calidad</w:t>
       </w:r>
+      <w:bookmarkEnd w:id="31"/>
     </w:p>
     <w:p>
       <w:pPr>
@@ -30517,6 +32514,7 @@
       <w:r>
         <w:tab/>
       </w:r>
+      <w:bookmarkStart w:id="32" w:name="_Toc239278376"/>
       <w:r>
         <w:rPr>
           <w:rFonts w:ascii="Calibri" w:hAnsi="Calibri" w:cs="Calibri"/>
@@ -30528,6 +32526,7 @@
         </w:rPr>
         <w:t>8.1. Planificación de pruebas</w:t>
       </w:r>
+      <w:bookmarkEnd w:id="32"/>
     </w:p>
     <w:p>
       <w:pPr>
@@ -30690,6 +32689,7 @@
           <w:lang w:val="es-ES"/>
         </w:rPr>
       </w:pPr>
+      <w:bookmarkStart w:id="33" w:name="_Toc239278377"/>
       <w:r>
         <w:rPr>
           <w:rFonts w:ascii="Calibri" w:hAnsi="Calibri" w:cs="Calibri"/>
@@ -30713,6 +32713,7 @@
         </w:rPr>
         <w:t>2. Pruebas funcionales</w:t>
       </w:r>
+      <w:bookmarkEnd w:id="33"/>
     </w:p>
     <w:p>
       <w:pPr>
@@ -30741,6 +32742,7 @@
       <w:r>
         <w:tab/>
       </w:r>
+      <w:bookmarkStart w:id="34" w:name="_Toc239278378"/>
       <w:r>
         <w:rPr>
           <w:b/>
@@ -30751,6 +32753,7 @@
         </w:rPr>
         <w:t>8.2.1. Pruebas de caja blanca</w:t>
       </w:r>
+      <w:bookmarkEnd w:id="34"/>
     </w:p>
     <w:p>
       <w:pPr>
@@ -30796,35 +32799,7 @@
           <w:b/>
           <w:bCs/>
         </w:rPr>
-        <w:t>Componente</w:t>
-      </w:r>
-      <w:r>
-        <w:rPr>
-          <w:b/>
-          <w:bCs/>
-        </w:rPr>
-        <w:t>s</w:t>
-      </w:r>
-      <w:r>
-        <w:rPr>
-          <w:b/>
-          <w:bCs/>
-        </w:rPr>
-        <w:t xml:space="preserve"> Evaluado</w:t>
-      </w:r>
-      <w:r>
-        <w:rPr>
-          <w:b/>
-          <w:bCs/>
-        </w:rPr>
-        <w:t>s</w:t>
-      </w:r>
-      <w:r>
-        <w:rPr>
-          <w:b/>
-          <w:bCs/>
-        </w:rPr>
-        <w:t xml:space="preserve">: </w:t>
+        <w:t xml:space="preserve">Componentes Evaluados: </w:t>
       </w:r>
       <w:proofErr w:type="spellStart"/>
       <w:r>
@@ -33337,6 +35312,7 @@
           <w:szCs w:val="22"/>
         </w:rPr>
       </w:pPr>
+      <w:bookmarkStart w:id="35" w:name="_Toc239278379"/>
       <w:r>
         <w:rPr>
           <w:b/>
@@ -33347,6 +35323,7 @@
         </w:rPr>
         <w:t>8.2.2. Pruebas de caja negra</w:t>
       </w:r>
+      <w:bookmarkEnd w:id="35"/>
     </w:p>
     <w:p>
       <w:pPr>
@@ -33437,12 +35414,6 @@
         </w:rPr>
         <w:lastRenderedPageBreak/>
         <w:br/>
-      </w:r>
-      <w:r>
-        <w:rPr>
-          <w:b/>
-          <w:bCs/>
-        </w:rPr>
         <w:t>Matriz de Casos de Prueba de Caja Negra</w:t>
       </w:r>
     </w:p>
@@ -33738,12 +35709,6 @@
                 <w:szCs w:val="17"/>
               </w:rPr>
               <w:br/>
-            </w:r>
-            <w:r>
-              <w:rPr>
-                <w:sz w:val="17"/>
-                <w:szCs w:val="17"/>
-              </w:rPr>
               <w:t xml:space="preserve">2) Seleccionar categoría "Naturaleza". </w:t>
             </w:r>
             <w:r>
@@ -33752,12 +35717,6 @@
                 <w:szCs w:val="17"/>
               </w:rPr>
               <w:br/>
-            </w:r>
-            <w:r>
-              <w:rPr>
-                <w:sz w:val="17"/>
-                <w:szCs w:val="17"/>
-              </w:rPr>
               <w:t xml:space="preserve">3) Indicar tiempo disponible "Medio día" y dificultad "Media". </w:t>
             </w:r>
             <w:r>
@@ -33766,12 +35725,6 @@
                 <w:szCs w:val="17"/>
               </w:rPr>
               <w:br/>
-            </w:r>
-            <w:r>
-              <w:rPr>
-                <w:sz w:val="17"/>
-                <w:szCs w:val="17"/>
-              </w:rPr>
               <w:t>4) Seleccionar estación de partida "Ollantaytambo". 5) Clic en "Buscar zonas turísticas".</w:t>
             </w:r>
           </w:p>
@@ -33932,12 +35885,6 @@
                 <w:szCs w:val="17"/>
               </w:rPr>
               <w:br/>
-            </w:r>
-            <w:r>
-              <w:rPr>
-                <w:sz w:val="17"/>
-                <w:szCs w:val="17"/>
-              </w:rPr>
               <w:t>2) Intentar ubicar una estación con EstEstado=Inactiva en el listado.</w:t>
             </w:r>
           </w:p>
@@ -34259,12 +36206,6 @@
                 <w:szCs w:val="17"/>
               </w:rPr>
               <w:br/>
-            </w:r>
-            <w:r>
-              <w:rPr>
-                <w:sz w:val="17"/>
-                <w:szCs w:val="17"/>
-              </w:rPr>
               <w:t xml:space="preserve">2) Ingresar nombre, descripción, tipo(s) de turismo y estación cercana. </w:t>
             </w:r>
             <w:r>
@@ -34273,12 +36214,6 @@
                 <w:szCs w:val="17"/>
               </w:rPr>
               <w:br/>
-            </w:r>
-            <w:r>
-              <w:rPr>
-                <w:sz w:val="17"/>
-                <w:szCs w:val="17"/>
-              </w:rPr>
               <w:t>3) Clic en "Guardar".</w:t>
             </w:r>
           </w:p>
@@ -34481,12 +36416,6 @@
                 <w:szCs w:val="17"/>
               </w:rPr>
               <w:br/>
-            </w:r>
-            <w:r>
-              <w:rPr>
-                <w:sz w:val="17"/>
-                <w:szCs w:val="17"/>
-              </w:rPr>
               <w:t xml:space="preserve">2) Dejar el campo "Tipo(s) de turismo" sin seleccionar ninguna opción. </w:t>
             </w:r>
             <w:r>
@@ -34495,12 +36424,6 @@
                 <w:szCs w:val="17"/>
               </w:rPr>
               <w:br/>
-            </w:r>
-            <w:r>
-              <w:rPr>
-                <w:sz w:val="17"/>
-                <w:szCs w:val="17"/>
-              </w:rPr>
               <w:t>3) Clic en "Guardar".</w:t>
             </w:r>
           </w:p>
@@ -34686,12 +36609,6 @@
                 <w:szCs w:val="17"/>
               </w:rPr>
               <w:br/>
-            </w:r>
-            <w:r>
-              <w:rPr>
-                <w:sz w:val="17"/>
-                <w:szCs w:val="17"/>
-              </w:rPr>
               <w:t>2) Verificar que la tabla se muestre sin opciones de edición o eliminación.</w:t>
             </w:r>
           </w:p>
@@ -34852,12 +36769,6 @@
                 <w:szCs w:val="17"/>
               </w:rPr>
               <w:br/>
-            </w:r>
-            <w:r>
-              <w:rPr>
-                <w:sz w:val="17"/>
-                <w:szCs w:val="17"/>
-              </w:rPr>
               <w:t>2) Seleccionar formato "PDF".</w:t>
             </w:r>
           </w:p>
@@ -35234,12 +37145,6 @@
                 <w:szCs w:val="17"/>
               </w:rPr>
               <w:br/>
-            </w:r>
-            <w:r>
-              <w:rPr>
-                <w:sz w:val="17"/>
-                <w:szCs w:val="17"/>
-              </w:rPr>
               <w:t xml:space="preserve">2) Elegir la fecha ya completa. </w:t>
             </w:r>
             <w:r>
@@ -35248,12 +37153,6 @@
                 <w:szCs w:val="17"/>
               </w:rPr>
               <w:br/>
-            </w:r>
-            <w:r>
-              <w:rPr>
-                <w:sz w:val="17"/>
-                <w:szCs w:val="17"/>
-              </w:rPr>
               <w:t>3) Clic en "Generar informe".</w:t>
             </w:r>
           </w:p>
@@ -35424,12 +37323,6 @@
                 <w:szCs w:val="17"/>
               </w:rPr>
               <w:br/>
-            </w:r>
-            <w:r>
-              <w:rPr>
-                <w:sz w:val="17"/>
-                <w:szCs w:val="17"/>
-              </w:rPr>
               <w:t xml:space="preserve">2) Guardar. </w:t>
             </w:r>
             <w:r>
@@ -35438,12 +37331,6 @@
                 <w:szCs w:val="17"/>
               </w:rPr>
               <w:br/>
-            </w:r>
-            <w:r>
-              <w:rPr>
-                <w:sz w:val="17"/>
-                <w:szCs w:val="17"/>
-              </w:rPr>
               <w:t>3) Como turista, buscar zonas con preferencia "Naturaleza" y, por separado, con preferencia "Historia/Cultura", ambas desde la estación Ollantaytambo.</w:t>
             </w:r>
           </w:p>
@@ -38728,6 +40615,92 @@
     </w:lvl>
   </w:abstractNum>
   <w:abstractNum w:abstractNumId="27" w15:restartNumberingAfterBreak="0">
+    <w:nsid w:val="72086B35"/>
+    <w:multiLevelType w:val="hybridMultilevel"/>
+    <w:tmpl w:val="C546C3CE"/>
+    <w:lvl w:ilvl="0" w:tplc="4BCAE222">
+      <w:start w:val="1"/>
+      <w:numFmt w:val="bullet"/>
+      <w:lvlText w:val="●"/>
+      <w:lvlJc w:val="left"/>
+      <w:pPr>
+        <w:ind w:left="1428" w:hanging="360"/>
+      </w:pPr>
+    </w:lvl>
+    <w:lvl w:ilvl="1" w:tplc="D0BC32E6">
+      <w:start w:val="1"/>
+      <w:numFmt w:val="bullet"/>
+      <w:lvlText w:val="○"/>
+      <w:lvlJc w:val="left"/>
+      <w:pPr>
+        <w:ind w:left="2148" w:hanging="360"/>
+      </w:pPr>
+    </w:lvl>
+    <w:lvl w:ilvl="2" w:tplc="E7261B8E">
+      <w:start w:val="1"/>
+      <w:numFmt w:val="bullet"/>
+      <w:lvlText w:val="■"/>
+      <w:lvlJc w:val="left"/>
+      <w:pPr>
+        <w:ind w:left="2868" w:hanging="360"/>
+      </w:pPr>
+    </w:lvl>
+    <w:lvl w:ilvl="3" w:tplc="6F940740">
+      <w:start w:val="1"/>
+      <w:numFmt w:val="bullet"/>
+      <w:lvlText w:val="●"/>
+      <w:lvlJc w:val="left"/>
+      <w:pPr>
+        <w:ind w:left="3588" w:hanging="360"/>
+      </w:pPr>
+    </w:lvl>
+    <w:lvl w:ilvl="4" w:tplc="6C429178">
+      <w:start w:val="1"/>
+      <w:numFmt w:val="bullet"/>
+      <w:lvlText w:val="○"/>
+      <w:lvlJc w:val="left"/>
+      <w:pPr>
+        <w:ind w:left="4308" w:hanging="360"/>
+      </w:pPr>
+    </w:lvl>
+    <w:lvl w:ilvl="5" w:tplc="26DC5042">
+      <w:start w:val="1"/>
+      <w:numFmt w:val="bullet"/>
+      <w:lvlText w:val="■"/>
+      <w:lvlJc w:val="left"/>
+      <w:pPr>
+        <w:ind w:left="5028" w:hanging="360"/>
+      </w:pPr>
+    </w:lvl>
+    <w:lvl w:ilvl="6" w:tplc="72E42490">
+      <w:start w:val="1"/>
+      <w:numFmt w:val="bullet"/>
+      <w:lvlText w:val="●"/>
+      <w:lvlJc w:val="left"/>
+      <w:pPr>
+        <w:ind w:left="5748" w:hanging="360"/>
+      </w:pPr>
+    </w:lvl>
+    <w:lvl w:ilvl="7" w:tplc="F6F82516">
+      <w:start w:val="1"/>
+      <w:numFmt w:val="bullet"/>
+      <w:lvlText w:val="●"/>
+      <w:lvlJc w:val="left"/>
+      <w:pPr>
+        <w:ind w:left="6468" w:hanging="360"/>
+      </w:pPr>
+    </w:lvl>
+    <w:lvl w:ilvl="8" w:tplc="05E441C8">
+      <w:start w:val="1"/>
+      <w:numFmt w:val="bullet"/>
+      <w:lvlText w:val="●"/>
+      <w:lvlJc w:val="left"/>
+      <w:pPr>
+        <w:ind w:left="7188" w:hanging="360"/>
+      </w:pPr>
+    </w:lvl>
+  </w:abstractNum>
+  <w:abstractNum w:abstractNumId="28" w15:restartNumberingAfterBreak="0">
     <w:nsid w:val="76335502"/>
     <w:multiLevelType w:val="hybridMultilevel"/>
     <w:tmpl w:val="F04424FE"/>
@@ -38836,6 +40809,119 @@
       <w:lvlJc w:val="left"/>
       <w:pPr>
         <w:ind w:left="6480" w:hanging="360"/>
+      </w:pPr>
+      <w:rPr>
+        <w:rFonts w:ascii="Wingdings" w:hAnsi="Wingdings" w:hint="default"/>
+      </w:rPr>
+    </w:lvl>
+  </w:abstractNum>
+  <w:abstractNum w:abstractNumId="29" w15:restartNumberingAfterBreak="0">
+    <w:nsid w:val="79365B0D"/>
+    <w:multiLevelType w:val="hybridMultilevel"/>
+    <w:tmpl w:val="B0C65392"/>
+    <w:lvl w:ilvl="0" w:tplc="280A0001">
+      <w:start w:val="1"/>
+      <w:numFmt w:val="bullet"/>
+      <w:lvlText w:val=""/>
+      <w:lvlJc w:val="left"/>
+      <w:pPr>
+        <w:ind w:left="1428" w:hanging="360"/>
+      </w:pPr>
+      <w:rPr>
+        <w:rFonts w:ascii="Symbol" w:hAnsi="Symbol" w:hint="default"/>
+      </w:rPr>
+    </w:lvl>
+    <w:lvl w:ilvl="1" w:tplc="280A0003" w:tentative="1">
+      <w:start w:val="1"/>
+      <w:numFmt w:val="bullet"/>
+      <w:lvlText w:val="o"/>
+      <w:lvlJc w:val="left"/>
+      <w:pPr>
+        <w:ind w:left="2148" w:hanging="360"/>
+      </w:pPr>
+      <w:rPr>
+        <w:rFonts w:ascii="Courier New" w:hAnsi="Courier New" w:cs="Courier New" w:hint="default"/>
+      </w:rPr>
+    </w:lvl>
+    <w:lvl w:ilvl="2" w:tplc="280A0005" w:tentative="1">
+      <w:start w:val="1"/>
+      <w:numFmt w:val="bullet"/>
+      <w:lvlText w:val=""/>
+      <w:lvlJc w:val="left"/>
+      <w:pPr>
+        <w:ind w:left="2868" w:hanging="360"/>
+      </w:pPr>
+      <w:rPr>
+        <w:rFonts w:ascii="Wingdings" w:hAnsi="Wingdings" w:hint="default"/>
+      </w:rPr>
+    </w:lvl>
+    <w:lvl w:ilvl="3" w:tplc="280A0001" w:tentative="1">
+      <w:start w:val="1"/>
+      <w:numFmt w:val="bullet"/>
+      <w:lvlText w:val=""/>
+      <w:lvlJc w:val="left"/>
+      <w:pPr>
+        <w:ind w:left="3588" w:hanging="360"/>
+      </w:pPr>
+      <w:rPr>
+        <w:rFonts w:ascii="Symbol" w:hAnsi="Symbol" w:hint="default"/>
+      </w:rPr>
+    </w:lvl>
+    <w:lvl w:ilvl="4" w:tplc="280A0003" w:tentative="1">
+      <w:start w:val="1"/>
+      <w:numFmt w:val="bullet"/>
+      <w:lvlText w:val="o"/>
+      <w:lvlJc w:val="left"/>
+      <w:pPr>
+        <w:ind w:left="4308" w:hanging="360"/>
+      </w:pPr>
+      <w:rPr>
+        <w:rFonts w:ascii="Courier New" w:hAnsi="Courier New" w:cs="Courier New" w:hint="default"/>
+      </w:rPr>
+    </w:lvl>
+    <w:lvl w:ilvl="5" w:tplc="280A0005" w:tentative="1">
+      <w:start w:val="1"/>
+      <w:numFmt w:val="bullet"/>
+      <w:lvlText w:val=""/>
+      <w:lvlJc w:val="left"/>
+      <w:pPr>
+        <w:ind w:left="5028" w:hanging="360"/>
+      </w:pPr>
+      <w:rPr>
+        <w:rFonts w:ascii="Wingdings" w:hAnsi="Wingdings" w:hint="default"/>
+      </w:rPr>
+    </w:lvl>
+    <w:lvl w:ilvl="6" w:tplc="280A0001" w:tentative="1">
+      <w:start w:val="1"/>
+      <w:numFmt w:val="bullet"/>
+      <w:lvlText w:val=""/>
+      <w:lvlJc w:val="left"/>
+      <w:pPr>
+        <w:ind w:left="5748" w:hanging="360"/>
+      </w:pPr>
+      <w:rPr>
+        <w:rFonts w:ascii="Symbol" w:hAnsi="Symbol" w:hint="default"/>
+      </w:rPr>
+    </w:lvl>
+    <w:lvl w:ilvl="7" w:tplc="280A0003" w:tentative="1">
+      <w:start w:val="1"/>
+      <w:numFmt w:val="bullet"/>
+      <w:lvlText w:val="o"/>
+      <w:lvlJc w:val="left"/>
+      <w:pPr>
+        <w:ind w:left="6468" w:hanging="360"/>
+      </w:pPr>
+      <w:rPr>
+        <w:rFonts w:ascii="Courier New" w:hAnsi="Courier New" w:cs="Courier New" w:hint="default"/>
+      </w:rPr>
+    </w:lvl>
+    <w:lvl w:ilvl="8" w:tplc="280A0005" w:tentative="1">
+      <w:start w:val="1"/>
+      <w:numFmt w:val="bullet"/>
+      <w:lvlText w:val=""/>
+      <w:lvlJc w:val="left"/>
+      <w:pPr>
+        <w:ind w:left="7188" w:hanging="360"/>
       </w:pPr>
       <w:rPr>
         <w:rFonts w:ascii="Wingdings" w:hAnsi="Wingdings" w:hint="default"/>
@@ -38882,7 +40968,7 @@
     <w:abstractNumId w:val="20"/>
   </w:num>
   <w:num w:numId="14" w16cid:durableId="1641692727">
-    <w:abstractNumId w:val="27"/>
+    <w:abstractNumId w:val="28"/>
   </w:num>
   <w:num w:numId="15" w16cid:durableId="642779006">
     <w:abstractNumId w:val="9"/>
@@ -38925,6 +41011,21 @@
   </w:num>
   <w:num w:numId="28" w16cid:durableId="142284599">
     <w:abstractNumId w:val="21"/>
+  </w:num>
+  <w:num w:numId="29" w16cid:durableId="1198589194">
+    <w:abstractNumId w:val="29"/>
+  </w:num>
+  <w:num w:numId="30" w16cid:durableId="582684716">
+    <w:abstractNumId w:val="27"/>
+    <w:lvlOverride w:ilvl="0"/>
+    <w:lvlOverride w:ilvl="1"/>
+    <w:lvlOverride w:ilvl="2"/>
+    <w:lvlOverride w:ilvl="3"/>
+    <w:lvlOverride w:ilvl="4"/>
+    <w:lvlOverride w:ilvl="5"/>
+    <w:lvlOverride w:ilvl="6"/>
+    <w:lvlOverride w:ilvl="7"/>
+    <w:lvlOverride w:ilvl="8"/>
   </w:num>
 </w:numbering>
 </file>
@@ -39128,7 +41229,7 @@
     <w:lsdException w:name="Medium Shading 2 Accent 1" w:uiPriority="64"/>
     <w:lsdException w:name="Medium List 1 Accent 1" w:uiPriority="65"/>
     <w:lsdException w:name="Revision" w:semiHidden="1"/>
-    <w:lsdException w:name="List Paragraph" w:uiPriority="34" w:qFormat="1"/>
+    <w:lsdException w:name="List Paragraph" w:uiPriority="0" w:qFormat="1"/>
     <w:lsdException w:name="Quote" w:uiPriority="29" w:qFormat="1"/>
     <w:lsdException w:name="Intense Quote" w:uiPriority="30" w:qFormat="1"/>
     <w:lsdException w:name="Medium List 2 Accent 1" w:uiPriority="66"/>
@@ -39542,7 +41643,6 @@
   <w:style w:type="character" w:default="1" w:styleId="Fuentedeprrafopredeter">
     <w:name w:val="Default Paragraph Font"/>
     <w:uiPriority w:val="1"/>
-    <w:semiHidden/>
     <w:unhideWhenUsed/>
   </w:style>
   <w:style w:type="table" w:default="1" w:styleId="Tablanormal">
@@ -39785,7 +41885,6 @@
   <w:style w:type="paragraph" w:styleId="Prrafodelista">
     <w:name w:val="List Paragraph"/>
     <w:basedOn w:val="Normal"/>
-    <w:uiPriority w:val="34"/>
     <w:qFormat/>
     <w:rsid w:val="005266DD"/>
     <w:pPr>

--- a/docs/ProyectoFinalSOftware.docx
+++ b/docs/ProyectoFinalSOftware.docx
@@ -470,29 +470,7 @@
           <w:sz w:val="24"/>
           <w:szCs w:val="24"/>
         </w:rPr>
-        <w:t xml:space="preserve">Rocha </w:t>
-      </w:r>
-      <w:proofErr w:type="spellStart"/>
-      <w:r>
-        <w:rPr>
-          <w:rFonts w:ascii="Times New Roman" w:eastAsia="Times New Roman" w:hAnsi="Times New Roman" w:cs="Times New Roman"/>
-          <w:b/>
-          <w:bCs/>
-          <w:sz w:val="24"/>
-          <w:szCs w:val="24"/>
-        </w:rPr>
-        <w:t>Sanchez</w:t>
-      </w:r>
-      <w:proofErr w:type="spellEnd"/>
-      <w:r>
-        <w:rPr>
-          <w:rFonts w:ascii="Times New Roman" w:eastAsia="Times New Roman" w:hAnsi="Times New Roman" w:cs="Times New Roman"/>
-          <w:b/>
-          <w:bCs/>
-          <w:sz w:val="24"/>
-          <w:szCs w:val="24"/>
-        </w:rPr>
-        <w:t>, Carol Dacia</w:t>
+        <w:t>Rocha Sanchez, Carol Dacia</w:t>
       </w:r>
     </w:p>
     <w:p>
@@ -518,51 +496,7 @@
           <w:sz w:val="24"/>
           <w:szCs w:val="24"/>
         </w:rPr>
-        <w:t xml:space="preserve">Britto </w:t>
-      </w:r>
-      <w:proofErr w:type="spellStart"/>
-      <w:r>
-        <w:rPr>
-          <w:rFonts w:ascii="Times New Roman" w:eastAsia="Times New Roman" w:hAnsi="Times New Roman" w:cs="Times New Roman"/>
-          <w:b/>
-          <w:bCs/>
-          <w:sz w:val="24"/>
-          <w:szCs w:val="24"/>
-        </w:rPr>
-        <w:t>Garcia</w:t>
-      </w:r>
-      <w:proofErr w:type="spellEnd"/>
-      <w:r>
-        <w:rPr>
-          <w:rFonts w:ascii="Times New Roman" w:eastAsia="Times New Roman" w:hAnsi="Times New Roman" w:cs="Times New Roman"/>
-          <w:b/>
-          <w:bCs/>
-          <w:sz w:val="24"/>
-          <w:szCs w:val="24"/>
-        </w:rPr>
-        <w:t xml:space="preserve">, Ab </w:t>
-      </w:r>
-      <w:proofErr w:type="spellStart"/>
-      <w:r>
-        <w:rPr>
-          <w:rFonts w:ascii="Times New Roman" w:eastAsia="Times New Roman" w:hAnsi="Times New Roman" w:cs="Times New Roman"/>
-          <w:b/>
-          <w:bCs/>
-          <w:sz w:val="24"/>
-          <w:szCs w:val="24"/>
-        </w:rPr>
-        <w:t>Jhonatan</w:t>
-      </w:r>
-      <w:proofErr w:type="spellEnd"/>
-      <w:r>
-        <w:rPr>
-          <w:rFonts w:ascii="Times New Roman" w:eastAsia="Times New Roman" w:hAnsi="Times New Roman" w:cs="Times New Roman"/>
-          <w:b/>
-          <w:bCs/>
-          <w:sz w:val="24"/>
-          <w:szCs w:val="24"/>
-        </w:rPr>
-        <w:t xml:space="preserve"> </w:t>
+        <w:t xml:space="preserve">Britto Garcia, Ab Jhonatan </w:t>
       </w:r>
     </w:p>
     <w:p>
@@ -661,20 +595,8 @@
           <w:sz w:val="24"/>
           <w:szCs w:val="24"/>
         </w:rPr>
-        <w:t xml:space="preserve">Ing. Mg. Freddy Ferrari </w:t>
-      </w:r>
-      <w:proofErr w:type="spellStart"/>
-      <w:r>
-        <w:rPr>
-          <w:rFonts w:ascii="Times New Roman" w:eastAsia="Times New Roman" w:hAnsi="Times New Roman" w:cs="Times New Roman"/>
-          <w:b/>
-          <w:bCs/>
-          <w:sz w:val="24"/>
-          <w:szCs w:val="24"/>
-        </w:rPr>
-        <w:t>Fernandez</w:t>
-      </w:r>
-      <w:proofErr w:type="spellEnd"/>
+        <w:t>Ing. Mg. Freddy Ferrari Fernandez</w:t>
+      </w:r>
     </w:p>
     <w:p>
       <w:pPr>
@@ -3637,15 +3559,7 @@
         <w:t xml:space="preserve">El ministerio de transporte </w:t>
       </w:r>
       <w:r>
-        <w:t>y comunicaciones (MTC) ha identificado que los turistas que utilizan el servicio ferroviario para acceder a zonas turísticas no cuentan con una herramienta que integre, de manera automatizada, la información climática (SENAMHI), los datos logísticos del servicio de trenes (</w:t>
-      </w:r>
-      <w:proofErr w:type="spellStart"/>
-      <w:r>
-        <w:t>PeruRail</w:t>
-      </w:r>
-      <w:proofErr w:type="spellEnd"/>
-      <w:r>
-        <w:t>)</w:t>
+        <w:t>y comunicaciones (MTC) ha identificado que los turistas que utilizan el servicio ferroviario para acceder a zonas turísticas no cuentan con una herramienta que integre, de manera automatizada, la información climática (SENAMHI), los datos logísticos del servicio de trenes (PeruRail)</w:t>
       </w:r>
       <w:r>
         <w:t xml:space="preserve"> y</w:t>
@@ -3714,15 +3628,7 @@
         <w:ind w:left="708"/>
       </w:pPr>
       <w:r>
-        <w:t xml:space="preserve">El MTC busca fomentar el uso del transporte público ferroviario y dinamizar el turismo local, ofreciendo a los pasajeros de </w:t>
-      </w:r>
-      <w:proofErr w:type="spellStart"/>
-      <w:r>
-        <w:t>PeruRail</w:t>
-      </w:r>
-      <w:proofErr w:type="spellEnd"/>
-      <w:r>
-        <w:t xml:space="preserve"> una herramienta que les permita conocer, desde la estación en la que se encuentren, las zonas turísticas accesibles a pie, con información climática y logística actualizada, de modo que puedan planificar una visita de ida y vuelta en un solo tramo el mismo día.</w:t>
+        <w:t>El MTC busca fomentar el uso del transporte público ferroviario y dinamizar el turismo local, ofreciendo a los pasajeros de PeruRail una herramienta que les permita conocer, desde la estación en la que se encuentren, las zonas turísticas accesibles a pie, con información climática y logística actualizada, de modo que puedan planificar una visita de ida y vuelta en un solo tramo el mismo día.</w:t>
       </w:r>
     </w:p>
     <w:p>
@@ -3748,18 +3654,7 @@
           <w:sz w:val="24"/>
           <w:szCs w:val="24"/>
         </w:rPr>
-        <w:t xml:space="preserve">1.3. </w:t>
-      </w:r>
-      <w:r>
-        <w:rPr>
-          <w:rFonts w:ascii="Calibri" w:hAnsi="Calibri" w:cs="Calibri"/>
-          <w:b/>
-          <w:bCs/>
-          <w:color w:val="auto"/>
-          <w:sz w:val="24"/>
-          <w:szCs w:val="24"/>
-        </w:rPr>
-        <w:t>Objetivos del Proyecto</w:t>
+        <w:t>1.3. Objetivos del Proyecto</w:t>
       </w:r>
       <w:bookmarkEnd w:id="3"/>
     </w:p>
@@ -3786,15 +3681,7 @@
         <w:ind w:left="708"/>
       </w:pPr>
       <w:r>
-        <w:t>Desarrollar e implementar una plataforma software web que integre información climática (SENAMHI), logístico-ferroviaria (</w:t>
-      </w:r>
-      <w:proofErr w:type="spellStart"/>
-      <w:r>
-        <w:t>PeruRail</w:t>
-      </w:r>
-      <w:proofErr w:type="spellEnd"/>
-      <w:r>
-        <w:t>) y turística (Travel Group Perú) para recomendar rutas turísticas peatonales desde estaciones de tren.</w:t>
+        <w:t>Desarrollar e implementar una plataforma software web que integre información climática (SENAMHI), logístico-ferroviaria (PeruRail) y turística (Travel Group Perú) para recomendar rutas turísticas peatonales desde estaciones de tren.</w:t>
       </w:r>
     </w:p>
     <w:p>
@@ -3906,18 +3793,7 @@
           <w:sz w:val="24"/>
           <w:szCs w:val="24"/>
         </w:rPr>
-        <w:t xml:space="preserve">1.4. </w:t>
-      </w:r>
-      <w:r>
-        <w:rPr>
-          <w:rFonts w:ascii="Calibri" w:hAnsi="Calibri" w:cs="Calibri"/>
-          <w:b/>
-          <w:bCs/>
-          <w:color w:val="auto"/>
-          <w:sz w:val="24"/>
-          <w:szCs w:val="24"/>
-        </w:rPr>
-        <w:t>Alcance del Proyecto</w:t>
+        <w:t>1.4. Alcance del Proyecto</w:t>
       </w:r>
       <w:bookmarkEnd w:id="4"/>
     </w:p>
@@ -3981,18 +3857,7 @@
           <w:sz w:val="24"/>
           <w:szCs w:val="24"/>
         </w:rPr>
-        <w:t xml:space="preserve">1.5. </w:t>
-      </w:r>
-      <w:r>
-        <w:rPr>
-          <w:rFonts w:ascii="Calibri" w:hAnsi="Calibri" w:cs="Calibri"/>
-          <w:b/>
-          <w:bCs/>
-          <w:color w:val="auto"/>
-          <w:sz w:val="24"/>
-          <w:szCs w:val="24"/>
-        </w:rPr>
-        <w:t>Supuestos y Restricciones</w:t>
+        <w:t>1.5. Supuestos y Restricciones</w:t>
       </w:r>
       <w:bookmarkEnd w:id="5"/>
     </w:p>
@@ -4022,15 +3887,7 @@
         </w:numPr>
       </w:pPr>
       <w:r>
-        <w:t xml:space="preserve">SENAMHI y </w:t>
-      </w:r>
-      <w:proofErr w:type="spellStart"/>
-      <w:r>
-        <w:t>PeruRail</w:t>
-      </w:r>
-      <w:proofErr w:type="spellEnd"/>
-      <w:r>
-        <w:t xml:space="preserve"> exponen o autorizan el consumo de sus datos mediante API o archivo periódico.</w:t>
+        <w:t>SENAMHI y PeruRail exponen o autorizan el consumo de sus datos mediante API o archivo periódico.</w:t>
       </w:r>
     </w:p>
     <w:p>
@@ -4204,7 +4061,6 @@
       <w:r>
         <w:t xml:space="preserve">La metodología Scrum es una metodología ágil utilizada en el desarrollo de software y proyectos de gestión de cualquier ámbito. Se caracteriza por tener un enfoque iterativo e incremental, en el cual se hace uso de ciclos cortos de tiempo conocidos como </w:t>
       </w:r>
-      <w:proofErr w:type="spellStart"/>
       <w:r>
         <w:rPr>
           <w:i/>
@@ -4212,7 +4068,6 @@
         </w:rPr>
         <w:t>Sprints</w:t>
       </w:r>
-      <w:proofErr w:type="spellEnd"/>
       <w:r>
         <w:t>, en los cuales el equipo de trabajo alcanza objetivos por Sprint. Las fases que se usarán, aplicadas al presente proyecto, son:</w:t>
       </w:r>
@@ -4243,31 +4098,7 @@
       </w:r>
       <w:proofErr w:type="gramEnd"/>
       <w:r>
-        <w:t xml:space="preserve">, </w:t>
-      </w:r>
-      <w:proofErr w:type="spellStart"/>
-      <w:r>
-        <w:t>Product</w:t>
-      </w:r>
-      <w:proofErr w:type="spellEnd"/>
-      <w:r>
-        <w:t xml:space="preserve"> Owner —quien representa al MTC y las necesidades del turista—, y Equipo de Desarrollo), y creación del </w:t>
-      </w:r>
-      <w:proofErr w:type="spellStart"/>
-      <w:r>
-        <w:t>Product</w:t>
-      </w:r>
-      <w:proofErr w:type="spellEnd"/>
-      <w:r>
-        <w:t xml:space="preserve"> Backlog priorizado en base a los requerimientos del sistema (integración con </w:t>
-      </w:r>
-      <w:proofErr w:type="spellStart"/>
-      <w:r>
-        <w:t>PeruRail</w:t>
-      </w:r>
-      <w:proofErr w:type="spellEnd"/>
-      <w:r>
-        <w:t xml:space="preserve"> y SENAMHI, </w:t>
+        <w:t xml:space="preserve">, Product Owner —quien representa al MTC y las necesidades del turista—, y Equipo de Desarrollo), y creación del Product Backlog priorizado en base a los requerimientos del sistema (integración con PeruRail y SENAMHI, </w:t>
       </w:r>
       <w:r>
         <w:t>registro de zonas turísticas de Travel Group Perú</w:t>
@@ -4294,42 +4125,10 @@
           <w:b/>
           <w:bCs/>
         </w:rPr>
-        <w:t xml:space="preserve">Fase de planificación del Sprint (Sprint </w:t>
-      </w:r>
-      <w:proofErr w:type="spellStart"/>
-      <w:r>
-        <w:rPr>
-          <w:b/>
-          <w:bCs/>
-        </w:rPr>
-        <w:t>Planning</w:t>
-      </w:r>
-      <w:proofErr w:type="spellEnd"/>
-      <w:r>
-        <w:rPr>
-          <w:b/>
-          <w:bCs/>
-        </w:rPr>
-        <w:t>):</w:t>
-      </w:r>
-      <w:r>
-        <w:t xml:space="preserve"> Al inicio de cada sprint, el equipo selecciona los ítems del </w:t>
-      </w:r>
-      <w:proofErr w:type="spellStart"/>
-      <w:r>
-        <w:t>Product</w:t>
-      </w:r>
-      <w:proofErr w:type="spellEnd"/>
-      <w:r>
-        <w:t xml:space="preserve"> Backlog que pueden completarse. Por ejemplo, en el Sprint 1 se seleccionaría: "Registrar y consultar zonas turísticas asociadas a una estación ferroviaria, provistas por Travel Group Perú". Se define el Sprint </w:t>
-      </w:r>
-      <w:proofErr w:type="spellStart"/>
-      <w:r>
-        <w:t>Goal</w:t>
-      </w:r>
-      <w:proofErr w:type="spellEnd"/>
-      <w:r>
-        <w:t>.</w:t>
+        <w:t>Fase de planificación del Sprint (Sprint Planning):</w:t>
+      </w:r>
+      <w:r>
+        <w:t xml:space="preserve"> Al inicio de cada sprint, el equipo selecciona los ítems del Product Backlog que pueden completarse. Por ejemplo, en el Sprint 1 se seleccionaría: "Registrar y consultar zonas turísticas asociadas a una estación ferroviaria, provistas por Travel Group Perú". Se define el Sprint Goal.</w:t>
       </w:r>
     </w:p>
     <w:p>
@@ -4368,34 +4167,10 @@
           <w:b/>
           <w:bCs/>
         </w:rPr>
-        <w:t xml:space="preserve">Fase de revisión del Sprint (Sprint </w:t>
-      </w:r>
-      <w:proofErr w:type="spellStart"/>
-      <w:r>
-        <w:rPr>
-          <w:b/>
-          <w:bCs/>
-        </w:rPr>
-        <w:t>Review</w:t>
-      </w:r>
-      <w:proofErr w:type="spellEnd"/>
-      <w:r>
-        <w:rPr>
-          <w:b/>
-          <w:bCs/>
-        </w:rPr>
-        <w:t>):</w:t>
-      </w:r>
-      <w:r>
-        <w:t xml:space="preserve"> Al finalizar el sprint, se presenta el incremento de software funcional al </w:t>
-      </w:r>
-      <w:proofErr w:type="spellStart"/>
-      <w:r>
-        <w:t>Product</w:t>
-      </w:r>
-      <w:proofErr w:type="spellEnd"/>
-      <w:r>
-        <w:t xml:space="preserve"> Owner (representante del MTC). Se demuestra, por ejemplo, que el sistema genera el informe consolidado (clima, ruta, tiempo estimado, dificultad y tarifa del tren) en un tiempo de respuesta menor a 2 segundos.</w:t>
+        <w:t>Fase de revisión del Sprint (Sprint Review):</w:t>
+      </w:r>
+      <w:r>
+        <w:t xml:space="preserve"> Al finalizar el sprint, se presenta el incremento de software funcional al Product Owner (representante del MTC). Se demuestra, por ejemplo, que el sistema genera el informe consolidado (clima, ruta, tiempo estimado, dificultad y tarifa del tren) en un tiempo de respuesta menor a 2 segundos.</w:t>
       </w:r>
     </w:p>
     <w:p>
@@ -4416,15 +4191,7 @@
         <w:t>Fase de Retrospectiva del Sprint (Sprint Retrospective):</w:t>
       </w:r>
       <w:r>
-        <w:t xml:space="preserve"> El equipo analiza que funciono bien y que mejorar para el siguiente ciclo (Ejemplo: “Debemos optimizar la consulta del </w:t>
-      </w:r>
-      <w:proofErr w:type="spellStart"/>
-      <w:r>
-        <w:t>feed</w:t>
-      </w:r>
-      <w:proofErr w:type="spellEnd"/>
-      <w:r>
-        <w:t xml:space="preserve"> de SENAMHI para garantizar que la previsión climática se actualice diariamente sin afectar el tiempo de respuesta del sistema”)</w:t>
+        <w:t xml:space="preserve"> El equipo analiza que funciono bien y que mejorar para el siguiente ciclo (Ejemplo: “Debemos optimizar la consulta del feed de SENAMHI para garantizar que la previsión climática se actualice diariamente sin afectar el tiempo de respuesta del sistema”)</w:t>
       </w:r>
     </w:p>
     <w:p>
@@ -4453,15 +4220,7 @@
         <w:t>Roles:</w:t>
       </w:r>
       <w:r>
-        <w:t xml:space="preserve"> La metodología Scrum cuenta con roles principales: el </w:t>
-      </w:r>
-      <w:proofErr w:type="spellStart"/>
-      <w:r>
-        <w:t>Product</w:t>
-      </w:r>
-      <w:proofErr w:type="spellEnd"/>
-      <w:r>
-        <w:t xml:space="preserve"> Owner (representante del MTC, dueño del producto), el Scrum </w:t>
+        <w:t xml:space="preserve"> La metodología Scrum cuenta con roles principales: el Product Owner (representante del MTC, dueño del producto), el Scrum </w:t>
       </w:r>
       <w:proofErr w:type="gramStart"/>
       <w:r>
@@ -4493,23 +4252,7 @@
         <w:t xml:space="preserve">Artefactos: </w:t>
       </w:r>
       <w:r>
-        <w:t xml:space="preserve">Son las herramientas de Scrum que se definen o crean alrededor de los </w:t>
-      </w:r>
-      <w:proofErr w:type="spellStart"/>
-      <w:r>
-        <w:t>Sprints</w:t>
-      </w:r>
-      <w:proofErr w:type="spellEnd"/>
-      <w:r>
-        <w:t xml:space="preserve">; los principales artefactos son el </w:t>
-      </w:r>
-      <w:proofErr w:type="spellStart"/>
-      <w:r>
-        <w:t>Product</w:t>
-      </w:r>
-      <w:proofErr w:type="spellEnd"/>
-      <w:r>
-        <w:t xml:space="preserve"> Backlog (la lista de funcionalidades, requisitos y objetivos que requiere el proyecto, por </w:t>
+        <w:t xml:space="preserve">Son las herramientas de Scrum que se definen o crean alrededor de los Sprints; los principales artefactos son el Product Backlog (la lista de funcionalidades, requisitos y objetivos que requiere el proyecto, por </w:t>
       </w:r>
       <w:proofErr w:type="gramStart"/>
       <w:r>
@@ -4542,23 +4285,7 @@
         <w:t xml:space="preserve">Eventos: </w:t>
       </w:r>
       <w:r>
-        <w:t xml:space="preserve">Scrum contiene eventos para la planificación de la forma de trabajo, mejorando la planificación, la colaboración y la calidad del producto final. Entre estos eventos se encuentra la planificación del Sprint, que dura el tiempo que el equipo considere conveniente (generalmente dos semanas). Dentro del Sprint se realizan el Sprint </w:t>
-      </w:r>
-      <w:proofErr w:type="spellStart"/>
-      <w:r>
-        <w:t>Planning</w:t>
-      </w:r>
-      <w:proofErr w:type="spellEnd"/>
-      <w:r>
-        <w:t xml:space="preserve"> (reunión inicial para planificar las tareas del Sprint), el Daily Scrum (reunión diaria del equipo para coordinar actividades), el Sprint </w:t>
-      </w:r>
-      <w:proofErr w:type="spellStart"/>
-      <w:r>
-        <w:t>Review</w:t>
-      </w:r>
-      <w:proofErr w:type="spellEnd"/>
-      <w:r>
-        <w:t xml:space="preserve"> (presentación del producto incrementado) y la Sprint Retrospective (reflexión en equipo sobre el Sprint anterior).</w:t>
+        <w:t>Scrum contiene eventos para la planificación de la forma de trabajo, mejorando la planificación, la colaboración y la calidad del producto final. Entre estos eventos se encuentra la planificación del Sprint, que dura el tiempo que el equipo considere conveniente (generalmente dos semanas). Dentro del Sprint se realizan el Sprint Planning (reunión inicial para planificar las tareas del Sprint), el Daily Scrum (reunión diaria del equipo para coordinar actividades), el Sprint Review (presentación del producto incrementado) y la Sprint Retrospective (reflexión en equipo sobre el Sprint anterior).</w:t>
       </w:r>
     </w:p>
     <w:p>
@@ -4582,15 +4309,7 @@
         <w:t xml:space="preserve">Transparencia: </w:t>
       </w:r>
       <w:r>
-        <w:t xml:space="preserve">Scrum promueve la información total de los procesos, impedimentos, requisitos y el progreso del producto hacia todos los miembros del equipo, incluyendo el estado de las integraciones con </w:t>
-      </w:r>
-      <w:proofErr w:type="spellStart"/>
-      <w:r>
-        <w:t>PeruRail</w:t>
-      </w:r>
-      <w:proofErr w:type="spellEnd"/>
-      <w:r>
-        <w:t>, SENAMHI y Travel Group Perú.</w:t>
+        <w:t>Scrum promueve la información total de los procesos, impedimentos, requisitos y el progreso del producto hacia todos los miembros del equipo, incluyendo el estado de las integraciones con PeruRail, SENAMHI y Travel Group Perú.</w:t>
       </w:r>
     </w:p>
     <w:p>
@@ -4600,23 +4319,7 @@
         <w:jc w:val="both"/>
       </w:pPr>
       <w:r>
-        <w:t xml:space="preserve">Scrum se basa en la colaboración continua entre los miembros, promoviendo habilidades blandas para un mejor desarrollo social y un mejor progreso del producto final. Mejora la calidad y la eficiencia del producto, ya que está abierto a cambios y tiene una alta capacidad de adaptación —lo cual resulta especialmente útil ante eventuales cambios en los formatos de los servicios de </w:t>
-      </w:r>
-      <w:proofErr w:type="spellStart"/>
-      <w:r>
-        <w:t>PeruRail</w:t>
-      </w:r>
-      <w:proofErr w:type="spellEnd"/>
-      <w:r>
-        <w:t xml:space="preserve"> o SENAMHI—. Además, permite mostrar resultados en cada iteración, dando al </w:t>
-      </w:r>
-      <w:proofErr w:type="spellStart"/>
-      <w:r>
-        <w:t>Product</w:t>
-      </w:r>
-      <w:proofErr w:type="spellEnd"/>
-      <w:r>
-        <w:t xml:space="preserve"> Owner la oportunidad de validar el resultado en cada una de ellas.</w:t>
+        <w:t>Scrum se basa en la colaboración continua entre los miembros, promoviendo habilidades blandas para un mejor desarrollo social y un mejor progreso del producto final. Mejora la calidad y la eficiencia del producto, ya que está abierto a cambios y tiene una alta capacidad de adaptación —lo cual resulta especialmente útil ante eventuales cambios en los formatos de los servicios de PeruRail o SENAMHI—. Además, permite mostrar resultados en cada iteración, dando al Product Owner la oportunidad de validar el resultado en cada una de ellas.</w:t>
       </w:r>
     </w:p>
     <w:p>
@@ -4757,27 +4460,7 @@
           <w:sz w:val="18"/>
           <w:szCs w:val="18"/>
         </w:rPr>
-        <w:t xml:space="preserve"> "Dar los primeros pasos en Scrum" por J. Porras, s.f. Copyright de </w:t>
-      </w:r>
-      <w:proofErr w:type="spellStart"/>
-      <w:r>
-        <w:rPr>
-          <w:i/>
-          <w:iCs/>
-          <w:sz w:val="18"/>
-          <w:szCs w:val="18"/>
-        </w:rPr>
-        <w:t>Synapptica</w:t>
-      </w:r>
-      <w:proofErr w:type="spellEnd"/>
-      <w:r>
-        <w:rPr>
-          <w:i/>
-          <w:iCs/>
-          <w:sz w:val="18"/>
-          <w:szCs w:val="18"/>
-        </w:rPr>
-        <w:t>.</w:t>
+        <w:t xml:space="preserve"> "Dar los primeros pasos en Scrum" por J. Porras, s.f. Copyright de Synapptica.</w:t>
       </w:r>
     </w:p>
     <w:p>
@@ -5064,23 +4747,7 @@
                 <w:sz w:val="18"/>
                 <w:szCs w:val="18"/>
               </w:rPr>
-              <w:t xml:space="preserve">JEFE DE PROYECTO / Scrum </w:t>
-            </w:r>
-            <w:proofErr w:type="gramStart"/>
-            <w:r>
-              <w:rPr>
-                <w:sz w:val="18"/>
-                <w:szCs w:val="18"/>
-              </w:rPr>
-              <w:t>Master</w:t>
-            </w:r>
-            <w:proofErr w:type="gramEnd"/>
-            <w:r>
-              <w:rPr>
-                <w:sz w:val="18"/>
-                <w:szCs w:val="18"/>
-              </w:rPr>
-              <w:t xml:space="preserve"> y Arquitecto de Software</w:t>
+              <w:t>JEFE DE PROYECTO / Scrum Master y Arquitecto de Software</w:t>
             </w:r>
           </w:p>
         </w:tc>
@@ -5100,23 +4767,7 @@
                 <w:sz w:val="18"/>
                 <w:szCs w:val="18"/>
               </w:rPr>
-              <w:t xml:space="preserve">Encargado de liderar al equipo bajo la metodología Scrum, facilitando los procesos y eliminando impedimentos. Define la arquitectura lógica y física del sistema y los patrones de integración con </w:t>
-            </w:r>
-            <w:proofErr w:type="spellStart"/>
-            <w:r>
-              <w:rPr>
-                <w:sz w:val="18"/>
-                <w:szCs w:val="18"/>
-              </w:rPr>
-              <w:t>PeruRail</w:t>
-            </w:r>
-            <w:proofErr w:type="spellEnd"/>
-            <w:r>
-              <w:rPr>
-                <w:sz w:val="18"/>
-                <w:szCs w:val="18"/>
-              </w:rPr>
-              <w:t>, SENAMHI y Travel Group Perú.</w:t>
+              <w:t>Encargado de liderar al equipo bajo la metodología Scrum, facilitando los procesos y eliminando impedimentos. Define la arquitectura lógica y física del sistema y los patrones de integración con PeruRail, SENAMHI y Travel Group Perú.</w:t>
             </w:r>
           </w:p>
           <w:p>
@@ -5218,23 +4869,7 @@
                 <w:sz w:val="18"/>
                 <w:szCs w:val="18"/>
               </w:rPr>
-              <w:t xml:space="preserve">Rocha </w:t>
-            </w:r>
-            <w:proofErr w:type="spellStart"/>
-            <w:r>
-              <w:rPr>
-                <w:sz w:val="18"/>
-                <w:szCs w:val="18"/>
-              </w:rPr>
-              <w:t>Sanchez</w:t>
-            </w:r>
-            <w:proofErr w:type="spellEnd"/>
-            <w:r>
-              <w:rPr>
-                <w:sz w:val="18"/>
-                <w:szCs w:val="18"/>
-              </w:rPr>
-              <w:t>, Carol Dacia</w:t>
+              <w:t>Rocha Sanchez, Carol Dacia</w:t>
             </w:r>
           </w:p>
         </w:tc>
@@ -5254,23 +4889,7 @@
                 <w:sz w:val="18"/>
                 <w:szCs w:val="18"/>
               </w:rPr>
-              <w:t xml:space="preserve">ANALISTA DE REQUERIMIENTOS / </w:t>
-            </w:r>
-            <w:proofErr w:type="spellStart"/>
-            <w:r>
-              <w:rPr>
-                <w:sz w:val="18"/>
-                <w:szCs w:val="18"/>
-              </w:rPr>
-              <w:t>Product</w:t>
-            </w:r>
-            <w:proofErr w:type="spellEnd"/>
-            <w:r>
-              <w:rPr>
-                <w:sz w:val="18"/>
-                <w:szCs w:val="18"/>
-              </w:rPr>
-              <w:t xml:space="preserve"> Owner</w:t>
+              <w:t>ANALISTA DE REQUERIMIENTOS / Product Owner</w:t>
             </w:r>
           </w:p>
         </w:tc>
@@ -5290,23 +4909,7 @@
                 <w:sz w:val="18"/>
                 <w:szCs w:val="18"/>
               </w:rPr>
-              <w:t xml:space="preserve">Responsable de gestionar los requerimientos, priorizar el </w:t>
-            </w:r>
-            <w:proofErr w:type="spellStart"/>
-            <w:r>
-              <w:rPr>
-                <w:sz w:val="18"/>
-                <w:szCs w:val="18"/>
-              </w:rPr>
-              <w:t>Product</w:t>
-            </w:r>
-            <w:proofErr w:type="spellEnd"/>
-            <w:r>
-              <w:rPr>
-                <w:sz w:val="18"/>
-                <w:szCs w:val="18"/>
-              </w:rPr>
-              <w:t xml:space="preserve"> Backlog bajo la norma IEEE y representar las necesidades del MTC y de los turistas usuarios del sistema.</w:t>
+              <w:t>Responsable de gestionar los requerimientos, priorizar el Product Backlog bajo la norma IEEE y representar las necesidades del MTC y de los turistas usuarios del sistema.</w:t>
             </w:r>
           </w:p>
         </w:tc>
@@ -5328,33 +4931,8 @@
                 <w:sz w:val="18"/>
                 <w:szCs w:val="18"/>
               </w:rPr>
-              <w:t xml:space="preserve">Britto </w:t>
-            </w:r>
-            <w:proofErr w:type="spellStart"/>
-            <w:r>
-              <w:rPr>
-                <w:sz w:val="18"/>
-                <w:szCs w:val="18"/>
-              </w:rPr>
-              <w:t>Garcia</w:t>
-            </w:r>
-            <w:proofErr w:type="spellEnd"/>
-            <w:r>
-              <w:rPr>
-                <w:sz w:val="18"/>
-                <w:szCs w:val="18"/>
-              </w:rPr>
-              <w:t xml:space="preserve">, Ab </w:t>
-            </w:r>
-            <w:proofErr w:type="spellStart"/>
-            <w:r>
-              <w:rPr>
-                <w:sz w:val="18"/>
-                <w:szCs w:val="18"/>
-              </w:rPr>
-              <w:t>Jhonatan</w:t>
-            </w:r>
-            <w:proofErr w:type="spellEnd"/>
+              <w:t>Britto Garcia, Ab Jhonatan</w:t>
+            </w:r>
           </w:p>
         </w:tc>
         <w:tc>
@@ -5393,23 +4971,7 @@
                 <w:sz w:val="18"/>
                 <w:szCs w:val="18"/>
               </w:rPr>
-              <w:t xml:space="preserve">Responsable de implementar la persistencia, la lógica de negocio en el </w:t>
-            </w:r>
-            <w:proofErr w:type="spellStart"/>
-            <w:r>
-              <w:rPr>
-                <w:sz w:val="18"/>
-                <w:szCs w:val="18"/>
-              </w:rPr>
-              <w:t>backend</w:t>
-            </w:r>
-            <w:proofErr w:type="spellEnd"/>
-            <w:r>
-              <w:rPr>
-                <w:sz w:val="18"/>
-                <w:szCs w:val="18"/>
-              </w:rPr>
-              <w:t>, las integraciones con los servicios externos y la interfaz web responsive del sistema.</w:t>
+              <w:t>Responsable de implementar la persistencia, la lógica de negocio en el backend, las integraciones con los servicios externos y la interfaz web responsive del sistema.</w:t>
             </w:r>
           </w:p>
         </w:tc>
@@ -5545,15 +5107,7 @@
         <w:jc w:val="both"/>
       </w:pPr>
       <w:r>
-        <w:t xml:space="preserve">El sistema debe excluir de la selección de estación de partida a las estaciones marcadas como inactivas (EstEstado = Inactiva), permitiendo elegir únicamente entre las estaciones activas registradas por </w:t>
-      </w:r>
-      <w:proofErr w:type="spellStart"/>
-      <w:r>
-        <w:t>PeruRail</w:t>
-      </w:r>
-      <w:proofErr w:type="spellEnd"/>
-      <w:r>
-        <w:t>.</w:t>
+        <w:t>El sistema debe excluir de la selección de estación de partida a las estaciones marcadas como inactivas (EstEstado = Inactiva), permitiendo elegir únicamente entre las estaciones activas registradas por PeruRail.</w:t>
       </w:r>
     </w:p>
     <w:p>
@@ -5958,17 +5512,8 @@
                 <w:sz w:val="18"/>
                 <w:szCs w:val="18"/>
               </w:rPr>
-              <w:t xml:space="preserve">Obtener datos de </w:t>
-            </w:r>
-            <w:proofErr w:type="spellStart"/>
-            <w:r>
-              <w:rPr>
-                <w:sz w:val="18"/>
-                <w:szCs w:val="18"/>
-              </w:rPr>
-              <w:t>PeruRail</w:t>
-            </w:r>
-            <w:proofErr w:type="spellEnd"/>
+              <w:t>Obtener datos de PeruRail</w:t>
+            </w:r>
           </w:p>
         </w:tc>
       </w:tr>
@@ -6760,23 +6305,7 @@
                 <w:sz w:val="18"/>
                 <w:szCs w:val="18"/>
               </w:rPr>
-              <w:t xml:space="preserve">1) El usuario selecciona la estación de partida de la lista provista por </w:t>
-            </w:r>
-            <w:proofErr w:type="spellStart"/>
-            <w:r>
-              <w:rPr>
-                <w:sz w:val="18"/>
-                <w:szCs w:val="18"/>
-              </w:rPr>
-              <w:t>PeruRail</w:t>
-            </w:r>
-            <w:proofErr w:type="spellEnd"/>
-            <w:r>
-              <w:rPr>
-                <w:sz w:val="18"/>
-                <w:szCs w:val="18"/>
-              </w:rPr>
-              <w:t xml:space="preserve">. </w:t>
+              <w:t xml:space="preserve">1) El usuario selecciona la estación de partida de la lista provista por PeruRail. </w:t>
             </w:r>
           </w:p>
           <w:p>
@@ -7865,23 +7394,7 @@
                 <w:sz w:val="18"/>
                 <w:szCs w:val="18"/>
               </w:rPr>
-              <w:t xml:space="preserve">El personal de Travel Group Perú consulta el listado de estaciones ferroviarias registradas por </w:t>
-            </w:r>
-            <w:proofErr w:type="spellStart"/>
-            <w:r>
-              <w:rPr>
-                <w:sz w:val="18"/>
-                <w:szCs w:val="18"/>
-              </w:rPr>
-              <w:t>PeruRail</w:t>
-            </w:r>
-            <w:proofErr w:type="spellEnd"/>
-            <w:r>
-              <w:rPr>
-                <w:sz w:val="18"/>
-                <w:szCs w:val="18"/>
-              </w:rPr>
-              <w:t>, en modo de solo lectura, para asociar correctamente las zonas turísticas.</w:t>
+              <w:t>El personal de Travel Group Perú consulta el listado de estaciones ferroviarias registradas por PeruRail, en modo de solo lectura, para asociar correctamente las zonas turísticas.</w:t>
             </w:r>
           </w:p>
         </w:tc>
@@ -7929,23 +7442,7 @@
                 <w:sz w:val="18"/>
                 <w:szCs w:val="18"/>
               </w:rPr>
-              <w:t xml:space="preserve">Existen estaciones sincronizadas desde </w:t>
-            </w:r>
-            <w:proofErr w:type="spellStart"/>
-            <w:r>
-              <w:rPr>
-                <w:sz w:val="18"/>
-                <w:szCs w:val="18"/>
-              </w:rPr>
-              <w:t>PeruRail</w:t>
-            </w:r>
-            <w:proofErr w:type="spellEnd"/>
-            <w:r>
-              <w:rPr>
-                <w:sz w:val="18"/>
-                <w:szCs w:val="18"/>
-              </w:rPr>
-              <w:t>.</w:t>
+              <w:t>Existen estaciones sincronizadas desde PeruRail.</w:t>
             </w:r>
           </w:p>
         </w:tc>
@@ -8228,17 +7725,8 @@
                 <w:sz w:val="18"/>
                 <w:szCs w:val="18"/>
               </w:rPr>
-              <w:t xml:space="preserve">Obtener datos de </w:t>
-            </w:r>
-            <w:proofErr w:type="spellStart"/>
-            <w:r>
-              <w:rPr>
-                <w:sz w:val="18"/>
-                <w:szCs w:val="18"/>
-              </w:rPr>
-              <w:t>PeruRail</w:t>
-            </w:r>
-            <w:proofErr w:type="spellEnd"/>
+              <w:t>Obtener datos de PeruRail</w:t>
+            </w:r>
           </w:p>
         </w:tc>
       </w:tr>
@@ -8285,23 +7773,7 @@
                 <w:sz w:val="18"/>
                 <w:szCs w:val="18"/>
               </w:rPr>
-              <w:t xml:space="preserve">El sistema ejecuta una tarea programada que consume periódicamente el servicio de </w:t>
-            </w:r>
-            <w:proofErr w:type="spellStart"/>
-            <w:r>
-              <w:rPr>
-                <w:sz w:val="18"/>
-                <w:szCs w:val="18"/>
-              </w:rPr>
-              <w:t>PeruRail</w:t>
-            </w:r>
-            <w:proofErr w:type="spellEnd"/>
-            <w:r>
-              <w:rPr>
-                <w:sz w:val="18"/>
-                <w:szCs w:val="18"/>
-              </w:rPr>
-              <w:t xml:space="preserve"> para actualizar estaciones, horarios, tiempos de tránsito y tarifas.</w:t>
+              <w:t>El sistema ejecuta una tarea programada que consume periódicamente el servicio de PeruRail para actualizar estaciones, horarios, tiempos de tránsito y tarifas.</w:t>
             </w:r>
           </w:p>
         </w:tc>
@@ -8349,23 +7821,7 @@
                 <w:sz w:val="18"/>
                 <w:szCs w:val="18"/>
               </w:rPr>
-              <w:t xml:space="preserve">El servicio externo de </w:t>
-            </w:r>
-            <w:proofErr w:type="spellStart"/>
-            <w:r>
-              <w:rPr>
-                <w:sz w:val="18"/>
-                <w:szCs w:val="18"/>
-              </w:rPr>
-              <w:t>PeruRail</w:t>
-            </w:r>
-            <w:proofErr w:type="spellEnd"/>
-            <w:r>
-              <w:rPr>
-                <w:sz w:val="18"/>
-                <w:szCs w:val="18"/>
-              </w:rPr>
-              <w:t xml:space="preserve"> se encuentra disponible.</w:t>
+              <w:t>El servicio externo de PeruRail se encuentra disponible.</w:t>
             </w:r>
           </w:p>
         </w:tc>
@@ -8428,23 +7884,7 @@
                 <w:sz w:val="18"/>
                 <w:szCs w:val="18"/>
               </w:rPr>
-              <w:t xml:space="preserve">2) Consulta el servicio/API de </w:t>
-            </w:r>
-            <w:proofErr w:type="spellStart"/>
-            <w:r>
-              <w:rPr>
-                <w:sz w:val="18"/>
-                <w:szCs w:val="18"/>
-              </w:rPr>
-              <w:t>PeruRail</w:t>
-            </w:r>
-            <w:proofErr w:type="spellEnd"/>
-            <w:r>
-              <w:rPr>
-                <w:sz w:val="18"/>
-                <w:szCs w:val="18"/>
-              </w:rPr>
-              <w:t xml:space="preserve">. </w:t>
+              <w:t xml:space="preserve">2) Consulta el servicio/API de PeruRail. </w:t>
             </w:r>
           </w:p>
           <w:p>
@@ -9684,15 +9124,7 @@
         <w:t>El sistema debe mostrar</w:t>
       </w:r>
       <w:r>
-        <w:t xml:space="preserve"> el precio del billete de tren correspondiente al trayecto seleccionado (</w:t>
-      </w:r>
-      <w:proofErr w:type="spellStart"/>
-      <w:r>
-        <w:t>PeruRail</w:t>
-      </w:r>
-      <w:proofErr w:type="spellEnd"/>
-      <w:r>
-        <w:t>).</w:t>
+        <w:t xml:space="preserve"> el precio del billete de tren correspondiente al trayecto seleccionado (PeruRail).</w:t>
       </w:r>
     </w:p>
     <w:p>
@@ -9763,15 +9195,7 @@
         <w:t xml:space="preserve">RF-09 (Media): </w:t>
       </w:r>
       <w:r>
-        <w:t xml:space="preserve">El sistema debe permitir a Travel Group </w:t>
-      </w:r>
-      <w:proofErr w:type="spellStart"/>
-      <w:r>
-        <w:t>Peru</w:t>
-      </w:r>
-      <w:proofErr w:type="spellEnd"/>
-      <w:r>
-        <w:t xml:space="preserve"> generar un listado de estaciones con las zonas turísticas asignadas</w:t>
+        <w:t>El sistema debe permitir a Travel Group Peru generar un listado de estaciones con las zonas turísticas asignadas</w:t>
       </w:r>
     </w:p>
     <w:p>
@@ -9789,39 +9213,7 @@
           <w:b/>
           <w:bCs/>
         </w:rPr>
-        <w:t xml:space="preserve">Módulo de administración (Travel </w:t>
-      </w:r>
-      <w:proofErr w:type="spellStart"/>
-      <w:r>
-        <w:rPr>
-          <w:b/>
-          <w:bCs/>
-        </w:rPr>
-        <w:t>group</w:t>
-      </w:r>
-      <w:proofErr w:type="spellEnd"/>
-      <w:r>
-        <w:rPr>
-          <w:b/>
-          <w:bCs/>
-        </w:rPr>
-        <w:t xml:space="preserve"> Perú/</w:t>
-      </w:r>
-      <w:proofErr w:type="spellStart"/>
-      <w:r>
-        <w:rPr>
-          <w:b/>
-          <w:bCs/>
-        </w:rPr>
-        <w:t>PeruRail</w:t>
-      </w:r>
-      <w:proofErr w:type="spellEnd"/>
-      <w:r>
-        <w:rPr>
-          <w:b/>
-          <w:bCs/>
-        </w:rPr>
-        <w:t>):</w:t>
+        <w:t>Módulo de administración (Travel group Perú/PeruRail):</w:t>
       </w:r>
     </w:p>
     <w:p>
@@ -9903,15 +9295,7 @@
         <w:t xml:space="preserve">RF-12 (Media): </w:t>
       </w:r>
       <w:r>
-        <w:t xml:space="preserve">El sistema debe permitir a un administrador de </w:t>
-      </w:r>
-      <w:proofErr w:type="spellStart"/>
-      <w:r>
-        <w:t>PeruRail</w:t>
-      </w:r>
-      <w:proofErr w:type="spellEnd"/>
-      <w:r>
-        <w:t xml:space="preserve"> mantener los horarios y precios de los servicios de tren.</w:t>
+        <w:t>El sistema debe permitir a un administrador de PeruRail mantener los horarios y precios de los servicios de tren.</w:t>
       </w:r>
     </w:p>
     <w:p>
@@ -9950,15 +9334,7 @@
         <w:t xml:space="preserve">RF-13 (Alta): </w:t>
       </w:r>
       <w:r>
-        <w:t xml:space="preserve">El sistema debe sincronizar periódicamente los datos de estaciones, horarios y tarifas provenientes de </w:t>
-      </w:r>
-      <w:proofErr w:type="spellStart"/>
-      <w:r>
-        <w:t>PeruRail</w:t>
-      </w:r>
-      <w:proofErr w:type="spellEnd"/>
-      <w:r>
-        <w:t>.</w:t>
+        <w:t>El sistema debe sincronizar periódicamente los datos de estaciones, horarios y tarifas provenientes de PeruRail.</w:t>
       </w:r>
     </w:p>
     <w:p>
@@ -10129,15 +9505,7 @@
         <w:t xml:space="preserve">RNF-02 – Usabilidad y Portabilidad: </w:t>
       </w:r>
       <w:r>
-        <w:t xml:space="preserve">El diseño debe ser Web Responsive, optimizado para el uso desde smartphones y </w:t>
-      </w:r>
-      <w:proofErr w:type="spellStart"/>
-      <w:r>
-        <w:t>tablets</w:t>
-      </w:r>
-      <w:proofErr w:type="spellEnd"/>
-      <w:r>
-        <w:t xml:space="preserve"> por parte de los turistas.</w:t>
+        <w:t>El diseño debe ser Web Responsive, optimizado para el uso desde smartphones y tablets por parte de los turistas.</w:t>
       </w:r>
     </w:p>
     <w:p>
@@ -10163,15 +9531,7 @@
         <w:t xml:space="preserve"> </w:t>
       </w:r>
       <w:r>
-        <w:t>de actualización periódica diaria del clima (SENAMHI) y de las frecuencias/tarifas (</w:t>
-      </w:r>
-      <w:proofErr w:type="spellStart"/>
-      <w:r>
-        <w:t>PeruRail</w:t>
-      </w:r>
-      <w:proofErr w:type="spellEnd"/>
-      <w:r>
-        <w:t>).</w:t>
+        <w:t>de actualización periódica diaria del clima (SENAMHI) y de las frecuencias/tarifas (PeruRail).</w:t>
       </w:r>
     </w:p>
     <w:p>
@@ -10231,15 +9591,7 @@
         <w:t xml:space="preserve">RNF-06 – Escalabilidad: </w:t>
       </w:r>
       <w:r>
-        <w:t xml:space="preserve">El sistema debe permitir agregar nuevos tipos de turismo o modificar los parámetros de dificultad sin alterar el código fuente principal, mediante tablas paramétricas en la base de datos (p. ej. </w:t>
-      </w:r>
-      <w:proofErr w:type="spellStart"/>
-      <w:r>
-        <w:t>TipoTurismo</w:t>
-      </w:r>
-      <w:proofErr w:type="spellEnd"/>
-      <w:r>
-        <w:t>).</w:t>
+        <w:t>El sistema debe permitir agregar nuevos tipos de turismo o modificar los parámetros de dificultad sin alterar el código fuente principal, mediante tablas paramétricas en la base de datos (p. ej. TipoTurismo).</w:t>
       </w:r>
     </w:p>
     <w:p>
@@ -13712,7 +13064,6 @@
                 <w:szCs w:val="18"/>
               </w:rPr>
             </w:pPr>
-            <w:proofErr w:type="spellStart"/>
             <w:r>
               <w:rPr>
                 <w:sz w:val="18"/>
@@ -13720,7 +13071,6 @@
               </w:rPr>
               <w:t>Backend</w:t>
             </w:r>
-            <w:proofErr w:type="spellEnd"/>
           </w:p>
         </w:tc>
         <w:tc>
@@ -13805,7 +13155,6 @@
                 <w:szCs w:val="18"/>
               </w:rPr>
             </w:pPr>
-            <w:proofErr w:type="spellStart"/>
             <w:r>
               <w:rPr>
                 <w:sz w:val="18"/>
@@ -13813,7 +13162,6 @@
               </w:rPr>
               <w:t>Thymeleaf</w:t>
             </w:r>
-            <w:proofErr w:type="spellEnd"/>
           </w:p>
         </w:tc>
       </w:tr>
@@ -14119,53 +13467,12 @@
                 <w:szCs w:val="18"/>
               </w:rPr>
             </w:pPr>
-            <w:proofErr w:type="spellStart"/>
-            <w:r>
-              <w:rPr>
-                <w:sz w:val="18"/>
-                <w:szCs w:val="18"/>
-              </w:rPr>
-              <w:t>Thymeleaf</w:t>
-            </w:r>
-            <w:proofErr w:type="spellEnd"/>
-            <w:r>
-              <w:rPr>
-                <w:sz w:val="18"/>
-                <w:szCs w:val="18"/>
-              </w:rPr>
-              <w:t xml:space="preserve"> + librería PDF (</w:t>
-            </w:r>
-            <w:proofErr w:type="spellStart"/>
-            <w:r>
-              <w:rPr>
-                <w:sz w:val="18"/>
-                <w:szCs w:val="18"/>
-              </w:rPr>
-              <w:t>OpenPDF</w:t>
-            </w:r>
-            <w:proofErr w:type="spellEnd"/>
-            <w:r>
-              <w:rPr>
-                <w:sz w:val="18"/>
-                <w:szCs w:val="18"/>
-              </w:rPr>
-              <w:t xml:space="preserve"> / </w:t>
-            </w:r>
-            <w:proofErr w:type="spellStart"/>
-            <w:r>
-              <w:rPr>
-                <w:sz w:val="18"/>
-                <w:szCs w:val="18"/>
-              </w:rPr>
-              <w:t>iText</w:t>
-            </w:r>
-            <w:proofErr w:type="spellEnd"/>
-            <w:r>
-              <w:rPr>
-                <w:sz w:val="18"/>
-                <w:szCs w:val="18"/>
-              </w:rPr>
-              <w:t>) y exportación HTML</w:t>
+            <w:r>
+              <w:rPr>
+                <w:sz w:val="18"/>
+                <w:szCs w:val="18"/>
+              </w:rPr>
+              <w:t>Thymeleaf + librería PDF (OpenPDF / iText) y exportación HTML</w:t>
             </w:r>
           </w:p>
         </w:tc>
@@ -14217,39 +13524,7 @@
                 <w:sz w:val="18"/>
                 <w:szCs w:val="18"/>
               </w:rPr>
-              <w:t xml:space="preserve">Spring </w:t>
-            </w:r>
-            <w:proofErr w:type="spellStart"/>
-            <w:r>
-              <w:rPr>
-                <w:sz w:val="18"/>
-                <w:szCs w:val="18"/>
-              </w:rPr>
-              <w:t>Scheduler</w:t>
-            </w:r>
-            <w:proofErr w:type="spellEnd"/>
-            <w:r>
-              <w:rPr>
-                <w:sz w:val="18"/>
-                <w:szCs w:val="18"/>
-              </w:rPr>
-              <w:t xml:space="preserve"> (@Scheduled) — sincronización </w:t>
-            </w:r>
-            <w:proofErr w:type="spellStart"/>
-            <w:r>
-              <w:rPr>
-                <w:sz w:val="18"/>
-                <w:szCs w:val="18"/>
-              </w:rPr>
-              <w:t>PeruRail</w:t>
-            </w:r>
-            <w:proofErr w:type="spellEnd"/>
-            <w:r>
-              <w:rPr>
-                <w:sz w:val="18"/>
-                <w:szCs w:val="18"/>
-              </w:rPr>
-              <w:t xml:space="preserve"> y SENAMHI</w:t>
+              <w:t>Spring Scheduler (@Scheduled) — sincronización PeruRail y SENAMHI</w:t>
             </w:r>
           </w:p>
         </w:tc>
@@ -14276,23 +13551,7 @@
                 <w:sz w:val="18"/>
                 <w:szCs w:val="18"/>
               </w:rPr>
-              <w:t xml:space="preserve">Consumo de </w:t>
-            </w:r>
-            <w:proofErr w:type="spellStart"/>
-            <w:r>
-              <w:rPr>
-                <w:sz w:val="18"/>
-                <w:szCs w:val="18"/>
-              </w:rPr>
-              <w:t>APIs</w:t>
-            </w:r>
-            <w:proofErr w:type="spellEnd"/>
-            <w:r>
-              <w:rPr>
-                <w:sz w:val="18"/>
-                <w:szCs w:val="18"/>
-              </w:rPr>
-              <w:t xml:space="preserve"> externas</w:t>
+              <w:t>Consumo de APIs externas</w:t>
             </w:r>
           </w:p>
         </w:tc>
@@ -14312,37 +13571,12 @@
                 <w:szCs w:val="18"/>
               </w:rPr>
             </w:pPr>
-            <w:proofErr w:type="spellStart"/>
-            <w:r>
-              <w:rPr>
-                <w:sz w:val="18"/>
-                <w:szCs w:val="18"/>
-              </w:rPr>
-              <w:t>RestClient</w:t>
-            </w:r>
-            <w:proofErr w:type="spellEnd"/>
-            <w:r>
-              <w:rPr>
-                <w:sz w:val="18"/>
-                <w:szCs w:val="18"/>
-              </w:rPr>
-              <w:t xml:space="preserve"> / HTTP Service </w:t>
-            </w:r>
-            <w:proofErr w:type="spellStart"/>
-            <w:r>
-              <w:rPr>
-                <w:sz w:val="18"/>
-                <w:szCs w:val="18"/>
-              </w:rPr>
-              <w:t>Clients</w:t>
-            </w:r>
-            <w:proofErr w:type="spellEnd"/>
-            <w:r>
-              <w:rPr>
-                <w:sz w:val="18"/>
-                <w:szCs w:val="18"/>
-              </w:rPr>
-              <w:t xml:space="preserve"> (@HttpExchange)</w:t>
+            <w:r>
+              <w:rPr>
+                <w:sz w:val="18"/>
+                <w:szCs w:val="18"/>
+              </w:rPr>
+              <w:t>RestClient / HTTP Service Clients (@HttpExchange)</w:t>
             </w:r>
           </w:p>
         </w:tc>
@@ -14394,17 +13628,8 @@
                 <w:sz w:val="18"/>
                 <w:szCs w:val="18"/>
               </w:rPr>
-              <w:t xml:space="preserve">Docker y Docker </w:t>
-            </w:r>
-            <w:proofErr w:type="spellStart"/>
-            <w:r>
-              <w:rPr>
-                <w:sz w:val="18"/>
-                <w:szCs w:val="18"/>
-              </w:rPr>
-              <w:t>Compose</w:t>
-            </w:r>
-            <w:proofErr w:type="spellEnd"/>
+              <w:t>Docker y Docker Compose</w:t>
+            </w:r>
           </w:p>
         </w:tc>
       </w:tr>
@@ -14450,31 +13675,13 @@
                 <w:szCs w:val="18"/>
               </w:rPr>
             </w:pPr>
-            <w:proofErr w:type="spellStart"/>
-            <w:r>
-              <w:rPr>
-                <w:sz w:val="18"/>
-                <w:szCs w:val="18"/>
-              </w:rPr>
-              <w:t>DBeaver</w:t>
-            </w:r>
-            <w:proofErr w:type="spellEnd"/>
-            <w:r>
-              <w:rPr>
-                <w:sz w:val="18"/>
-                <w:szCs w:val="18"/>
-              </w:rPr>
-              <w:t xml:space="preserve"> / </w:t>
-            </w:r>
-            <w:proofErr w:type="spellStart"/>
-            <w:r>
-              <w:rPr>
-                <w:sz w:val="18"/>
-                <w:szCs w:val="18"/>
-              </w:rPr>
-              <w:t>pgAdmin</w:t>
-            </w:r>
-            <w:proofErr w:type="spellEnd"/>
+            <w:r>
+              <w:rPr>
+                <w:sz w:val="18"/>
+                <w:szCs w:val="18"/>
+              </w:rPr>
+              <w:t>DBeaver / pgAdmin</w:t>
+            </w:r>
           </w:p>
         </w:tc>
       </w:tr>
@@ -14593,15 +13800,7 @@
         <w:t>Capa de Presentación (Web Responsive):</w:t>
       </w:r>
       <w:r>
-        <w:t xml:space="preserve"> Controladores Spring MVC (@Controller), vistas </w:t>
-      </w:r>
-      <w:proofErr w:type="spellStart"/>
-      <w:r>
-        <w:t>Thymeleaf</w:t>
-      </w:r>
-      <w:proofErr w:type="spellEnd"/>
-      <w:r>
-        <w:t xml:space="preserve"> y Bootstrap 5, con mapa interactivo (Leaflet.js) para visualizar la ruta, y paneles diferenciados por rol (Turista, Travel Group Perú y Administrador MTC).</w:t>
+        <w:t xml:space="preserve"> Controladores Spring MVC (@Controller), vistas Thymeleaf y Bootstrap 5, con mapa interactivo (Leaflet.js) para visualizar la ruta, y paneles diferenciados por rol (Turista, Travel Group Perú y Administrador MTC).</w:t>
       </w:r>
     </w:p>
     <w:p>
@@ -14620,55 +13819,7 @@
         <w:t>Capa de Negocio / Orquestación:</w:t>
       </w:r>
       <w:r>
-        <w:t xml:space="preserve"> Servicios de dominio — </w:t>
-      </w:r>
-      <w:proofErr w:type="spellStart"/>
-      <w:r>
-        <w:t>PreferenciaService</w:t>
-      </w:r>
-      <w:proofErr w:type="spellEnd"/>
-      <w:r>
-        <w:t xml:space="preserve">, </w:t>
-      </w:r>
-      <w:proofErr w:type="spellStart"/>
-      <w:r>
-        <w:t>ZonaTuristicaService</w:t>
-      </w:r>
-      <w:proofErr w:type="spellEnd"/>
-      <w:r>
-        <w:t xml:space="preserve">, </w:t>
-      </w:r>
-      <w:proofErr w:type="spellStart"/>
-      <w:r>
-        <w:t>AforoService</w:t>
-      </w:r>
-      <w:proofErr w:type="spellEnd"/>
-      <w:r>
-        <w:t xml:space="preserve"> (validación y control de cupos diarios), </w:t>
-      </w:r>
-      <w:proofErr w:type="spellStart"/>
-      <w:r>
-        <w:t>RutaPeatonalService</w:t>
-      </w:r>
-      <w:proofErr w:type="spellEnd"/>
-      <w:r>
-        <w:t xml:space="preserve"> (motor de cálculo de la ruta peatonal de ida y vuelta), </w:t>
-      </w:r>
-      <w:proofErr w:type="spellStart"/>
-      <w:r>
-        <w:t>InformeService</w:t>
-      </w:r>
-      <w:proofErr w:type="spellEnd"/>
-      <w:r>
-        <w:t xml:space="preserve"> (generación del informe consolidado) y </w:t>
-      </w:r>
-      <w:proofErr w:type="spellStart"/>
-      <w:r>
-        <w:t>SchedulerService</w:t>
-      </w:r>
-      <w:proofErr w:type="spellEnd"/>
-      <w:r>
-        <w:t xml:space="preserve"> (orquestación de las tareas periódicas).</w:t>
+        <w:t xml:space="preserve"> Servicios de dominio — PreferenciaService, ZonaTuristicaService, AforoService (validación y control de cupos diarios), RutaPeatonalService (motor de cálculo de la ruta peatonal de ida y vuelta), InformeService (generación del informe consolidado) y SchedulerService (orquestación de las tareas periódicas).</w:t>
       </w:r>
     </w:p>
     <w:p>
@@ -14685,42 +13836,10 @@
           <w:bCs/>
         </w:rPr>
         <w:lastRenderedPageBreak/>
-        <w:t xml:space="preserve">Capa de Integración de </w:t>
-      </w:r>
-      <w:proofErr w:type="spellStart"/>
-      <w:r>
-        <w:rPr>
-          <w:b/>
-          <w:bCs/>
-        </w:rPr>
-        <w:t>APIs</w:t>
-      </w:r>
-      <w:proofErr w:type="spellEnd"/>
-      <w:r>
-        <w:rPr>
-          <w:b/>
-          <w:bCs/>
-        </w:rPr>
-        <w:t>:</w:t>
-      </w:r>
-      <w:r>
-        <w:t xml:space="preserve"> Adaptadores/clientes — </w:t>
-      </w:r>
-      <w:proofErr w:type="spellStart"/>
-      <w:r>
-        <w:t>PeruRailClient</w:t>
-      </w:r>
-      <w:proofErr w:type="spellEnd"/>
-      <w:r>
-        <w:t xml:space="preserve"> (estaciones, horarios y tarifas) y </w:t>
-      </w:r>
-      <w:proofErr w:type="spellStart"/>
-      <w:r>
-        <w:t>SenamhiClient</w:t>
-      </w:r>
-      <w:proofErr w:type="spellEnd"/>
-      <w:r>
-        <w:t xml:space="preserve"> (previsión climática), además del módulo interno de carga usado por Travel Group Perú, que no requiere un cliente externo al ser una operación CRUD directa sobre la base de datos del sistema.</w:t>
+        <w:t>Capa de Integración de APIs:</w:t>
+      </w:r>
+      <w:r>
+        <w:t xml:space="preserve"> Adaptadores/clientes — PeruRailClient (estaciones, horarios y tarifas) y SenamhiClient (previsión climática), además del módulo interno de carga usado por Travel Group Perú, que no requiere un cliente externo al ser una operación CRUD directa sobre la base de datos del sistema.</w:t>
       </w:r>
     </w:p>
     <w:p>
@@ -14739,39 +13858,7 @@
         <w:t>Capa de Persistencia:</w:t>
       </w:r>
       <w:r>
-        <w:t xml:space="preserve"> Spring Data JPA, </w:t>
-      </w:r>
-      <w:proofErr w:type="spellStart"/>
-      <w:r>
-        <w:t>Hibernate</w:t>
-      </w:r>
-      <w:proofErr w:type="spellEnd"/>
-      <w:r>
-        <w:t xml:space="preserve"> ORM y PostgreSQL 15, sobre las entidades con prefijos normalizados definidas en el diccionario de datos (</w:t>
-      </w:r>
-      <w:proofErr w:type="spellStart"/>
-      <w:r>
-        <w:t>Est</w:t>
-      </w:r>
-      <w:proofErr w:type="spellEnd"/>
-      <w:r>
-        <w:t xml:space="preserve">, Zon, Rut, Cli, Ser, </w:t>
-      </w:r>
-      <w:proofErr w:type="spellStart"/>
-      <w:r>
-        <w:t>Inf</w:t>
-      </w:r>
-      <w:proofErr w:type="spellEnd"/>
-      <w:r>
-        <w:t xml:space="preserve">, Aud, </w:t>
-      </w:r>
-      <w:proofErr w:type="spellStart"/>
-      <w:r>
-        <w:t>Usu</w:t>
-      </w:r>
-      <w:proofErr w:type="spellEnd"/>
-      <w:r>
-        <w:t>, Rol, Tip).</w:t>
+        <w:t xml:space="preserve"> Spring Data JPA, Hibernate ORM y PostgreSQL 15, sobre las entidades con prefijos normalizados definidas en el diccionario de datos (Est, Zon, Rut, Cli, Ser, Inf, Aud, Usu, Rol, Tip).</w:t>
       </w:r>
     </w:p>
     <w:p>
@@ -14853,31 +13940,7 @@
         <w:jc w:val="both"/>
       </w:pPr>
       <w:r>
-        <w:t xml:space="preserve">Los requerimientos RF-01 a RF-03 son atendidos principalmente por las capas de Presentación y Negocio; los RF-04 a RF-08 requieren la orquestación conjunta de las capas de Negocio, Integración de </w:t>
-      </w:r>
-      <w:proofErr w:type="spellStart"/>
-      <w:r>
-        <w:t>APIs</w:t>
-      </w:r>
-      <w:proofErr w:type="spellEnd"/>
-      <w:r>
-        <w:t xml:space="preserve"> y Persistencia; los RF-13 a RF-15 dependen directamente de la Capa de Integración de </w:t>
-      </w:r>
-      <w:proofErr w:type="spellStart"/>
-      <w:r>
-        <w:t>APIs</w:t>
-      </w:r>
-      <w:proofErr w:type="spellEnd"/>
-      <w:r>
-        <w:t xml:space="preserve"> y de los mecanismos de auditoría de la Capa de Persistencia; y los RF-16 y RF-17 (control de aforo) son resueltos por </w:t>
-      </w:r>
-      <w:proofErr w:type="spellStart"/>
-      <w:r>
-        <w:t>AforoService</w:t>
-      </w:r>
-      <w:proofErr w:type="spellEnd"/>
-      <w:r>
-        <w:t xml:space="preserve"> en la Capa de Negocio, apoyado en la Capa de Persistencia para la lectura y actualización atómica del contador de cupos.</w:t>
+        <w:t>Los requerimientos RF-01 a RF-03 son atendidos principalmente por las capas de Presentación y Negocio; los RF-04 a RF-08 requieren la orquestación conjunta de las capas de Negocio, Integración de APIs y Persistencia; los RF-13 a RF-15 dependen directamente de la Capa de Integración de APIs y de los mecanismos de auditoría de la Capa de Persistencia; y los RF-16 y RF-17 (control de aforo) son resueltos por AforoService en la Capa de Negocio, apoyado en la Capa de Persistencia para la lectura y actualización atómica del contador de cupos.</w:t>
       </w:r>
     </w:p>
     <w:p>
@@ -14912,15 +13975,7 @@
         <w:t>Visualización de mapa:</w:t>
       </w:r>
       <w:r>
-        <w:t xml:space="preserve"> la Capa de Presentación incorpora la librería Leaflet.js sobre las vistas </w:t>
-      </w:r>
-      <w:proofErr w:type="spellStart"/>
-      <w:r>
-        <w:t>Thymeleaf</w:t>
-      </w:r>
-      <w:proofErr w:type="spellEnd"/>
-      <w:r>
-        <w:t xml:space="preserve"> del panel del turista, para dibujar la estación de origen, la zona turística de destino y el trazo de la ruta de ida y vuelta sobre un mapa interactivo, en concordancia con el mockup de la Hoja de Práctica.</w:t>
+        <w:t xml:space="preserve"> la Capa de Presentación incorpora la librería Leaflet.js sobre las vistas Thymeleaf del panel del turista, para dibujar la estación de origen, la zona turística de destino y el trazo de la ruta de ida y vuelta sobre un mapa interactivo, en concordancia con el mockup de la Hoja de Práctica.</w:t>
       </w:r>
     </w:p>
     <w:p>
@@ -14939,23 +13994,7 @@
         <w:t xml:space="preserve">Cálculo de la ruta peatonal: </w:t>
       </w:r>
       <w:r>
-        <w:t xml:space="preserve">para efectos del presente proyecto, </w:t>
-      </w:r>
-      <w:proofErr w:type="spellStart"/>
-      <w:r>
-        <w:t>RutaPeatonalService</w:t>
-      </w:r>
-      <w:proofErr w:type="spellEnd"/>
-      <w:r>
-        <w:t xml:space="preserve"> calcula la distancia entre la estación y la zona turística mediante la fórmula de </w:t>
-      </w:r>
-      <w:proofErr w:type="spellStart"/>
-      <w:r>
-        <w:t>Haversine</w:t>
-      </w:r>
-      <w:proofErr w:type="spellEnd"/>
-      <w:r>
-        <w:t xml:space="preserve"> (distancia en línea recta a partir de las coordenadas de ambos puntos), multiplicada por dos para representar el trayecto de ida y vuelta. Esta es una simplificación razonable para el alcance académico del proyecto; una evolución futura del sistema podría reemplazarla por un motor de ruteo peatonal real que calcule la distancia siguiendo caminos y senderos existentes.</w:t>
+        <w:t>para efectos del presente proyecto, RutaPeatonalService calcula la distancia entre la estación y la zona turística mediante la fórmula de Haversine (distancia en línea recta a partir de las coordenadas de ambos puntos), multiplicada por dos para representar el trayecto de ida y vuelta. Esta es una simplificación razonable para el alcance académico del proyecto; una evolución futura del sistema podría reemplazarla por un motor de ruteo peatonal real que calcule la distancia siguiendo caminos y senderos existentes.</w:t>
       </w:r>
     </w:p>
     <w:p>
@@ -14992,15 +14031,7 @@
         <w:jc w:val="both"/>
       </w:pPr>
       <w:r>
-        <w:t xml:space="preserve">La arquitectura física describe la topología de despliegue del sistema, basada en contenedores Docker orquestados mediante Docker </w:t>
-      </w:r>
-      <w:proofErr w:type="spellStart"/>
-      <w:r>
-        <w:t>Compose</w:t>
-      </w:r>
-      <w:proofErr w:type="spellEnd"/>
-      <w:r>
-        <w:t>:</w:t>
+        <w:t>La arquitectura física describe la topología de despliegue del sistema, basada en contenedores Docker orquestados mediante Docker Compose:</w:t>
       </w:r>
     </w:p>
     <w:p>
@@ -15026,15 +14057,7 @@
         <w:t>4.1.1</w:t>
       </w:r>
       <w:r>
-        <w:t xml:space="preserve"> con servidor Tomcat embebido, expuesto en el puerto 8082 (puerto no estándar, seleccionado para evitar conflictos con otros servicios del entorno de desarrollo), e incluye Spring Security y el Spring </w:t>
-      </w:r>
-      <w:proofErr w:type="spellStart"/>
-      <w:r>
-        <w:t>Scheduler</w:t>
-      </w:r>
-      <w:proofErr w:type="spellEnd"/>
-      <w:r>
-        <w:t xml:space="preserve"> para las tareas programadas.</w:t>
+        <w:t xml:space="preserve"> con servidor Tomcat embebido, expuesto en el puerto 8082 (puerto no estándar, seleccionado para evitar conflictos con otros servicios del entorno de desarrollo), e incluye Spring Security y el Spring Scheduler para las tareas programadas.</w:t>
       </w:r>
     </w:p>
     <w:p>
@@ -15081,23 +14104,7 @@
         <w:t>Orquestación:</w:t>
       </w:r>
       <w:r>
-        <w:t xml:space="preserve"> Un archivo </w:t>
-      </w:r>
-      <w:proofErr w:type="spellStart"/>
-      <w:r>
-        <w:t>docker-compose.yml</w:t>
-      </w:r>
-      <w:proofErr w:type="spellEnd"/>
-      <w:r>
-        <w:t xml:space="preserve"> define ambos contenedores, sus variables de entorno (credenciales de BD, </w:t>
-      </w:r>
-      <w:proofErr w:type="spellStart"/>
-      <w:r>
-        <w:t>URLs</w:t>
-      </w:r>
-      <w:proofErr w:type="spellEnd"/>
-      <w:r>
-        <w:t xml:space="preserve"> de los servicios externos) y la red interna compartida entre ellos.</w:t>
+        <w:t xml:space="preserve"> Un archivo docker-compose.yml define ambos contenedores, sus variables de entorno (credenciales de BD, URLs de los servicios externos) y la red interna compartida entre ellos.</w:t>
       </w:r>
     </w:p>
     <w:p>
@@ -15117,23 +14124,7 @@
         <w:t>Servicios Cloud / Externos:</w:t>
       </w:r>
       <w:r>
-        <w:t xml:space="preserve"> Las </w:t>
-      </w:r>
-      <w:proofErr w:type="spellStart"/>
-      <w:r>
-        <w:t>APIs</w:t>
-      </w:r>
-      <w:proofErr w:type="spellEnd"/>
-      <w:r>
-        <w:t xml:space="preserve"> de </w:t>
-      </w:r>
-      <w:proofErr w:type="spellStart"/>
-      <w:r>
-        <w:t>PeruRail</w:t>
-      </w:r>
-      <w:proofErr w:type="spellEnd"/>
-      <w:r>
-        <w:t xml:space="preserve"> y SENAMHI son consumidas mediante llamadas HTTP salientes programadas (Spring @Scheduled) desde el contenedor de aplicación; no forman parte de la infraestructura desplegada por el equipo, sino que son servicios externos de terceros.</w:t>
+        <w:t xml:space="preserve"> Las APIs de PeruRail y SENAMHI son consumidas mediante llamadas HTTP salientes programadas (Spring @Scheduled) desde el contenedor de aplicación; no forman parte de la infraestructura desplegada por el equipo, sino que son servicios externos de terceros.</w:t>
       </w:r>
     </w:p>
     <w:p>
@@ -15235,15 +14226,7 @@
         <w:jc w:val="both"/>
       </w:pPr>
       <w:r>
-        <w:t xml:space="preserve">Esta topología permite cumplir con el RNF-03 (Disponibilidad y Sincronización), dado que las tareas programadas de actualización con </w:t>
-      </w:r>
-      <w:proofErr w:type="spellStart"/>
-      <w:r>
-        <w:t>PeruRail</w:t>
-      </w:r>
-      <w:proofErr w:type="spellEnd"/>
-      <w:r>
-        <w:t xml:space="preserve"> y SENAMHI se ejecutan de forma autónoma dentro del contenedor de aplicación, y con el RNF-01 (Rendimiento), al mantener la base de datos en un contenedor dedicado con acceso optimizado para consultas menores a 2 segundos.</w:t>
+        <w:t>Esta topología permite cumplir con el RNF-03 (Disponibilidad y Sincronización), dado que las tareas programadas de actualización con PeruRail y SENAMHI se ejecutan de forma autónoma dentro del contenedor de aplicación, y con el RNF-01 (Rendimiento), al mantener la base de datos en un contenedor dedicado con acceso optimizado para consultas menores a 2 segundos.</w:t>
       </w:r>
     </w:p>
     <w:p>
@@ -15323,103 +14306,7 @@
         <w:jc w:val="both"/>
       </w:pPr>
       <w:r>
-        <w:t>El modelo entidad-relación del sistema se compone de diez entidades, agrupadas en cuatro categorías: seguridad (Rol, Usuario), paramétrica (</w:t>
-      </w:r>
-      <w:proofErr w:type="spellStart"/>
-      <w:r>
-        <w:t>TipoTurismo</w:t>
-      </w:r>
-      <w:proofErr w:type="spellEnd"/>
-      <w:r>
-        <w:t xml:space="preserve">), núcleo del caso (Estacion, </w:t>
-      </w:r>
-      <w:proofErr w:type="spellStart"/>
-      <w:r>
-        <w:t>InformePlanificacion</w:t>
-      </w:r>
-      <w:proofErr w:type="spellEnd"/>
-      <w:r>
-        <w:t>) y operativas/integración (</w:t>
-      </w:r>
-      <w:proofErr w:type="spellStart"/>
-      <w:r>
-        <w:t>ZonaTuristica</w:t>
-      </w:r>
-      <w:proofErr w:type="spellEnd"/>
-      <w:r>
-        <w:t xml:space="preserve">, </w:t>
-      </w:r>
-      <w:proofErr w:type="spellStart"/>
-      <w:r>
-        <w:t>ZonaTipoTurismo</w:t>
-      </w:r>
-      <w:proofErr w:type="spellEnd"/>
-      <w:r>
-        <w:t xml:space="preserve">, </w:t>
-      </w:r>
-      <w:proofErr w:type="spellStart"/>
-      <w:r>
-        <w:t>ServicioTren</w:t>
-      </w:r>
-      <w:proofErr w:type="spellEnd"/>
-      <w:r>
-        <w:t xml:space="preserve">, </w:t>
-      </w:r>
-      <w:proofErr w:type="spellStart"/>
-      <w:r>
-        <w:t>RutaPeatonal</w:t>
-      </w:r>
-      <w:proofErr w:type="spellEnd"/>
-      <w:r>
-        <w:t xml:space="preserve">, </w:t>
-      </w:r>
-      <w:proofErr w:type="spellStart"/>
-      <w:r>
-        <w:t>PrevisionClima</w:t>
-      </w:r>
-      <w:proofErr w:type="spellEnd"/>
-      <w:r>
-        <w:t xml:space="preserve">, </w:t>
-      </w:r>
-      <w:proofErr w:type="spellStart"/>
-      <w:r>
-        <w:t>ControlAforo</w:t>
-      </w:r>
-      <w:proofErr w:type="spellEnd"/>
-      <w:r>
-        <w:t>). La entidad Estacion actúa como eje central del modelo, ya que es referenciada por la mayoría de las entidades operativas provenientes de las tres fuentes externas del caso (</w:t>
-      </w:r>
-      <w:proofErr w:type="spellStart"/>
-      <w:r>
-        <w:t>PeruRail</w:t>
-      </w:r>
-      <w:proofErr w:type="spellEnd"/>
-      <w:r>
-        <w:t xml:space="preserve">, SENAMHI y Travel Group Perú). La entidad </w:t>
-      </w:r>
-      <w:proofErr w:type="spellStart"/>
-      <w:r>
-        <w:t>ControlAforo</w:t>
-      </w:r>
-      <w:proofErr w:type="spellEnd"/>
-      <w:r>
-        <w:t xml:space="preserve"> se incorporó para gestionar el cupo máximo diario de visitantes en zonas turísticas que lo requieran (p. ej. Machu Picchu), llevando el conteo de cupos utilizados por zona y por fecha. La entidad </w:t>
-      </w:r>
-      <w:proofErr w:type="spellStart"/>
-      <w:r>
-        <w:t>ZonaTipoTurismo</w:t>
-      </w:r>
-      <w:proofErr w:type="spellEnd"/>
-      <w:r>
-        <w:t xml:space="preserve">, por su parte, resuelve una relación de muchos a muchos: una misma zona turística puede combinar más de una categoría a la vez (por ejemplo, un monumento con valor histórico desde el cual también se aprecian paisajes naturales), por lo que no podía modelarse como una llave foránea única dentro de </w:t>
-      </w:r>
-      <w:proofErr w:type="spellStart"/>
-      <w:r>
-        <w:t>ZonaTuristica</w:t>
-      </w:r>
-      <w:proofErr w:type="spellEnd"/>
-      <w:r>
-        <w:t>.</w:t>
+        <w:t>El modelo entidad-relación del sistema se compone de diez entidades, agrupadas en cuatro categorías: seguridad (Rol, Usuario), paramétrica (TipoTurismo), núcleo del caso (Estacion, InformePlanificacion) y operativas/integración (ZonaTuristica, ZonaTipoTurismo, ServicioTren, RutaPeatonal, PrevisionClima, ControlAforo). La entidad Estacion actúa como eje central del modelo, ya que es referenciada por la mayoría de las entidades operativas provenientes de las tres fuentes externas del caso (PeruRail, SENAMHI y Travel Group Perú). La entidad ControlAforo se incorporó para gestionar el cupo máximo diario de visitantes en zonas turísticas que lo requieran (p. ej. Machu Picchu), llevando el conteo de cupos utilizados por zona y por fecha. La entidad ZonaTipoTurismo, por su parte, resuelve una relación de muchos a muchos: una misma zona turística puede combinar más de una categoría a la vez (por ejemplo, un monumento con valor histórico desde el cual también se aprecian paisajes naturales), por lo que no podía modelarse como una llave foránea única dentro de ZonaTuristica.</w:t>
       </w:r>
     </w:p>
     <w:p>
@@ -15644,7 +14531,6 @@
                 <w:szCs w:val="18"/>
               </w:rPr>
             </w:pPr>
-            <w:proofErr w:type="spellStart"/>
             <w:r>
               <w:rPr>
                 <w:sz w:val="18"/>
@@ -15652,7 +14538,6 @@
               </w:rPr>
               <w:t>RolIdRol</w:t>
             </w:r>
-            <w:proofErr w:type="spellEnd"/>
           </w:p>
         </w:tc>
         <w:tc>
@@ -15783,7 +14668,6 @@
                 <w:szCs w:val="18"/>
               </w:rPr>
             </w:pPr>
-            <w:proofErr w:type="spellStart"/>
             <w:r>
               <w:rPr>
                 <w:sz w:val="18"/>
@@ -15791,7 +14675,6 @@
               </w:rPr>
               <w:t>UsuIdUsuario</w:t>
             </w:r>
-            <w:proofErr w:type="spellEnd"/>
           </w:p>
         </w:tc>
         <w:tc>
@@ -15806,21 +14689,12 @@
                 <w:szCs w:val="18"/>
               </w:rPr>
             </w:pPr>
-            <w:proofErr w:type="spellStart"/>
-            <w:r>
-              <w:rPr>
-                <w:sz w:val="18"/>
-                <w:szCs w:val="18"/>
-              </w:rPr>
-              <w:t>UsuIdRol</w:t>
-            </w:r>
-            <w:proofErr w:type="spellEnd"/>
-            <w:r>
-              <w:rPr>
-                <w:sz w:val="18"/>
-                <w:szCs w:val="18"/>
-              </w:rPr>
-              <w:t xml:space="preserve"> → Rol</w:t>
+            <w:r>
+              <w:rPr>
+                <w:sz w:val="18"/>
+                <w:szCs w:val="18"/>
+              </w:rPr>
+              <w:t>UsuIdRol → Rol</w:t>
             </w:r>
           </w:p>
         </w:tc>
@@ -15838,7 +14712,6 @@
                 <w:szCs w:val="18"/>
               </w:rPr>
             </w:pPr>
-            <w:proofErr w:type="spellStart"/>
             <w:r>
               <w:rPr>
                 <w:sz w:val="18"/>
@@ -15846,7 +14719,6 @@
               </w:rPr>
               <w:t>TipoTurismo</w:t>
             </w:r>
-            <w:proofErr w:type="spellEnd"/>
           </w:p>
         </w:tc>
         <w:tc>
@@ -15861,7 +14733,6 @@
                 <w:szCs w:val="18"/>
               </w:rPr>
             </w:pPr>
-            <w:proofErr w:type="spellStart"/>
             <w:r>
               <w:rPr>
                 <w:sz w:val="18"/>
@@ -15869,7 +14740,6 @@
               </w:rPr>
               <w:t>TipIdTipoTurismo</w:t>
             </w:r>
-            <w:proofErr w:type="spellEnd"/>
           </w:p>
         </w:tc>
         <w:tc>
@@ -15928,7 +14798,6 @@
                 <w:szCs w:val="18"/>
               </w:rPr>
             </w:pPr>
-            <w:proofErr w:type="spellStart"/>
             <w:r>
               <w:rPr>
                 <w:sz w:val="18"/>
@@ -15936,7 +14805,6 @@
               </w:rPr>
               <w:t>EstIdEstacion</w:t>
             </w:r>
-            <w:proofErr w:type="spellEnd"/>
           </w:p>
         </w:tc>
         <w:tc>
@@ -15974,7 +14842,6 @@
                 <w:szCs w:val="18"/>
               </w:rPr>
             </w:pPr>
-            <w:proofErr w:type="spellStart"/>
             <w:r>
               <w:rPr>
                 <w:sz w:val="18"/>
@@ -15982,7 +14849,6 @@
               </w:rPr>
               <w:t>ZonaTuristica</w:t>
             </w:r>
-            <w:proofErr w:type="spellEnd"/>
           </w:p>
         </w:tc>
         <w:tc>
@@ -15997,7 +14863,6 @@
                 <w:szCs w:val="18"/>
               </w:rPr>
             </w:pPr>
-            <w:proofErr w:type="spellStart"/>
             <w:r>
               <w:rPr>
                 <w:sz w:val="18"/>
@@ -16005,7 +14870,6 @@
               </w:rPr>
               <w:t>ZonIdZona</w:t>
             </w:r>
-            <w:proofErr w:type="spellEnd"/>
           </w:p>
         </w:tc>
         <w:tc>
@@ -16020,21 +14884,12 @@
                 <w:szCs w:val="18"/>
               </w:rPr>
             </w:pPr>
-            <w:proofErr w:type="spellStart"/>
-            <w:r>
-              <w:rPr>
-                <w:sz w:val="18"/>
-                <w:szCs w:val="18"/>
-              </w:rPr>
-              <w:t>ZonIdEstacionCercana</w:t>
-            </w:r>
-            <w:proofErr w:type="spellEnd"/>
-            <w:r>
-              <w:rPr>
-                <w:sz w:val="18"/>
-                <w:szCs w:val="18"/>
-              </w:rPr>
-              <w:t xml:space="preserve"> → Estacion</w:t>
+            <w:r>
+              <w:rPr>
+                <w:sz w:val="18"/>
+                <w:szCs w:val="18"/>
+              </w:rPr>
+              <w:t>ZonIdEstacionCercana → Estacion</w:t>
             </w:r>
           </w:p>
         </w:tc>
@@ -16052,7 +14907,6 @@
                 <w:szCs w:val="18"/>
               </w:rPr>
             </w:pPr>
-            <w:proofErr w:type="spellStart"/>
             <w:r>
               <w:rPr>
                 <w:sz w:val="18"/>
@@ -16060,7 +14914,6 @@
               </w:rPr>
               <w:t>ZonaTipoTurismo</w:t>
             </w:r>
-            <w:proofErr w:type="spellEnd"/>
           </w:p>
         </w:tc>
         <w:tc>
@@ -16075,7 +14928,6 @@
                 <w:szCs w:val="18"/>
               </w:rPr>
             </w:pPr>
-            <w:proofErr w:type="spellStart"/>
             <w:r>
               <w:rPr>
                 <w:sz w:val="18"/>
@@ -16083,7 +14935,6 @@
               </w:rPr>
               <w:t>ZtiIdZonaTipo</w:t>
             </w:r>
-            <w:proofErr w:type="spellEnd"/>
           </w:p>
         </w:tc>
         <w:tc>
@@ -16098,63 +14949,13 @@
                 <w:szCs w:val="18"/>
               </w:rPr>
             </w:pPr>
-            <w:proofErr w:type="spellStart"/>
-            <w:r>
-              <w:rPr>
-                <w:sz w:val="18"/>
-                <w:szCs w:val="18"/>
-              </w:rPr>
-              <w:t>ZtiIdZonaTuristica</w:t>
-            </w:r>
-            <w:proofErr w:type="spellEnd"/>
-            <w:r>
-              <w:rPr>
-                <w:sz w:val="18"/>
-                <w:szCs w:val="18"/>
-              </w:rPr>
-              <w:t xml:space="preserve"> → </w:t>
-            </w:r>
-            <w:proofErr w:type="spellStart"/>
-            <w:r>
-              <w:rPr>
-                <w:sz w:val="18"/>
-                <w:szCs w:val="18"/>
-              </w:rPr>
-              <w:t>ZonaTuristica</w:t>
-            </w:r>
-            <w:proofErr w:type="spellEnd"/>
-            <w:r>
-              <w:rPr>
-                <w:sz w:val="18"/>
-                <w:szCs w:val="18"/>
-              </w:rPr>
-              <w:t xml:space="preserve"> · </w:t>
-            </w:r>
-            <w:proofErr w:type="spellStart"/>
-            <w:r>
-              <w:rPr>
-                <w:sz w:val="18"/>
-                <w:szCs w:val="18"/>
-              </w:rPr>
-              <w:t>ZtiIdTipoTurismo</w:t>
-            </w:r>
-            <w:proofErr w:type="spellEnd"/>
-            <w:r>
-              <w:rPr>
-                <w:sz w:val="18"/>
-                <w:szCs w:val="18"/>
-              </w:rPr>
-              <w:t xml:space="preserve"> → </w:t>
-            </w:r>
-            <w:proofErr w:type="spellStart"/>
-            <w:r>
-              <w:rPr>
-                <w:sz w:val="18"/>
-                <w:szCs w:val="18"/>
-              </w:rPr>
-              <w:t>TipoTurismo</w:t>
-            </w:r>
-            <w:proofErr w:type="spellEnd"/>
+            <w:r>
+              <w:rPr>
+                <w:sz w:val="18"/>
+                <w:szCs w:val="18"/>
+              </w:rPr>
+              <w:t>ZtiIdZonaTuristica → ZonaTuristica · ZtiIdTipoTurismo → TipoTurismo</w:t>
+            </w:r>
           </w:p>
         </w:tc>
       </w:tr>
@@ -16171,7 +14972,6 @@
                 <w:szCs w:val="18"/>
               </w:rPr>
             </w:pPr>
-            <w:proofErr w:type="spellStart"/>
             <w:r>
               <w:rPr>
                 <w:sz w:val="18"/>
@@ -16179,7 +14979,6 @@
               </w:rPr>
               <w:t>ServicioTren</w:t>
             </w:r>
-            <w:proofErr w:type="spellEnd"/>
           </w:p>
         </w:tc>
         <w:tc>
@@ -16194,7 +14993,6 @@
                 <w:szCs w:val="18"/>
               </w:rPr>
             </w:pPr>
-            <w:proofErr w:type="spellStart"/>
             <w:r>
               <w:rPr>
                 <w:sz w:val="18"/>
@@ -16202,7 +15000,6 @@
               </w:rPr>
               <w:t>SerIdServicio</w:t>
             </w:r>
-            <w:proofErr w:type="spellEnd"/>
           </w:p>
         </w:tc>
         <w:tc>
@@ -16217,37 +15014,12 @@
                 <w:szCs w:val="18"/>
               </w:rPr>
             </w:pPr>
-            <w:proofErr w:type="spellStart"/>
-            <w:r>
-              <w:rPr>
-                <w:sz w:val="18"/>
-                <w:szCs w:val="18"/>
-              </w:rPr>
-              <w:t>SerIdEstacionOrigen</w:t>
-            </w:r>
-            <w:proofErr w:type="spellEnd"/>
-            <w:r>
-              <w:rPr>
-                <w:sz w:val="18"/>
-                <w:szCs w:val="18"/>
-              </w:rPr>
-              <w:t xml:space="preserve"> → Estacion · </w:t>
-            </w:r>
-            <w:proofErr w:type="spellStart"/>
-            <w:r>
-              <w:rPr>
-                <w:sz w:val="18"/>
-                <w:szCs w:val="18"/>
-              </w:rPr>
-              <w:t>SerIdEstacionDestino</w:t>
-            </w:r>
-            <w:proofErr w:type="spellEnd"/>
-            <w:r>
-              <w:rPr>
-                <w:sz w:val="18"/>
-                <w:szCs w:val="18"/>
-              </w:rPr>
-              <w:t xml:space="preserve"> → Estacion</w:t>
+            <w:r>
+              <w:rPr>
+                <w:sz w:val="18"/>
+                <w:szCs w:val="18"/>
+              </w:rPr>
+              <w:t>SerIdEstacionOrigen → Estacion · SerIdEstacionDestino → Estacion</w:t>
             </w:r>
           </w:p>
         </w:tc>
@@ -16265,7 +15037,6 @@
                 <w:szCs w:val="18"/>
               </w:rPr>
             </w:pPr>
-            <w:proofErr w:type="spellStart"/>
             <w:r>
               <w:rPr>
                 <w:sz w:val="18"/>
@@ -16273,7 +15044,6 @@
               </w:rPr>
               <w:t>RutaPeatonal</w:t>
             </w:r>
-            <w:proofErr w:type="spellEnd"/>
           </w:p>
         </w:tc>
         <w:tc>
@@ -16288,7 +15058,6 @@
                 <w:szCs w:val="18"/>
               </w:rPr>
             </w:pPr>
-            <w:proofErr w:type="spellStart"/>
             <w:r>
               <w:rPr>
                 <w:sz w:val="18"/>
@@ -16296,7 +15065,6 @@
               </w:rPr>
               <w:t>RutIdRuta</w:t>
             </w:r>
-            <w:proofErr w:type="spellEnd"/>
           </w:p>
         </w:tc>
         <w:tc>
@@ -16311,47 +15079,13 @@
                 <w:szCs w:val="18"/>
               </w:rPr>
             </w:pPr>
-            <w:proofErr w:type="spellStart"/>
-            <w:r>
-              <w:rPr>
-                <w:sz w:val="18"/>
-                <w:szCs w:val="18"/>
-              </w:rPr>
-              <w:t>RutIdEstacionOrigen</w:t>
-            </w:r>
-            <w:proofErr w:type="spellEnd"/>
-            <w:r>
-              <w:rPr>
-                <w:sz w:val="18"/>
-                <w:szCs w:val="18"/>
-              </w:rPr>
-              <w:t xml:space="preserve"> → Estacion · </w:t>
-            </w:r>
-            <w:proofErr w:type="spellStart"/>
-            <w:r>
-              <w:rPr>
-                <w:sz w:val="18"/>
-                <w:szCs w:val="18"/>
-              </w:rPr>
-              <w:t>RutIdZonaDestino</w:t>
-            </w:r>
-            <w:proofErr w:type="spellEnd"/>
-            <w:r>
-              <w:rPr>
-                <w:sz w:val="18"/>
-                <w:szCs w:val="18"/>
-              </w:rPr>
-              <w:t xml:space="preserve"> → </w:t>
-            </w:r>
-            <w:proofErr w:type="spellStart"/>
-            <w:r>
-              <w:rPr>
-                <w:sz w:val="18"/>
-                <w:szCs w:val="18"/>
-              </w:rPr>
-              <w:t>ZonaTuristica</w:t>
-            </w:r>
-            <w:proofErr w:type="spellEnd"/>
+            <w:r>
+              <w:rPr>
+                <w:sz w:val="18"/>
+                <w:szCs w:val="18"/>
+              </w:rPr>
+              <w:t>RutIdEstacionOrigen → Estacion · RutIdZonaDestino → ZonaTuristica</w:t>
+            </w:r>
           </w:p>
         </w:tc>
       </w:tr>
@@ -16368,7 +15102,6 @@
                 <w:szCs w:val="18"/>
               </w:rPr>
             </w:pPr>
-            <w:proofErr w:type="spellStart"/>
             <w:r>
               <w:rPr>
                 <w:sz w:val="18"/>
@@ -16376,7 +15109,6 @@
               </w:rPr>
               <w:t>PrevisionClima</w:t>
             </w:r>
-            <w:proofErr w:type="spellEnd"/>
           </w:p>
         </w:tc>
         <w:tc>
@@ -16391,7 +15123,6 @@
                 <w:szCs w:val="18"/>
               </w:rPr>
             </w:pPr>
-            <w:proofErr w:type="spellStart"/>
             <w:r>
               <w:rPr>
                 <w:sz w:val="18"/>
@@ -16399,7 +15130,6 @@
               </w:rPr>
               <w:t>CliIdClima</w:t>
             </w:r>
-            <w:proofErr w:type="spellEnd"/>
           </w:p>
         </w:tc>
         <w:tc>
@@ -16414,21 +15144,12 @@
                 <w:szCs w:val="18"/>
               </w:rPr>
             </w:pPr>
-            <w:proofErr w:type="spellStart"/>
-            <w:r>
-              <w:rPr>
-                <w:sz w:val="18"/>
-                <w:szCs w:val="18"/>
-              </w:rPr>
-              <w:t>CliIdEstacion</w:t>
-            </w:r>
-            <w:proofErr w:type="spellEnd"/>
-            <w:r>
-              <w:rPr>
-                <w:sz w:val="18"/>
-                <w:szCs w:val="18"/>
-              </w:rPr>
-              <w:t xml:space="preserve"> → Estacion</w:t>
+            <w:r>
+              <w:rPr>
+                <w:sz w:val="18"/>
+                <w:szCs w:val="18"/>
+              </w:rPr>
+              <w:t>CliIdEstacion → Estacion</w:t>
             </w:r>
           </w:p>
         </w:tc>
@@ -16446,7 +15167,6 @@
                 <w:szCs w:val="18"/>
               </w:rPr>
             </w:pPr>
-            <w:proofErr w:type="spellStart"/>
             <w:r>
               <w:rPr>
                 <w:sz w:val="18"/>
@@ -16454,7 +15174,6 @@
               </w:rPr>
               <w:t>InformePlanificacion</w:t>
             </w:r>
-            <w:proofErr w:type="spellEnd"/>
           </w:p>
         </w:tc>
         <w:tc>
@@ -16469,7 +15188,6 @@
                 <w:szCs w:val="18"/>
               </w:rPr>
             </w:pPr>
-            <w:proofErr w:type="spellStart"/>
             <w:r>
               <w:rPr>
                 <w:sz w:val="18"/>
@@ -16477,7 +15195,6 @@
               </w:rPr>
               <w:t>InfIdInforme</w:t>
             </w:r>
-            <w:proofErr w:type="spellEnd"/>
           </w:p>
         </w:tc>
         <w:tc>
@@ -16492,47 +15209,13 @@
                 <w:szCs w:val="18"/>
               </w:rPr>
             </w:pPr>
-            <w:proofErr w:type="spellStart"/>
-            <w:r>
-              <w:rPr>
-                <w:sz w:val="18"/>
-                <w:szCs w:val="18"/>
-              </w:rPr>
-              <w:t>InfIdUsuario</w:t>
-            </w:r>
-            <w:proofErr w:type="spellEnd"/>
-            <w:r>
-              <w:rPr>
-                <w:sz w:val="18"/>
-                <w:szCs w:val="18"/>
-              </w:rPr>
-              <w:t xml:space="preserve"> → Usuario (opcional) · </w:t>
-            </w:r>
-            <w:proofErr w:type="spellStart"/>
-            <w:r>
-              <w:rPr>
-                <w:sz w:val="18"/>
-                <w:szCs w:val="18"/>
-              </w:rPr>
-              <w:t>InfIdRuta</w:t>
-            </w:r>
-            <w:proofErr w:type="spellEnd"/>
-            <w:r>
-              <w:rPr>
-                <w:sz w:val="18"/>
-                <w:szCs w:val="18"/>
-              </w:rPr>
-              <w:t xml:space="preserve"> → </w:t>
-            </w:r>
-            <w:proofErr w:type="spellStart"/>
-            <w:r>
-              <w:rPr>
-                <w:sz w:val="18"/>
-                <w:szCs w:val="18"/>
-              </w:rPr>
-              <w:t>RutaPeatonal</w:t>
-            </w:r>
-            <w:proofErr w:type="spellEnd"/>
+            <w:r>
+              <w:rPr>
+                <w:sz w:val="18"/>
+                <w:szCs w:val="18"/>
+              </w:rPr>
+              <w:t>InfIdUsuario → Usuario (opcional) · InfIdRuta → RutaPeatonal</w:t>
+            </w:r>
           </w:p>
         </w:tc>
       </w:tr>
@@ -16549,7 +15232,6 @@
                 <w:szCs w:val="18"/>
               </w:rPr>
             </w:pPr>
-            <w:proofErr w:type="spellStart"/>
             <w:r>
               <w:rPr>
                 <w:sz w:val="18"/>
@@ -16557,7 +15239,6 @@
               </w:rPr>
               <w:t>ControlAforo</w:t>
             </w:r>
-            <w:proofErr w:type="spellEnd"/>
           </w:p>
         </w:tc>
         <w:tc>
@@ -16572,7 +15253,6 @@
                 <w:szCs w:val="18"/>
               </w:rPr>
             </w:pPr>
-            <w:proofErr w:type="spellStart"/>
             <w:r>
               <w:rPr>
                 <w:sz w:val="18"/>
@@ -16580,7 +15260,6 @@
               </w:rPr>
               <w:t>AfoIdAforo</w:t>
             </w:r>
-            <w:proofErr w:type="spellEnd"/>
           </w:p>
         </w:tc>
         <w:tc>
@@ -16595,31 +15274,13 @@
                 <w:szCs w:val="18"/>
               </w:rPr>
             </w:pPr>
-            <w:proofErr w:type="spellStart"/>
-            <w:r>
-              <w:rPr>
-                <w:sz w:val="18"/>
-                <w:szCs w:val="18"/>
-              </w:rPr>
-              <w:t>AfoIdZona</w:t>
-            </w:r>
-            <w:proofErr w:type="spellEnd"/>
-            <w:r>
-              <w:rPr>
-                <w:sz w:val="18"/>
-                <w:szCs w:val="18"/>
-              </w:rPr>
-              <w:t xml:space="preserve"> → </w:t>
-            </w:r>
-            <w:proofErr w:type="spellStart"/>
-            <w:r>
-              <w:rPr>
-                <w:sz w:val="18"/>
-                <w:szCs w:val="18"/>
-              </w:rPr>
-              <w:t>ZonaTuristica</w:t>
-            </w:r>
-            <w:proofErr w:type="spellEnd"/>
+            <w:r>
+              <w:rPr>
+                <w:sz w:val="18"/>
+                <w:szCs w:val="18"/>
+              </w:rPr>
+              <w:t>AfoIdZona → ZonaTuristica</w:t>
+            </w:r>
           </w:p>
         </w:tc>
       </w:tr>
@@ -16636,7 +15297,6 @@
                 <w:szCs w:val="18"/>
               </w:rPr>
             </w:pPr>
-            <w:proofErr w:type="spellStart"/>
             <w:r>
               <w:rPr>
                 <w:sz w:val="18"/>
@@ -16644,7 +15304,6 @@
               </w:rPr>
               <w:t>AuditoriaLog</w:t>
             </w:r>
-            <w:proofErr w:type="spellEnd"/>
           </w:p>
         </w:tc>
         <w:tc>
@@ -16659,7 +15318,6 @@
                 <w:szCs w:val="18"/>
               </w:rPr>
             </w:pPr>
-            <w:proofErr w:type="spellStart"/>
             <w:r>
               <w:rPr>
                 <w:sz w:val="18"/>
@@ -16667,7 +15325,6 @@
               </w:rPr>
               <w:t>AudIdLog</w:t>
             </w:r>
-            <w:proofErr w:type="spellEnd"/>
           </w:p>
         </w:tc>
         <w:tc>
@@ -16696,6 +15353,64 @@
     <w:p>
       <w:r>
         <w:tab/>
+      </w:r>
+    </w:p>
+    <w:p>
+      <w:r>
+        <w:tab/>
+      </w:r>
+      <w:r>
+        <w:rPr>
+          <w:noProof/>
+        </w:rPr>
+        <w:drawing>
+          <wp:inline distT="0" distB="0" distL="0" distR="0" wp14:anchorId="770BDF77" wp14:editId="5B05F21F">
+            <wp:extent cx="5399405" cy="3771900"/>
+            <wp:effectExtent l="0" t="0" r="0" b="0"/>
+            <wp:docPr id="451769587" name="Imagen 1"/>
+            <wp:cNvGraphicFramePr>
+              <a:graphicFrameLocks xmlns:a="http://schemas.openxmlformats.org/drawingml/2006/main" noChangeAspect="1"/>
+            </wp:cNvGraphicFramePr>
+            <a:graphic xmlns:a="http://schemas.openxmlformats.org/drawingml/2006/main">
+              <a:graphicData uri="http://schemas.openxmlformats.org/drawingml/2006/picture">
+                <pic:pic xmlns:pic="http://schemas.openxmlformats.org/drawingml/2006/picture">
+                  <pic:nvPicPr>
+                    <pic:cNvPr id="0" name="Picture 1"/>
+                    <pic:cNvPicPr>
+                      <a:picLocks noChangeAspect="1" noChangeArrowheads="1"/>
+                    </pic:cNvPicPr>
+                  </pic:nvPicPr>
+                  <pic:blipFill>
+                    <a:blip r:embed="rId15" cstate="print">
+                      <a:extLst>
+                        <a:ext uri="{28A0092B-C50C-407E-A947-70E740481C1C}">
+                          <a14:useLocalDpi xmlns:a14="http://schemas.microsoft.com/office/drawing/2010/main" val="0"/>
+                        </a:ext>
+                      </a:extLst>
+                    </a:blip>
+                    <a:srcRect/>
+                    <a:stretch>
+                      <a:fillRect/>
+                    </a:stretch>
+                  </pic:blipFill>
+                  <pic:spPr bwMode="auto">
+                    <a:xfrm>
+                      <a:off x="0" y="0"/>
+                      <a:ext cx="5399405" cy="3771900"/>
+                    </a:xfrm>
+                    <a:prstGeom prst="rect">
+                      <a:avLst/>
+                    </a:prstGeom>
+                    <a:noFill/>
+                    <a:ln>
+                      <a:noFill/>
+                    </a:ln>
+                  </pic:spPr>
+                </pic:pic>
+              </a:graphicData>
+            </a:graphic>
+          </wp:inline>
+        </w:drawing>
       </w:r>
     </w:p>
     <w:p>
@@ -16734,39 +15449,7 @@
         <w:jc w:val="both"/>
       </w:pPr>
       <w:r>
-        <w:t xml:space="preserve">El diseño físico implementa el modelo lógico sobre el motor PostgreSQL 15. Las tablas se nombran en minúsculas siguiendo la convención </w:t>
-      </w:r>
-      <w:proofErr w:type="spellStart"/>
-      <w:r>
-        <w:t>snake_case</w:t>
-      </w:r>
-      <w:proofErr w:type="spellEnd"/>
-      <w:r>
-        <w:t xml:space="preserve"> propia de PostgreSQL, mientras que las columnas conservan el prefijo normalizado de tres o cuatro letras exigido por la cátedra (</w:t>
-      </w:r>
-      <w:proofErr w:type="spellStart"/>
-      <w:r>
-        <w:t>EstIdEstacion</w:t>
-      </w:r>
-      <w:proofErr w:type="spellEnd"/>
-      <w:r>
-        <w:t xml:space="preserve">, </w:t>
-      </w:r>
-      <w:proofErr w:type="spellStart"/>
-      <w:r>
-        <w:t>EstNombre</w:t>
-      </w:r>
-      <w:proofErr w:type="spellEnd"/>
-      <w:r>
-        <w:t>, etc.), mapeadas por el ORM (</w:t>
-      </w:r>
-      <w:proofErr w:type="spellStart"/>
-      <w:r>
-        <w:t>Hibernate</w:t>
-      </w:r>
-      <w:proofErr w:type="spellEnd"/>
-      <w:r>
-        <w:t>) mediante anotaciones @Table y @Column.</w:t>
+        <w:t>El diseño físico implementa el modelo lógico sobre el motor PostgreSQL 15. Las tablas se nombran en minúsculas siguiendo la convención snake_case propia de PostgreSQL, mientras que las columnas conservan el prefijo normalizado de tres o cuatro letras exigido por la cátedra (EstIdEstacion, EstNombre, etc.), mapeadas por el ORM (Hibernate) mediante anotaciones @Table y @Column.</w:t>
       </w:r>
     </w:p>
     <w:p>
@@ -16793,21 +15476,7 @@
         <w:rPr>
           <w:lang w:val="es-ES"/>
         </w:rPr>
-        <w:t>(</w:t>
-      </w:r>
-      <w:proofErr w:type="spellStart"/>
-      <w:r>
-        <w:rPr>
-          <w:lang w:val="es-ES"/>
-        </w:rPr>
-        <w:t>autoincrementales</w:t>
-      </w:r>
-      <w:proofErr w:type="spellEnd"/>
-      <w:r>
-        <w:rPr>
-          <w:lang w:val="es-ES"/>
-        </w:rPr>
-        <w:t>).</w:t>
+        <w:t>(autoincrementales).</w:t>
       </w:r>
     </w:p>
     <w:p>
@@ -16825,6 +15494,7 @@
           <w:b/>
           <w:bCs/>
         </w:rPr>
+        <w:lastRenderedPageBreak/>
         <w:t>Llaves foráneas:</w:t>
       </w:r>
       <w:r>
@@ -16854,82 +15524,10 @@
           <w:b/>
           <w:bCs/>
         </w:rPr>
-        <w:t xml:space="preserve">Estación de origen propia en </w:t>
-      </w:r>
-      <w:proofErr w:type="spellStart"/>
-      <w:r>
-        <w:rPr>
-          <w:b/>
-          <w:bCs/>
-        </w:rPr>
-        <w:t>RutaPeatonal</w:t>
-      </w:r>
-      <w:proofErr w:type="spellEnd"/>
-      <w:r>
-        <w:rPr>
-          <w:b/>
-          <w:bCs/>
-        </w:rPr>
-        <w:t>:</w:t>
-      </w:r>
-      <w:r>
-        <w:t xml:space="preserve"> </w:t>
-      </w:r>
-      <w:proofErr w:type="spellStart"/>
-      <w:r>
-        <w:t>RutIdEstacionOrigen</w:t>
-      </w:r>
-      <w:proofErr w:type="spellEnd"/>
-      <w:r>
-        <w:t xml:space="preserve"> es una llave foránea directa hacia Estacion, en vez de resolverse mediante </w:t>
-      </w:r>
-      <w:proofErr w:type="spellStart"/>
-      <w:r>
-        <w:t>ZonaTuristica.ZonIdEstacionCercana</w:t>
-      </w:r>
-      <w:proofErr w:type="spellEnd"/>
-      <w:r>
-        <w:t xml:space="preserve">. Los campos </w:t>
-      </w:r>
-      <w:proofErr w:type="spellStart"/>
-      <w:r>
-        <w:t>RutDistanciaKm</w:t>
-      </w:r>
-      <w:proofErr w:type="spellEnd"/>
-      <w:r>
-        <w:t xml:space="preserve">, </w:t>
-      </w:r>
-      <w:proofErr w:type="spellStart"/>
-      <w:r>
-        <w:t>RutTiempoEstimadoMin</w:t>
-      </w:r>
-      <w:proofErr w:type="spellEnd"/>
-      <w:r>
-        <w:t xml:space="preserve"> y </w:t>
-      </w:r>
-      <w:proofErr w:type="spellStart"/>
-      <w:r>
-        <w:t>RutDificultad</w:t>
-      </w:r>
-      <w:proofErr w:type="spellEnd"/>
-      <w:r>
-        <w:t xml:space="preserve"> son el resultado de un cálculo (</w:t>
-      </w:r>
-      <w:proofErr w:type="spellStart"/>
-      <w:r>
-        <w:t>Haversine</w:t>
-      </w:r>
-      <w:proofErr w:type="spellEnd"/>
-      <w:r>
-        <w:t>) hecho en un momento específico con una estación de origen específica (</w:t>
-      </w:r>
-      <w:proofErr w:type="spellStart"/>
-      <w:r>
-        <w:t>RutaPeatonalService</w:t>
-      </w:r>
-      <w:proofErr w:type="spellEnd"/>
-      <w:r>
-        <w:t>, sección 5.1); si la estación más cercana de la zona cambiara más adelante, una ruta ya calculada no debe cambiar de origen automáticamente vía JOIN, o sus valores de distancia y tiempo quedarían inconsistentes con la estación realmente usada al calcularlos.</w:t>
+        <w:t>Estación de origen propia en RutaPeatonal:</w:t>
+      </w:r>
+      <w:r>
+        <w:t xml:space="preserve"> RutIdEstacionOrigen es una llave foránea directa hacia Estacion, en vez de resolverse mediante ZonaTuristica.ZonIdEstacionCercana. Los campos RutDistanciaKm, RutTiempoEstimadoMin y RutDificultad son el resultado de un cálculo (Haversine) hecho en un momento específico con una estación de origen específica (RutaPeatonalService, sección 5.1); si la estación más cercana de la zona cambiara más adelante, una ruta ya calculada no debe cambiar de origen automáticamente vía JOIN, o sus valores de distancia y tiempo quedarían inconsistentes con la estación realmente usada al calcularlos.</w:t>
       </w:r>
     </w:p>
     <w:p>
@@ -16949,37 +15547,8 @@
         </w:rPr>
         <w:t xml:space="preserve">Restricciones CHECK: </w:t>
       </w:r>
-      <w:proofErr w:type="spellStart"/>
-      <w:r>
-        <w:t>RutDificultad</w:t>
-      </w:r>
-      <w:proofErr w:type="spellEnd"/>
-      <w:r>
-        <w:t xml:space="preserve"> IN ('</w:t>
-      </w:r>
-      <w:proofErr w:type="spellStart"/>
-      <w:r>
-        <w:t>Baja','Media','Alta</w:t>
-      </w:r>
-      <w:proofErr w:type="spellEnd"/>
-      <w:r>
-        <w:t xml:space="preserve">'); </w:t>
-      </w:r>
-      <w:proofErr w:type="spellStart"/>
-      <w:r>
-        <w:t>CliProbabilidadLluvia</w:t>
-      </w:r>
-      <w:proofErr w:type="spellEnd"/>
-      <w:r>
-        <w:t xml:space="preserve"> BETWEEN 0 AND 100; </w:t>
-      </w:r>
-      <w:proofErr w:type="spellStart"/>
-      <w:r>
-        <w:t>RutEsIdaVuelta</w:t>
-      </w:r>
-      <w:proofErr w:type="spellEnd"/>
-      <w:r>
-        <w:t xml:space="preserve"> = TRUE (regla de negocio del caso, validada también a nivel de aplicación).</w:t>
+      <w:r>
+        <w:t>RutDificultad IN ('Baja','Media','Alta'); CliProbabilidadLluvia BETWEEN 0 AND 100; RutEsIdaVuelta = TRUE (regla de negocio del caso, validada también a nivel de aplicación).</w:t>
       </w:r>
     </w:p>
     <w:p>
@@ -17000,95 +15569,7 @@
         <w:t>Restricciones UNIQUE:</w:t>
       </w:r>
       <w:r>
-        <w:t xml:space="preserve"> </w:t>
-      </w:r>
-      <w:proofErr w:type="spellStart"/>
-      <w:r>
-        <w:t>EstCodigo</w:t>
-      </w:r>
-      <w:proofErr w:type="spellEnd"/>
-      <w:r>
-        <w:t xml:space="preserve"> (código de estación </w:t>
-      </w:r>
-      <w:proofErr w:type="spellStart"/>
-      <w:r>
-        <w:t>PeruRail</w:t>
-      </w:r>
-      <w:proofErr w:type="spellEnd"/>
-      <w:r>
-        <w:t xml:space="preserve">), </w:t>
-      </w:r>
-      <w:proofErr w:type="spellStart"/>
-      <w:r>
-        <w:t>TipNombre</w:t>
-      </w:r>
-      <w:proofErr w:type="spellEnd"/>
-      <w:r>
-        <w:t xml:space="preserve">, </w:t>
-      </w:r>
-      <w:proofErr w:type="spellStart"/>
-      <w:r>
-        <w:t>UsuNombreUsuario</w:t>
-      </w:r>
-      <w:proofErr w:type="spellEnd"/>
-      <w:r>
-        <w:t xml:space="preserve">, </w:t>
-      </w:r>
-      <w:proofErr w:type="spellStart"/>
-      <w:r>
-        <w:t>UsuEmail</w:t>
-      </w:r>
-      <w:proofErr w:type="spellEnd"/>
-      <w:r>
-        <w:t>; el par (</w:t>
-      </w:r>
-      <w:proofErr w:type="spellStart"/>
-      <w:r>
-        <w:t>ZtiIdZonaTuristica</w:t>
-      </w:r>
-      <w:proofErr w:type="spellEnd"/>
-      <w:r>
-        <w:t xml:space="preserve">, </w:t>
-      </w:r>
-      <w:proofErr w:type="spellStart"/>
-      <w:r>
-        <w:t>ZtiIdTipoTurismo</w:t>
-      </w:r>
-      <w:proofErr w:type="spellEnd"/>
-      <w:r>
-        <w:t xml:space="preserve">) en </w:t>
-      </w:r>
-      <w:proofErr w:type="spellStart"/>
-      <w:r>
-        <w:t>ZonaTipoTurismo</w:t>
-      </w:r>
-      <w:proofErr w:type="spellEnd"/>
-      <w:r>
-        <w:t>, para evitar asociar dos veces la misma zona con el mismo tipo de turismo; y el par (</w:t>
-      </w:r>
-      <w:proofErr w:type="spellStart"/>
-      <w:r>
-        <w:t>AfoIdZona</w:t>
-      </w:r>
-      <w:proofErr w:type="spellEnd"/>
-      <w:r>
-        <w:t xml:space="preserve">, </w:t>
-      </w:r>
-      <w:proofErr w:type="spellStart"/>
-      <w:r>
-        <w:t>AfoFecha</w:t>
-      </w:r>
-      <w:proofErr w:type="spellEnd"/>
-      <w:r>
-        <w:t xml:space="preserve">) en </w:t>
-      </w:r>
-      <w:proofErr w:type="spellStart"/>
-      <w:r>
-        <w:t>ControlAforo</w:t>
-      </w:r>
-      <w:proofErr w:type="spellEnd"/>
-      <w:r>
-        <w:t>, para garantizar un único contador de aforo por zona y por día.</w:t>
+        <w:t xml:space="preserve"> EstCodigo (código de estación PeruRail), TipNombre, UsuNombreUsuario, UsuEmail; el par (ZtiIdZonaTuristica, ZtiIdTipoTurismo) en ZonaTipoTurismo, para evitar asociar dos veces la misma zona con el mismo tipo de turismo; y el par (AfoIdZona, AfoFecha) en ControlAforo, para garantizar un único contador de aforo por zona y por día.</w:t>
       </w:r>
     </w:p>
     <w:p>
@@ -17109,64 +15590,7 @@
         <w:t>Índices:</w:t>
       </w:r>
       <w:r>
-        <w:t xml:space="preserve"> Se crean índices sobre </w:t>
-      </w:r>
-      <w:proofErr w:type="spellStart"/>
-      <w:r>
-        <w:t>EstIdEstacion</w:t>
-      </w:r>
-      <w:proofErr w:type="spellEnd"/>
-      <w:r>
-        <w:t xml:space="preserve"> en las tablas que lo referencian (</w:t>
-      </w:r>
-      <w:proofErr w:type="spellStart"/>
-      <w:r>
-        <w:t>ZonaTuristica</w:t>
-      </w:r>
-      <w:proofErr w:type="spellEnd"/>
-      <w:r>
-        <w:t xml:space="preserve">, </w:t>
-      </w:r>
-      <w:proofErr w:type="spellStart"/>
-      <w:r>
-        <w:t>ServicioTren</w:t>
-      </w:r>
-      <w:proofErr w:type="spellEnd"/>
-      <w:r>
-        <w:t xml:space="preserve">, </w:t>
-      </w:r>
-      <w:proofErr w:type="spellStart"/>
-      <w:r>
-        <w:t>RutaPeatonal</w:t>
-      </w:r>
-      <w:proofErr w:type="spellEnd"/>
-      <w:r>
-        <w:t xml:space="preserve">, </w:t>
-      </w:r>
-      <w:proofErr w:type="spellStart"/>
-      <w:r>
-        <w:t>PrevisionClima</w:t>
-      </w:r>
-      <w:proofErr w:type="spellEnd"/>
-      <w:r>
-        <w:t xml:space="preserve">) y sobre </w:t>
-      </w:r>
-      <w:proofErr w:type="spellStart"/>
-      <w:r>
-        <w:t>CliFecha</w:t>
-      </w:r>
-      <w:proofErr w:type="spellEnd"/>
-      <w:r>
-        <w:t xml:space="preserve"> y </w:t>
-      </w:r>
-      <w:proofErr w:type="spellStart"/>
-      <w:r>
-        <w:lastRenderedPageBreak/>
-        <w:t>AudFecha</w:t>
-      </w:r>
-      <w:proofErr w:type="spellEnd"/>
-      <w:r>
-        <w:t>, con el fin de sostener el RNF-01 (tiempo de respuesta menor a 2 segundos) en las consultas de rutas, clima e informes.</w:t>
+        <w:t xml:space="preserve"> Se crean índices sobre EstIdEstacion en las tablas que lo referencian (ZonaTuristica, ServicioTren, RutaPeatonal, PrevisionClima) y sobre CliFecha y AudFecha, con el fin de sostener el RNF-01 (tiempo de respuesta menor a 2 segundos) en las consultas de rutas, clima e informes.</w:t>
       </w:r>
     </w:p>
     <w:p>
@@ -17187,31 +15611,7 @@
         <w:t>Concurrencia en el control de aforo:</w:t>
       </w:r>
       <w:r>
-        <w:t xml:space="preserve"> La actualización de </w:t>
-      </w:r>
-      <w:proofErr w:type="spellStart"/>
-      <w:r>
-        <w:t>AfoCupoUtilizado</w:t>
-      </w:r>
-      <w:proofErr w:type="spellEnd"/>
-      <w:r>
-        <w:t xml:space="preserve"> se realiza mediante una operación atómica (UPDATE ... SET </w:t>
-      </w:r>
-      <w:proofErr w:type="spellStart"/>
-      <w:r>
-        <w:t>AfoCupoUtilizado</w:t>
-      </w:r>
-      <w:proofErr w:type="spellEnd"/>
-      <w:r>
-        <w:t xml:space="preserve"> = </w:t>
-      </w:r>
-      <w:proofErr w:type="spellStart"/>
-      <w:r>
-        <w:t>AfoCupoUtilizado</w:t>
-      </w:r>
-      <w:proofErr w:type="spellEnd"/>
-      <w:r>
-        <w:t xml:space="preserve"> + 1 WHERE ... con verificación del límite en la misma transacción), evitando condiciones de carrera cuando dos turistas confirman una visita a la misma zona y fecha en simultáneo (RNF-08).</w:t>
+        <w:t xml:space="preserve"> La actualización de AfoCupoUtilizado se realiza mediante una operación atómica (UPDATE ... SET AfoCupoUtilizado = AfoCupoUtilizado + 1 WHERE ... con verificación del límite en la misma transacción), evitando condiciones de carrera cuando dos turistas confirman una visita a la misma zona y fecha en simultáneo (RNF-08).</w:t>
       </w:r>
     </w:p>
     <w:p>
@@ -17232,15 +15632,7 @@
         <w:t>Auditoría:</w:t>
       </w:r>
       <w:r>
-        <w:t xml:space="preserve"> </w:t>
-      </w:r>
-      <w:proofErr w:type="spellStart"/>
-      <w:r>
-        <w:t>AuditoriaLog</w:t>
-      </w:r>
-      <w:proofErr w:type="spellEnd"/>
-      <w:r>
-        <w:t xml:space="preserve"> no mantiene una llave foránea física hacia las demás tablas (para no bloquear operaciones si el registro auditado cambia de estructura); en su lugar, referencia el nombre de la tabla y el identificador afectado como valores de texto, un criterio común en tablas de auditoría genéricas que deben registrar cambios provenientes de múltiples entidades sin acoplarse a la estructura de cada una.</w:t>
+        <w:t xml:space="preserve"> AuditoriaLog no mantiene una llave foránea física hacia las demás tablas (para no bloquear operaciones si el registro auditado cambia de estructura); en su lugar, referencia el nombre de la tabla y el identificador afectado como valores de texto, un criterio común en tablas de auditoría genéricas que deben registrar cambios provenientes de múltiples entidades sin acoplarse a la estructura de cada una.</w:t>
       </w:r>
     </w:p>
     <w:p>
@@ -17266,6 +15658,7 @@
         <w:rPr>
           <w:noProof/>
         </w:rPr>
+        <w:lastRenderedPageBreak/>
         <w:drawing>
           <wp:inline distT="0" distB="0" distL="0" distR="0" wp14:anchorId="4351EC95" wp14:editId="7E476AEF">
             <wp:extent cx="5400040" cy="5892165"/>
@@ -17282,7 +15675,7 @@
                     <pic:cNvPicPr/>
                   </pic:nvPicPr>
                   <pic:blipFill>
-                    <a:blip r:embed="rId15"/>
+                    <a:blip r:embed="rId16"/>
                     <a:stretch>
                       <a:fillRect/>
                     </a:stretch>
@@ -17326,7 +15719,6 @@
           <w:sz w:val="24"/>
           <w:szCs w:val="24"/>
         </w:rPr>
-        <w:lastRenderedPageBreak/>
         <w:t>6.4. Diccionario de datos</w:t>
       </w:r>
       <w:bookmarkEnd w:id="24"/>
@@ -17561,7 +15953,6 @@
             <w:vAlign w:val="center"/>
           </w:tcPr>
           <w:p>
-            <w:proofErr w:type="spellStart"/>
             <w:r>
               <w:rPr>
                 <w:sz w:val="17"/>
@@ -17569,7 +15960,6 @@
               </w:rPr>
               <w:t>RolIdRol</w:t>
             </w:r>
-            <w:proofErr w:type="spellEnd"/>
           </w:p>
         </w:tc>
         <w:tc>
@@ -17704,7 +16094,6 @@
             <w:vAlign w:val="center"/>
           </w:tcPr>
           <w:p>
-            <w:proofErr w:type="spellStart"/>
             <w:r>
               <w:rPr>
                 <w:sz w:val="17"/>
@@ -17712,7 +16101,6 @@
               </w:rPr>
               <w:t>RolNombreRol</w:t>
             </w:r>
-            <w:proofErr w:type="spellEnd"/>
           </w:p>
         </w:tc>
         <w:tc>
@@ -17908,6 +16296,7 @@
                 <w:sz w:val="17"/>
                 <w:szCs w:val="17"/>
               </w:rPr>
+              <w:lastRenderedPageBreak/>
               <w:t>Campo</w:t>
             </w:r>
           </w:p>
@@ -18070,7 +16459,6 @@
             <w:vAlign w:val="center"/>
           </w:tcPr>
           <w:p>
-            <w:proofErr w:type="spellStart"/>
             <w:r>
               <w:rPr>
                 <w:sz w:val="17"/>
@@ -18078,7 +16466,6 @@
               </w:rPr>
               <w:t>UsuIdUsuario</w:t>
             </w:r>
-            <w:proofErr w:type="spellEnd"/>
           </w:p>
         </w:tc>
         <w:tc>
@@ -18213,7 +16600,6 @@
             <w:vAlign w:val="center"/>
           </w:tcPr>
           <w:p>
-            <w:proofErr w:type="spellStart"/>
             <w:r>
               <w:rPr>
                 <w:sz w:val="17"/>
@@ -18221,7 +16607,6 @@
               </w:rPr>
               <w:t>UsuNombreUsuario</w:t>
             </w:r>
-            <w:proofErr w:type="spellEnd"/>
           </w:p>
         </w:tc>
         <w:tc>
@@ -18463,23 +16848,7 @@
                 <w:sz w:val="17"/>
                 <w:szCs w:val="17"/>
               </w:rPr>
-              <w:t xml:space="preserve">Contraseña del usuario, almacenada con hash </w:t>
-            </w:r>
-            <w:proofErr w:type="spellStart"/>
-            <w:r>
-              <w:rPr>
-                <w:sz w:val="17"/>
-                <w:szCs w:val="17"/>
-              </w:rPr>
-              <w:t>BCrypt</w:t>
-            </w:r>
-            <w:proofErr w:type="spellEnd"/>
-            <w:r>
-              <w:rPr>
-                <w:sz w:val="17"/>
-                <w:szCs w:val="17"/>
-              </w:rPr>
-              <w:t>.</w:t>
+              <w:t>Contraseña del usuario, almacenada con hash BCrypt.</w:t>
             </w:r>
           </w:p>
         </w:tc>
@@ -18497,7 +16866,6 @@
             <w:vAlign w:val="center"/>
           </w:tcPr>
           <w:p>
-            <w:proofErr w:type="spellStart"/>
             <w:r>
               <w:rPr>
                 <w:sz w:val="17"/>
@@ -18505,7 +16873,6 @@
               </w:rPr>
               <w:t>UsuNombre</w:t>
             </w:r>
-            <w:proofErr w:type="spellEnd"/>
           </w:p>
         </w:tc>
         <w:tc>
@@ -18632,7 +16999,6 @@
             <w:vAlign w:val="center"/>
           </w:tcPr>
           <w:p>
-            <w:proofErr w:type="spellStart"/>
             <w:r>
               <w:rPr>
                 <w:sz w:val="17"/>
@@ -18640,7 +17006,6 @@
               </w:rPr>
               <w:t>UsuApellidos</w:t>
             </w:r>
-            <w:proofErr w:type="spellEnd"/>
           </w:p>
         </w:tc>
         <w:tc>
@@ -18767,7 +17132,6 @@
             <w:vAlign w:val="center"/>
           </w:tcPr>
           <w:p>
-            <w:proofErr w:type="spellStart"/>
             <w:r>
               <w:rPr>
                 <w:sz w:val="17"/>
@@ -18775,7 +17139,6 @@
               </w:rPr>
               <w:t>UsuEmail</w:t>
             </w:r>
-            <w:proofErr w:type="spellEnd"/>
           </w:p>
         </w:tc>
         <w:tc>
@@ -18884,23 +17247,7 @@
                 <w:sz w:val="17"/>
                 <w:szCs w:val="17"/>
               </w:rPr>
-              <w:t xml:space="preserve">Correo electrónico, validado con formato </w:t>
-            </w:r>
-            <w:proofErr w:type="spellStart"/>
-            <w:r>
-              <w:rPr>
-                <w:sz w:val="17"/>
-                <w:szCs w:val="17"/>
-              </w:rPr>
-              <w:t>regex</w:t>
-            </w:r>
-            <w:proofErr w:type="spellEnd"/>
-            <w:r>
-              <w:rPr>
-                <w:sz w:val="17"/>
-                <w:szCs w:val="17"/>
-              </w:rPr>
-              <w:t>. Valor único.</w:t>
+              <w:t>Correo electrónico, validado con formato regex. Valor único.</w:t>
             </w:r>
           </w:p>
         </w:tc>
@@ -18918,7 +17265,6 @@
             <w:vAlign w:val="center"/>
           </w:tcPr>
           <w:p>
-            <w:proofErr w:type="spellStart"/>
             <w:r>
               <w:rPr>
                 <w:sz w:val="17"/>
@@ -18926,7 +17272,6 @@
               </w:rPr>
               <w:t>UsuIdRol</w:t>
             </w:r>
-            <w:proofErr w:type="spellEnd"/>
           </w:p>
         </w:tc>
         <w:tc>
@@ -19053,22 +17398,13 @@
               </w:rPr>
               <w:t>Rol(</w:t>
             </w:r>
-            <w:proofErr w:type="spellStart"/>
             <w:proofErr w:type="gramEnd"/>
             <w:r>
               <w:rPr>
                 <w:sz w:val="17"/>
                 <w:szCs w:val="17"/>
               </w:rPr>
-              <w:t>RolIdRol</w:t>
-            </w:r>
-            <w:proofErr w:type="spellEnd"/>
-            <w:r>
-              <w:rPr>
-                <w:sz w:val="17"/>
-                <w:szCs w:val="17"/>
-              </w:rPr>
-              <w:t>). Rol de acceso del usuario.</w:t>
+              <w:t>RolIdRol). Rol de acceso del usuario.</w:t>
             </w:r>
           </w:p>
         </w:tc>
@@ -19086,7 +17422,6 @@
             <w:vAlign w:val="center"/>
           </w:tcPr>
           <w:p>
-            <w:proofErr w:type="spellStart"/>
             <w:r>
               <w:rPr>
                 <w:sz w:val="17"/>
@@ -19094,7 +17429,6 @@
               </w:rPr>
               <w:t>UsuEstado</w:t>
             </w:r>
-            <w:proofErr w:type="spellEnd"/>
           </w:p>
         </w:tc>
         <w:tc>
@@ -19217,7 +17551,6 @@
           <w:bCs/>
         </w:rPr>
       </w:pPr>
-      <w:proofErr w:type="spellStart"/>
       <w:r>
         <w:rPr>
           <w:b/>
@@ -19225,7 +17558,6 @@
         </w:rPr>
         <w:t>tipo_turismo</w:t>
       </w:r>
-      <w:proofErr w:type="spellEnd"/>
     </w:p>
     <w:tbl>
       <w:tblPr>
@@ -19439,7 +17771,6 @@
             <w:vAlign w:val="center"/>
           </w:tcPr>
           <w:p>
-            <w:proofErr w:type="spellStart"/>
             <w:r>
               <w:rPr>
                 <w:sz w:val="17"/>
@@ -19447,7 +17778,6 @@
               </w:rPr>
               <w:t>TipIdTipoTurismo</w:t>
             </w:r>
-            <w:proofErr w:type="spellEnd"/>
           </w:p>
         </w:tc>
         <w:tc>
@@ -19582,7 +17912,6 @@
             <w:vAlign w:val="center"/>
           </w:tcPr>
           <w:p>
-            <w:proofErr w:type="spellStart"/>
             <w:r>
               <w:rPr>
                 <w:sz w:val="17"/>
@@ -19590,7 +17919,6 @@
               </w:rPr>
               <w:t>TipNombre</w:t>
             </w:r>
-            <w:proofErr w:type="spellEnd"/>
           </w:p>
         </w:tc>
         <w:tc>
@@ -19717,7 +18045,6 @@
             <w:vAlign w:val="center"/>
           </w:tcPr>
           <w:p>
-            <w:proofErr w:type="spellStart"/>
             <w:r>
               <w:rPr>
                 <w:sz w:val="17"/>
@@ -19725,7 +18052,6 @@
               </w:rPr>
               <w:t>TipDescripcion</w:t>
             </w:r>
-            <w:proofErr w:type="spellEnd"/>
           </w:p>
         </w:tc>
         <w:tc>
@@ -19858,7 +18184,6 @@
       <w:r>
         <w:tab/>
       </w:r>
-      <w:proofErr w:type="spellStart"/>
       <w:r>
         <w:rPr>
           <w:b/>
@@ -19866,7 +18191,6 @@
         </w:rPr>
         <w:t>estacion</w:t>
       </w:r>
-      <w:proofErr w:type="spellEnd"/>
     </w:p>
     <w:tbl>
       <w:tblPr>
@@ -19918,7 +18242,6 @@
                 <w:sz w:val="17"/>
                 <w:szCs w:val="17"/>
               </w:rPr>
-              <w:lastRenderedPageBreak/>
               <w:t>Campo</w:t>
             </w:r>
           </w:p>
@@ -20081,7 +18404,6 @@
             <w:vAlign w:val="center"/>
           </w:tcPr>
           <w:p>
-            <w:proofErr w:type="spellStart"/>
             <w:r>
               <w:rPr>
                 <w:sz w:val="17"/>
@@ -20089,7 +18411,6 @@
               </w:rPr>
               <w:t>EstIdEstacion</w:t>
             </w:r>
-            <w:proofErr w:type="spellEnd"/>
           </w:p>
         </w:tc>
         <w:tc>
@@ -20224,7 +18545,6 @@
             <w:vAlign w:val="center"/>
           </w:tcPr>
           <w:p>
-            <w:proofErr w:type="spellStart"/>
             <w:r>
               <w:rPr>
                 <w:sz w:val="17"/>
@@ -20232,7 +18552,6 @@
               </w:rPr>
               <w:t>EstCodigo</w:t>
             </w:r>
-            <w:proofErr w:type="spellEnd"/>
           </w:p>
         </w:tc>
         <w:tc>
@@ -20341,23 +18660,7 @@
                 <w:sz w:val="17"/>
                 <w:szCs w:val="17"/>
               </w:rPr>
-              <w:t xml:space="preserve">Código de la estación provisto por </w:t>
-            </w:r>
-            <w:proofErr w:type="spellStart"/>
-            <w:r>
-              <w:rPr>
-                <w:sz w:val="17"/>
-                <w:szCs w:val="17"/>
-              </w:rPr>
-              <w:t>PeruRail</w:t>
-            </w:r>
-            <w:proofErr w:type="spellEnd"/>
-            <w:r>
-              <w:rPr>
-                <w:sz w:val="17"/>
-                <w:szCs w:val="17"/>
-              </w:rPr>
-              <w:t>. Valor único.</w:t>
+              <w:t>Código de la estación provisto por PeruRail. Valor único.</w:t>
             </w:r>
           </w:p>
         </w:tc>
@@ -20375,7 +18678,6 @@
             <w:vAlign w:val="center"/>
           </w:tcPr>
           <w:p>
-            <w:proofErr w:type="spellStart"/>
             <w:r>
               <w:rPr>
                 <w:sz w:val="17"/>
@@ -20383,7 +18685,6 @@
               </w:rPr>
               <w:t>EstNombre</w:t>
             </w:r>
-            <w:proofErr w:type="spellEnd"/>
           </w:p>
         </w:tc>
         <w:tc>
@@ -20510,7 +18811,6 @@
             <w:vAlign w:val="center"/>
           </w:tcPr>
           <w:p>
-            <w:proofErr w:type="spellStart"/>
             <w:r>
               <w:rPr>
                 <w:sz w:val="17"/>
@@ -20518,7 +18818,6 @@
               </w:rPr>
               <w:t>EstLatitud</w:t>
             </w:r>
-            <w:proofErr w:type="spellEnd"/>
           </w:p>
         </w:tc>
         <w:tc>
@@ -20654,7 +18953,6 @@
             <w:vAlign w:val="center"/>
           </w:tcPr>
           <w:p>
-            <w:proofErr w:type="spellStart"/>
             <w:r>
               <w:rPr>
                 <w:sz w:val="17"/>
@@ -20662,7 +18960,6 @@
               </w:rPr>
               <w:t>EstLongitud</w:t>
             </w:r>
-            <w:proofErr w:type="spellEnd"/>
           </w:p>
         </w:tc>
         <w:tc>
@@ -20798,15 +19095,14 @@
             <w:vAlign w:val="center"/>
           </w:tcPr>
           <w:p>
-            <w:proofErr w:type="spellStart"/>
-            <w:r>
-              <w:rPr>
-                <w:sz w:val="17"/>
-                <w:szCs w:val="17"/>
-              </w:rPr>
+            <w:r>
+              <w:rPr>
+                <w:sz w:val="17"/>
+                <w:szCs w:val="17"/>
+              </w:rPr>
+              <w:lastRenderedPageBreak/>
               <w:t>EstAltitud</w:t>
             </w:r>
-            <w:proofErr w:type="spellEnd"/>
           </w:p>
         </w:tc>
         <w:tc>
@@ -20942,7 +19238,6 @@
             <w:vAlign w:val="center"/>
           </w:tcPr>
           <w:p>
-            <w:proofErr w:type="spellStart"/>
             <w:r>
               <w:rPr>
                 <w:sz w:val="17"/>
@@ -20950,7 +19245,6 @@
               </w:rPr>
               <w:t>EstCiudad</w:t>
             </w:r>
-            <w:proofErr w:type="spellEnd"/>
           </w:p>
         </w:tc>
         <w:tc>
@@ -21226,16 +19520,8 @@
           <w:bCs/>
         </w:rPr>
         <w:tab/>
-      </w:r>
-      <w:proofErr w:type="spellStart"/>
-      <w:r>
-        <w:rPr>
-          <w:b/>
-          <w:bCs/>
-        </w:rPr>
         <w:t>servicio_tren</w:t>
       </w:r>
-      <w:proofErr w:type="spellEnd"/>
     </w:p>
     <w:tbl>
       <w:tblPr>
@@ -21449,7 +19735,6 @@
             <w:vAlign w:val="center"/>
           </w:tcPr>
           <w:p>
-            <w:proofErr w:type="spellStart"/>
             <w:r>
               <w:rPr>
                 <w:sz w:val="17"/>
@@ -21457,7 +19742,6 @@
               </w:rPr>
               <w:t>SerIdServicio</w:t>
             </w:r>
-            <w:proofErr w:type="spellEnd"/>
           </w:p>
         </w:tc>
         <w:tc>
@@ -21592,7 +19876,6 @@
             <w:vAlign w:val="center"/>
           </w:tcPr>
           <w:p>
-            <w:proofErr w:type="spellStart"/>
             <w:r>
               <w:rPr>
                 <w:sz w:val="17"/>
@@ -21600,7 +19883,6 @@
               </w:rPr>
               <w:t>SerHorarioSalida</w:t>
             </w:r>
-            <w:proofErr w:type="spellEnd"/>
           </w:p>
         </w:tc>
         <w:tc>
@@ -21727,7 +20009,6 @@
             <w:vAlign w:val="center"/>
           </w:tcPr>
           <w:p>
-            <w:proofErr w:type="spellStart"/>
             <w:r>
               <w:rPr>
                 <w:sz w:val="17"/>
@@ -21735,7 +20016,6 @@
               </w:rPr>
               <w:t>SerHorarioLlegada</w:t>
             </w:r>
-            <w:proofErr w:type="spellEnd"/>
           </w:p>
         </w:tc>
         <w:tc>
@@ -21862,7 +20142,6 @@
             <w:vAlign w:val="center"/>
           </w:tcPr>
           <w:p>
-            <w:proofErr w:type="spellStart"/>
             <w:r>
               <w:rPr>
                 <w:sz w:val="17"/>
@@ -21870,7 +20149,6 @@
               </w:rPr>
               <w:t>SerTiempoTransitoMin</w:t>
             </w:r>
-            <w:proofErr w:type="spellEnd"/>
           </w:p>
         </w:tc>
         <w:tc>
@@ -21997,7 +20275,6 @@
             <w:vAlign w:val="center"/>
           </w:tcPr>
           <w:p>
-            <w:proofErr w:type="spellStart"/>
             <w:r>
               <w:rPr>
                 <w:sz w:val="17"/>
@@ -22005,7 +20282,6 @@
               </w:rPr>
               <w:t>SerTarifa</w:t>
             </w:r>
-            <w:proofErr w:type="spellEnd"/>
           </w:p>
         </w:tc>
         <w:tc>
@@ -22141,7 +20417,6 @@
             <w:vAlign w:val="center"/>
           </w:tcPr>
           <w:p>
-            <w:proofErr w:type="spellStart"/>
             <w:r>
               <w:rPr>
                 <w:sz w:val="17"/>
@@ -22149,7 +20424,6 @@
               </w:rPr>
               <w:t>SerIdEstacionOrigen</w:t>
             </w:r>
-            <w:proofErr w:type="spellEnd"/>
           </w:p>
         </w:tc>
         <w:tc>
@@ -22276,22 +20550,13 @@
               </w:rPr>
               <w:t>Estacion(</w:t>
             </w:r>
-            <w:proofErr w:type="spellStart"/>
             <w:proofErr w:type="gramEnd"/>
             <w:r>
               <w:rPr>
                 <w:sz w:val="17"/>
                 <w:szCs w:val="17"/>
               </w:rPr>
-              <w:t>EstIdEstacion</w:t>
-            </w:r>
-            <w:proofErr w:type="spellEnd"/>
-            <w:r>
-              <w:rPr>
-                <w:sz w:val="17"/>
-                <w:szCs w:val="17"/>
-              </w:rPr>
-              <w:t>). Estación de origen del servicio.</w:t>
+              <w:t>EstIdEstacion). Estación de origen del servicio.</w:t>
             </w:r>
           </w:p>
         </w:tc>
@@ -22309,7 +20574,6 @@
             <w:vAlign w:val="center"/>
           </w:tcPr>
           <w:p>
-            <w:proofErr w:type="spellStart"/>
             <w:r>
               <w:rPr>
                 <w:sz w:val="17"/>
@@ -22317,7 +20581,6 @@
               </w:rPr>
               <w:t>SerIdEstacionDestino</w:t>
             </w:r>
-            <w:proofErr w:type="spellEnd"/>
           </w:p>
         </w:tc>
         <w:tc>
@@ -22444,22 +20707,13 @@
               </w:rPr>
               <w:t>Estacion(</w:t>
             </w:r>
-            <w:proofErr w:type="spellStart"/>
             <w:proofErr w:type="gramEnd"/>
             <w:r>
               <w:rPr>
                 <w:sz w:val="17"/>
                 <w:szCs w:val="17"/>
               </w:rPr>
-              <w:t>EstIdEstacion</w:t>
-            </w:r>
-            <w:proofErr w:type="spellEnd"/>
-            <w:r>
-              <w:rPr>
-                <w:sz w:val="17"/>
-                <w:szCs w:val="17"/>
-              </w:rPr>
-              <w:t>). Estación de destino del servicio.</w:t>
+              <w:t>EstIdEstacion). Estación de destino del servicio.</w:t>
             </w:r>
           </w:p>
         </w:tc>
@@ -22498,16 +20752,8 @@
           <w:bCs/>
         </w:rPr>
         <w:tab/>
-      </w:r>
-      <w:proofErr w:type="spellStart"/>
-      <w:r>
-        <w:rPr>
-          <w:b/>
-          <w:bCs/>
-        </w:rPr>
         <w:t>zona_turistica</w:t>
       </w:r>
-      <w:proofErr w:type="spellEnd"/>
     </w:p>
     <w:tbl>
       <w:tblPr>
@@ -22721,7 +20967,6 @@
             <w:vAlign w:val="center"/>
           </w:tcPr>
           <w:p>
-            <w:proofErr w:type="spellStart"/>
             <w:r>
               <w:rPr>
                 <w:sz w:val="17"/>
@@ -22729,7 +20974,6 @@
               </w:rPr>
               <w:t>ZonIdZona</w:t>
             </w:r>
-            <w:proofErr w:type="spellEnd"/>
           </w:p>
         </w:tc>
         <w:tc>
@@ -22864,16 +21108,13 @@
             <w:vAlign w:val="center"/>
           </w:tcPr>
           <w:p>
-            <w:proofErr w:type="spellStart"/>
-            <w:r>
-              <w:rPr>
-                <w:sz w:val="17"/>
-                <w:szCs w:val="17"/>
-              </w:rPr>
-              <w:lastRenderedPageBreak/>
+            <w:r>
+              <w:rPr>
+                <w:sz w:val="17"/>
+                <w:szCs w:val="17"/>
+              </w:rPr>
               <w:t>ZonNombre</w:t>
             </w:r>
-            <w:proofErr w:type="spellEnd"/>
           </w:p>
         </w:tc>
         <w:tc>
@@ -23000,7 +21241,6 @@
             <w:vAlign w:val="center"/>
           </w:tcPr>
           <w:p>
-            <w:proofErr w:type="spellStart"/>
             <w:r>
               <w:rPr>
                 <w:sz w:val="17"/>
@@ -23008,7 +21248,6 @@
               </w:rPr>
               <w:t>ZonDescripcion</w:t>
             </w:r>
-            <w:proofErr w:type="spellEnd"/>
           </w:p>
         </w:tc>
         <w:tc>
@@ -23135,7 +21374,6 @@
             <w:vAlign w:val="center"/>
           </w:tcPr>
           <w:p>
-            <w:proofErr w:type="spellStart"/>
             <w:r>
               <w:rPr>
                 <w:sz w:val="17"/>
@@ -23143,7 +21381,6 @@
               </w:rPr>
               <w:t>ZonIdEstacionCercana</w:t>
             </w:r>
-            <w:proofErr w:type="spellEnd"/>
           </w:p>
         </w:tc>
         <w:tc>
@@ -23270,22 +21507,13 @@
               </w:rPr>
               <w:t>Estacion(</w:t>
             </w:r>
-            <w:proofErr w:type="spellStart"/>
             <w:proofErr w:type="gramEnd"/>
             <w:r>
               <w:rPr>
                 <w:sz w:val="17"/>
                 <w:szCs w:val="17"/>
               </w:rPr>
-              <w:t>EstIdEstacion</w:t>
-            </w:r>
-            <w:proofErr w:type="spellEnd"/>
-            <w:r>
-              <w:rPr>
-                <w:sz w:val="17"/>
-                <w:szCs w:val="17"/>
-              </w:rPr>
-              <w:t>). Estación ferroviaria más cercana.</w:t>
+              <w:t>EstIdEstacion). Estación ferroviaria más cercana.</w:t>
             </w:r>
           </w:p>
         </w:tc>
@@ -23303,7 +21531,6 @@
             <w:vAlign w:val="center"/>
           </w:tcPr>
           <w:p>
-            <w:proofErr w:type="spellStart"/>
             <w:r>
               <w:rPr>
                 <w:sz w:val="17"/>
@@ -23311,7 +21538,6 @@
               </w:rPr>
               <w:t>ZonCostoAprox</w:t>
             </w:r>
-            <w:proofErr w:type="spellEnd"/>
           </w:p>
         </w:tc>
         <w:tc>
@@ -23447,15 +21673,14 @@
             <w:vAlign w:val="center"/>
           </w:tcPr>
           <w:p>
-            <w:proofErr w:type="spellStart"/>
-            <w:r>
-              <w:rPr>
-                <w:sz w:val="17"/>
-                <w:szCs w:val="17"/>
-              </w:rPr>
+            <w:r>
+              <w:rPr>
+                <w:sz w:val="17"/>
+                <w:szCs w:val="17"/>
+              </w:rPr>
+              <w:lastRenderedPageBreak/>
               <w:t>ZonCupoMaximoDiario</w:t>
             </w:r>
-            <w:proofErr w:type="spellEnd"/>
           </w:p>
         </w:tc>
         <w:tc>
@@ -23582,7 +21807,6 @@
             <w:vAlign w:val="center"/>
           </w:tcPr>
           <w:p>
-            <w:proofErr w:type="spellStart"/>
             <w:r>
               <w:rPr>
                 <w:sz w:val="17"/>
@@ -23590,7 +21814,6 @@
               </w:rPr>
               <w:t>ZonEstado</w:t>
             </w:r>
-            <w:proofErr w:type="spellEnd"/>
           </w:p>
         </w:tc>
         <w:tc>
@@ -23736,16 +21959,8 @@
           <w:bCs/>
         </w:rPr>
         <w:tab/>
-      </w:r>
-      <w:proofErr w:type="spellStart"/>
-      <w:r>
-        <w:rPr>
-          <w:b/>
-          <w:bCs/>
-        </w:rPr>
         <w:t>zona_tipo_turismo</w:t>
       </w:r>
-      <w:proofErr w:type="spellEnd"/>
     </w:p>
     <w:tbl>
       <w:tblPr>
@@ -23959,7 +22174,6 @@
             <w:vAlign w:val="center"/>
           </w:tcPr>
           <w:p>
-            <w:proofErr w:type="spellStart"/>
             <w:r>
               <w:rPr>
                 <w:sz w:val="17"/>
@@ -23967,7 +22181,6 @@
               </w:rPr>
               <w:t>ZtiIdZonaTipo</w:t>
             </w:r>
-            <w:proofErr w:type="spellEnd"/>
           </w:p>
         </w:tc>
         <w:tc>
@@ -24102,7 +22315,6 @@
             <w:vAlign w:val="center"/>
           </w:tcPr>
           <w:p>
-            <w:proofErr w:type="spellStart"/>
             <w:r>
               <w:rPr>
                 <w:sz w:val="17"/>
@@ -24110,7 +22322,6 @@
               </w:rPr>
               <w:t>ZtiIdZonaTuristica</w:t>
             </w:r>
-            <w:proofErr w:type="spellEnd"/>
           </w:p>
         </w:tc>
         <w:tc>
@@ -24180,7 +22391,6 @@
             <w:vAlign w:val="center"/>
           </w:tcPr>
           <w:p>
-            <w:proofErr w:type="spellStart"/>
             <w:r>
               <w:rPr>
                 <w:sz w:val="17"/>
@@ -24188,7 +22398,6 @@
               </w:rPr>
               <w:t>ZonaTuristica</w:t>
             </w:r>
-            <w:proofErr w:type="spellEnd"/>
           </w:p>
         </w:tc>
         <w:tc>
@@ -24231,39 +22440,21 @@
               </w:rPr>
               <w:t xml:space="preserve">FK → </w:t>
             </w:r>
-            <w:proofErr w:type="spellStart"/>
             <w:proofErr w:type="gramStart"/>
             <w:r>
               <w:rPr>
                 <w:sz w:val="17"/>
                 <w:szCs w:val="17"/>
               </w:rPr>
-              <w:t>ZonaTuristica</w:t>
-            </w:r>
-            <w:proofErr w:type="spellEnd"/>
-            <w:r>
-              <w:rPr>
-                <w:sz w:val="17"/>
-                <w:szCs w:val="17"/>
-              </w:rPr>
-              <w:t>(</w:t>
-            </w:r>
-            <w:proofErr w:type="spellStart"/>
+              <w:t>ZonaTuristica(</w:t>
+            </w:r>
             <w:proofErr w:type="gramEnd"/>
             <w:r>
               <w:rPr>
                 <w:sz w:val="17"/>
                 <w:szCs w:val="17"/>
               </w:rPr>
-              <w:t>ZonIdZona</w:t>
-            </w:r>
-            <w:proofErr w:type="spellEnd"/>
-            <w:r>
-              <w:rPr>
-                <w:sz w:val="17"/>
-                <w:szCs w:val="17"/>
-              </w:rPr>
-              <w:t>). Zona turística asociada.</w:t>
+              <w:t>ZonIdZona). Zona turística asociada.</w:t>
             </w:r>
           </w:p>
         </w:tc>
@@ -24281,7 +22472,6 @@
             <w:vAlign w:val="center"/>
           </w:tcPr>
           <w:p>
-            <w:proofErr w:type="spellStart"/>
             <w:r>
               <w:rPr>
                 <w:sz w:val="17"/>
@@ -24289,7 +22479,6 @@
               </w:rPr>
               <w:t>ZtiIdTipoTurismo</w:t>
             </w:r>
-            <w:proofErr w:type="spellEnd"/>
           </w:p>
         </w:tc>
         <w:tc>
@@ -24359,7 +22548,6 @@
             <w:vAlign w:val="center"/>
           </w:tcPr>
           <w:p>
-            <w:proofErr w:type="spellStart"/>
             <w:r>
               <w:rPr>
                 <w:sz w:val="17"/>
@@ -24367,7 +22555,6 @@
               </w:rPr>
               <w:t>TipoTurismo</w:t>
             </w:r>
-            <w:proofErr w:type="spellEnd"/>
           </w:p>
         </w:tc>
         <w:tc>
@@ -24410,39 +22597,21 @@
               </w:rPr>
               <w:t xml:space="preserve">FK → </w:t>
             </w:r>
-            <w:proofErr w:type="spellStart"/>
             <w:proofErr w:type="gramStart"/>
             <w:r>
               <w:rPr>
                 <w:sz w:val="17"/>
                 <w:szCs w:val="17"/>
               </w:rPr>
-              <w:t>TipoTurismo</w:t>
-            </w:r>
-            <w:proofErr w:type="spellEnd"/>
-            <w:r>
-              <w:rPr>
-                <w:sz w:val="17"/>
-                <w:szCs w:val="17"/>
-              </w:rPr>
-              <w:t>(</w:t>
-            </w:r>
-            <w:proofErr w:type="spellStart"/>
+              <w:t>TipoTurismo(</w:t>
+            </w:r>
             <w:proofErr w:type="gramEnd"/>
             <w:r>
               <w:rPr>
                 <w:sz w:val="17"/>
                 <w:szCs w:val="17"/>
               </w:rPr>
-              <w:t>TipIdTipoTurismo</w:t>
-            </w:r>
-            <w:proofErr w:type="spellEnd"/>
-            <w:r>
-              <w:rPr>
-                <w:sz w:val="17"/>
-                <w:szCs w:val="17"/>
-              </w:rPr>
-              <w:t>). Categoría turística asociada a la zona.</w:t>
+              <w:t>TipIdTipoTurismo). Categoría turística asociada a la zona.</w:t>
             </w:r>
           </w:p>
         </w:tc>
@@ -24501,16 +22670,8 @@
           <w:bCs/>
         </w:rPr>
         <w:br/>
-      </w:r>
-      <w:proofErr w:type="spellStart"/>
-      <w:r>
-        <w:rPr>
-          <w:b/>
-          <w:bCs/>
-        </w:rPr>
         <w:t>ruta_peatonal</w:t>
       </w:r>
-      <w:proofErr w:type="spellEnd"/>
     </w:p>
     <w:tbl>
       <w:tblPr>
@@ -24724,7 +22885,6 @@
             <w:vAlign w:val="center"/>
           </w:tcPr>
           <w:p>
-            <w:proofErr w:type="spellStart"/>
             <w:r>
               <w:rPr>
                 <w:sz w:val="17"/>
@@ -24732,7 +22892,6 @@
               </w:rPr>
               <w:t>RutIdRuta</w:t>
             </w:r>
-            <w:proofErr w:type="spellEnd"/>
           </w:p>
         </w:tc>
         <w:tc>
@@ -24867,7 +23026,6 @@
             <w:vAlign w:val="center"/>
           </w:tcPr>
           <w:p>
-            <w:proofErr w:type="spellStart"/>
             <w:r>
               <w:rPr>
                 <w:sz w:val="17"/>
@@ -24875,7 +23033,6 @@
               </w:rPr>
               <w:t>RutNombre</w:t>
             </w:r>
-            <w:proofErr w:type="spellEnd"/>
           </w:p>
         </w:tc>
         <w:tc>
@@ -25008,7 +23165,6 @@
                 <w:szCs w:val="17"/>
               </w:rPr>
             </w:pPr>
-            <w:proofErr w:type="spellStart"/>
             <w:r>
               <w:rPr>
                 <w:sz w:val="17"/>
@@ -25016,7 +23172,6 @@
               </w:rPr>
               <w:t>RutDescripcion</w:t>
             </w:r>
-            <w:proofErr w:type="spellEnd"/>
           </w:p>
         </w:tc>
         <w:tc>
@@ -25167,7 +23322,6 @@
             <w:vAlign w:val="center"/>
           </w:tcPr>
           <w:p>
-            <w:proofErr w:type="spellStart"/>
             <w:r>
               <w:rPr>
                 <w:sz w:val="17"/>
@@ -25175,7 +23329,6 @@
               </w:rPr>
               <w:t>RutDistanciaKm</w:t>
             </w:r>
-            <w:proofErr w:type="spellEnd"/>
           </w:p>
         </w:tc>
         <w:tc>
@@ -25311,16 +23464,13 @@
             <w:vAlign w:val="center"/>
           </w:tcPr>
           <w:p>
-            <w:proofErr w:type="spellStart"/>
-            <w:r>
-              <w:rPr>
-                <w:sz w:val="17"/>
-                <w:szCs w:val="17"/>
-              </w:rPr>
-              <w:lastRenderedPageBreak/>
+            <w:r>
+              <w:rPr>
+                <w:sz w:val="17"/>
+                <w:szCs w:val="17"/>
+              </w:rPr>
               <w:t>RutTiempoEstimadoMin</w:t>
             </w:r>
-            <w:proofErr w:type="spellEnd"/>
           </w:p>
         </w:tc>
         <w:tc>
@@ -25447,7 +23597,6 @@
             <w:vAlign w:val="center"/>
           </w:tcPr>
           <w:p>
-            <w:proofErr w:type="spellStart"/>
             <w:r>
               <w:rPr>
                 <w:sz w:val="17"/>
@@ -25455,7 +23604,6 @@
               </w:rPr>
               <w:t>RutDificultad</w:t>
             </w:r>
-            <w:proofErr w:type="spellEnd"/>
           </w:p>
         </w:tc>
         <w:tc>
@@ -25582,7 +23730,6 @@
             <w:vAlign w:val="center"/>
           </w:tcPr>
           <w:p>
-            <w:proofErr w:type="spellStart"/>
             <w:r>
               <w:rPr>
                 <w:sz w:val="17"/>
@@ -25590,7 +23737,6 @@
               </w:rPr>
               <w:t>RutIdEstacionOrigen</w:t>
             </w:r>
-            <w:proofErr w:type="spellEnd"/>
           </w:p>
         </w:tc>
         <w:tc>
@@ -25717,22 +23863,13 @@
               </w:rPr>
               <w:t>Estacion(</w:t>
             </w:r>
-            <w:proofErr w:type="spellStart"/>
             <w:proofErr w:type="gramEnd"/>
             <w:r>
               <w:rPr>
                 <w:sz w:val="17"/>
                 <w:szCs w:val="17"/>
               </w:rPr>
-              <w:t>EstIdEstacion</w:t>
-            </w:r>
-            <w:proofErr w:type="spellEnd"/>
-            <w:r>
-              <w:rPr>
-                <w:sz w:val="17"/>
-                <w:szCs w:val="17"/>
-              </w:rPr>
-              <w:t>). Estación de origen y retorno.</w:t>
+              <w:t>EstIdEstacion). Estación de origen y retorno.</w:t>
             </w:r>
           </w:p>
         </w:tc>
@@ -25750,15 +23887,14 @@
             <w:vAlign w:val="center"/>
           </w:tcPr>
           <w:p>
-            <w:proofErr w:type="spellStart"/>
-            <w:r>
-              <w:rPr>
-                <w:sz w:val="17"/>
-                <w:szCs w:val="17"/>
-              </w:rPr>
+            <w:r>
+              <w:rPr>
+                <w:sz w:val="17"/>
+                <w:szCs w:val="17"/>
+              </w:rPr>
+              <w:lastRenderedPageBreak/>
               <w:t>RutIdZonaDestino</w:t>
             </w:r>
-            <w:proofErr w:type="spellEnd"/>
           </w:p>
         </w:tc>
         <w:tc>
@@ -25828,7 +23964,6 @@
             <w:vAlign w:val="center"/>
           </w:tcPr>
           <w:p>
-            <w:proofErr w:type="spellStart"/>
             <w:r>
               <w:rPr>
                 <w:sz w:val="17"/>
@@ -25836,7 +23971,6 @@
               </w:rPr>
               <w:t>ZonaTuristica</w:t>
             </w:r>
-            <w:proofErr w:type="spellEnd"/>
           </w:p>
         </w:tc>
         <w:tc>
@@ -25879,39 +24013,21 @@
               </w:rPr>
               <w:t xml:space="preserve">FK → </w:t>
             </w:r>
-            <w:proofErr w:type="spellStart"/>
             <w:proofErr w:type="gramStart"/>
             <w:r>
               <w:rPr>
                 <w:sz w:val="17"/>
                 <w:szCs w:val="17"/>
               </w:rPr>
-              <w:t>ZonaTuristica</w:t>
-            </w:r>
-            <w:proofErr w:type="spellEnd"/>
-            <w:r>
-              <w:rPr>
-                <w:sz w:val="17"/>
-                <w:szCs w:val="17"/>
-              </w:rPr>
-              <w:t>(</w:t>
-            </w:r>
-            <w:proofErr w:type="spellStart"/>
+              <w:t>ZonaTuristica(</w:t>
+            </w:r>
             <w:proofErr w:type="gramEnd"/>
             <w:r>
               <w:rPr>
                 <w:sz w:val="17"/>
                 <w:szCs w:val="17"/>
               </w:rPr>
-              <w:t>ZonIdZona</w:t>
-            </w:r>
-            <w:proofErr w:type="spellEnd"/>
-            <w:r>
-              <w:rPr>
-                <w:sz w:val="17"/>
-                <w:szCs w:val="17"/>
-              </w:rPr>
-              <w:t>). Zona turística de destino.</w:t>
+              <w:t>ZonIdZona). Zona turística de destino.</w:t>
             </w:r>
           </w:p>
         </w:tc>
@@ -25929,7 +24045,6 @@
             <w:vAlign w:val="center"/>
           </w:tcPr>
           <w:p>
-            <w:proofErr w:type="spellStart"/>
             <w:r>
               <w:rPr>
                 <w:sz w:val="17"/>
@@ -25937,7 +24052,6 @@
               </w:rPr>
               <w:t>RutEsIdaVuelta</w:t>
             </w:r>
-            <w:proofErr w:type="spellEnd"/>
           </w:p>
         </w:tc>
         <w:tc>
@@ -26079,7 +24193,6 @@
           <w:bCs/>
         </w:rPr>
       </w:pPr>
-      <w:proofErr w:type="spellStart"/>
       <w:r>
         <w:rPr>
           <w:b/>
@@ -26087,7 +24200,6 @@
         </w:rPr>
         <w:t>prevision_clima</w:t>
       </w:r>
-      <w:proofErr w:type="spellEnd"/>
     </w:p>
     <w:tbl>
       <w:tblPr>
@@ -26301,7 +24413,6 @@
             <w:vAlign w:val="center"/>
           </w:tcPr>
           <w:p>
-            <w:proofErr w:type="spellStart"/>
             <w:r>
               <w:rPr>
                 <w:sz w:val="17"/>
@@ -26309,7 +24420,6 @@
               </w:rPr>
               <w:t>CliIdClima</w:t>
             </w:r>
-            <w:proofErr w:type="spellEnd"/>
           </w:p>
         </w:tc>
         <w:tc>
@@ -26444,7 +24554,6 @@
             <w:vAlign w:val="center"/>
           </w:tcPr>
           <w:p>
-            <w:proofErr w:type="spellStart"/>
             <w:r>
               <w:rPr>
                 <w:sz w:val="17"/>
@@ -26452,7 +24561,6 @@
               </w:rPr>
               <w:t>CliFecha</w:t>
             </w:r>
-            <w:proofErr w:type="spellEnd"/>
           </w:p>
         </w:tc>
         <w:tc>
@@ -26727,7 +24835,6 @@
                 <w:szCs w:val="17"/>
               </w:rPr>
             </w:pPr>
-            <w:proofErr w:type="spellStart"/>
             <w:r>
               <w:rPr>
                 <w:sz w:val="17"/>
@@ -26735,7 +24842,6 @@
               </w:rPr>
               <w:t>CliTemperaturaMaximaC</w:t>
             </w:r>
-            <w:proofErr w:type="spellEnd"/>
           </w:p>
         </w:tc>
         <w:tc>
@@ -26895,7 +25001,6 @@
             <w:vAlign w:val="center"/>
           </w:tcPr>
           <w:p>
-            <w:proofErr w:type="spellStart"/>
             <w:r>
               <w:rPr>
                 <w:sz w:val="17"/>
@@ -26903,7 +25008,6 @@
               </w:rPr>
               <w:t>CliProbabilidadLluvia</w:t>
             </w:r>
-            <w:proofErr w:type="spellEnd"/>
           </w:p>
         </w:tc>
         <w:tc>
@@ -27039,7 +25143,6 @@
             <w:vAlign w:val="center"/>
           </w:tcPr>
           <w:p>
-            <w:proofErr w:type="spellStart"/>
             <w:r>
               <w:rPr>
                 <w:sz w:val="17"/>
@@ -27047,7 +25150,6 @@
               </w:rPr>
               <w:t>CliEstadoClima</w:t>
             </w:r>
-            <w:proofErr w:type="spellEnd"/>
           </w:p>
         </w:tc>
         <w:tc>
@@ -27174,7 +25276,6 @@
             <w:vAlign w:val="center"/>
           </w:tcPr>
           <w:p>
-            <w:proofErr w:type="spellStart"/>
             <w:r>
               <w:rPr>
                 <w:sz w:val="17"/>
@@ -27182,7 +25283,6 @@
               </w:rPr>
               <w:t>CliIdEstacion</w:t>
             </w:r>
-            <w:proofErr w:type="spellEnd"/>
           </w:p>
         </w:tc>
         <w:tc>
@@ -27309,22 +25409,13 @@
               </w:rPr>
               <w:t>Estacion(</w:t>
             </w:r>
-            <w:proofErr w:type="spellStart"/>
             <w:proofErr w:type="gramEnd"/>
             <w:r>
               <w:rPr>
                 <w:sz w:val="17"/>
                 <w:szCs w:val="17"/>
               </w:rPr>
-              <w:t>EstIdEstacion</w:t>
-            </w:r>
-            <w:proofErr w:type="spellEnd"/>
-            <w:r>
-              <w:rPr>
-                <w:sz w:val="17"/>
-                <w:szCs w:val="17"/>
-              </w:rPr>
-              <w:t>). Estación a la que corresponde la previsión.</w:t>
+              <w:t>EstIdEstacion). Estación a la que corresponde la previsión.</w:t>
             </w:r>
           </w:p>
         </w:tc>
@@ -27357,7 +25448,6 @@
           <w:bCs/>
         </w:rPr>
       </w:pPr>
-      <w:proofErr w:type="spellStart"/>
       <w:r>
         <w:rPr>
           <w:b/>
@@ -27365,7 +25455,6 @@
         </w:rPr>
         <w:t>informe_planificacion</w:t>
       </w:r>
-      <w:proofErr w:type="spellEnd"/>
     </w:p>
     <w:tbl>
       <w:tblPr>
@@ -27579,7 +25668,6 @@
             <w:vAlign w:val="center"/>
           </w:tcPr>
           <w:p>
-            <w:proofErr w:type="spellStart"/>
             <w:r>
               <w:rPr>
                 <w:sz w:val="17"/>
@@ -27587,7 +25675,6 @@
               </w:rPr>
               <w:t>InfIdInforme</w:t>
             </w:r>
-            <w:proofErr w:type="spellEnd"/>
           </w:p>
         </w:tc>
         <w:tc>
@@ -27722,7 +25809,6 @@
             <w:vAlign w:val="center"/>
           </w:tcPr>
           <w:p>
-            <w:proofErr w:type="spellStart"/>
             <w:r>
               <w:rPr>
                 <w:sz w:val="17"/>
@@ -27730,7 +25816,6 @@
               </w:rPr>
               <w:t>InfCodigo</w:t>
             </w:r>
-            <w:proofErr w:type="spellEnd"/>
           </w:p>
         </w:tc>
         <w:tc>
@@ -27857,16 +25942,13 @@
             <w:vAlign w:val="center"/>
           </w:tcPr>
           <w:p>
-            <w:proofErr w:type="spellStart"/>
-            <w:r>
-              <w:rPr>
-                <w:sz w:val="17"/>
-                <w:szCs w:val="17"/>
-              </w:rPr>
-              <w:lastRenderedPageBreak/>
+            <w:r>
+              <w:rPr>
+                <w:sz w:val="17"/>
+                <w:szCs w:val="17"/>
+              </w:rPr>
               <w:t>InfFechaEmision</w:t>
             </w:r>
-            <w:proofErr w:type="spellEnd"/>
           </w:p>
         </w:tc>
         <w:tc>
@@ -28009,7 +26091,6 @@
             <w:vAlign w:val="center"/>
           </w:tcPr>
           <w:p>
-            <w:proofErr w:type="spellStart"/>
             <w:r>
               <w:rPr>
                 <w:sz w:val="17"/>
@@ -28017,7 +26098,6 @@
               </w:rPr>
               <w:t>InfFechaVisita</w:t>
             </w:r>
-            <w:proofErr w:type="spellEnd"/>
           </w:p>
         </w:tc>
         <w:tc>
@@ -28144,15 +26224,14 @@
             <w:vAlign w:val="center"/>
           </w:tcPr>
           <w:p>
-            <w:proofErr w:type="spellStart"/>
-            <w:r>
-              <w:rPr>
-                <w:sz w:val="17"/>
-                <w:szCs w:val="17"/>
-              </w:rPr>
+            <w:r>
+              <w:rPr>
+                <w:sz w:val="17"/>
+                <w:szCs w:val="17"/>
+              </w:rPr>
+              <w:lastRenderedPageBreak/>
               <w:t>InfIdUsuario</w:t>
             </w:r>
-            <w:proofErr w:type="spellEnd"/>
           </w:p>
         </w:tc>
         <w:tc>
@@ -28279,22 +26358,13 @@
               </w:rPr>
               <w:t>Usuario(</w:t>
             </w:r>
-            <w:proofErr w:type="spellStart"/>
             <w:proofErr w:type="gramEnd"/>
             <w:r>
               <w:rPr>
                 <w:sz w:val="17"/>
                 <w:szCs w:val="17"/>
               </w:rPr>
-              <w:t>UsuIdUsuario</w:t>
-            </w:r>
-            <w:proofErr w:type="spellEnd"/>
-            <w:r>
-              <w:rPr>
-                <w:sz w:val="17"/>
-                <w:szCs w:val="17"/>
-              </w:rPr>
-              <w:t>). Usuario que generó el informe (NULL si la consulta fue anónima).</w:t>
+              <w:t>UsuIdUsuario). Usuario que generó el informe (NULL si la consulta fue anónima).</w:t>
             </w:r>
           </w:p>
         </w:tc>
@@ -28312,7 +26382,6 @@
             <w:vAlign w:val="center"/>
           </w:tcPr>
           <w:p>
-            <w:proofErr w:type="spellStart"/>
             <w:r>
               <w:rPr>
                 <w:sz w:val="17"/>
@@ -28320,7 +26389,6 @@
               </w:rPr>
               <w:t>InfIdRuta</w:t>
             </w:r>
-            <w:proofErr w:type="spellEnd"/>
           </w:p>
         </w:tc>
         <w:tc>
@@ -28390,7 +26458,6 @@
             <w:vAlign w:val="center"/>
           </w:tcPr>
           <w:p>
-            <w:proofErr w:type="spellStart"/>
             <w:r>
               <w:rPr>
                 <w:sz w:val="17"/>
@@ -28398,7 +26465,6 @@
               </w:rPr>
               <w:t>RutaPeatonal</w:t>
             </w:r>
-            <w:proofErr w:type="spellEnd"/>
           </w:p>
         </w:tc>
         <w:tc>
@@ -28441,39 +26507,21 @@
               </w:rPr>
               <w:t xml:space="preserve">FK → </w:t>
             </w:r>
-            <w:proofErr w:type="spellStart"/>
             <w:proofErr w:type="gramStart"/>
             <w:r>
               <w:rPr>
                 <w:sz w:val="17"/>
                 <w:szCs w:val="17"/>
               </w:rPr>
-              <w:t>RutaPeatonal</w:t>
-            </w:r>
-            <w:proofErr w:type="spellEnd"/>
-            <w:r>
-              <w:rPr>
-                <w:sz w:val="17"/>
-                <w:szCs w:val="17"/>
-              </w:rPr>
-              <w:t>(</w:t>
-            </w:r>
-            <w:proofErr w:type="spellStart"/>
+              <w:t>RutaPeatonal(</w:t>
+            </w:r>
             <w:proofErr w:type="gramEnd"/>
             <w:r>
               <w:rPr>
                 <w:sz w:val="17"/>
                 <w:szCs w:val="17"/>
               </w:rPr>
-              <w:t>RutIdRuta</w:t>
-            </w:r>
-            <w:proofErr w:type="spellEnd"/>
-            <w:r>
-              <w:rPr>
-                <w:sz w:val="17"/>
-                <w:szCs w:val="17"/>
-              </w:rPr>
-              <w:t>). Ruta incluida en el informe.</w:t>
+              <w:t>RutIdRuta). Ruta incluida en el informe.</w:t>
             </w:r>
           </w:p>
         </w:tc>
@@ -28491,7 +26539,6 @@
             <w:vAlign w:val="center"/>
           </w:tcPr>
           <w:p>
-            <w:proofErr w:type="spellStart"/>
             <w:r>
               <w:rPr>
                 <w:sz w:val="17"/>
@@ -28499,7 +26546,6 @@
               </w:rPr>
               <w:t>InfTotalEstimado</w:t>
             </w:r>
-            <w:proofErr w:type="spellEnd"/>
           </w:p>
         </w:tc>
         <w:tc>
@@ -28650,7 +26696,6 @@
           <w:bCs/>
         </w:rPr>
       </w:pPr>
-      <w:proofErr w:type="spellStart"/>
       <w:r>
         <w:rPr>
           <w:b/>
@@ -28658,7 +26703,6 @@
         </w:rPr>
         <w:t>control_aforo</w:t>
       </w:r>
-      <w:proofErr w:type="spellEnd"/>
     </w:p>
     <w:tbl>
       <w:tblPr>
@@ -28872,7 +26916,6 @@
             <w:vAlign w:val="center"/>
           </w:tcPr>
           <w:p>
-            <w:proofErr w:type="spellStart"/>
             <w:r>
               <w:rPr>
                 <w:sz w:val="17"/>
@@ -28880,7 +26923,6 @@
               </w:rPr>
               <w:t>AfoIdAforo</w:t>
             </w:r>
-            <w:proofErr w:type="spellEnd"/>
           </w:p>
         </w:tc>
         <w:tc>
@@ -29015,7 +27057,6 @@
             <w:vAlign w:val="center"/>
           </w:tcPr>
           <w:p>
-            <w:proofErr w:type="spellStart"/>
             <w:r>
               <w:rPr>
                 <w:sz w:val="17"/>
@@ -29023,7 +27064,6 @@
               </w:rPr>
               <w:t>AfoIdZona</w:t>
             </w:r>
-            <w:proofErr w:type="spellEnd"/>
           </w:p>
         </w:tc>
         <w:tc>
@@ -29093,7 +27133,6 @@
             <w:vAlign w:val="center"/>
           </w:tcPr>
           <w:p>
-            <w:proofErr w:type="spellStart"/>
             <w:r>
               <w:rPr>
                 <w:sz w:val="17"/>
@@ -29101,7 +27140,6 @@
               </w:rPr>
               <w:t>ZonaTuristica</w:t>
             </w:r>
-            <w:proofErr w:type="spellEnd"/>
           </w:p>
         </w:tc>
         <w:tc>
@@ -29144,39 +27182,21 @@
               </w:rPr>
               <w:t xml:space="preserve">FK → </w:t>
             </w:r>
-            <w:proofErr w:type="spellStart"/>
             <w:proofErr w:type="gramStart"/>
             <w:r>
               <w:rPr>
                 <w:sz w:val="17"/>
                 <w:szCs w:val="17"/>
               </w:rPr>
-              <w:t>ZonaTuristica</w:t>
-            </w:r>
-            <w:proofErr w:type="spellEnd"/>
-            <w:r>
-              <w:rPr>
-                <w:sz w:val="17"/>
-                <w:szCs w:val="17"/>
-              </w:rPr>
-              <w:t>(</w:t>
-            </w:r>
-            <w:proofErr w:type="spellStart"/>
+              <w:t>ZonaTuristica(</w:t>
+            </w:r>
             <w:proofErr w:type="gramEnd"/>
             <w:r>
               <w:rPr>
                 <w:sz w:val="17"/>
                 <w:szCs w:val="17"/>
               </w:rPr>
-              <w:t>ZonIdZona</w:t>
-            </w:r>
-            <w:proofErr w:type="spellEnd"/>
-            <w:r>
-              <w:rPr>
-                <w:sz w:val="17"/>
-                <w:szCs w:val="17"/>
-              </w:rPr>
-              <w:t>). Zona turística cuyo aforo se controla.</w:t>
+              <w:t>ZonIdZona). Zona turística cuyo aforo se controla.</w:t>
             </w:r>
           </w:p>
         </w:tc>
@@ -29194,7 +27214,6 @@
             <w:vAlign w:val="center"/>
           </w:tcPr>
           <w:p>
-            <w:proofErr w:type="spellStart"/>
             <w:r>
               <w:rPr>
                 <w:sz w:val="17"/>
@@ -29202,7 +27221,6 @@
               </w:rPr>
               <w:t>AfoFecha</w:t>
             </w:r>
-            <w:proofErr w:type="spellEnd"/>
           </w:p>
         </w:tc>
         <w:tc>
@@ -29311,23 +27329,7 @@
                 <w:sz w:val="17"/>
                 <w:szCs w:val="17"/>
               </w:rPr>
-              <w:t xml:space="preserve">Fecha calendario para la cual se lleva el conteo de aforo. Única por zona (UNIQUE con </w:t>
-            </w:r>
-            <w:proofErr w:type="spellStart"/>
-            <w:r>
-              <w:rPr>
-                <w:sz w:val="17"/>
-                <w:szCs w:val="17"/>
-              </w:rPr>
-              <w:t>AfoIdZona</w:t>
-            </w:r>
-            <w:proofErr w:type="spellEnd"/>
-            <w:r>
-              <w:rPr>
-                <w:sz w:val="17"/>
-                <w:szCs w:val="17"/>
-              </w:rPr>
-              <w:t>).</w:t>
+              <w:t>Fecha calendario para la cual se lleva el conteo de aforo. Única por zona (UNIQUE con AfoIdZona).</w:t>
             </w:r>
           </w:p>
         </w:tc>
@@ -29345,7 +27347,6 @@
             <w:vAlign w:val="center"/>
           </w:tcPr>
           <w:p>
-            <w:proofErr w:type="spellStart"/>
             <w:r>
               <w:rPr>
                 <w:sz w:val="17"/>
@@ -29353,7 +27354,6 @@
               </w:rPr>
               <w:t>AfoCupoUtilizado</w:t>
             </w:r>
-            <w:proofErr w:type="spellEnd"/>
           </w:p>
         </w:tc>
         <w:tc>
@@ -29487,16 +27487,8 @@
           <w:bCs/>
         </w:rPr>
         <w:br/>
-      </w:r>
-      <w:proofErr w:type="spellStart"/>
-      <w:r>
-        <w:rPr>
-          <w:b/>
-          <w:bCs/>
-        </w:rPr>
         <w:t>auditoria_log</w:t>
       </w:r>
-      <w:proofErr w:type="spellEnd"/>
     </w:p>
     <w:tbl>
       <w:tblPr>
@@ -29710,7 +27702,6 @@
             <w:vAlign w:val="center"/>
           </w:tcPr>
           <w:p>
-            <w:proofErr w:type="spellStart"/>
             <w:r>
               <w:rPr>
                 <w:sz w:val="17"/>
@@ -29718,7 +27709,6 @@
               </w:rPr>
               <w:t>AudIdLog</w:t>
             </w:r>
-            <w:proofErr w:type="spellEnd"/>
           </w:p>
         </w:tc>
         <w:tc>
@@ -29853,7 +27843,6 @@
             <w:vAlign w:val="center"/>
           </w:tcPr>
           <w:p>
-            <w:proofErr w:type="spellStart"/>
             <w:r>
               <w:rPr>
                 <w:sz w:val="17"/>
@@ -29861,7 +27850,6 @@
               </w:rPr>
               <w:t>AudFecha</w:t>
             </w:r>
-            <w:proofErr w:type="spellEnd"/>
           </w:p>
         </w:tc>
         <w:tc>
@@ -30004,7 +27992,6 @@
             <w:vAlign w:val="center"/>
           </w:tcPr>
           <w:p>
-            <w:proofErr w:type="spellStart"/>
             <w:r>
               <w:rPr>
                 <w:sz w:val="17"/>
@@ -30012,7 +27999,6 @@
               </w:rPr>
               <w:t>AudUsuario</w:t>
             </w:r>
-            <w:proofErr w:type="spellEnd"/>
           </w:p>
         </w:tc>
         <w:tc>
@@ -30139,7 +28125,6 @@
             <w:vAlign w:val="center"/>
           </w:tcPr>
           <w:p>
-            <w:proofErr w:type="spellStart"/>
             <w:r>
               <w:rPr>
                 <w:sz w:val="17"/>
@@ -30147,7 +28132,6 @@
               </w:rPr>
               <w:t>AudOperacion</w:t>
             </w:r>
-            <w:proofErr w:type="spellEnd"/>
           </w:p>
         </w:tc>
         <w:tc>
@@ -30274,7 +28258,6 @@
             <w:vAlign w:val="center"/>
           </w:tcPr>
           <w:p>
-            <w:proofErr w:type="spellStart"/>
             <w:r>
               <w:rPr>
                 <w:sz w:val="17"/>
@@ -30282,7 +28265,6 @@
               </w:rPr>
               <w:t>AudTablaAfectada</w:t>
             </w:r>
-            <w:proofErr w:type="spellEnd"/>
           </w:p>
         </w:tc>
         <w:tc>
@@ -30409,16 +28391,13 @@
             <w:vAlign w:val="center"/>
           </w:tcPr>
           <w:p>
-            <w:proofErr w:type="spellStart"/>
-            <w:r>
-              <w:rPr>
-                <w:sz w:val="17"/>
-                <w:szCs w:val="17"/>
-              </w:rPr>
-              <w:lastRenderedPageBreak/>
+            <w:r>
+              <w:rPr>
+                <w:sz w:val="17"/>
+                <w:szCs w:val="17"/>
+              </w:rPr>
               <w:t>AudValorAnterior</w:t>
             </w:r>
-            <w:proofErr w:type="spellEnd"/>
           </w:p>
         </w:tc>
         <w:tc>
@@ -30545,7 +28524,6 @@
             <w:vAlign w:val="center"/>
           </w:tcPr>
           <w:p>
-            <w:proofErr w:type="spellStart"/>
             <w:r>
               <w:rPr>
                 <w:sz w:val="17"/>
@@ -30553,7 +28531,6 @@
               </w:rPr>
               <w:t>AudValorNuevo</w:t>
             </w:r>
-            <w:proofErr w:type="spellEnd"/>
           </w:p>
         </w:tc>
         <w:tc>
@@ -30694,6 +28671,7 @@
           <w:b/>
           <w:bCs/>
         </w:rPr>
+        <w:lastRenderedPageBreak/>
         <w:br w:type="page"/>
       </w:r>
     </w:p>
@@ -30720,22 +28698,9 @@
           <w:szCs w:val="28"/>
         </w:rPr>
         <w:lastRenderedPageBreak/>
-        <w:t xml:space="preserve">7. Desarrollo y </w:t>
-      </w:r>
-      <w:proofErr w:type="spellStart"/>
-      <w:r>
-        <w:rPr>
-          <w:rFonts w:ascii="Calibri" w:hAnsi="Calibri" w:cs="Calibri"/>
-          <w:b/>
-          <w:bCs/>
-          <w:color w:val="auto"/>
-          <w:sz w:val="28"/>
-          <w:szCs w:val="28"/>
-        </w:rPr>
-        <w:t>sprints</w:t>
+        <w:t>7. Desarrollo y sprints</w:t>
       </w:r>
       <w:bookmarkEnd w:id="25"/>
-      <w:proofErr w:type="spellEnd"/>
     </w:p>
     <w:p>
       <w:pPr>
@@ -30743,15 +28708,7 @@
         <w:jc w:val="both"/>
       </w:pPr>
       <w:r>
-        <w:t xml:space="preserve">A partir del Sprint Backlog definido en la sección 4.4, el equipo consolidó el siguiente </w:t>
-      </w:r>
-      <w:proofErr w:type="spellStart"/>
-      <w:r>
-        <w:t>Product</w:t>
-      </w:r>
-      <w:proofErr w:type="spellEnd"/>
-      <w:r>
-        <w:t xml:space="preserve"> Backlog Priorizado, asignando puntos de historia (escala relativa de esfuerzo) a cada historia de usuario.</w:t>
+        <w:t>A partir del Sprint Backlog definido en la sección 4.4, el equipo consolidó el siguiente Product Backlog Priorizado, asignando puntos de historia (escala relativa de esfuerzo) a cada historia de usuario.</w:t>
       </w:r>
     </w:p>
     <w:p>
@@ -30763,21 +28720,12 @@
           <w:bCs/>
         </w:rPr>
       </w:pPr>
-      <w:proofErr w:type="spellStart"/>
       <w:r>
         <w:rPr>
           <w:b/>
           <w:bCs/>
         </w:rPr>
-        <w:t>Product</w:t>
-      </w:r>
-      <w:proofErr w:type="spellEnd"/>
-      <w:r>
-        <w:rPr>
-          <w:b/>
-          <w:bCs/>
-        </w:rPr>
-        <w:t xml:space="preserve"> Backlog Priorizado</w:t>
+        <w:t>Product Backlog Priorizado</w:t>
       </w:r>
     </w:p>
     <w:tbl>
@@ -31347,15 +29295,7 @@
           </w:tcPr>
           <w:p>
             <w:r>
-              <w:t xml:space="preserve">Como sistema, quiero sincronizar periódicamente los datos de </w:t>
-            </w:r>
-            <w:proofErr w:type="spellStart"/>
-            <w:r>
-              <w:t>PeruRail</w:t>
-            </w:r>
-            <w:proofErr w:type="spellEnd"/>
-            <w:r>
-              <w:t xml:space="preserve"> y SENAMHI para mantener la información actualizada.</w:t>
+              <w:t>Como sistema, quiero sincronizar periódicamente los datos de PeruRail y SENAMHI para mantener la información actualizada.</w:t>
             </w:r>
           </w:p>
         </w:tc>
@@ -31546,23 +29486,7 @@
         <w:jc w:val="both"/>
       </w:pPr>
       <w:r>
-        <w:t xml:space="preserve">Creación del proyecto Spring Boot 4.1.1 con las dependencias Web, JPA, Security, </w:t>
-      </w:r>
-      <w:proofErr w:type="spellStart"/>
-      <w:r>
-        <w:t>Thymeleaf</w:t>
-      </w:r>
-      <w:proofErr w:type="spellEnd"/>
-      <w:r>
-        <w:t xml:space="preserve">, PostgreSQL Driver y </w:t>
-      </w:r>
-      <w:proofErr w:type="spellStart"/>
-      <w:r>
-        <w:t>Validation</w:t>
-      </w:r>
-      <w:proofErr w:type="spellEnd"/>
-      <w:r>
-        <w:t>.</w:t>
+        <w:t>Creación del proyecto Spring Boot 4.1.1 con las dependencias Web, JPA, Security, Thymeleaf, PostgreSQL Driver y Validation.</w:t>
       </w:r>
     </w:p>
     <w:p>
@@ -31576,15 +29500,7 @@
         <w:jc w:val="both"/>
       </w:pPr>
       <w:r>
-        <w:t xml:space="preserve">Configuración de </w:t>
-      </w:r>
-      <w:proofErr w:type="spellStart"/>
-      <w:r>
-        <w:t>DBeaver</w:t>
-      </w:r>
-      <w:proofErr w:type="spellEnd"/>
-      <w:r>
-        <w:t xml:space="preserve"> para la gestión visual de la base de datos.</w:t>
+        <w:t>Configuración de DBeaver para la gestión visual de la base de datos.</w:t>
       </w:r>
     </w:p>
     <w:p>
@@ -31598,15 +29514,7 @@
         <w:jc w:val="both"/>
       </w:pPr>
       <w:r>
-        <w:t xml:space="preserve">Definición del </w:t>
-      </w:r>
-      <w:proofErr w:type="spellStart"/>
-      <w:r>
-        <w:t>Product</w:t>
-      </w:r>
-      <w:proofErr w:type="spellEnd"/>
-      <w:r>
-        <w:t xml:space="preserve"> Backlog y priorización de historias de usuario.</w:t>
+        <w:t>Definición del Product Backlog y priorización de historias de usuario.</w:t>
       </w:r>
     </w:p>
     <w:p>
@@ -31635,23 +29543,7 @@
         <w:jc w:val="both"/>
       </w:pPr>
       <w:r>
-        <w:t xml:space="preserve">Implementación de </w:t>
-      </w:r>
-      <w:proofErr w:type="spellStart"/>
-      <w:r>
-        <w:t>mocks</w:t>
-      </w:r>
-      <w:proofErr w:type="spellEnd"/>
-      <w:r>
-        <w:t xml:space="preserve"> (simulaciones) de los servicios externos de </w:t>
-      </w:r>
-      <w:proofErr w:type="spellStart"/>
-      <w:r>
-        <w:t>PeruRail</w:t>
-      </w:r>
-      <w:proofErr w:type="spellEnd"/>
-      <w:r>
-        <w:t xml:space="preserve"> y SENAMHI, para permitir un desarrollo desacoplado mientras se gestionan los accesos reales.</w:t>
+        <w:t>Implementación de mocks (simulaciones) de los servicios externos de PeruRail y SENAMHI, para permitir un desarrollo desacoplado mientras se gestionan los accesos reales.</w:t>
       </w:r>
     </w:p>
     <w:p>
@@ -31665,23 +29557,7 @@
         <w:jc w:val="both"/>
       </w:pPr>
       <w:r>
-        <w:t xml:space="preserve">Retrospectiva: El equipo identificó la necesidad de definir cuanto antes el contrato (formato JSON) de los </w:t>
-      </w:r>
-      <w:proofErr w:type="spellStart"/>
-      <w:r>
-        <w:t>mocks</w:t>
-      </w:r>
-      <w:proofErr w:type="spellEnd"/>
-      <w:r>
-        <w:t xml:space="preserve"> de </w:t>
-      </w:r>
-      <w:proofErr w:type="spellStart"/>
-      <w:r>
-        <w:t>PeruRail</w:t>
-      </w:r>
-      <w:proofErr w:type="spellEnd"/>
-      <w:r>
-        <w:t xml:space="preserve"> y SENAMHI, para evitar retrabajo en la Capa de Integración durante el Sprint</w:t>
+        <w:t>Retrospectiva: El equipo identificó la necesidad de definir cuanto antes el contrato (formato JSON) de los mocks de PeruRail y SENAMHI, para evitar retrabajo en la Capa de Integración durante el Sprint</w:t>
       </w:r>
     </w:p>
     <w:p>
@@ -31753,31 +29629,7 @@
         <w:jc w:val="both"/>
       </w:pPr>
       <w:r>
-        <w:t xml:space="preserve">Creación de los modelos JPA: Estacion, </w:t>
-      </w:r>
-      <w:proofErr w:type="spellStart"/>
-      <w:r>
-        <w:t>TipoTurismo</w:t>
-      </w:r>
-      <w:proofErr w:type="spellEnd"/>
-      <w:r>
-        <w:t xml:space="preserve">, </w:t>
-      </w:r>
-      <w:proofErr w:type="spellStart"/>
-      <w:r>
-        <w:t>ZonaTuristica</w:t>
-      </w:r>
-      <w:proofErr w:type="spellEnd"/>
-      <w:r>
-        <w:t xml:space="preserve">, </w:t>
-      </w:r>
-      <w:proofErr w:type="spellStart"/>
-      <w:r>
-        <w:t>ZonaTipoTurismo</w:t>
-      </w:r>
-      <w:proofErr w:type="spellEnd"/>
-      <w:r>
-        <w:t>, Rol y Usuario.</w:t>
+        <w:t>Creación de los modelos JPA: Estacion, TipoTurismo, ZonaTuristica, ZonaTipoTurismo, Rol y Usuario.</w:t>
       </w:r>
     </w:p>
     <w:p>
@@ -31791,23 +29643,7 @@
         <w:jc w:val="both"/>
       </w:pPr>
       <w:r>
-        <w:t xml:space="preserve">Implementación del CRUD de </w:t>
-      </w:r>
-      <w:proofErr w:type="spellStart"/>
-      <w:r>
-        <w:t>ZonaTuristica</w:t>
-      </w:r>
-      <w:proofErr w:type="spellEnd"/>
-      <w:r>
-        <w:t xml:space="preserve"> para Travel Group Perú mediante </w:t>
-      </w:r>
-      <w:proofErr w:type="spellStart"/>
-      <w:r>
-        <w:t>ZonaTuristicaService</w:t>
-      </w:r>
-      <w:proofErr w:type="spellEnd"/>
-      <w:r>
-        <w:t xml:space="preserve"> (RF-10).</w:t>
+        <w:t>Implementación del CRUD de ZonaTuristica para Travel Group Perú mediante ZonaTuristicaService (RF-10).</w:t>
       </w:r>
     </w:p>
     <w:p>
@@ -31835,15 +29671,7 @@
         <w:jc w:val="both"/>
       </w:pPr>
       <w:r>
-        <w:t xml:space="preserve">Configuración inicial del Spring </w:t>
-      </w:r>
-      <w:proofErr w:type="spellStart"/>
-      <w:r>
-        <w:t>Scheduler</w:t>
-      </w:r>
-      <w:proofErr w:type="spellEnd"/>
-      <w:r>
-        <w:t xml:space="preserve"> para la tarea programada de sincronización de estaciones.</w:t>
+        <w:t>Configuración inicial del Spring Scheduler para la tarea programada de sincronización de estaciones.</w:t>
       </w:r>
     </w:p>
     <w:p>
@@ -31857,15 +29685,7 @@
         <w:jc w:val="both"/>
       </w:pPr>
       <w:r>
-        <w:t xml:space="preserve">Retrospectiva: Se identificó la necesidad de estandarizar la nomenclatura de la base de datos (prefijos) antes de continuar con las siguientes entidades, y de validar el formato real de la API de </w:t>
-      </w:r>
-      <w:proofErr w:type="spellStart"/>
-      <w:r>
-        <w:t>PeruRail</w:t>
-      </w:r>
-      <w:proofErr w:type="spellEnd"/>
-      <w:r>
-        <w:t xml:space="preserve"> en cuanto esté disponible.</w:t>
+        <w:t>Retrospectiva: Se identificó la necesidad de estandarizar la nomenclatura de la base de datos (prefijos) antes de continuar con las siguientes entidades, y de validar el formato real de la API de PeruRail en cuanto esté disponible.</w:t>
       </w:r>
     </w:p>
     <w:p>
@@ -31937,23 +29757,7 @@
         <w:jc w:val="both"/>
       </w:pPr>
       <w:r>
-        <w:t xml:space="preserve">Implementación de </w:t>
-      </w:r>
-      <w:proofErr w:type="spellStart"/>
-      <w:r>
-        <w:t>SenamhiClient</w:t>
-      </w:r>
-      <w:proofErr w:type="spellEnd"/>
-      <w:r>
-        <w:t xml:space="preserve"> y de la tabla </w:t>
-      </w:r>
-      <w:proofErr w:type="spellStart"/>
-      <w:r>
-        <w:t>PrevisionClima</w:t>
-      </w:r>
-      <w:proofErr w:type="spellEnd"/>
-      <w:r>
-        <w:t>, con sincronización diaria (RF-14).</w:t>
+        <w:t>Implementación de SenamhiClient y de la tabla PrevisionClima, con sincronización diaria (RF-14).</w:t>
       </w:r>
     </w:p>
     <w:p>
@@ -31967,15 +29771,7 @@
         <w:jc w:val="both"/>
       </w:pPr>
       <w:r>
-        <w:t xml:space="preserve">Implementación de </w:t>
-      </w:r>
-      <w:proofErr w:type="spellStart"/>
-      <w:r>
-        <w:t>RutaPeatonalService</w:t>
-      </w:r>
-      <w:proofErr w:type="spellEnd"/>
-      <w:r>
-        <w:t xml:space="preserve"> con el algoritmo de cálculo de distancia, tiempo estimado y dificultad, validando el circuito cerrado de ida y vuelta (RNF-04).</w:t>
+        <w:t>Implementación de RutaPeatonalService con el algoritmo de cálculo de distancia, tiempo estimado y dificultad, validando el circuito cerrado de ida y vuelta (RNF-04).</w:t>
       </w:r>
     </w:p>
     <w:p>
@@ -31989,15 +29785,7 @@
         <w:jc w:val="both"/>
       </w:pPr>
       <w:r>
-        <w:t xml:space="preserve">Integración del motor de filtrado de </w:t>
-      </w:r>
-      <w:proofErr w:type="spellStart"/>
-      <w:r>
-        <w:t>ZonaTuristica</w:t>
-      </w:r>
-      <w:proofErr w:type="spellEnd"/>
-      <w:r>
-        <w:t xml:space="preserve"> según las preferencias ingresadas por el turista (RF-03).</w:t>
+        <w:t>Integración del motor de filtrado de ZonaTuristica según las preferencias ingresadas por el turista (RF-03).</w:t>
       </w:r>
     </w:p>
     <w:p>
@@ -32039,15 +29827,7 @@
         <w:jc w:val="both"/>
       </w:pPr>
       <w:r>
-        <w:t xml:space="preserve">Retrospectiva: El cálculo de la ruta tomaba más de 2 segundos en el primer prototipo; se optimizó agregando índices sobre </w:t>
-      </w:r>
-      <w:proofErr w:type="spellStart"/>
-      <w:r>
-        <w:t>EstIdEstacion</w:t>
-      </w:r>
-      <w:proofErr w:type="spellEnd"/>
-      <w:r>
-        <w:t xml:space="preserve"> y cacheando el pronóstico climático del día.</w:t>
+        <w:t>Retrospectiva: El cálculo de la ruta tomaba más de 2 segundos en el primer prototipo; se optimizó agregando índices sobre EstIdEstacion y cacheando el pronóstico climático del día.</w:t>
       </w:r>
     </w:p>
     <w:p>
@@ -32131,15 +29911,7 @@
         <w:jc w:val="both"/>
       </w:pPr>
       <w:r>
-        <w:t xml:space="preserve">Implementación de </w:t>
-      </w:r>
-      <w:proofErr w:type="spellStart"/>
-      <w:r>
-        <w:t>CustomUserDetailsService</w:t>
-      </w:r>
-      <w:proofErr w:type="spellEnd"/>
-      <w:r>
-        <w:t>, cargando usuarios desde PostgreSQL.</w:t>
+        <w:t>Implementación de CustomUserDetailsService, cargando usuarios desde PostgreSQL.</w:t>
       </w:r>
     </w:p>
     <w:p>
@@ -32153,15 +29925,7 @@
         <w:jc w:val="both"/>
       </w:pPr>
       <w:r>
-        <w:t xml:space="preserve">Configuración de </w:t>
-      </w:r>
-      <w:proofErr w:type="spellStart"/>
-      <w:r>
-        <w:t>SecurityFilterChain</w:t>
-      </w:r>
-      <w:proofErr w:type="spellEnd"/>
-      <w:r>
-        <w:t xml:space="preserve"> con reglas de acceso por rol (ADMIN_MTC, TRAVEL_GROUP_USER, TURISTA_PUBLICO).</w:t>
+        <w:t>Configuración de SecurityFilterChain con reglas de acceso por rol (ADMIN_MTC, TRAVEL_GROUP_USER, TURISTA_PUBLICO).</w:t>
       </w:r>
     </w:p>
     <w:p>
@@ -32175,15 +29939,7 @@
         <w:jc w:val="both"/>
       </w:pPr>
       <w:r>
-        <w:t xml:space="preserve">Implementación de la tabla </w:t>
-      </w:r>
-      <w:proofErr w:type="spellStart"/>
-      <w:r>
-        <w:t>AuditoriaLog</w:t>
-      </w:r>
-      <w:proofErr w:type="spellEnd"/>
-      <w:r>
-        <w:t xml:space="preserve"> y del interceptor que registra cada operación administrativa y cada sincronización externa (RF-15, RNF-07).</w:t>
+        <w:t>Implementación de la tabla AuditoriaLog y del interceptor que registra cada operación administrativa y cada sincronización externa (RF-15, RNF-07).</w:t>
       </w:r>
     </w:p>
     <w:p>
@@ -32283,15 +30039,7 @@
         <w:jc w:val="both"/>
       </w:pPr>
       <w:r>
-        <w:t xml:space="preserve">Implementación de </w:t>
-      </w:r>
-      <w:proofErr w:type="spellStart"/>
-      <w:r>
-        <w:t>InformeService</w:t>
-      </w:r>
-      <w:proofErr w:type="spellEnd"/>
-      <w:r>
-        <w:t xml:space="preserve"> para la generación del informe consolidado en formato PDF/HTML (RF-08), incluyendo ruta, clima, tiempo estimado, dificultad y tarifa.</w:t>
+        <w:t>Implementación de InformeService para la generación del informe consolidado en formato PDF/HTML (RF-08), incluyendo ruta, clima, tiempo estimado, dificultad y tarifa.</w:t>
       </w:r>
     </w:p>
     <w:p>
@@ -32305,23 +30053,7 @@
         <w:jc w:val="both"/>
       </w:pPr>
       <w:r>
-        <w:t xml:space="preserve">Implementación de </w:t>
-      </w:r>
-      <w:proofErr w:type="spellStart"/>
-      <w:r>
-        <w:t>AforoService</w:t>
-      </w:r>
-      <w:proofErr w:type="spellEnd"/>
-      <w:r>
-        <w:t xml:space="preserve"> y de la tabla </w:t>
-      </w:r>
-      <w:proofErr w:type="spellStart"/>
-      <w:r>
-        <w:t>ControlAforo</w:t>
-      </w:r>
-      <w:proofErr w:type="spellEnd"/>
-      <w:r>
-        <w:t>, con validación e incremento atómico del cupo utilizado antes de confirmar el informe (RF-16, RF-17, RNF-08).</w:t>
+        <w:t>Implementación de AforoService y de la tabla ControlAforo, con validación e incremento atómico del cupo utilizado antes de confirmar el informe (RF-16, RF-17, RNF-08).</w:t>
       </w:r>
     </w:p>
     <w:p>
@@ -32335,23 +30067,7 @@
         <w:jc w:val="both"/>
       </w:pPr>
       <w:r>
-        <w:t xml:space="preserve">Extensión del CRUD de </w:t>
-      </w:r>
-      <w:proofErr w:type="spellStart"/>
-      <w:r>
-        <w:t>ZonaTuristica</w:t>
-      </w:r>
-      <w:proofErr w:type="spellEnd"/>
-      <w:r>
-        <w:t xml:space="preserve"> para permitir a Travel Group Perú configurar el campo </w:t>
-      </w:r>
-      <w:proofErr w:type="spellStart"/>
-      <w:r>
-        <w:t>ZonCupoMaximoDiario</w:t>
-      </w:r>
-      <w:proofErr w:type="spellEnd"/>
-      <w:r>
-        <w:t xml:space="preserve"> (RF-17).</w:t>
+        <w:t>Extensión del CRUD de ZonaTuristica para permitir a Travel Group Perú configurar el campo ZonCupoMaximoDiario (RF-17).</w:t>
       </w:r>
     </w:p>
     <w:p>
@@ -32365,15 +30081,7 @@
         <w:jc w:val="both"/>
       </w:pPr>
       <w:r>
-        <w:t xml:space="preserve">Ajustes de diseño responsive con Bootstrap 5 para el uso desde smartphones y </w:t>
-      </w:r>
-      <w:proofErr w:type="spellStart"/>
-      <w:r>
-        <w:t>tablets</w:t>
-      </w:r>
-      <w:proofErr w:type="spellEnd"/>
-      <w:r>
-        <w:t xml:space="preserve"> en campo (RNF-02).</w:t>
+        <w:t>Ajustes de diseño responsive con Bootstrap 5 para el uso desde smartphones y tablets en campo (RNF-02).</w:t>
       </w:r>
     </w:p>
     <w:p>
@@ -32401,15 +30109,7 @@
         <w:jc w:val="both"/>
       </w:pPr>
       <w:r>
-        <w:t xml:space="preserve">Actualización de Docker </w:t>
-      </w:r>
-      <w:proofErr w:type="spellStart"/>
-      <w:r>
-        <w:t>Compose</w:t>
-      </w:r>
-      <w:proofErr w:type="spellEnd"/>
-      <w:r>
-        <w:t xml:space="preserve"> con la carga automática de datos iniciales (estaciones, zonas turísticas y tipos de turismo).</w:t>
+        <w:t>Actualización de Docker Compose con la carga automática de datos iniciales (estaciones, zonas turísticas y tipos de turismo).</w:t>
       </w:r>
     </w:p>
     <w:p>
@@ -32437,31 +30137,7 @@
         <w:jc w:val="both"/>
       </w:pPr>
       <w:r>
-        <w:t xml:space="preserve">Retrospectiva: El equipo concluyó que el uso de </w:t>
-      </w:r>
-      <w:proofErr w:type="spellStart"/>
-      <w:r>
-        <w:t>mocks</w:t>
-      </w:r>
-      <w:proofErr w:type="spellEnd"/>
-      <w:r>
-        <w:t xml:space="preserve"> desde el Sprint 0 permitió avanzar el desarrollo sin bloquearse por la disponibilidad de las </w:t>
-      </w:r>
-      <w:proofErr w:type="spellStart"/>
-      <w:r>
-        <w:t>APIs</w:t>
-      </w:r>
-      <w:proofErr w:type="spellEnd"/>
-      <w:r>
-        <w:t xml:space="preserve"> reales de </w:t>
-      </w:r>
-      <w:proofErr w:type="spellStart"/>
-      <w:r>
-        <w:t>PeruRail</w:t>
-      </w:r>
-      <w:proofErr w:type="spellEnd"/>
-      <w:r>
-        <w:t xml:space="preserve"> y SENAMHI; asimismo, se identificó tarde la necesidad del control de aforo (surgida como mejora tras la revisión del Sprint 3), por lo que se recomienda revisar este tipo de reglas de negocio específicas del dominio turístico desde el Sprint 0 en futuros proyectos similares.</w:t>
+        <w:t>Retrospectiva: El equipo concluyó que el uso de mocks desde el Sprint 0 permitió avanzar el desarrollo sin bloquearse por la disponibilidad de las APIs reales de PeruRail y SENAMHI; asimismo, se identificó tarde la necesidad del control de aforo (surgida como mejora tras la revisión del Sprint 3), por lo que se recomienda revisar este tipo de reglas de negocio específicas del dominio turístico desde el Sprint 0 en futuros proyectos similares.</w:t>
       </w:r>
     </w:p>
     <w:p>
@@ -32610,15 +30286,7 @@
         <w:jc w:val="both"/>
       </w:pPr>
       <w:r>
-        <w:t xml:space="preserve">Sincronización de datos con </w:t>
-      </w:r>
-      <w:proofErr w:type="spellStart"/>
-      <w:r>
-        <w:t>PeruRail</w:t>
-      </w:r>
-      <w:proofErr w:type="spellEnd"/>
-      <w:r>
-        <w:t xml:space="preserve"> y SENAMHI.</w:t>
+        <w:t>Sincronización de datos con PeruRail y SENAMHI.</w:t>
       </w:r>
     </w:p>
     <w:p>
@@ -32762,31 +30430,7 @@
         <w:jc w:val="both"/>
       </w:pPr>
       <w:r>
-        <w:t>Las pruebas de caja blanca evalúan la estructura interna y la lógica de los componentes de software (funciones, métodos y clases). Para este proyecto se utiliza la técnica de Cobertura de Caminos (o Decisiones), garantizando que cada flujo lógico e instrucción condicional (</w:t>
-      </w:r>
-      <w:proofErr w:type="spellStart"/>
-      <w:r>
-        <w:t>if</w:t>
-      </w:r>
-      <w:proofErr w:type="spellEnd"/>
-      <w:r>
-        <w:t>/</w:t>
-      </w:r>
-      <w:proofErr w:type="spellStart"/>
-      <w:r>
-        <w:t>else</w:t>
-      </w:r>
-      <w:proofErr w:type="spellEnd"/>
-      <w:r>
-        <w:t xml:space="preserve">) dentro del </w:t>
-      </w:r>
-      <w:proofErr w:type="spellStart"/>
-      <w:r>
-        <w:t>backend</w:t>
-      </w:r>
-      <w:proofErr w:type="spellEnd"/>
-      <w:r>
-        <w:t xml:space="preserve"> sea ejecutado y validado.</w:t>
+        <w:t>Las pruebas de caja blanca evalúan la estructura interna y la lógica de los componentes de software (funciones, métodos y clases). Para este proyecto se utiliza la técnica de Cobertura de Caminos (o Decisiones), garantizando que cada flujo lógico e instrucción condicional (if/else) dentro del backend sea ejecutado y validado.</w:t>
       </w:r>
     </w:p>
     <w:p>
@@ -32801,93 +30445,8 @@
         </w:rPr>
         <w:t xml:space="preserve">Componentes Evaluados: </w:t>
       </w:r>
-      <w:proofErr w:type="spellStart"/>
-      <w:r>
-        <w:t>RutaPeatonalService</w:t>
-      </w:r>
-      <w:proofErr w:type="spellEnd"/>
-      <w:r>
-        <w:t xml:space="preserve">, </w:t>
-      </w:r>
-      <w:proofErr w:type="spellStart"/>
-      <w:r>
-        <w:t>SenamhiClient</w:t>
-      </w:r>
-      <w:proofErr w:type="spellEnd"/>
-      <w:r>
-        <w:t xml:space="preserve">, </w:t>
-      </w:r>
-      <w:proofErr w:type="spellStart"/>
-      <w:r>
-        <w:t>PeruRailClient</w:t>
-      </w:r>
-      <w:proofErr w:type="spellEnd"/>
-      <w:r>
-        <w:t xml:space="preserve">, </w:t>
-      </w:r>
-      <w:proofErr w:type="spellStart"/>
-      <w:r>
-        <w:t>AforoService</w:t>
-      </w:r>
-      <w:proofErr w:type="spellEnd"/>
-      <w:r>
-        <w:t xml:space="preserve"> y </w:t>
-      </w:r>
-      <w:proofErr w:type="spellStart"/>
-      <w:r>
-        <w:t>AuditoriaService</w:t>
-      </w:r>
-      <w:proofErr w:type="spellEnd"/>
-      <w:r>
-        <w:t>. Las pruebas se concentran en los métodos encargados de calcular la ruta peatonal (</w:t>
-      </w:r>
-      <w:proofErr w:type="spellStart"/>
-      <w:r>
-        <w:t>calcularRutaPeatonalIdaVuelta</w:t>
-      </w:r>
-      <w:proofErr w:type="spellEnd"/>
-      <w:r>
-        <w:t xml:space="preserve">), procesar el </w:t>
-      </w:r>
-      <w:proofErr w:type="spellStart"/>
-      <w:r>
-        <w:t>feed</w:t>
-      </w:r>
-      <w:proofErr w:type="spellEnd"/>
-      <w:r>
-        <w:t xml:space="preserve"> climático (</w:t>
-      </w:r>
-      <w:proofErr w:type="spellStart"/>
-      <w:r>
-        <w:t>procesarFeedSenamhi</w:t>
-      </w:r>
-      <w:proofErr w:type="spellEnd"/>
-      <w:r>
-        <w:t>), validar la tarifa del tren (</w:t>
-      </w:r>
-      <w:proofErr w:type="spellStart"/>
-      <w:r>
-        <w:t>validarTarifaPeruRail</w:t>
-      </w:r>
-      <w:proofErr w:type="spellEnd"/>
-      <w:r>
-        <w:t>), validar el aforo disponible de una zona turística (</w:t>
-      </w:r>
-      <w:proofErr w:type="spellStart"/>
-      <w:r>
-        <w:t>validarAforoDisponible</w:t>
-      </w:r>
-      <w:proofErr w:type="spellEnd"/>
-      <w:r>
-        <w:t>) y registrar la auditoría de las operaciones administrativas (</w:t>
-      </w:r>
-      <w:proofErr w:type="spellStart"/>
-      <w:r>
-        <w:t>registrarAuditoria</w:t>
-      </w:r>
-      <w:proofErr w:type="spellEnd"/>
-      <w:r>
-        <w:t>).</w:t>
+      <w:r>
+        <w:t>RutaPeatonalService, SenamhiClient, PeruRailClient, AforoService y AuditoriaService. Las pruebas se concentran en los métodos encargados de calcular la ruta peatonal (calcularRutaPeatonalIdaVuelta), procesar el feed climático (procesarFeedSenamhi), validar la tarifa del tren (validarTarifaPeruRail), validar el aforo disponible de una zona turística (validarAforoDisponible) y registrar la auditoría de las operaciones administrativas (registrarAuditoria).</w:t>
       </w:r>
     </w:p>
     <w:p>
@@ -33126,27 +30685,7 @@
                 <w:sz w:val="17"/>
                 <w:szCs w:val="17"/>
               </w:rPr>
-              <w:t>Salida Esperada (</w:t>
-            </w:r>
-            <w:proofErr w:type="spellStart"/>
-            <w:r>
-              <w:rPr>
-                <w:b/>
-                <w:bCs/>
-                <w:sz w:val="17"/>
-                <w:szCs w:val="17"/>
-              </w:rPr>
-              <w:t>Return</w:t>
-            </w:r>
-            <w:proofErr w:type="spellEnd"/>
-            <w:r>
-              <w:rPr>
-                <w:b/>
-                <w:bCs/>
-                <w:sz w:val="17"/>
-                <w:szCs w:val="17"/>
-              </w:rPr>
-              <w:t xml:space="preserve"> / Estado)</w:t>
+              <w:t>Salida Esperada (Return / Estado)</w:t>
             </w:r>
           </w:p>
         </w:tc>
@@ -33212,22 +30751,13 @@
             <w:vAlign w:val="center"/>
           </w:tcPr>
           <w:p>
-            <w:proofErr w:type="spellStart"/>
             <w:proofErr w:type="gramStart"/>
             <w:r>
               <w:rPr>
                 <w:sz w:val="17"/>
                 <w:szCs w:val="17"/>
               </w:rPr>
-              <w:t>calcularRutaPeatonalIdaVuelta</w:t>
-            </w:r>
-            <w:proofErr w:type="spellEnd"/>
-            <w:r>
-              <w:rPr>
-                <w:sz w:val="17"/>
-                <w:szCs w:val="17"/>
-              </w:rPr>
-              <w:t>(</w:t>
+              <w:t>calcularRutaPeatonalIdaVuelta(</w:t>
             </w:r>
             <w:proofErr w:type="gramEnd"/>
             <w:r>
@@ -33272,69 +30802,12 @@
             <w:vAlign w:val="center"/>
           </w:tcPr>
           <w:p>
-            <w:proofErr w:type="spellStart"/>
-            <w:r>
-              <w:rPr>
-                <w:sz w:val="17"/>
-                <w:szCs w:val="17"/>
-              </w:rPr>
-              <w:t>estacionOrigen</w:t>
-            </w:r>
-            <w:proofErr w:type="spellEnd"/>
-            <w:r>
-              <w:rPr>
-                <w:sz w:val="17"/>
-                <w:szCs w:val="17"/>
-              </w:rPr>
-              <w:t xml:space="preserve"> = Ollantaytambo (</w:t>
-            </w:r>
-            <w:proofErr w:type="spellStart"/>
-            <w:r>
-              <w:rPr>
-                <w:sz w:val="17"/>
-                <w:szCs w:val="17"/>
-              </w:rPr>
-              <w:t>EstIdEstacion</w:t>
-            </w:r>
-            <w:proofErr w:type="spellEnd"/>
-            <w:r>
-              <w:rPr>
-                <w:sz w:val="17"/>
-                <w:szCs w:val="17"/>
-              </w:rPr>
-              <w:t xml:space="preserve">=3); </w:t>
-            </w:r>
-            <w:proofErr w:type="spellStart"/>
-            <w:r>
-              <w:rPr>
-                <w:sz w:val="17"/>
-                <w:szCs w:val="17"/>
-              </w:rPr>
-              <w:t>zonaDestino</w:t>
-            </w:r>
-            <w:proofErr w:type="spellEnd"/>
-            <w:r>
-              <w:rPr>
-                <w:sz w:val="17"/>
-                <w:szCs w:val="17"/>
-              </w:rPr>
-              <w:t xml:space="preserve"> = Fortaleza de Ollantaytambo (</w:t>
-            </w:r>
-            <w:proofErr w:type="spellStart"/>
-            <w:r>
-              <w:rPr>
-                <w:sz w:val="17"/>
-                <w:szCs w:val="17"/>
-              </w:rPr>
-              <w:t>distanciaIda</w:t>
-            </w:r>
-            <w:proofErr w:type="spellEnd"/>
-            <w:r>
-              <w:rPr>
-                <w:sz w:val="17"/>
-                <w:szCs w:val="17"/>
-              </w:rPr>
-              <w:t xml:space="preserve"> = 1.8 km)</w:t>
+            <w:r>
+              <w:rPr>
+                <w:sz w:val="17"/>
+                <w:szCs w:val="17"/>
+              </w:rPr>
+              <w:t>estacionOrigen = Ollantaytambo (EstIdEstacion=3); zonaDestino = Fortaleza de Ollantaytambo (distanciaIda = 1.8 km)</w:t>
             </w:r>
           </w:p>
         </w:tc>
@@ -33350,71 +30823,28 @@
             <w:vAlign w:val="center"/>
           </w:tcPr>
           <w:p>
-            <w:proofErr w:type="spellStart"/>
-            <w:r>
-              <w:rPr>
-                <w:sz w:val="17"/>
-                <w:szCs w:val="17"/>
-              </w:rPr>
-              <w:t>return</w:t>
-            </w:r>
-            <w:proofErr w:type="spellEnd"/>
-            <w:r>
-              <w:rPr>
-                <w:sz w:val="17"/>
-                <w:szCs w:val="17"/>
-              </w:rPr>
-              <w:t xml:space="preserve"> </w:t>
-            </w:r>
-            <w:proofErr w:type="spellStart"/>
+            <w:r>
+              <w:rPr>
+                <w:sz w:val="17"/>
+                <w:szCs w:val="17"/>
+              </w:rPr>
+              <w:t xml:space="preserve">return </w:t>
+            </w:r>
             <w:proofErr w:type="gramStart"/>
             <w:r>
               <w:rPr>
                 <w:sz w:val="17"/>
                 <w:szCs w:val="17"/>
               </w:rPr>
-              <w:t>RutaPeatonal</w:t>
-            </w:r>
-            <w:proofErr w:type="spellEnd"/>
-            <w:r>
-              <w:rPr>
-                <w:sz w:val="17"/>
-                <w:szCs w:val="17"/>
-              </w:rPr>
-              <w:t>{</w:t>
-            </w:r>
-            <w:proofErr w:type="spellStart"/>
+              <w:t>RutaPeatonal{</w:t>
+            </w:r>
             <w:proofErr w:type="gramEnd"/>
             <w:r>
               <w:rPr>
                 <w:sz w:val="17"/>
                 <w:szCs w:val="17"/>
               </w:rPr>
-              <w:t>RutDistanciaKm</w:t>
-            </w:r>
-            <w:proofErr w:type="spellEnd"/>
-            <w:r>
-              <w:rPr>
-                <w:sz w:val="17"/>
-                <w:szCs w:val="17"/>
-              </w:rPr>
-              <w:t xml:space="preserve">=3.6, </w:t>
-            </w:r>
-            <w:proofErr w:type="spellStart"/>
-            <w:r>
-              <w:rPr>
-                <w:sz w:val="17"/>
-                <w:szCs w:val="17"/>
-              </w:rPr>
-              <w:t>RutEsIdaVuelta</w:t>
-            </w:r>
-            <w:proofErr w:type="spellEnd"/>
-            <w:r>
-              <w:rPr>
-                <w:sz w:val="17"/>
-                <w:szCs w:val="17"/>
-              </w:rPr>
-              <w:t>=true} (circuito cerrado calculado correctamente).</w:t>
+              <w:t>RutDistanciaKm=3.6, RutEsIdaVuelta=true} (circuito cerrado calculado correctamente).</w:t>
             </w:r>
           </w:p>
         </w:tc>
@@ -33477,22 +30907,13 @@
             <w:vAlign w:val="center"/>
           </w:tcPr>
           <w:p>
-            <w:proofErr w:type="spellStart"/>
             <w:proofErr w:type="gramStart"/>
             <w:r>
               <w:rPr>
                 <w:sz w:val="17"/>
                 <w:szCs w:val="17"/>
               </w:rPr>
-              <w:t>calcularRutaPeatonalIdaVuelta</w:t>
-            </w:r>
-            <w:proofErr w:type="spellEnd"/>
-            <w:r>
-              <w:rPr>
-                <w:sz w:val="17"/>
-                <w:szCs w:val="17"/>
-              </w:rPr>
-              <w:t>(</w:t>
+              <w:t>calcularRutaPeatonalIdaVuelta(</w:t>
             </w:r>
             <w:proofErr w:type="gramEnd"/>
             <w:r>
@@ -33537,69 +30958,12 @@
             <w:vAlign w:val="center"/>
           </w:tcPr>
           <w:p>
-            <w:proofErr w:type="spellStart"/>
-            <w:r>
-              <w:rPr>
-                <w:sz w:val="17"/>
-                <w:szCs w:val="17"/>
-              </w:rPr>
-              <w:t>estacionOrigen</w:t>
-            </w:r>
-            <w:proofErr w:type="spellEnd"/>
-            <w:r>
-              <w:rPr>
-                <w:sz w:val="17"/>
-                <w:szCs w:val="17"/>
-              </w:rPr>
-              <w:t xml:space="preserve"> = Aguas Calientes (</w:t>
-            </w:r>
-            <w:proofErr w:type="spellStart"/>
-            <w:r>
-              <w:rPr>
-                <w:sz w:val="17"/>
-                <w:szCs w:val="17"/>
-              </w:rPr>
-              <w:t>EstIdEstacion</w:t>
-            </w:r>
-            <w:proofErr w:type="spellEnd"/>
-            <w:r>
-              <w:rPr>
-                <w:sz w:val="17"/>
-                <w:szCs w:val="17"/>
-              </w:rPr>
-              <w:t xml:space="preserve">=5); </w:t>
-            </w:r>
-            <w:proofErr w:type="spellStart"/>
-            <w:r>
-              <w:rPr>
-                <w:sz w:val="17"/>
-                <w:szCs w:val="17"/>
-              </w:rPr>
-              <w:t>zonaDestino</w:t>
-            </w:r>
-            <w:proofErr w:type="spellEnd"/>
-            <w:r>
-              <w:rPr>
-                <w:sz w:val="17"/>
-                <w:szCs w:val="17"/>
-              </w:rPr>
-              <w:t xml:space="preserve"> asociada a la misma estación (</w:t>
-            </w:r>
-            <w:proofErr w:type="spellStart"/>
-            <w:r>
-              <w:rPr>
-                <w:sz w:val="17"/>
-                <w:szCs w:val="17"/>
-              </w:rPr>
-              <w:t>distanciaIda</w:t>
-            </w:r>
-            <w:proofErr w:type="spellEnd"/>
-            <w:r>
-              <w:rPr>
-                <w:sz w:val="17"/>
-                <w:szCs w:val="17"/>
-              </w:rPr>
-              <w:t xml:space="preserve"> = 0.0 km)</w:t>
+            <w:r>
+              <w:rPr>
+                <w:sz w:val="17"/>
+                <w:szCs w:val="17"/>
+              </w:rPr>
+              <w:t>estacionOrigen = Aguas Calientes (EstIdEstacion=5); zonaDestino asociada a la misma estación (distanciaIda = 0.0 km)</w:t>
             </w:r>
           </w:p>
         </w:tc>
@@ -33615,38 +30979,20 @@
             <w:vAlign w:val="center"/>
           </w:tcPr>
           <w:p>
-            <w:proofErr w:type="spellStart"/>
-            <w:r>
-              <w:rPr>
-                <w:sz w:val="17"/>
-                <w:szCs w:val="17"/>
-              </w:rPr>
-              <w:t>throw</w:t>
-            </w:r>
-            <w:proofErr w:type="spellEnd"/>
-            <w:r>
-              <w:rPr>
-                <w:sz w:val="17"/>
-                <w:szCs w:val="17"/>
-              </w:rPr>
-              <w:t xml:space="preserve"> </w:t>
-            </w:r>
-            <w:proofErr w:type="spellStart"/>
+            <w:r>
+              <w:rPr>
+                <w:sz w:val="17"/>
+                <w:szCs w:val="17"/>
+              </w:rPr>
+              <w:t xml:space="preserve">throw </w:t>
+            </w:r>
             <w:proofErr w:type="gramStart"/>
             <w:r>
               <w:rPr>
                 <w:sz w:val="17"/>
                 <w:szCs w:val="17"/>
               </w:rPr>
-              <w:t>RutaInvalidaException</w:t>
-            </w:r>
-            <w:proofErr w:type="spellEnd"/>
-            <w:r>
-              <w:rPr>
-                <w:sz w:val="17"/>
-                <w:szCs w:val="17"/>
-              </w:rPr>
-              <w:t>(</w:t>
+              <w:t>RutaInvalidaException(</w:t>
             </w:r>
             <w:proofErr w:type="gramEnd"/>
             <w:r>
@@ -33717,22 +31063,13 @@
             <w:vAlign w:val="center"/>
           </w:tcPr>
           <w:p>
-            <w:proofErr w:type="spellStart"/>
             <w:proofErr w:type="gramStart"/>
             <w:r>
               <w:rPr>
                 <w:sz w:val="17"/>
                 <w:szCs w:val="17"/>
               </w:rPr>
-              <w:t>procesarFeedSenamhi</w:t>
-            </w:r>
-            <w:proofErr w:type="spellEnd"/>
-            <w:r>
-              <w:rPr>
-                <w:sz w:val="17"/>
-                <w:szCs w:val="17"/>
-              </w:rPr>
-              <w:t>(</w:t>
+              <w:t>procesarFeedSenamhi(</w:t>
             </w:r>
             <w:proofErr w:type="gramEnd"/>
             <w:r>
@@ -33761,39 +31098,7 @@
                 <w:sz w:val="17"/>
                 <w:szCs w:val="17"/>
               </w:rPr>
-              <w:t xml:space="preserve">Ruta Única (Persistencia): el </w:t>
-            </w:r>
-            <w:proofErr w:type="spellStart"/>
-            <w:r>
-              <w:rPr>
-                <w:sz w:val="17"/>
-                <w:szCs w:val="17"/>
-              </w:rPr>
-              <w:t>feed</w:t>
-            </w:r>
-            <w:proofErr w:type="spellEnd"/>
-            <w:r>
-              <w:rPr>
-                <w:sz w:val="17"/>
-                <w:szCs w:val="17"/>
-              </w:rPr>
-              <w:t xml:space="preserve"> recibido de SENAMHI contiene una probabilidad de lluvia dentro del rango válido (0-100); el sistema inserta o actualiza el registro en </w:t>
-            </w:r>
-            <w:proofErr w:type="spellStart"/>
-            <w:r>
-              <w:rPr>
-                <w:sz w:val="17"/>
-                <w:szCs w:val="17"/>
-              </w:rPr>
-              <w:t>PrevisionClima</w:t>
-            </w:r>
-            <w:proofErr w:type="spellEnd"/>
-            <w:r>
-              <w:rPr>
-                <w:sz w:val="17"/>
-                <w:szCs w:val="17"/>
-              </w:rPr>
-              <w:t>.</w:t>
+              <w:t>Ruta Única (Persistencia): el feed recibido de SENAMHI contiene una probabilidad de lluvia dentro del rango válido (0-100); el sistema inserta o actualiza el registro en PrevisionClima.</w:t>
             </w:r>
           </w:p>
         </w:tc>
@@ -33809,69 +31114,12 @@
             <w:vAlign w:val="center"/>
           </w:tcPr>
           <w:p>
-            <w:proofErr w:type="spellStart"/>
-            <w:r>
-              <w:rPr>
-                <w:sz w:val="17"/>
-                <w:szCs w:val="17"/>
-              </w:rPr>
-              <w:t>CliIdEstacion</w:t>
-            </w:r>
-            <w:proofErr w:type="spellEnd"/>
-            <w:r>
-              <w:rPr>
-                <w:sz w:val="17"/>
-                <w:szCs w:val="17"/>
-              </w:rPr>
-              <w:t xml:space="preserve">=3; </w:t>
-            </w:r>
-            <w:proofErr w:type="spellStart"/>
-            <w:r>
-              <w:rPr>
-                <w:sz w:val="17"/>
-                <w:szCs w:val="17"/>
-              </w:rPr>
-              <w:t>CliFecha</w:t>
-            </w:r>
-            <w:proofErr w:type="spellEnd"/>
-            <w:r>
-              <w:rPr>
-                <w:sz w:val="17"/>
-                <w:szCs w:val="17"/>
-              </w:rPr>
-              <w:t xml:space="preserve">=29/08/2026; </w:t>
-            </w:r>
-            <w:proofErr w:type="spellStart"/>
-            <w:r>
-              <w:rPr>
-                <w:sz w:val="17"/>
-                <w:szCs w:val="17"/>
-              </w:rPr>
-              <w:t>CliProbabilidadLluvia</w:t>
-            </w:r>
-            <w:proofErr w:type="spellEnd"/>
-            <w:r>
-              <w:rPr>
-                <w:sz w:val="17"/>
-                <w:szCs w:val="17"/>
-              </w:rPr>
-              <w:t xml:space="preserve">=45.0; CliTemperaturaMinimaC=6.0; </w:t>
-            </w:r>
-            <w:proofErr w:type="spellStart"/>
-            <w:r>
-              <w:rPr>
-                <w:sz w:val="17"/>
-                <w:szCs w:val="17"/>
-              </w:rPr>
-              <w:t>CliTemperaturaMaximaC</w:t>
-            </w:r>
-            <w:proofErr w:type="spellEnd"/>
-            <w:r>
-              <w:rPr>
-                <w:sz w:val="17"/>
-                <w:szCs w:val="17"/>
-              </w:rPr>
-              <w:t>=14.5</w:t>
+            <w:r>
+              <w:rPr>
+                <w:sz w:val="17"/>
+                <w:szCs w:val="17"/>
+              </w:rPr>
+              <w:t>CliIdEstacion=3; CliFecha=29/08/2026; CliProbabilidadLluvia=45.0; CliTemperaturaMinimaC=6.0; CliTemperaturaMaximaC=14.5</w:t>
             </w:r>
           </w:p>
         </w:tc>
@@ -33901,23 +31149,7 @@
                 <w:sz w:val="17"/>
                 <w:szCs w:val="17"/>
               </w:rPr>
-              <w:t xml:space="preserve"> = 200 OK (registro de </w:t>
-            </w:r>
-            <w:proofErr w:type="spellStart"/>
-            <w:r>
-              <w:rPr>
-                <w:sz w:val="17"/>
-                <w:szCs w:val="17"/>
-              </w:rPr>
-              <w:t>PrevisionClima</w:t>
-            </w:r>
-            <w:proofErr w:type="spellEnd"/>
-            <w:r>
-              <w:rPr>
-                <w:sz w:val="17"/>
-                <w:szCs w:val="17"/>
-              </w:rPr>
-              <w:t xml:space="preserve"> guardado/actualizado correctamente).</w:t>
+              <w:t xml:space="preserve"> = 200 OK (registro de PrevisionClima guardado/actualizado correctamente).</w:t>
             </w:r>
           </w:p>
         </w:tc>
@@ -33980,22 +31212,13 @@
             <w:vAlign w:val="center"/>
           </w:tcPr>
           <w:p>
-            <w:proofErr w:type="spellStart"/>
             <w:proofErr w:type="gramStart"/>
             <w:r>
               <w:rPr>
                 <w:sz w:val="17"/>
                 <w:szCs w:val="17"/>
               </w:rPr>
-              <w:t>procesarFeedSenamhi</w:t>
-            </w:r>
-            <w:proofErr w:type="spellEnd"/>
-            <w:r>
-              <w:rPr>
-                <w:sz w:val="17"/>
-                <w:szCs w:val="17"/>
-              </w:rPr>
-              <w:t>(</w:t>
+              <w:t>procesarFeedSenamhi(</w:t>
             </w:r>
             <w:proofErr w:type="gramEnd"/>
             <w:r>
@@ -34024,23 +31247,7 @@
                 <w:sz w:val="17"/>
                 <w:szCs w:val="17"/>
               </w:rPr>
-              <w:t xml:space="preserve">Ruta Alterna (Falso): el </w:t>
-            </w:r>
-            <w:proofErr w:type="spellStart"/>
-            <w:r>
-              <w:rPr>
-                <w:sz w:val="17"/>
-                <w:szCs w:val="17"/>
-              </w:rPr>
-              <w:t>feed</w:t>
-            </w:r>
-            <w:proofErr w:type="spellEnd"/>
-            <w:r>
-              <w:rPr>
-                <w:sz w:val="17"/>
-                <w:szCs w:val="17"/>
-              </w:rPr>
-              <w:t xml:space="preserve"> recibido contiene una probabilidad de lluvia fuera del rango permitido (mayor a 100); el sistema descarta el registro.</w:t>
+              <w:t>Ruta Alterna (Falso): el feed recibido contiene una probabilidad de lluvia fuera del rango permitido (mayor a 100); el sistema descarta el registro.</w:t>
             </w:r>
           </w:p>
         </w:tc>
@@ -34056,37 +31263,12 @@
             <w:vAlign w:val="center"/>
           </w:tcPr>
           <w:p>
-            <w:proofErr w:type="spellStart"/>
-            <w:r>
-              <w:rPr>
-                <w:sz w:val="17"/>
-                <w:szCs w:val="17"/>
-              </w:rPr>
-              <w:t>CliIdEstacion</w:t>
-            </w:r>
-            <w:proofErr w:type="spellEnd"/>
-            <w:r>
-              <w:rPr>
-                <w:sz w:val="17"/>
-                <w:szCs w:val="17"/>
-              </w:rPr>
-              <w:t xml:space="preserve">=3; </w:t>
-            </w:r>
-            <w:proofErr w:type="spellStart"/>
-            <w:r>
-              <w:rPr>
-                <w:sz w:val="17"/>
-                <w:szCs w:val="17"/>
-              </w:rPr>
-              <w:t>CliProbabilidadLluvia</w:t>
-            </w:r>
-            <w:proofErr w:type="spellEnd"/>
-            <w:r>
-              <w:rPr>
-                <w:sz w:val="17"/>
-                <w:szCs w:val="17"/>
-              </w:rPr>
-              <w:t>=135.0</w:t>
+            <w:r>
+              <w:rPr>
+                <w:sz w:val="17"/>
+                <w:szCs w:val="17"/>
+              </w:rPr>
+              <w:t>CliIdEstacion=3; CliProbabilidadLluvia=135.0</w:t>
             </w:r>
           </w:p>
         </w:tc>
@@ -34102,38 +31284,20 @@
             <w:vAlign w:val="center"/>
           </w:tcPr>
           <w:p>
-            <w:proofErr w:type="spellStart"/>
-            <w:r>
-              <w:rPr>
-                <w:sz w:val="17"/>
-                <w:szCs w:val="17"/>
-              </w:rPr>
-              <w:t>throw</w:t>
-            </w:r>
-            <w:proofErr w:type="spellEnd"/>
-            <w:r>
-              <w:rPr>
-                <w:sz w:val="17"/>
-                <w:szCs w:val="17"/>
-              </w:rPr>
-              <w:t xml:space="preserve"> </w:t>
-            </w:r>
-            <w:proofErr w:type="spellStart"/>
+            <w:r>
+              <w:rPr>
+                <w:sz w:val="17"/>
+                <w:szCs w:val="17"/>
+              </w:rPr>
+              <w:t xml:space="preserve">throw </w:t>
+            </w:r>
             <w:proofErr w:type="gramStart"/>
             <w:r>
               <w:rPr>
                 <w:sz w:val="17"/>
                 <w:szCs w:val="17"/>
               </w:rPr>
-              <w:t>FeedInvalidoException</w:t>
-            </w:r>
-            <w:proofErr w:type="spellEnd"/>
-            <w:r>
-              <w:rPr>
-                <w:sz w:val="17"/>
-                <w:szCs w:val="17"/>
-              </w:rPr>
-              <w:t>(</w:t>
+              <w:t>FeedInvalidoException(</w:t>
             </w:r>
             <w:proofErr w:type="gramEnd"/>
             <w:r>
@@ -34204,22 +31368,13 @@
             <w:vAlign w:val="center"/>
           </w:tcPr>
           <w:p>
-            <w:proofErr w:type="spellStart"/>
             <w:proofErr w:type="gramStart"/>
             <w:r>
               <w:rPr>
                 <w:sz w:val="17"/>
                 <w:szCs w:val="17"/>
               </w:rPr>
-              <w:t>validarTarifaPeruRail</w:t>
-            </w:r>
-            <w:proofErr w:type="spellEnd"/>
-            <w:r>
-              <w:rPr>
-                <w:sz w:val="17"/>
-                <w:szCs w:val="17"/>
-              </w:rPr>
-              <w:t>(</w:t>
+              <w:t>validarTarifaPeruRail(</w:t>
             </w:r>
             <w:proofErr w:type="gramEnd"/>
             <w:r>
@@ -34248,23 +31403,7 @@
                 <w:sz w:val="17"/>
                 <w:szCs w:val="17"/>
               </w:rPr>
-              <w:t xml:space="preserve">Ruta A (Verdadero): la tarifa recibida es un valor numérico positivo; el sistema acepta el dato y habilita su persistencia en </w:t>
-            </w:r>
-            <w:proofErr w:type="spellStart"/>
-            <w:r>
-              <w:rPr>
-                <w:sz w:val="17"/>
-                <w:szCs w:val="17"/>
-              </w:rPr>
-              <w:t>ServicioTren</w:t>
-            </w:r>
-            <w:proofErr w:type="spellEnd"/>
-            <w:r>
-              <w:rPr>
-                <w:sz w:val="17"/>
-                <w:szCs w:val="17"/>
-              </w:rPr>
-              <w:t>.</w:t>
+              <w:t>Ruta A (Verdadero): la tarifa recibida es un valor numérico positivo; el sistema acepta el dato y habilita su persistencia en ServicioTren.</w:t>
             </w:r>
           </w:p>
         </w:tc>
@@ -34280,21 +31419,12 @@
             <w:vAlign w:val="center"/>
           </w:tcPr>
           <w:p>
-            <w:proofErr w:type="spellStart"/>
-            <w:r>
-              <w:rPr>
-                <w:sz w:val="17"/>
-                <w:szCs w:val="17"/>
-              </w:rPr>
-              <w:t>SerTarifa</w:t>
-            </w:r>
-            <w:proofErr w:type="spellEnd"/>
-            <w:r>
-              <w:rPr>
-                <w:sz w:val="17"/>
-                <w:szCs w:val="17"/>
-              </w:rPr>
-              <w:t xml:space="preserve"> = 65.00</w:t>
+            <w:r>
+              <w:rPr>
+                <w:sz w:val="17"/>
+                <w:szCs w:val="17"/>
+              </w:rPr>
+              <w:t>SerTarifa = 65.00</w:t>
             </w:r>
           </w:p>
         </w:tc>
@@ -34310,21 +31440,12 @@
             <w:vAlign w:val="center"/>
           </w:tcPr>
           <w:p>
-            <w:proofErr w:type="spellStart"/>
-            <w:r>
-              <w:rPr>
-                <w:sz w:val="17"/>
-                <w:szCs w:val="17"/>
-              </w:rPr>
-              <w:t>return</w:t>
-            </w:r>
-            <w:proofErr w:type="spellEnd"/>
-            <w:r>
-              <w:rPr>
-                <w:sz w:val="17"/>
-                <w:szCs w:val="17"/>
-              </w:rPr>
-              <w:t xml:space="preserve"> true (habilita la persistencia de la tarifa).</w:t>
+            <w:r>
+              <w:rPr>
+                <w:sz w:val="17"/>
+                <w:szCs w:val="17"/>
+              </w:rPr>
+              <w:t>return true (habilita la persistencia de la tarifa).</w:t>
             </w:r>
           </w:p>
         </w:tc>
@@ -34387,22 +31508,13 @@
             <w:vAlign w:val="center"/>
           </w:tcPr>
           <w:p>
-            <w:proofErr w:type="spellStart"/>
             <w:proofErr w:type="gramStart"/>
             <w:r>
               <w:rPr>
                 <w:sz w:val="17"/>
                 <w:szCs w:val="17"/>
               </w:rPr>
-              <w:t>validarTarifaPeruRail</w:t>
-            </w:r>
-            <w:proofErr w:type="spellEnd"/>
-            <w:r>
-              <w:rPr>
-                <w:sz w:val="17"/>
-                <w:szCs w:val="17"/>
-              </w:rPr>
-              <w:t>(</w:t>
+              <w:t>validarTarifaPeruRail(</w:t>
             </w:r>
             <w:proofErr w:type="gramEnd"/>
             <w:r>
@@ -34447,21 +31559,12 @@
             <w:vAlign w:val="center"/>
           </w:tcPr>
           <w:p>
-            <w:proofErr w:type="spellStart"/>
-            <w:r>
-              <w:rPr>
-                <w:sz w:val="17"/>
-                <w:szCs w:val="17"/>
-              </w:rPr>
-              <w:t>SerTarifa</w:t>
-            </w:r>
-            <w:proofErr w:type="spellEnd"/>
-            <w:r>
-              <w:rPr>
-                <w:sz w:val="17"/>
-                <w:szCs w:val="17"/>
-              </w:rPr>
-              <w:t xml:space="preserve"> = -10.00</w:t>
+            <w:r>
+              <w:rPr>
+                <w:sz w:val="17"/>
+                <w:szCs w:val="17"/>
+              </w:rPr>
+              <w:t>SerTarifa = -10.00</w:t>
             </w:r>
           </w:p>
         </w:tc>
@@ -34477,38 +31580,20 @@
             <w:vAlign w:val="center"/>
           </w:tcPr>
           <w:p>
-            <w:proofErr w:type="spellStart"/>
-            <w:r>
-              <w:rPr>
-                <w:sz w:val="17"/>
-                <w:szCs w:val="17"/>
-              </w:rPr>
-              <w:t>throw</w:t>
-            </w:r>
-            <w:proofErr w:type="spellEnd"/>
-            <w:r>
-              <w:rPr>
-                <w:sz w:val="17"/>
-                <w:szCs w:val="17"/>
-              </w:rPr>
-              <w:t xml:space="preserve"> </w:t>
-            </w:r>
-            <w:proofErr w:type="spellStart"/>
+            <w:r>
+              <w:rPr>
+                <w:sz w:val="17"/>
+                <w:szCs w:val="17"/>
+              </w:rPr>
+              <w:t xml:space="preserve">throw </w:t>
+            </w:r>
             <w:proofErr w:type="gramStart"/>
             <w:r>
               <w:rPr>
                 <w:sz w:val="17"/>
                 <w:szCs w:val="17"/>
               </w:rPr>
-              <w:t>TarifaInvalidaException</w:t>
-            </w:r>
-            <w:proofErr w:type="spellEnd"/>
-            <w:r>
-              <w:rPr>
-                <w:sz w:val="17"/>
-                <w:szCs w:val="17"/>
-              </w:rPr>
-              <w:t>(</w:t>
+              <w:t>TarifaInvalidaException(</w:t>
             </w:r>
             <w:proofErr w:type="gramEnd"/>
             <w:r>
@@ -34580,22 +31665,13 @@
             <w:vAlign w:val="center"/>
           </w:tcPr>
           <w:p>
-            <w:proofErr w:type="spellStart"/>
             <w:proofErr w:type="gramStart"/>
             <w:r>
               <w:rPr>
                 <w:sz w:val="17"/>
                 <w:szCs w:val="17"/>
               </w:rPr>
-              <w:t>registrarAuditoria</w:t>
-            </w:r>
-            <w:proofErr w:type="spellEnd"/>
-            <w:r>
-              <w:rPr>
-                <w:sz w:val="17"/>
-                <w:szCs w:val="17"/>
-              </w:rPr>
-              <w:t>(</w:t>
+              <w:t>registrarAuditoria(</w:t>
             </w:r>
             <w:proofErr w:type="gramEnd"/>
             <w:r>
@@ -34640,53 +31716,12 @@
             <w:vAlign w:val="center"/>
           </w:tcPr>
           <w:p>
-            <w:proofErr w:type="spellStart"/>
-            <w:r>
-              <w:rPr>
-                <w:sz w:val="17"/>
-                <w:szCs w:val="17"/>
-              </w:rPr>
-              <w:t>AudOperacion</w:t>
-            </w:r>
-            <w:proofErr w:type="spellEnd"/>
-            <w:r>
-              <w:rPr>
-                <w:sz w:val="17"/>
-                <w:szCs w:val="17"/>
-              </w:rPr>
-              <w:t xml:space="preserve">="UPDATE"; </w:t>
-            </w:r>
-            <w:proofErr w:type="spellStart"/>
-            <w:r>
-              <w:rPr>
-                <w:sz w:val="17"/>
-                <w:szCs w:val="17"/>
-              </w:rPr>
-              <w:t>AudValorAnterior</w:t>
-            </w:r>
-            <w:proofErr w:type="spellEnd"/>
-            <w:r>
-              <w:rPr>
-                <w:sz w:val="17"/>
-                <w:szCs w:val="17"/>
-              </w:rPr>
-              <w:t xml:space="preserve">="EstEstado=Activa"; </w:t>
-            </w:r>
-            <w:proofErr w:type="spellStart"/>
-            <w:r>
-              <w:rPr>
-                <w:sz w:val="17"/>
-                <w:szCs w:val="17"/>
-              </w:rPr>
-              <w:t>AudValorNuevo</w:t>
-            </w:r>
-            <w:proofErr w:type="spellEnd"/>
-            <w:r>
-              <w:rPr>
-                <w:sz w:val="17"/>
-                <w:szCs w:val="17"/>
-              </w:rPr>
-              <w:t>="EstEstado=Inactiva"</w:t>
+            <w:r>
+              <w:rPr>
+                <w:sz w:val="17"/>
+                <w:szCs w:val="17"/>
+              </w:rPr>
+              <w:t>AudOperacion="UPDATE"; AudValorAnterior="EstEstado=Activa"; AudValorNuevo="EstEstado=Inactiva"</w:t>
             </w:r>
           </w:p>
         </w:tc>
@@ -34716,23 +31751,7 @@
                 <w:sz w:val="17"/>
                 <w:szCs w:val="17"/>
               </w:rPr>
-              <w:t xml:space="preserve"> = 200 OK (registro guardado con éxito en </w:t>
-            </w:r>
-            <w:proofErr w:type="spellStart"/>
-            <w:r>
-              <w:rPr>
-                <w:sz w:val="17"/>
-                <w:szCs w:val="17"/>
-              </w:rPr>
-              <w:t>AuditoriaLog</w:t>
-            </w:r>
-            <w:proofErr w:type="spellEnd"/>
-            <w:r>
-              <w:rPr>
-                <w:sz w:val="17"/>
-                <w:szCs w:val="17"/>
-              </w:rPr>
-              <w:t>).</w:t>
+              <w:t xml:space="preserve"> = 200 OK (registro guardado con éxito en AuditoriaLog).</w:t>
             </w:r>
           </w:p>
         </w:tc>
@@ -34795,22 +31814,13 @@
             <w:vAlign w:val="center"/>
           </w:tcPr>
           <w:p>
-            <w:proofErr w:type="spellStart"/>
             <w:proofErr w:type="gramStart"/>
             <w:r>
               <w:rPr>
                 <w:sz w:val="17"/>
                 <w:szCs w:val="17"/>
               </w:rPr>
-              <w:t>validarAforoDisponible</w:t>
-            </w:r>
-            <w:proofErr w:type="spellEnd"/>
-            <w:r>
-              <w:rPr>
-                <w:sz w:val="17"/>
-                <w:szCs w:val="17"/>
-              </w:rPr>
-              <w:t>(</w:t>
+              <w:t>validarAforoDisponible(</w:t>
             </w:r>
             <w:proofErr w:type="gramEnd"/>
             <w:r>
@@ -34839,39 +31849,7 @@
                 <w:sz w:val="17"/>
                 <w:szCs w:val="17"/>
               </w:rPr>
-              <w:t xml:space="preserve">Ruta A (Cumple condición): la zona turística tiene </w:t>
-            </w:r>
-            <w:proofErr w:type="spellStart"/>
-            <w:r>
-              <w:rPr>
-                <w:sz w:val="17"/>
-                <w:szCs w:val="17"/>
-              </w:rPr>
-              <w:t>ZonCupoMaximoDiario</w:t>
-            </w:r>
-            <w:proofErr w:type="spellEnd"/>
-            <w:r>
-              <w:rPr>
-                <w:sz w:val="17"/>
-                <w:szCs w:val="17"/>
-              </w:rPr>
-              <w:t xml:space="preserve"> configurado y el </w:t>
-            </w:r>
-            <w:proofErr w:type="spellStart"/>
-            <w:r>
-              <w:rPr>
-                <w:sz w:val="17"/>
-                <w:szCs w:val="17"/>
-              </w:rPr>
-              <w:t>AfoCupoUtilizado</w:t>
-            </w:r>
-            <w:proofErr w:type="spellEnd"/>
-            <w:r>
-              <w:rPr>
-                <w:sz w:val="17"/>
-                <w:szCs w:val="17"/>
-              </w:rPr>
-              <w:t xml:space="preserve"> de la fecha consultada es menor al máximo; el sistema incrementa el contador de forma atómica y permite continuar.</w:t>
+              <w:t>Ruta A (Cumple condición): la zona turística tiene ZonCupoMaximoDiario configurado y el AfoCupoUtilizado de la fecha consultada es menor al máximo; el sistema incrementa el contador de forma atómica y permite continuar.</w:t>
             </w:r>
           </w:p>
         </w:tc>
@@ -34887,69 +31865,12 @@
             <w:vAlign w:val="center"/>
           </w:tcPr>
           <w:p>
-            <w:proofErr w:type="spellStart"/>
-            <w:r>
-              <w:rPr>
-                <w:sz w:val="17"/>
-                <w:szCs w:val="17"/>
-              </w:rPr>
-              <w:t>ZonIdZona</w:t>
-            </w:r>
-            <w:proofErr w:type="spellEnd"/>
-            <w:r>
-              <w:rPr>
-                <w:sz w:val="17"/>
-                <w:szCs w:val="17"/>
-              </w:rPr>
-              <w:t xml:space="preserve">=1 (Fortaleza de Ollantaytambo); </w:t>
-            </w:r>
-            <w:proofErr w:type="spellStart"/>
-            <w:r>
-              <w:rPr>
-                <w:sz w:val="17"/>
-                <w:szCs w:val="17"/>
-              </w:rPr>
-              <w:t>ZonCupoMaximoDiario</w:t>
-            </w:r>
-            <w:proofErr w:type="spellEnd"/>
-            <w:r>
-              <w:rPr>
-                <w:sz w:val="17"/>
-                <w:szCs w:val="17"/>
-              </w:rPr>
-              <w:t xml:space="preserve">=500; </w:t>
-            </w:r>
-            <w:proofErr w:type="spellStart"/>
-            <w:r>
-              <w:rPr>
-                <w:sz w:val="17"/>
-                <w:szCs w:val="17"/>
-              </w:rPr>
-              <w:t>AfoFecha</w:t>
-            </w:r>
-            <w:proofErr w:type="spellEnd"/>
-            <w:r>
-              <w:rPr>
-                <w:sz w:val="17"/>
-                <w:szCs w:val="17"/>
-              </w:rPr>
-              <w:t xml:space="preserve">=30/08/2026; </w:t>
-            </w:r>
-            <w:proofErr w:type="spellStart"/>
-            <w:r>
-              <w:rPr>
-                <w:sz w:val="17"/>
-                <w:szCs w:val="17"/>
-              </w:rPr>
-              <w:t>AfoCupoUtilizado</w:t>
-            </w:r>
-            <w:proofErr w:type="spellEnd"/>
-            <w:r>
-              <w:rPr>
-                <w:sz w:val="17"/>
-                <w:szCs w:val="17"/>
-              </w:rPr>
-              <w:t>=320</w:t>
+            <w:r>
+              <w:rPr>
+                <w:sz w:val="17"/>
+                <w:szCs w:val="17"/>
+              </w:rPr>
+              <w:t>ZonIdZona=1 (Fortaleza de Ollantaytambo); ZonCupoMaximoDiario=500; AfoFecha=30/08/2026; AfoCupoUtilizado=320</w:t>
             </w:r>
           </w:p>
         </w:tc>
@@ -34965,37 +31886,12 @@
             <w:vAlign w:val="center"/>
           </w:tcPr>
           <w:p>
-            <w:proofErr w:type="spellStart"/>
-            <w:r>
-              <w:rPr>
-                <w:sz w:val="17"/>
-                <w:szCs w:val="17"/>
-              </w:rPr>
-              <w:t>return</w:t>
-            </w:r>
-            <w:proofErr w:type="spellEnd"/>
-            <w:r>
-              <w:rPr>
-                <w:sz w:val="17"/>
-                <w:szCs w:val="17"/>
-              </w:rPr>
-              <w:t xml:space="preserve"> true (</w:t>
-            </w:r>
-            <w:proofErr w:type="spellStart"/>
-            <w:r>
-              <w:rPr>
-                <w:sz w:val="17"/>
-                <w:szCs w:val="17"/>
-              </w:rPr>
-              <w:t>AfoCupoUtilizado</w:t>
-            </w:r>
-            <w:proofErr w:type="spellEnd"/>
-            <w:r>
-              <w:rPr>
-                <w:sz w:val="17"/>
-                <w:szCs w:val="17"/>
-              </w:rPr>
-              <w:t xml:space="preserve"> actualizado a 321; habilita la generación del informe).</w:t>
+            <w:r>
+              <w:rPr>
+                <w:sz w:val="17"/>
+                <w:szCs w:val="17"/>
+              </w:rPr>
+              <w:t>return true (AfoCupoUtilizado actualizado a 321; habilita la generación del informe).</w:t>
             </w:r>
           </w:p>
         </w:tc>
@@ -35058,22 +31954,13 @@
             <w:vAlign w:val="center"/>
           </w:tcPr>
           <w:p>
-            <w:proofErr w:type="spellStart"/>
             <w:proofErr w:type="gramStart"/>
             <w:r>
               <w:rPr>
                 <w:sz w:val="17"/>
                 <w:szCs w:val="17"/>
               </w:rPr>
-              <w:t>validarAforoDisponible</w:t>
-            </w:r>
-            <w:proofErr w:type="spellEnd"/>
-            <w:r>
-              <w:rPr>
-                <w:sz w:val="17"/>
-                <w:szCs w:val="17"/>
-              </w:rPr>
-              <w:t>(</w:t>
+              <w:t>validarAforoDisponible(</w:t>
             </w:r>
             <w:proofErr w:type="gramEnd"/>
             <w:r>
@@ -35102,39 +31989,7 @@
                 <w:sz w:val="17"/>
                 <w:szCs w:val="17"/>
               </w:rPr>
-              <w:t xml:space="preserve">Ruta B (Falso): la zona turística tiene </w:t>
-            </w:r>
-            <w:proofErr w:type="spellStart"/>
-            <w:r>
-              <w:rPr>
-                <w:sz w:val="17"/>
-                <w:szCs w:val="17"/>
-              </w:rPr>
-              <w:t>ZonCupoMaximoDiario</w:t>
-            </w:r>
-            <w:proofErr w:type="spellEnd"/>
-            <w:r>
-              <w:rPr>
-                <w:sz w:val="17"/>
-                <w:szCs w:val="17"/>
-              </w:rPr>
-              <w:t xml:space="preserve"> configurado y el </w:t>
-            </w:r>
-            <w:proofErr w:type="spellStart"/>
-            <w:r>
-              <w:rPr>
-                <w:sz w:val="17"/>
-                <w:szCs w:val="17"/>
-              </w:rPr>
-              <w:t>AfoCupoUtilizado</w:t>
-            </w:r>
-            <w:proofErr w:type="spellEnd"/>
-            <w:r>
-              <w:rPr>
-                <w:sz w:val="17"/>
-                <w:szCs w:val="17"/>
-              </w:rPr>
-              <w:t xml:space="preserve"> de la fecha consultada ya alcanzó el máximo; el sistema rechaza la operación sin incrementar el contador.</w:t>
+              <w:t>Ruta B (Falso): la zona turística tiene ZonCupoMaximoDiario configurado y el AfoCupoUtilizado de la fecha consultada ya alcanzó el máximo; el sistema rechaza la operación sin incrementar el contador.</w:t>
             </w:r>
           </w:p>
         </w:tc>
@@ -35150,69 +32005,12 @@
             <w:vAlign w:val="center"/>
           </w:tcPr>
           <w:p>
-            <w:proofErr w:type="spellStart"/>
-            <w:r>
-              <w:rPr>
-                <w:sz w:val="17"/>
-                <w:szCs w:val="17"/>
-              </w:rPr>
-              <w:t>ZonIdZona</w:t>
-            </w:r>
-            <w:proofErr w:type="spellEnd"/>
-            <w:r>
-              <w:rPr>
-                <w:sz w:val="17"/>
-                <w:szCs w:val="17"/>
-              </w:rPr>
-              <w:t xml:space="preserve">=1 (Fortaleza de Ollantaytambo); </w:t>
-            </w:r>
-            <w:proofErr w:type="spellStart"/>
-            <w:r>
-              <w:rPr>
-                <w:sz w:val="17"/>
-                <w:szCs w:val="17"/>
-              </w:rPr>
-              <w:t>ZonCupoMaximoDiario</w:t>
-            </w:r>
-            <w:proofErr w:type="spellEnd"/>
-            <w:r>
-              <w:rPr>
-                <w:sz w:val="17"/>
-                <w:szCs w:val="17"/>
-              </w:rPr>
-              <w:t xml:space="preserve">=500; </w:t>
-            </w:r>
-            <w:proofErr w:type="spellStart"/>
-            <w:r>
-              <w:rPr>
-                <w:sz w:val="17"/>
-                <w:szCs w:val="17"/>
-              </w:rPr>
-              <w:t>AfoFecha</w:t>
-            </w:r>
-            <w:proofErr w:type="spellEnd"/>
-            <w:r>
-              <w:rPr>
-                <w:sz w:val="17"/>
-                <w:szCs w:val="17"/>
-              </w:rPr>
-              <w:t xml:space="preserve">=30/08/2026; </w:t>
-            </w:r>
-            <w:proofErr w:type="spellStart"/>
-            <w:r>
-              <w:rPr>
-                <w:sz w:val="17"/>
-                <w:szCs w:val="17"/>
-              </w:rPr>
-              <w:t>AfoCupoUtilizado</w:t>
-            </w:r>
-            <w:proofErr w:type="spellEnd"/>
-            <w:r>
-              <w:rPr>
-                <w:sz w:val="17"/>
-                <w:szCs w:val="17"/>
-              </w:rPr>
-              <w:t>=500</w:t>
+            <w:r>
+              <w:rPr>
+                <w:sz w:val="17"/>
+                <w:szCs w:val="17"/>
+              </w:rPr>
+              <w:t>ZonIdZona=1 (Fortaleza de Ollantaytambo); ZonCupoMaximoDiario=500; AfoFecha=30/08/2026; AfoCupoUtilizado=500</w:t>
             </w:r>
           </w:p>
         </w:tc>
@@ -35228,38 +32026,20 @@
             <w:vAlign w:val="center"/>
           </w:tcPr>
           <w:p>
-            <w:proofErr w:type="spellStart"/>
-            <w:r>
-              <w:rPr>
-                <w:sz w:val="17"/>
-                <w:szCs w:val="17"/>
-              </w:rPr>
-              <w:t>throw</w:t>
-            </w:r>
-            <w:proofErr w:type="spellEnd"/>
-            <w:r>
-              <w:rPr>
-                <w:sz w:val="17"/>
-                <w:szCs w:val="17"/>
-              </w:rPr>
-              <w:t xml:space="preserve"> </w:t>
-            </w:r>
-            <w:proofErr w:type="spellStart"/>
+            <w:r>
+              <w:rPr>
+                <w:sz w:val="17"/>
+                <w:szCs w:val="17"/>
+              </w:rPr>
+              <w:t xml:space="preserve">throw </w:t>
+            </w:r>
             <w:proofErr w:type="gramStart"/>
             <w:r>
               <w:rPr>
                 <w:sz w:val="17"/>
                 <w:szCs w:val="17"/>
               </w:rPr>
-              <w:t>AforoCompletoException</w:t>
-            </w:r>
-            <w:proofErr w:type="spellEnd"/>
-            <w:r>
-              <w:rPr>
-                <w:sz w:val="17"/>
-                <w:szCs w:val="17"/>
-              </w:rPr>
-              <w:t>(</w:t>
+              <w:t>AforoCompletoException(</w:t>
             </w:r>
             <w:proofErr w:type="gramEnd"/>
             <w:r>
@@ -36053,21 +32833,12 @@
             <w:vAlign w:val="center"/>
           </w:tcPr>
           <w:p>
-            <w:proofErr w:type="spellStart"/>
-            <w:r>
-              <w:rPr>
-                <w:sz w:val="17"/>
-                <w:szCs w:val="17"/>
-              </w:rPr>
-              <w:t>ZonaTuristica</w:t>
-            </w:r>
-            <w:proofErr w:type="spellEnd"/>
-            <w:r>
-              <w:rPr>
-                <w:sz w:val="17"/>
-                <w:szCs w:val="17"/>
-              </w:rPr>
-              <w:t>=Fortaleza de Ollantaytambo; Fecha de visita=30/08/2026</w:t>
+            <w:r>
+              <w:rPr>
+                <w:sz w:val="17"/>
+                <w:szCs w:val="17"/>
+              </w:rPr>
+              <w:t>ZonaTuristica=Fortaleza de Ollantaytambo; Fecha de visita=30/08/2026</w:t>
             </w:r>
           </w:p>
         </w:tc>
@@ -36230,37 +33001,12 @@
             <w:vAlign w:val="center"/>
           </w:tcPr>
           <w:p>
-            <w:proofErr w:type="spellStart"/>
-            <w:r>
-              <w:rPr>
-                <w:sz w:val="17"/>
-                <w:szCs w:val="17"/>
-              </w:rPr>
-              <w:t>ZonNombre</w:t>
-            </w:r>
-            <w:proofErr w:type="spellEnd"/>
-            <w:r>
-              <w:rPr>
-                <w:sz w:val="17"/>
-                <w:szCs w:val="17"/>
-              </w:rPr>
-              <w:t xml:space="preserve">="Salinas de Maras"; Tipos de turismo=[Naturaleza]; </w:t>
-            </w:r>
-            <w:proofErr w:type="spellStart"/>
-            <w:r>
-              <w:rPr>
-                <w:sz w:val="17"/>
-                <w:szCs w:val="17"/>
-              </w:rPr>
-              <w:t>ZonIdEstacionCercana</w:t>
-            </w:r>
-            <w:proofErr w:type="spellEnd"/>
-            <w:r>
-              <w:rPr>
-                <w:sz w:val="17"/>
-                <w:szCs w:val="17"/>
-              </w:rPr>
-              <w:t>=Urubamba</w:t>
+            <w:r>
+              <w:rPr>
+                <w:sz w:val="17"/>
+                <w:szCs w:val="17"/>
+              </w:rPr>
+              <w:t>ZonNombre="Salinas de Maras"; Tipos de turismo=[Naturaleza]; ZonIdEstacionCercana=Urubamba</w:t>
             </w:r>
           </w:p>
         </w:tc>
@@ -36281,23 +33027,7 @@
                 <w:sz w:val="17"/>
                 <w:szCs w:val="17"/>
               </w:rPr>
-              <w:t xml:space="preserve">El sistema guarda la zona turística, la muestra en el listado y genera un registro en </w:t>
-            </w:r>
-            <w:proofErr w:type="spellStart"/>
-            <w:r>
-              <w:rPr>
-                <w:sz w:val="17"/>
-                <w:szCs w:val="17"/>
-              </w:rPr>
-              <w:t>AuditoriaLog</w:t>
-            </w:r>
-            <w:proofErr w:type="spellEnd"/>
-            <w:r>
-              <w:rPr>
-                <w:sz w:val="17"/>
-                <w:szCs w:val="17"/>
-              </w:rPr>
-              <w:t>.</w:t>
+              <w:t>El sistema guarda la zona turística, la muestra en el listado y genera un registro en AuditoriaLog.</w:t>
             </w:r>
           </w:p>
         </w:tc>
@@ -36440,21 +33170,12 @@
             <w:vAlign w:val="center"/>
           </w:tcPr>
           <w:p>
-            <w:proofErr w:type="spellStart"/>
-            <w:r>
-              <w:rPr>
-                <w:sz w:val="17"/>
-                <w:szCs w:val="17"/>
-              </w:rPr>
-              <w:t>ZonNombre</w:t>
-            </w:r>
-            <w:proofErr w:type="spellEnd"/>
-            <w:r>
-              <w:rPr>
-                <w:sz w:val="17"/>
-                <w:szCs w:val="17"/>
-              </w:rPr>
-              <w:t>="Mirador X"; Tipos de turismo</w:t>
+            <w:r>
+              <w:rPr>
+                <w:sz w:val="17"/>
+                <w:szCs w:val="17"/>
+              </w:rPr>
+              <w:t>ZonNombre="Mirador X"; Tipos de turismo</w:t>
             </w:r>
             <w:proofErr w:type="gramStart"/>
             <w:r>
@@ -36921,23 +33642,7 @@
                 <w:sz w:val="17"/>
                 <w:szCs w:val="17"/>
               </w:rPr>
-              <w:t>1) Intentar acceder directamente a la URL del módulo de administración de zonas turísticas (/</w:t>
-            </w:r>
-            <w:proofErr w:type="spellStart"/>
-            <w:r>
-              <w:rPr>
-                <w:sz w:val="17"/>
-                <w:szCs w:val="17"/>
-              </w:rPr>
-              <w:t>admin</w:t>
-            </w:r>
-            <w:proofErr w:type="spellEnd"/>
-            <w:r>
-              <w:rPr>
-                <w:sz w:val="17"/>
-                <w:szCs w:val="17"/>
-              </w:rPr>
-              <w:t>/zonas).</w:t>
+              <w:t>1) Intentar acceder directamente a la URL del módulo de administración de zonas turísticas (/admin/zonas).</w:t>
             </w:r>
           </w:p>
         </w:tc>
@@ -37068,55 +33773,7 @@
                 <w:sz w:val="17"/>
                 <w:szCs w:val="17"/>
               </w:rPr>
-              <w:t xml:space="preserve">La zona turística tiene </w:t>
-            </w:r>
-            <w:proofErr w:type="spellStart"/>
-            <w:r>
-              <w:rPr>
-                <w:sz w:val="17"/>
-                <w:szCs w:val="17"/>
-              </w:rPr>
-              <w:t>ZonCupoMaximoDiario</w:t>
-            </w:r>
-            <w:proofErr w:type="spellEnd"/>
-            <w:r>
-              <w:rPr>
-                <w:sz w:val="17"/>
-                <w:szCs w:val="17"/>
-              </w:rPr>
-              <w:t xml:space="preserve"> configurado y el aforo de la fecha ya fue alcanzado (</w:t>
-            </w:r>
-            <w:proofErr w:type="spellStart"/>
-            <w:r>
-              <w:rPr>
-                <w:sz w:val="17"/>
-                <w:szCs w:val="17"/>
-              </w:rPr>
-              <w:t>AfoCupoUtilizado</w:t>
-            </w:r>
-            <w:proofErr w:type="spellEnd"/>
-            <w:r>
-              <w:rPr>
-                <w:sz w:val="17"/>
-                <w:szCs w:val="17"/>
-              </w:rPr>
-              <w:t xml:space="preserve"> = </w:t>
-            </w:r>
-            <w:proofErr w:type="spellStart"/>
-            <w:r>
-              <w:rPr>
-                <w:sz w:val="17"/>
-                <w:szCs w:val="17"/>
-              </w:rPr>
-              <w:t>ZonCupoMaximoDiario</w:t>
-            </w:r>
-            <w:proofErr w:type="spellEnd"/>
-            <w:r>
-              <w:rPr>
-                <w:sz w:val="17"/>
-                <w:szCs w:val="17"/>
-              </w:rPr>
-              <w:t>).</w:t>
+              <w:t>La zona turística tiene ZonCupoMaximoDiario configurado y el aforo de la fecha ya fue alcanzado (AfoCupoUtilizado = ZonCupoMaximoDiario).</w:t>
             </w:r>
           </w:p>
         </w:tc>
@@ -37169,21 +33826,12 @@
             <w:vAlign w:val="center"/>
           </w:tcPr>
           <w:p>
-            <w:proofErr w:type="spellStart"/>
-            <w:r>
-              <w:rPr>
-                <w:sz w:val="17"/>
-                <w:szCs w:val="17"/>
-              </w:rPr>
-              <w:t>ZonaTuristica</w:t>
-            </w:r>
-            <w:proofErr w:type="spellEnd"/>
-            <w:r>
-              <w:rPr>
-                <w:sz w:val="17"/>
-                <w:szCs w:val="17"/>
-              </w:rPr>
-              <w:t>=Fortaleza de Ollantaytambo; Fecha=30/08/2026 (aforo completo)</w:t>
+            <w:r>
+              <w:rPr>
+                <w:sz w:val="17"/>
+                <w:szCs w:val="17"/>
+              </w:rPr>
+              <w:t>ZonaTuristica=Fortaleza de Ollantaytambo; Fecha=30/08/2026 (aforo completo)</w:t>
             </w:r>
           </w:p>
         </w:tc>
@@ -37347,21 +33995,12 @@
             <w:vAlign w:val="center"/>
           </w:tcPr>
           <w:p>
-            <w:proofErr w:type="spellStart"/>
-            <w:r>
-              <w:rPr>
-                <w:sz w:val="17"/>
-                <w:szCs w:val="17"/>
-              </w:rPr>
-              <w:t>ZonNombre</w:t>
-            </w:r>
-            <w:proofErr w:type="spellEnd"/>
-            <w:r>
-              <w:rPr>
-                <w:sz w:val="17"/>
-                <w:szCs w:val="17"/>
-              </w:rPr>
-              <w:t>="Fortaleza de Ollantaytambo"; Tipos de turismo</w:t>
+            <w:r>
+              <w:rPr>
+                <w:sz w:val="17"/>
+                <w:szCs w:val="17"/>
+              </w:rPr>
+              <w:t>ZonNombre="Fortaleza de Ollantaytambo"; Tipos de turismo</w:t>
             </w:r>
             <w:proofErr w:type="gramStart"/>
             <w:r>
@@ -37398,23 +34037,7 @@
                 <w:sz w:val="17"/>
                 <w:szCs w:val="17"/>
               </w:rPr>
-              <w:t xml:space="preserve">El sistema guarda ambas asociaciones en </w:t>
-            </w:r>
-            <w:proofErr w:type="spellStart"/>
-            <w:r>
-              <w:rPr>
-                <w:sz w:val="17"/>
-                <w:szCs w:val="17"/>
-              </w:rPr>
-              <w:t>ZonaTipoTurismo</w:t>
-            </w:r>
-            <w:proofErr w:type="spellEnd"/>
-            <w:r>
-              <w:rPr>
-                <w:sz w:val="17"/>
-                <w:szCs w:val="17"/>
-              </w:rPr>
-              <w:t>, y la zona aparece en los resultados de búsqueda tanto para la preferencia "Naturaleza" como para "Historia/Cultura", de forma independiente.</w:t>
+              <w:t>El sistema guarda ambas asociaciones en ZonaTipoTurismo, y la zona aparece en los resultados de búsqueda tanto para la preferencia "Naturaleza" como para "Historia/Cultura", de forma independiente.</w:t>
             </w:r>
           </w:p>
         </w:tc>
@@ -41017,15 +37640,6 @@
   </w:num>
   <w:num w:numId="30" w16cid:durableId="582684716">
     <w:abstractNumId w:val="27"/>
-    <w:lvlOverride w:ilvl="0"/>
-    <w:lvlOverride w:ilvl="1"/>
-    <w:lvlOverride w:ilvl="2"/>
-    <w:lvlOverride w:ilvl="3"/>
-    <w:lvlOverride w:ilvl="4"/>
-    <w:lvlOverride w:ilvl="5"/>
-    <w:lvlOverride w:ilvl="6"/>
-    <w:lvlOverride w:ilvl="7"/>
-    <w:lvlOverride w:ilvl="8"/>
   </w:num>
 </w:numbering>
 </file>
@@ -41643,6 +38257,7 @@
   <w:style w:type="character" w:default="1" w:styleId="Fuentedeprrafopredeter">
     <w:name w:val="Default Paragraph Font"/>
     <w:uiPriority w:val="1"/>
+    <w:semiHidden/>
     <w:unhideWhenUsed/>
   </w:style>
   <w:style w:type="table" w:default="1" w:styleId="Tablanormal">

--- a/docs/ProyectoFinalSOftware.docx
+++ b/docs/ProyectoFinalSOftware.docx
@@ -470,7 +470,29 @@
           <w:sz w:val="24"/>
           <w:szCs w:val="24"/>
         </w:rPr>
-        <w:t>Rocha Sanchez, Carol Dacia</w:t>
+        <w:t xml:space="preserve">Rocha </w:t>
+      </w:r>
+      <w:proofErr w:type="spellStart"/>
+      <w:r>
+        <w:rPr>
+          <w:rFonts w:ascii="Times New Roman" w:eastAsia="Times New Roman" w:hAnsi="Times New Roman" w:cs="Times New Roman"/>
+          <w:b/>
+          <w:bCs/>
+          <w:sz w:val="24"/>
+          <w:szCs w:val="24"/>
+        </w:rPr>
+        <w:t>Sanchez</w:t>
+      </w:r>
+      <w:proofErr w:type="spellEnd"/>
+      <w:r>
+        <w:rPr>
+          <w:rFonts w:ascii="Times New Roman" w:eastAsia="Times New Roman" w:hAnsi="Times New Roman" w:cs="Times New Roman"/>
+          <w:b/>
+          <w:bCs/>
+          <w:sz w:val="24"/>
+          <w:szCs w:val="24"/>
+        </w:rPr>
+        <w:t>, Carol Dacia</w:t>
       </w:r>
     </w:p>
     <w:p>
@@ -496,7 +518,51 @@
           <w:sz w:val="24"/>
           <w:szCs w:val="24"/>
         </w:rPr>
-        <w:t xml:space="preserve">Britto Garcia, Ab Jhonatan </w:t>
+        <w:t xml:space="preserve">Britto </w:t>
+      </w:r>
+      <w:proofErr w:type="spellStart"/>
+      <w:r>
+        <w:rPr>
+          <w:rFonts w:ascii="Times New Roman" w:eastAsia="Times New Roman" w:hAnsi="Times New Roman" w:cs="Times New Roman"/>
+          <w:b/>
+          <w:bCs/>
+          <w:sz w:val="24"/>
+          <w:szCs w:val="24"/>
+        </w:rPr>
+        <w:t>Garcia</w:t>
+      </w:r>
+      <w:proofErr w:type="spellEnd"/>
+      <w:r>
+        <w:rPr>
+          <w:rFonts w:ascii="Times New Roman" w:eastAsia="Times New Roman" w:hAnsi="Times New Roman" w:cs="Times New Roman"/>
+          <w:b/>
+          <w:bCs/>
+          <w:sz w:val="24"/>
+          <w:szCs w:val="24"/>
+        </w:rPr>
+        <w:t xml:space="preserve">, Ab </w:t>
+      </w:r>
+      <w:proofErr w:type="spellStart"/>
+      <w:r>
+        <w:rPr>
+          <w:rFonts w:ascii="Times New Roman" w:eastAsia="Times New Roman" w:hAnsi="Times New Roman" w:cs="Times New Roman"/>
+          <w:b/>
+          <w:bCs/>
+          <w:sz w:val="24"/>
+          <w:szCs w:val="24"/>
+        </w:rPr>
+        <w:t>Jhonatan</w:t>
+      </w:r>
+      <w:proofErr w:type="spellEnd"/>
+      <w:r>
+        <w:rPr>
+          <w:rFonts w:ascii="Times New Roman" w:eastAsia="Times New Roman" w:hAnsi="Times New Roman" w:cs="Times New Roman"/>
+          <w:b/>
+          <w:bCs/>
+          <w:sz w:val="24"/>
+          <w:szCs w:val="24"/>
+        </w:rPr>
+        <w:t xml:space="preserve"> </w:t>
       </w:r>
     </w:p>
     <w:p>
@@ -595,8 +661,20 @@
           <w:sz w:val="24"/>
           <w:szCs w:val="24"/>
         </w:rPr>
-        <w:t>Ing. Mg. Freddy Ferrari Fernandez</w:t>
-      </w:r>
+        <w:t xml:space="preserve">Ing. Mg. Freddy Ferrari </w:t>
+      </w:r>
+      <w:proofErr w:type="spellStart"/>
+      <w:r>
+        <w:rPr>
+          <w:rFonts w:ascii="Times New Roman" w:eastAsia="Times New Roman" w:hAnsi="Times New Roman" w:cs="Times New Roman"/>
+          <w:b/>
+          <w:bCs/>
+          <w:sz w:val="24"/>
+          <w:szCs w:val="24"/>
+        </w:rPr>
+        <w:t>Fernandez</w:t>
+      </w:r>
+      <w:proofErr w:type="spellEnd"/>
     </w:p>
     <w:p>
       <w:pPr>
@@ -747,7 +825,7 @@
           <w:r>
             <w:fldChar w:fldCharType="separate"/>
           </w:r>
-          <w:hyperlink w:anchor="_Toc239278344" w:history="1">
+          <w:hyperlink w:anchor="_Toc239283052" w:history="1">
             <w:r>
               <w:rPr>
                 <w:rStyle w:val="Hipervnculo"/>
@@ -776,7 +854,7 @@
                 <w:noProof/>
                 <w:webHidden/>
               </w:rPr>
-              <w:instrText xml:space="preserve"> PAGEREF _Toc239278344 \h </w:instrText>
+              <w:instrText xml:space="preserve"> PAGEREF _Toc239283052 \h </w:instrText>
             </w:r>
             <w:r>
               <w:rPr>
@@ -822,7 +900,7 @@
               <w14:ligatures w14:val="standardContextual"/>
             </w:rPr>
           </w:pPr>
-          <w:hyperlink w:anchor="_Toc239278345" w:history="1">
+          <w:hyperlink w:anchor="_Toc239283053" w:history="1">
             <w:r>
               <w:rPr>
                 <w:rStyle w:val="Hipervnculo"/>
@@ -851,7 +929,7 @@
                 <w:noProof/>
                 <w:webHidden/>
               </w:rPr>
-              <w:instrText xml:space="preserve"> PAGEREF _Toc239278345 \h </w:instrText>
+              <w:instrText xml:space="preserve"> PAGEREF _Toc239283053 \h </w:instrText>
             </w:r>
             <w:r>
               <w:rPr>
@@ -897,7 +975,7 @@
               <w14:ligatures w14:val="standardContextual"/>
             </w:rPr>
           </w:pPr>
-          <w:hyperlink w:anchor="_Toc239278346" w:history="1">
+          <w:hyperlink w:anchor="_Toc239283054" w:history="1">
             <w:r>
               <w:rPr>
                 <w:rStyle w:val="Hipervnculo"/>
@@ -927,7 +1005,7 @@
                 <w:noProof/>
                 <w:webHidden/>
               </w:rPr>
-              <w:instrText xml:space="preserve"> PAGEREF _Toc239278346 \h </w:instrText>
+              <w:instrText xml:space="preserve"> PAGEREF _Toc239283054 \h </w:instrText>
             </w:r>
             <w:r>
               <w:rPr>
@@ -973,7 +1051,7 @@
               <w14:ligatures w14:val="standardContextual"/>
             </w:rPr>
           </w:pPr>
-          <w:hyperlink w:anchor="_Toc239278347" w:history="1">
+          <w:hyperlink w:anchor="_Toc239283055" w:history="1">
             <w:r>
               <w:rPr>
                 <w:rStyle w:val="Hipervnculo"/>
@@ -1002,7 +1080,7 @@
                 <w:noProof/>
                 <w:webHidden/>
               </w:rPr>
-              <w:instrText xml:space="preserve"> PAGEREF _Toc239278347 \h </w:instrText>
+              <w:instrText xml:space="preserve"> PAGEREF _Toc239283055 \h </w:instrText>
             </w:r>
             <w:r>
               <w:rPr>
@@ -1048,7 +1126,7 @@
               <w14:ligatures w14:val="standardContextual"/>
             </w:rPr>
           </w:pPr>
-          <w:hyperlink w:anchor="_Toc239278348" w:history="1">
+          <w:hyperlink w:anchor="_Toc239283056" w:history="1">
             <w:r>
               <w:rPr>
                 <w:rStyle w:val="Hipervnculo"/>
@@ -1077,7 +1155,7 @@
                 <w:noProof/>
                 <w:webHidden/>
               </w:rPr>
-              <w:instrText xml:space="preserve"> PAGEREF _Toc239278348 \h </w:instrText>
+              <w:instrText xml:space="preserve"> PAGEREF _Toc239283056 \h </w:instrText>
             </w:r>
             <w:r>
               <w:rPr>
@@ -1123,7 +1201,7 @@
               <w14:ligatures w14:val="standardContextual"/>
             </w:rPr>
           </w:pPr>
-          <w:hyperlink w:anchor="_Toc239278349" w:history="1">
+          <w:hyperlink w:anchor="_Toc239283057" w:history="1">
             <w:r>
               <w:rPr>
                 <w:rStyle w:val="Hipervnculo"/>
@@ -1152,7 +1230,7 @@
                 <w:noProof/>
                 <w:webHidden/>
               </w:rPr>
-              <w:instrText xml:space="preserve"> PAGEREF _Toc239278349 \h </w:instrText>
+              <w:instrText xml:space="preserve"> PAGEREF _Toc239283057 \h </w:instrText>
             </w:r>
             <w:r>
               <w:rPr>
@@ -1198,7 +1276,7 @@
               <w14:ligatures w14:val="standardContextual"/>
             </w:rPr>
           </w:pPr>
-          <w:hyperlink w:anchor="_Toc239278350" w:history="1">
+          <w:hyperlink w:anchor="_Toc239283058" w:history="1">
             <w:r>
               <w:rPr>
                 <w:rStyle w:val="Hipervnculo"/>
@@ -1228,7 +1306,7 @@
                 <w:noProof/>
                 <w:webHidden/>
               </w:rPr>
-              <w:instrText xml:space="preserve"> PAGEREF _Toc239278350 \h </w:instrText>
+              <w:instrText xml:space="preserve"> PAGEREF _Toc239283058 \h </w:instrText>
             </w:r>
             <w:r>
               <w:rPr>
@@ -1274,7 +1352,7 @@
               <w14:ligatures w14:val="standardContextual"/>
             </w:rPr>
           </w:pPr>
-          <w:hyperlink w:anchor="_Toc239278351" w:history="1">
+          <w:hyperlink w:anchor="_Toc239283059" w:history="1">
             <w:r>
               <w:rPr>
                 <w:rStyle w:val="Hipervnculo"/>
@@ -1304,7 +1382,7 @@
                 <w:noProof/>
                 <w:webHidden/>
               </w:rPr>
-              <w:instrText xml:space="preserve"> PAGEREF _Toc239278351 \h </w:instrText>
+              <w:instrText xml:space="preserve"> PAGEREF _Toc239283059 \h </w:instrText>
             </w:r>
             <w:r>
               <w:rPr>
@@ -1350,7 +1428,7 @@
               <w14:ligatures w14:val="standardContextual"/>
             </w:rPr>
           </w:pPr>
-          <w:hyperlink w:anchor="_Toc239278352" w:history="1">
+          <w:hyperlink w:anchor="_Toc239283060" w:history="1">
             <w:r>
               <w:rPr>
                 <w:rStyle w:val="Hipervnculo"/>
@@ -1379,7 +1457,7 @@
                 <w:noProof/>
                 <w:webHidden/>
               </w:rPr>
-              <w:instrText xml:space="preserve"> PAGEREF _Toc239278352 \h </w:instrText>
+              <w:instrText xml:space="preserve"> PAGEREF _Toc239283060 \h </w:instrText>
             </w:r>
             <w:r>
               <w:rPr>
@@ -1425,7 +1503,7 @@
               <w14:ligatures w14:val="standardContextual"/>
             </w:rPr>
           </w:pPr>
-          <w:hyperlink w:anchor="_Toc239278353" w:history="1">
+          <w:hyperlink w:anchor="_Toc239283061" w:history="1">
             <w:r>
               <w:rPr>
                 <w:rStyle w:val="Hipervnculo"/>
@@ -1454,7 +1532,7 @@
                 <w:noProof/>
                 <w:webHidden/>
               </w:rPr>
-              <w:instrText xml:space="preserve"> PAGEREF _Toc239278353 \h </w:instrText>
+              <w:instrText xml:space="preserve"> PAGEREF _Toc239283061 \h </w:instrText>
             </w:r>
             <w:r>
               <w:rPr>
@@ -1500,7 +1578,7 @@
               <w14:ligatures w14:val="standardContextual"/>
             </w:rPr>
           </w:pPr>
-          <w:hyperlink w:anchor="_Toc239278354" w:history="1">
+          <w:hyperlink w:anchor="_Toc239283062" w:history="1">
             <w:r>
               <w:rPr>
                 <w:rStyle w:val="Hipervnculo"/>
@@ -1529,7 +1607,7 @@
                 <w:noProof/>
                 <w:webHidden/>
               </w:rPr>
-              <w:instrText xml:space="preserve"> PAGEREF _Toc239278354 \h </w:instrText>
+              <w:instrText xml:space="preserve"> PAGEREF _Toc239283062 \h </w:instrText>
             </w:r>
             <w:r>
               <w:rPr>
@@ -1575,7 +1653,7 @@
               <w14:ligatures w14:val="standardContextual"/>
             </w:rPr>
           </w:pPr>
-          <w:hyperlink w:anchor="_Toc239278355" w:history="1">
+          <w:hyperlink w:anchor="_Toc239283063" w:history="1">
             <w:r>
               <w:rPr>
                 <w:rStyle w:val="Hipervnculo"/>
@@ -1604,7 +1682,7 @@
                 <w:noProof/>
                 <w:webHidden/>
               </w:rPr>
-              <w:instrText xml:space="preserve"> PAGEREF _Toc239278355 \h </w:instrText>
+              <w:instrText xml:space="preserve"> PAGEREF _Toc239283063 \h </w:instrText>
             </w:r>
             <w:r>
               <w:rPr>
@@ -1650,7 +1728,7 @@
               <w14:ligatures w14:val="standardContextual"/>
             </w:rPr>
           </w:pPr>
-          <w:hyperlink w:anchor="_Toc239278356" w:history="1">
+          <w:hyperlink w:anchor="_Toc239283064" w:history="1">
             <w:r>
               <w:rPr>
                 <w:rStyle w:val="Hipervnculo"/>
@@ -1679,7 +1757,7 @@
                 <w:noProof/>
                 <w:webHidden/>
               </w:rPr>
-              <w:instrText xml:space="preserve"> PAGEREF _Toc239278356 \h </w:instrText>
+              <w:instrText xml:space="preserve"> PAGEREF _Toc239283064 \h </w:instrText>
             </w:r>
             <w:r>
               <w:rPr>
@@ -1725,7 +1803,7 @@
               <w14:ligatures w14:val="standardContextual"/>
             </w:rPr>
           </w:pPr>
-          <w:hyperlink w:anchor="_Toc239278357" w:history="1">
+          <w:hyperlink w:anchor="_Toc239283065" w:history="1">
             <w:r>
               <w:rPr>
                 <w:rStyle w:val="Hipervnculo"/>
@@ -1754,7 +1832,7 @@
                 <w:noProof/>
                 <w:webHidden/>
               </w:rPr>
-              <w:instrText xml:space="preserve"> PAGEREF _Toc239278357 \h </w:instrText>
+              <w:instrText xml:space="preserve"> PAGEREF _Toc239283065 \h </w:instrText>
             </w:r>
             <w:r>
               <w:rPr>
@@ -1800,7 +1878,7 @@
               <w14:ligatures w14:val="standardContextual"/>
             </w:rPr>
           </w:pPr>
-          <w:hyperlink w:anchor="_Toc239278358" w:history="1">
+          <w:hyperlink w:anchor="_Toc239283066" w:history="1">
             <w:r>
               <w:rPr>
                 <w:rStyle w:val="Hipervnculo"/>
@@ -1829,7 +1907,7 @@
                 <w:noProof/>
                 <w:webHidden/>
               </w:rPr>
-              <w:instrText xml:space="preserve"> PAGEREF _Toc239278358 \h </w:instrText>
+              <w:instrText xml:space="preserve"> PAGEREF _Toc239283066 \h </w:instrText>
             </w:r>
             <w:r>
               <w:rPr>
@@ -1875,7 +1953,7 @@
               <w14:ligatures w14:val="standardContextual"/>
             </w:rPr>
           </w:pPr>
-          <w:hyperlink w:anchor="_Toc239278359" w:history="1">
+          <w:hyperlink w:anchor="_Toc239283067" w:history="1">
             <w:r>
               <w:rPr>
                 <w:rStyle w:val="Hipervnculo"/>
@@ -1904,7 +1982,7 @@
                 <w:noProof/>
                 <w:webHidden/>
               </w:rPr>
-              <w:instrText xml:space="preserve"> PAGEREF _Toc239278359 \h </w:instrText>
+              <w:instrText xml:space="preserve"> PAGEREF _Toc239283067 \h </w:instrText>
             </w:r>
             <w:r>
               <w:rPr>
@@ -1950,7 +2028,7 @@
               <w14:ligatures w14:val="standardContextual"/>
             </w:rPr>
           </w:pPr>
-          <w:hyperlink w:anchor="_Toc239278360" w:history="1">
+          <w:hyperlink w:anchor="_Toc239283068" w:history="1">
             <w:r>
               <w:rPr>
                 <w:rStyle w:val="Hipervnculo"/>
@@ -1979,7 +2057,7 @@
                 <w:noProof/>
                 <w:webHidden/>
               </w:rPr>
-              <w:instrText xml:space="preserve"> PAGEREF _Toc239278360 \h </w:instrText>
+              <w:instrText xml:space="preserve"> PAGEREF _Toc239283068 \h </w:instrText>
             </w:r>
             <w:r>
               <w:rPr>
@@ -2025,7 +2103,7 @@
               <w14:ligatures w14:val="standardContextual"/>
             </w:rPr>
           </w:pPr>
-          <w:hyperlink w:anchor="_Toc239278361" w:history="1">
+          <w:hyperlink w:anchor="_Toc239283069" w:history="1">
             <w:r>
               <w:rPr>
                 <w:rStyle w:val="Hipervnculo"/>
@@ -2054,7 +2132,7 @@
                 <w:noProof/>
                 <w:webHidden/>
               </w:rPr>
-              <w:instrText xml:space="preserve"> PAGEREF _Toc239278361 \h </w:instrText>
+              <w:instrText xml:space="preserve"> PAGEREF _Toc239283069 \h </w:instrText>
             </w:r>
             <w:r>
               <w:rPr>
@@ -2100,7 +2178,7 @@
               <w14:ligatures w14:val="standardContextual"/>
             </w:rPr>
           </w:pPr>
-          <w:hyperlink w:anchor="_Toc239278362" w:history="1">
+          <w:hyperlink w:anchor="_Toc239283070" w:history="1">
             <w:r>
               <w:rPr>
                 <w:rStyle w:val="Hipervnculo"/>
@@ -2129,7 +2207,7 @@
                 <w:noProof/>
                 <w:webHidden/>
               </w:rPr>
-              <w:instrText xml:space="preserve"> PAGEREF _Toc239278362 \h </w:instrText>
+              <w:instrText xml:space="preserve"> PAGEREF _Toc239283070 \h </w:instrText>
             </w:r>
             <w:r>
               <w:rPr>
@@ -2175,7 +2253,7 @@
               <w14:ligatures w14:val="standardContextual"/>
             </w:rPr>
           </w:pPr>
-          <w:hyperlink w:anchor="_Toc239278363" w:history="1">
+          <w:hyperlink w:anchor="_Toc239283071" w:history="1">
             <w:r>
               <w:rPr>
                 <w:rStyle w:val="Hipervnculo"/>
@@ -2204,7 +2282,7 @@
                 <w:noProof/>
                 <w:webHidden/>
               </w:rPr>
-              <w:instrText xml:space="preserve"> PAGEREF _Toc239278363 \h </w:instrText>
+              <w:instrText xml:space="preserve"> PAGEREF _Toc239283071 \h </w:instrText>
             </w:r>
             <w:r>
               <w:rPr>
@@ -2250,7 +2328,7 @@
               <w14:ligatures w14:val="standardContextual"/>
             </w:rPr>
           </w:pPr>
-          <w:hyperlink w:anchor="_Toc239278364" w:history="1">
+          <w:hyperlink w:anchor="_Toc239283072" w:history="1">
             <w:r>
               <w:rPr>
                 <w:rStyle w:val="Hipervnculo"/>
@@ -2279,7 +2357,7 @@
                 <w:noProof/>
                 <w:webHidden/>
               </w:rPr>
-              <w:instrText xml:space="preserve"> PAGEREF _Toc239278364 \h </w:instrText>
+              <w:instrText xml:space="preserve"> PAGEREF _Toc239283072 \h </w:instrText>
             </w:r>
             <w:r>
               <w:rPr>
@@ -2325,7 +2403,7 @@
               <w14:ligatures w14:val="standardContextual"/>
             </w:rPr>
           </w:pPr>
-          <w:hyperlink w:anchor="_Toc239278365" w:history="1">
+          <w:hyperlink w:anchor="_Toc239283073" w:history="1">
             <w:r>
               <w:rPr>
                 <w:rStyle w:val="Hipervnculo"/>
@@ -2364,7 +2442,7 @@
                 <w:noProof/>
                 <w:webHidden/>
               </w:rPr>
-              <w:instrText xml:space="preserve"> PAGEREF _Toc239278365 \h </w:instrText>
+              <w:instrText xml:space="preserve"> PAGEREF _Toc239283073 \h </w:instrText>
             </w:r>
             <w:r>
               <w:rPr>
@@ -2410,7 +2488,7 @@
               <w14:ligatures w14:val="standardContextual"/>
             </w:rPr>
           </w:pPr>
-          <w:hyperlink w:anchor="_Toc239278366" w:history="1">
+          <w:hyperlink w:anchor="_Toc239283074" w:history="1">
             <w:r>
               <w:rPr>
                 <w:rStyle w:val="Hipervnculo"/>
@@ -2439,7 +2517,7 @@
                 <w:noProof/>
                 <w:webHidden/>
               </w:rPr>
-              <w:instrText xml:space="preserve"> PAGEREF _Toc239278366 \h </w:instrText>
+              <w:instrText xml:space="preserve"> PAGEREF _Toc239283074 \h </w:instrText>
             </w:r>
             <w:r>
               <w:rPr>
@@ -2485,7 +2563,7 @@
               <w14:ligatures w14:val="standardContextual"/>
             </w:rPr>
           </w:pPr>
-          <w:hyperlink w:anchor="_Toc239278367" w:history="1">
+          <w:hyperlink w:anchor="_Toc239283075" w:history="1">
             <w:r>
               <w:rPr>
                 <w:rStyle w:val="Hipervnculo"/>
@@ -2514,7 +2592,7 @@
                 <w:noProof/>
                 <w:webHidden/>
               </w:rPr>
-              <w:instrText xml:space="preserve"> PAGEREF _Toc239278367 \h </w:instrText>
+              <w:instrText xml:space="preserve"> PAGEREF _Toc239283075 \h </w:instrText>
             </w:r>
             <w:r>
               <w:rPr>
@@ -2560,7 +2638,7 @@
               <w14:ligatures w14:val="standardContextual"/>
             </w:rPr>
           </w:pPr>
-          <w:hyperlink w:anchor="_Toc239278368" w:history="1">
+          <w:hyperlink w:anchor="_Toc239283076" w:history="1">
             <w:r>
               <w:rPr>
                 <w:rStyle w:val="Hipervnculo"/>
@@ -2589,7 +2667,7 @@
                 <w:noProof/>
                 <w:webHidden/>
               </w:rPr>
-              <w:instrText xml:space="preserve"> PAGEREF _Toc239278368 \h </w:instrText>
+              <w:instrText xml:space="preserve"> PAGEREF _Toc239283076 \h </w:instrText>
             </w:r>
             <w:r>
               <w:rPr>
@@ -2635,7 +2713,7 @@
               <w14:ligatures w14:val="standardContextual"/>
             </w:rPr>
           </w:pPr>
-          <w:hyperlink w:anchor="_Toc239278369" w:history="1">
+          <w:hyperlink w:anchor="_Toc239283077" w:history="1">
             <w:r>
               <w:rPr>
                 <w:rStyle w:val="Hipervnculo"/>
@@ -2664,7 +2742,7 @@
                 <w:noProof/>
                 <w:webHidden/>
               </w:rPr>
-              <w:instrText xml:space="preserve"> PAGEREF _Toc239278369 \h </w:instrText>
+              <w:instrText xml:space="preserve"> PAGEREF _Toc239283077 \h </w:instrText>
             </w:r>
             <w:r>
               <w:rPr>
@@ -2684,7 +2762,7 @@
                 <w:noProof/>
                 <w:webHidden/>
               </w:rPr>
-              <w:t>30</w:t>
+              <w:t>31</w:t>
             </w:r>
             <w:r>
               <w:rPr>
@@ -2710,7 +2788,7 @@
               <w14:ligatures w14:val="standardContextual"/>
             </w:rPr>
           </w:pPr>
-          <w:hyperlink w:anchor="_Toc239278370" w:history="1">
+          <w:hyperlink w:anchor="_Toc239283078" w:history="1">
             <w:r>
               <w:rPr>
                 <w:rStyle w:val="Hipervnculo"/>
@@ -2739,7 +2817,7 @@
                 <w:noProof/>
                 <w:webHidden/>
               </w:rPr>
-              <w:instrText xml:space="preserve"> PAGEREF _Toc239278370 \h </w:instrText>
+              <w:instrText xml:space="preserve"> PAGEREF _Toc239283078 \h </w:instrText>
             </w:r>
             <w:r>
               <w:rPr>
@@ -2759,7 +2837,7 @@
                 <w:noProof/>
                 <w:webHidden/>
               </w:rPr>
-              <w:t>30</w:t>
+              <w:t>31</w:t>
             </w:r>
             <w:r>
               <w:rPr>
@@ -2785,7 +2863,7 @@
               <w14:ligatures w14:val="standardContextual"/>
             </w:rPr>
           </w:pPr>
-          <w:hyperlink w:anchor="_Toc239278371" w:history="1">
+          <w:hyperlink w:anchor="_Toc239283079" w:history="1">
             <w:r>
               <w:rPr>
                 <w:rStyle w:val="Hipervnculo"/>
@@ -2814,7 +2892,7 @@
                 <w:noProof/>
                 <w:webHidden/>
               </w:rPr>
-              <w:instrText xml:space="preserve"> PAGEREF _Toc239278371 \h </w:instrText>
+              <w:instrText xml:space="preserve"> PAGEREF _Toc239283079 \h </w:instrText>
             </w:r>
             <w:r>
               <w:rPr>
@@ -2834,7 +2912,7 @@
                 <w:noProof/>
                 <w:webHidden/>
               </w:rPr>
-              <w:t>31</w:t>
+              <w:t>32</w:t>
             </w:r>
             <w:r>
               <w:rPr>
@@ -2860,7 +2938,7 @@
               <w14:ligatures w14:val="standardContextual"/>
             </w:rPr>
           </w:pPr>
-          <w:hyperlink w:anchor="_Toc239278372" w:history="1">
+          <w:hyperlink w:anchor="_Toc239283080" w:history="1">
             <w:r>
               <w:rPr>
                 <w:rStyle w:val="Hipervnculo"/>
@@ -2889,7 +2967,7 @@
                 <w:noProof/>
                 <w:webHidden/>
               </w:rPr>
-              <w:instrText xml:space="preserve"> PAGEREF _Toc239278372 \h </w:instrText>
+              <w:instrText xml:space="preserve"> PAGEREF _Toc239283080 \h </w:instrText>
             </w:r>
             <w:r>
               <w:rPr>
@@ -2909,7 +2987,7 @@
                 <w:noProof/>
                 <w:webHidden/>
               </w:rPr>
-              <w:t>31</w:t>
+              <w:t>32</w:t>
             </w:r>
             <w:r>
               <w:rPr>
@@ -2935,7 +3013,7 @@
               <w14:ligatures w14:val="standardContextual"/>
             </w:rPr>
           </w:pPr>
-          <w:hyperlink w:anchor="_Toc239278373" w:history="1">
+          <w:hyperlink w:anchor="_Toc239283081" w:history="1">
             <w:r>
               <w:rPr>
                 <w:rStyle w:val="Hipervnculo"/>
@@ -2943,7 +3021,7 @@
                 <w:bCs/>
                 <w:noProof/>
               </w:rPr>
-              <w:t>7.4. Sprint 3 – Spring</w:t>
+              <w:t>7.4. Sprint 3 – Security, Roles y Auditoría</w:t>
             </w:r>
             <w:r>
               <w:rPr>
@@ -2964,7 +3042,7 @@
                 <w:noProof/>
                 <w:webHidden/>
               </w:rPr>
-              <w:instrText xml:space="preserve"> PAGEREF _Toc239278373 \h </w:instrText>
+              <w:instrText xml:space="preserve"> PAGEREF _Toc239283081 \h </w:instrText>
             </w:r>
             <w:r>
               <w:rPr>
@@ -2984,7 +3062,7 @@
                 <w:noProof/>
                 <w:webHidden/>
               </w:rPr>
-              <w:t>32</w:t>
+              <w:t>33</w:t>
             </w:r>
             <w:r>
               <w:rPr>
@@ -3010,7 +3088,7 @@
               <w14:ligatures w14:val="standardContextual"/>
             </w:rPr>
           </w:pPr>
-          <w:hyperlink w:anchor="_Toc239278374" w:history="1">
+          <w:hyperlink w:anchor="_Toc239283082" w:history="1">
             <w:r>
               <w:rPr>
                 <w:rStyle w:val="Hipervnculo"/>
@@ -3039,7 +3117,7 @@
                 <w:noProof/>
                 <w:webHidden/>
               </w:rPr>
-              <w:instrText xml:space="preserve"> PAGEREF _Toc239278374 \h </w:instrText>
+              <w:instrText xml:space="preserve"> PAGEREF _Toc239283082 \h </w:instrText>
             </w:r>
             <w:r>
               <w:rPr>
@@ -3059,7 +3137,7 @@
                 <w:noProof/>
                 <w:webHidden/>
               </w:rPr>
-              <w:t>32</w:t>
+              <w:t>33</w:t>
             </w:r>
             <w:r>
               <w:rPr>
@@ -3085,7 +3163,7 @@
               <w14:ligatures w14:val="standardContextual"/>
             </w:rPr>
           </w:pPr>
-          <w:hyperlink w:anchor="_Toc239278375" w:history="1">
+          <w:hyperlink w:anchor="_Toc239283083" w:history="1">
             <w:r>
               <w:rPr>
                 <w:rStyle w:val="Hipervnculo"/>
@@ -3114,7 +3192,7 @@
                 <w:noProof/>
                 <w:webHidden/>
               </w:rPr>
-              <w:instrText xml:space="preserve"> PAGEREF _Toc239278375 \h </w:instrText>
+              <w:instrText xml:space="preserve"> PAGEREF _Toc239283083 \h </w:instrText>
             </w:r>
             <w:r>
               <w:rPr>
@@ -3134,7 +3212,7 @@
                 <w:noProof/>
                 <w:webHidden/>
               </w:rPr>
-              <w:t>33</w:t>
+              <w:t>34</w:t>
             </w:r>
             <w:r>
               <w:rPr>
@@ -3160,7 +3238,7 @@
               <w14:ligatures w14:val="standardContextual"/>
             </w:rPr>
           </w:pPr>
-          <w:hyperlink w:anchor="_Toc239278376" w:history="1">
+          <w:hyperlink w:anchor="_Toc239283084" w:history="1">
             <w:r>
               <w:rPr>
                 <w:rStyle w:val="Hipervnculo"/>
@@ -3189,7 +3267,7 @@
                 <w:noProof/>
                 <w:webHidden/>
               </w:rPr>
-              <w:instrText xml:space="preserve"> PAGEREF _Toc239278376 \h </w:instrText>
+              <w:instrText xml:space="preserve"> PAGEREF _Toc239283084 \h </w:instrText>
             </w:r>
             <w:r>
               <w:rPr>
@@ -3209,7 +3287,7 @@
                 <w:noProof/>
                 <w:webHidden/>
               </w:rPr>
-              <w:t>33</w:t>
+              <w:t>34</w:t>
             </w:r>
             <w:r>
               <w:rPr>
@@ -3235,7 +3313,7 @@
               <w14:ligatures w14:val="standardContextual"/>
             </w:rPr>
           </w:pPr>
-          <w:hyperlink w:anchor="_Toc239278377" w:history="1">
+          <w:hyperlink w:anchor="_Toc239283085" w:history="1">
             <w:r>
               <w:rPr>
                 <w:rStyle w:val="Hipervnculo"/>
@@ -3274,7 +3352,7 @@
                 <w:noProof/>
                 <w:webHidden/>
               </w:rPr>
-              <w:instrText xml:space="preserve"> PAGEREF _Toc239278377 \h </w:instrText>
+              <w:instrText xml:space="preserve"> PAGEREF _Toc239283085 \h </w:instrText>
             </w:r>
             <w:r>
               <w:rPr>
@@ -3294,7 +3372,7 @@
                 <w:noProof/>
                 <w:webHidden/>
               </w:rPr>
-              <w:t>33</w:t>
+              <w:t>34</w:t>
             </w:r>
             <w:r>
               <w:rPr>
@@ -3320,7 +3398,7 @@
               <w14:ligatures w14:val="standardContextual"/>
             </w:rPr>
           </w:pPr>
-          <w:hyperlink w:anchor="_Toc239278378" w:history="1">
+          <w:hyperlink w:anchor="_Toc239283086" w:history="1">
             <w:r>
               <w:rPr>
                 <w:rStyle w:val="Hipervnculo"/>
@@ -3349,7 +3427,7 @@
                 <w:noProof/>
                 <w:webHidden/>
               </w:rPr>
-              <w:instrText xml:space="preserve"> PAGEREF _Toc239278378 \h </w:instrText>
+              <w:instrText xml:space="preserve"> PAGEREF _Toc239283086 \h </w:instrText>
             </w:r>
             <w:r>
               <w:rPr>
@@ -3369,7 +3447,7 @@
                 <w:noProof/>
                 <w:webHidden/>
               </w:rPr>
-              <w:t>33</w:t>
+              <w:t>34</w:t>
             </w:r>
             <w:r>
               <w:rPr>
@@ -3395,7 +3473,7 @@
               <w14:ligatures w14:val="standardContextual"/>
             </w:rPr>
           </w:pPr>
-          <w:hyperlink w:anchor="_Toc239278379" w:history="1">
+          <w:hyperlink w:anchor="_Toc239283087" w:history="1">
             <w:r>
               <w:rPr>
                 <w:rStyle w:val="Hipervnculo"/>
@@ -3424,7 +3502,7 @@
                 <w:noProof/>
                 <w:webHidden/>
               </w:rPr>
-              <w:instrText xml:space="preserve"> PAGEREF _Toc239278379 \h </w:instrText>
+              <w:instrText xml:space="preserve"> PAGEREF _Toc239283087 \h </w:instrText>
             </w:r>
             <w:r>
               <w:rPr>
@@ -3444,7 +3522,7 @@
                 <w:noProof/>
                 <w:webHidden/>
               </w:rPr>
-              <w:t>35</w:t>
+              <w:t>36</w:t>
             </w:r>
             <w:r>
               <w:rPr>
@@ -3499,7 +3577,7 @@
           <w:szCs w:val="28"/>
         </w:rPr>
       </w:pPr>
-      <w:bookmarkStart w:id="0" w:name="_Toc239278344"/>
+      <w:bookmarkStart w:id="0" w:name="_Toc239283052"/>
       <w:r>
         <w:rPr>
           <w:rFonts w:ascii="Calibri" w:hAnsi="Calibri" w:cs="Calibri"/>
@@ -3537,7 +3615,7 @@
       <w:r>
         <w:tab/>
       </w:r>
-      <w:bookmarkStart w:id="1" w:name="_Toc239278345"/>
+      <w:bookmarkStart w:id="1" w:name="_Toc239283053"/>
       <w:r>
         <w:rPr>
           <w:rFonts w:ascii="Calibri" w:hAnsi="Calibri" w:cs="Calibri"/>
@@ -3559,7 +3637,15 @@
         <w:t xml:space="preserve">El ministerio de transporte </w:t>
       </w:r>
       <w:r>
-        <w:t>y comunicaciones (MTC) ha identificado que los turistas que utilizan el servicio ferroviario para acceder a zonas turísticas no cuentan con una herramienta que integre, de manera automatizada, la información climática (SENAMHI), los datos logísticos del servicio de trenes (PeruRail)</w:t>
+        <w:t>y comunicaciones (MTC) ha identificado que los turistas que utilizan el servicio ferroviario para acceder a zonas turísticas no cuentan con una herramienta que integre, de manera automatizada, la información climática (SENAMHI), los datos logísticos del servicio de trenes (</w:t>
+      </w:r>
+      <w:proofErr w:type="spellStart"/>
+      <w:r>
+        <w:t>PeruRail</w:t>
+      </w:r>
+      <w:proofErr w:type="spellEnd"/>
+      <w:r>
+        <w:t>)</w:t>
       </w:r>
       <w:r>
         <w:t xml:space="preserve"> y</w:t>
@@ -3608,7 +3694,7 @@
           <w:lang w:val="es-ES"/>
         </w:rPr>
       </w:pPr>
-      <w:bookmarkStart w:id="2" w:name="_Toc239278346"/>
+      <w:bookmarkStart w:id="2" w:name="_Toc239283054"/>
       <w:r>
         <w:rPr>
           <w:rFonts w:ascii="Calibri" w:hAnsi="Calibri" w:cs="Calibri"/>
@@ -3628,7 +3714,15 @@
         <w:ind w:left="708"/>
       </w:pPr>
       <w:r>
-        <w:t>El MTC busca fomentar el uso del transporte público ferroviario y dinamizar el turismo local, ofreciendo a los pasajeros de PeruRail una herramienta que les permita conocer, desde la estación en la que se encuentren, las zonas turísticas accesibles a pie, con información climática y logística actualizada, de modo que puedan planificar una visita de ida y vuelta en un solo tramo el mismo día.</w:t>
+        <w:t xml:space="preserve">El MTC busca fomentar el uso del transporte público ferroviario y dinamizar el turismo local, ofreciendo a los pasajeros de </w:t>
+      </w:r>
+      <w:proofErr w:type="spellStart"/>
+      <w:r>
+        <w:t>PeruRail</w:t>
+      </w:r>
+      <w:proofErr w:type="spellEnd"/>
+      <w:r>
+        <w:t xml:space="preserve"> una herramienta que les permita conocer, desde la estación en la que se encuentren, las zonas turísticas accesibles a pie, con información climática y logística actualizada, de modo que puedan planificar una visita de ida y vuelta en un solo tramo el mismo día.</w:t>
       </w:r>
     </w:p>
     <w:p>
@@ -3644,7 +3738,7 @@
           <w:szCs w:val="24"/>
         </w:rPr>
       </w:pPr>
-      <w:bookmarkStart w:id="3" w:name="_Toc239278347"/>
+      <w:bookmarkStart w:id="3" w:name="_Toc239283055"/>
       <w:r>
         <w:rPr>
           <w:rFonts w:ascii="Calibri" w:hAnsi="Calibri" w:cs="Calibri"/>
@@ -3681,7 +3775,15 @@
         <w:ind w:left="708"/>
       </w:pPr>
       <w:r>
-        <w:t>Desarrollar e implementar una plataforma software web que integre información climática (SENAMHI), logístico-ferroviaria (PeruRail) y turística (Travel Group Perú) para recomendar rutas turísticas peatonales desde estaciones de tren.</w:t>
+        <w:t>Desarrollar e implementar una plataforma software web que integre información climática (SENAMHI), logístico-ferroviaria (</w:t>
+      </w:r>
+      <w:proofErr w:type="spellStart"/>
+      <w:r>
+        <w:t>PeruRail</w:t>
+      </w:r>
+      <w:proofErr w:type="spellEnd"/>
+      <w:r>
+        <w:t>) y turística (Travel Group Perú) para recomendar rutas turísticas peatonales desde estaciones de tren.</w:t>
       </w:r>
     </w:p>
     <w:p>
@@ -3783,7 +3885,7 @@
           <w:szCs w:val="24"/>
         </w:rPr>
       </w:pPr>
-      <w:bookmarkStart w:id="4" w:name="_Toc239278348"/>
+      <w:bookmarkStart w:id="4" w:name="_Toc239283056"/>
       <w:r>
         <w:rPr>
           <w:rFonts w:ascii="Calibri" w:hAnsi="Calibri" w:cs="Calibri"/>
@@ -3847,7 +3949,7 @@
           <w:szCs w:val="24"/>
         </w:rPr>
       </w:pPr>
-      <w:bookmarkStart w:id="5" w:name="_Toc239278349"/>
+      <w:bookmarkStart w:id="5" w:name="_Toc239283057"/>
       <w:r>
         <w:rPr>
           <w:rFonts w:ascii="Calibri" w:hAnsi="Calibri" w:cs="Calibri"/>
@@ -3887,7 +3989,15 @@
         </w:numPr>
       </w:pPr>
       <w:r>
-        <w:t>SENAMHI y PeruRail exponen o autorizan el consumo de sus datos mediante API o archivo periódico.</w:t>
+        <w:t xml:space="preserve">SENAMHI y </w:t>
+      </w:r>
+      <w:proofErr w:type="spellStart"/>
+      <w:r>
+        <w:t>PeruRail</w:t>
+      </w:r>
+      <w:proofErr w:type="spellEnd"/>
+      <w:r>
+        <w:t xml:space="preserve"> exponen o autorizan el consumo de sus datos mediante API o archivo periódico.</w:t>
       </w:r>
     </w:p>
     <w:p>
@@ -4001,7 +4111,7 @@
           <w:lang w:val="es-ES"/>
         </w:rPr>
       </w:pPr>
-      <w:bookmarkStart w:id="6" w:name="_Toc239278350"/>
+      <w:bookmarkStart w:id="6" w:name="_Toc239283058"/>
       <w:r>
         <w:rPr>
           <w:rFonts w:ascii="Calibri" w:hAnsi="Calibri" w:cs="Calibri"/>
@@ -4037,7 +4147,7 @@
         </w:rPr>
         <w:tab/>
       </w:r>
-      <w:bookmarkStart w:id="7" w:name="_Toc239278351"/>
+      <w:bookmarkStart w:id="7" w:name="_Toc239283059"/>
       <w:r>
         <w:rPr>
           <w:rFonts w:ascii="Calibri" w:hAnsi="Calibri" w:cs="Calibri"/>
@@ -4061,6 +4171,7 @@
       <w:r>
         <w:t xml:space="preserve">La metodología Scrum es una metodología ágil utilizada en el desarrollo de software y proyectos de gestión de cualquier ámbito. Se caracteriza por tener un enfoque iterativo e incremental, en el cual se hace uso de ciclos cortos de tiempo conocidos como </w:t>
       </w:r>
+      <w:proofErr w:type="spellStart"/>
       <w:r>
         <w:rPr>
           <w:i/>
@@ -4068,6 +4179,7 @@
         </w:rPr>
         <w:t>Sprints</w:t>
       </w:r>
+      <w:proofErr w:type="spellEnd"/>
       <w:r>
         <w:t>, en los cuales el equipo de trabajo alcanza objetivos por Sprint. Las fases que se usarán, aplicadas al presente proyecto, son:</w:t>
       </w:r>
@@ -4098,7 +4210,31 @@
       </w:r>
       <w:proofErr w:type="gramEnd"/>
       <w:r>
-        <w:t xml:space="preserve">, Product Owner —quien representa al MTC y las necesidades del turista—, y Equipo de Desarrollo), y creación del Product Backlog priorizado en base a los requerimientos del sistema (integración con PeruRail y SENAMHI, </w:t>
+        <w:t xml:space="preserve">, </w:t>
+      </w:r>
+      <w:proofErr w:type="spellStart"/>
+      <w:r>
+        <w:t>Product</w:t>
+      </w:r>
+      <w:proofErr w:type="spellEnd"/>
+      <w:r>
+        <w:t xml:space="preserve"> Owner —quien representa al MTC y las necesidades del turista—, y Equipo de Desarrollo), y creación del </w:t>
+      </w:r>
+      <w:proofErr w:type="spellStart"/>
+      <w:r>
+        <w:t>Product</w:t>
+      </w:r>
+      <w:proofErr w:type="spellEnd"/>
+      <w:r>
+        <w:t xml:space="preserve"> Backlog priorizado en base a los requerimientos del sistema (integración con </w:t>
+      </w:r>
+      <w:proofErr w:type="spellStart"/>
+      <w:r>
+        <w:t>PeruRail</w:t>
+      </w:r>
+      <w:proofErr w:type="spellEnd"/>
+      <w:r>
+        <w:t xml:space="preserve"> y SENAMHI, </w:t>
       </w:r>
       <w:r>
         <w:t>registro de zonas turísticas de Travel Group Perú</w:t>
@@ -4125,10 +4261,42 @@
           <w:b/>
           <w:bCs/>
         </w:rPr>
-        <w:t>Fase de planificación del Sprint (Sprint Planning):</w:t>
-      </w:r>
-      <w:r>
-        <w:t xml:space="preserve"> Al inicio de cada sprint, el equipo selecciona los ítems del Product Backlog que pueden completarse. Por ejemplo, en el Sprint 1 se seleccionaría: "Registrar y consultar zonas turísticas asociadas a una estación ferroviaria, provistas por Travel Group Perú". Se define el Sprint Goal.</w:t>
+        <w:t xml:space="preserve">Fase de planificación del Sprint (Sprint </w:t>
+      </w:r>
+      <w:proofErr w:type="spellStart"/>
+      <w:r>
+        <w:rPr>
+          <w:b/>
+          <w:bCs/>
+        </w:rPr>
+        <w:t>Planning</w:t>
+      </w:r>
+      <w:proofErr w:type="spellEnd"/>
+      <w:r>
+        <w:rPr>
+          <w:b/>
+          <w:bCs/>
+        </w:rPr>
+        <w:t>):</w:t>
+      </w:r>
+      <w:r>
+        <w:t xml:space="preserve"> Al inicio de cada sprint, el equipo selecciona los ítems del </w:t>
+      </w:r>
+      <w:proofErr w:type="spellStart"/>
+      <w:r>
+        <w:t>Product</w:t>
+      </w:r>
+      <w:proofErr w:type="spellEnd"/>
+      <w:r>
+        <w:t xml:space="preserve"> Backlog que pueden completarse. Por ejemplo, en el Sprint 1 se seleccionaría: "Registrar y consultar zonas turísticas asociadas a una estación ferroviaria, provistas por Travel Group Perú". Se define el Sprint </w:t>
+      </w:r>
+      <w:proofErr w:type="spellStart"/>
+      <w:r>
+        <w:t>Goal</w:t>
+      </w:r>
+      <w:proofErr w:type="spellEnd"/>
+      <w:r>
+        <w:t>.</w:t>
       </w:r>
     </w:p>
     <w:p>
@@ -4167,10 +4335,34 @@
           <w:b/>
           <w:bCs/>
         </w:rPr>
-        <w:t>Fase de revisión del Sprint (Sprint Review):</w:t>
-      </w:r>
-      <w:r>
-        <w:t xml:space="preserve"> Al finalizar el sprint, se presenta el incremento de software funcional al Product Owner (representante del MTC). Se demuestra, por ejemplo, que el sistema genera el informe consolidado (clima, ruta, tiempo estimado, dificultad y tarifa del tren) en un tiempo de respuesta menor a 2 segundos.</w:t>
+        <w:t xml:space="preserve">Fase de revisión del Sprint (Sprint </w:t>
+      </w:r>
+      <w:proofErr w:type="spellStart"/>
+      <w:r>
+        <w:rPr>
+          <w:b/>
+          <w:bCs/>
+        </w:rPr>
+        <w:t>Review</w:t>
+      </w:r>
+      <w:proofErr w:type="spellEnd"/>
+      <w:r>
+        <w:rPr>
+          <w:b/>
+          <w:bCs/>
+        </w:rPr>
+        <w:t>):</w:t>
+      </w:r>
+      <w:r>
+        <w:t xml:space="preserve"> Al finalizar el sprint, se presenta el incremento de software funcional al </w:t>
+      </w:r>
+      <w:proofErr w:type="spellStart"/>
+      <w:r>
+        <w:t>Product</w:t>
+      </w:r>
+      <w:proofErr w:type="spellEnd"/>
+      <w:r>
+        <w:t xml:space="preserve"> Owner (representante del MTC). Se demuestra, por ejemplo, que el sistema genera el informe consolidado (clima, ruta, tiempo estimado, dificultad y tarifa del tren) en un tiempo de respuesta menor a 2 segundos.</w:t>
       </w:r>
     </w:p>
     <w:p>
@@ -4191,7 +4383,15 @@
         <w:t>Fase de Retrospectiva del Sprint (Sprint Retrospective):</w:t>
       </w:r>
       <w:r>
-        <w:t xml:space="preserve"> El equipo analiza que funciono bien y que mejorar para el siguiente ciclo (Ejemplo: “Debemos optimizar la consulta del feed de SENAMHI para garantizar que la previsión climática se actualice diariamente sin afectar el tiempo de respuesta del sistema”)</w:t>
+        <w:t xml:space="preserve"> El equipo analiza que funciono bien y que mejorar para el siguiente ciclo (Ejemplo: “Debemos optimizar la consulta del </w:t>
+      </w:r>
+      <w:proofErr w:type="spellStart"/>
+      <w:r>
+        <w:t>feed</w:t>
+      </w:r>
+      <w:proofErr w:type="spellEnd"/>
+      <w:r>
+        <w:t xml:space="preserve"> de SENAMHI para garantizar que la previsión climática se actualice diariamente sin afectar el tiempo de respuesta del sistema”)</w:t>
       </w:r>
     </w:p>
     <w:p>
@@ -4220,7 +4420,15 @@
         <w:t>Roles:</w:t>
       </w:r>
       <w:r>
-        <w:t xml:space="preserve"> La metodología Scrum cuenta con roles principales: el Product Owner (representante del MTC, dueño del producto), el Scrum </w:t>
+        <w:t xml:space="preserve"> La metodología Scrum cuenta con roles principales: el </w:t>
+      </w:r>
+      <w:proofErr w:type="spellStart"/>
+      <w:r>
+        <w:t>Product</w:t>
+      </w:r>
+      <w:proofErr w:type="spellEnd"/>
+      <w:r>
+        <w:t xml:space="preserve"> Owner (representante del MTC, dueño del producto), el Scrum </w:t>
       </w:r>
       <w:proofErr w:type="gramStart"/>
       <w:r>
@@ -4252,7 +4460,23 @@
         <w:t xml:space="preserve">Artefactos: </w:t>
       </w:r>
       <w:r>
-        <w:t xml:space="preserve">Son las herramientas de Scrum que se definen o crean alrededor de los Sprints; los principales artefactos son el Product Backlog (la lista de funcionalidades, requisitos y objetivos que requiere el proyecto, por </w:t>
+        <w:t xml:space="preserve">Son las herramientas de Scrum que se definen o crean alrededor de los </w:t>
+      </w:r>
+      <w:proofErr w:type="spellStart"/>
+      <w:r>
+        <w:t>Sprints</w:t>
+      </w:r>
+      <w:proofErr w:type="spellEnd"/>
+      <w:r>
+        <w:t xml:space="preserve">; los principales artefactos son el </w:t>
+      </w:r>
+      <w:proofErr w:type="spellStart"/>
+      <w:r>
+        <w:t>Product</w:t>
+      </w:r>
+      <w:proofErr w:type="spellEnd"/>
+      <w:r>
+        <w:t xml:space="preserve"> Backlog (la lista de funcionalidades, requisitos y objetivos que requiere el proyecto, por </w:t>
       </w:r>
       <w:proofErr w:type="gramStart"/>
       <w:r>
@@ -4285,7 +4509,23 @@
         <w:t xml:space="preserve">Eventos: </w:t>
       </w:r>
       <w:r>
-        <w:t>Scrum contiene eventos para la planificación de la forma de trabajo, mejorando la planificación, la colaboración y la calidad del producto final. Entre estos eventos se encuentra la planificación del Sprint, que dura el tiempo que el equipo considere conveniente (generalmente dos semanas). Dentro del Sprint se realizan el Sprint Planning (reunión inicial para planificar las tareas del Sprint), el Daily Scrum (reunión diaria del equipo para coordinar actividades), el Sprint Review (presentación del producto incrementado) y la Sprint Retrospective (reflexión en equipo sobre el Sprint anterior).</w:t>
+        <w:t xml:space="preserve">Scrum contiene eventos para la planificación de la forma de trabajo, mejorando la planificación, la colaboración y la calidad del producto final. Entre estos eventos se encuentra la planificación del Sprint, que dura el tiempo que el equipo considere conveniente (generalmente dos semanas). Dentro del Sprint se realizan el Sprint </w:t>
+      </w:r>
+      <w:proofErr w:type="spellStart"/>
+      <w:r>
+        <w:t>Planning</w:t>
+      </w:r>
+      <w:proofErr w:type="spellEnd"/>
+      <w:r>
+        <w:t xml:space="preserve"> (reunión inicial para planificar las tareas del Sprint), el Daily Scrum (reunión diaria del equipo para coordinar actividades), el Sprint </w:t>
+      </w:r>
+      <w:proofErr w:type="spellStart"/>
+      <w:r>
+        <w:t>Review</w:t>
+      </w:r>
+      <w:proofErr w:type="spellEnd"/>
+      <w:r>
+        <w:t xml:space="preserve"> (presentación del producto incrementado) y la Sprint Retrospective (reflexión en equipo sobre el Sprint anterior).</w:t>
       </w:r>
     </w:p>
     <w:p>
@@ -4309,7 +4549,15 @@
         <w:t xml:space="preserve">Transparencia: </w:t>
       </w:r>
       <w:r>
-        <w:t>Scrum promueve la información total de los procesos, impedimentos, requisitos y el progreso del producto hacia todos los miembros del equipo, incluyendo el estado de las integraciones con PeruRail, SENAMHI y Travel Group Perú.</w:t>
+        <w:t xml:space="preserve">Scrum promueve la información total de los procesos, impedimentos, requisitos y el progreso del producto hacia todos los miembros del equipo, incluyendo el estado de las integraciones con </w:t>
+      </w:r>
+      <w:proofErr w:type="spellStart"/>
+      <w:r>
+        <w:t>PeruRail</w:t>
+      </w:r>
+      <w:proofErr w:type="spellEnd"/>
+      <w:r>
+        <w:t>, SENAMHI y Travel Group Perú.</w:t>
       </w:r>
     </w:p>
     <w:p>
@@ -4319,7 +4567,23 @@
         <w:jc w:val="both"/>
       </w:pPr>
       <w:r>
-        <w:t>Scrum se basa en la colaboración continua entre los miembros, promoviendo habilidades blandas para un mejor desarrollo social y un mejor progreso del producto final. Mejora la calidad y la eficiencia del producto, ya que está abierto a cambios y tiene una alta capacidad de adaptación —lo cual resulta especialmente útil ante eventuales cambios en los formatos de los servicios de PeruRail o SENAMHI—. Además, permite mostrar resultados en cada iteración, dando al Product Owner la oportunidad de validar el resultado en cada una de ellas.</w:t>
+        <w:t xml:space="preserve">Scrum se basa en la colaboración continua entre los miembros, promoviendo habilidades blandas para un mejor desarrollo social y un mejor progreso del producto final. Mejora la calidad y la eficiencia del producto, ya que está abierto a cambios y tiene una alta capacidad de adaptación —lo cual resulta especialmente útil ante eventuales cambios en los formatos de los servicios de </w:t>
+      </w:r>
+      <w:proofErr w:type="spellStart"/>
+      <w:r>
+        <w:t>PeruRail</w:t>
+      </w:r>
+      <w:proofErr w:type="spellEnd"/>
+      <w:r>
+        <w:t xml:space="preserve"> o SENAMHI—. Además, permite mostrar resultados en cada iteración, dando al </w:t>
+      </w:r>
+      <w:proofErr w:type="spellStart"/>
+      <w:r>
+        <w:t>Product</w:t>
+      </w:r>
+      <w:proofErr w:type="spellEnd"/>
+      <w:r>
+        <w:t xml:space="preserve"> Owner la oportunidad de validar el resultado en cada una de ellas.</w:t>
       </w:r>
     </w:p>
     <w:p>
@@ -4460,7 +4724,27 @@
           <w:sz w:val="18"/>
           <w:szCs w:val="18"/>
         </w:rPr>
-        <w:t xml:space="preserve"> "Dar los primeros pasos en Scrum" por J. Porras, s.f. Copyright de Synapptica.</w:t>
+        <w:t xml:space="preserve"> "Dar los primeros pasos en Scrum" por J. Porras, s.f. Copyright de </w:t>
+      </w:r>
+      <w:proofErr w:type="spellStart"/>
+      <w:r>
+        <w:rPr>
+          <w:i/>
+          <w:iCs/>
+          <w:sz w:val="18"/>
+          <w:szCs w:val="18"/>
+        </w:rPr>
+        <w:t>Synapptica</w:t>
+      </w:r>
+      <w:proofErr w:type="spellEnd"/>
+      <w:r>
+        <w:rPr>
+          <w:i/>
+          <w:iCs/>
+          <w:sz w:val="18"/>
+          <w:szCs w:val="18"/>
+        </w:rPr>
+        <w:t>.</w:t>
       </w:r>
     </w:p>
     <w:p>
@@ -4504,7 +4788,7 @@
       <w:r>
         <w:tab/>
       </w:r>
-      <w:bookmarkStart w:id="8" w:name="_Toc239278352"/>
+      <w:bookmarkStart w:id="8" w:name="_Toc239283060"/>
       <w:r>
         <w:rPr>
           <w:rFonts w:ascii="Calibri" w:hAnsi="Calibri" w:cs="Calibri"/>
@@ -4607,7 +4891,7 @@
           <w:szCs w:val="28"/>
         </w:rPr>
       </w:pPr>
-      <w:bookmarkStart w:id="9" w:name="_Toc239278353"/>
+      <w:bookmarkStart w:id="9" w:name="_Toc239283061"/>
       <w:r>
         <w:rPr>
           <w:rFonts w:ascii="Calibri" w:hAnsi="Calibri" w:cs="Calibri"/>
@@ -4767,7 +5051,23 @@
                 <w:sz w:val="18"/>
                 <w:szCs w:val="18"/>
               </w:rPr>
-              <w:t>Encargado de liderar al equipo bajo la metodología Scrum, facilitando los procesos y eliminando impedimentos. Define la arquitectura lógica y física del sistema y los patrones de integración con PeruRail, SENAMHI y Travel Group Perú.</w:t>
+              <w:t xml:space="preserve">Encargado de liderar al equipo bajo la metodología Scrum, facilitando los procesos y eliminando impedimentos. Define la arquitectura lógica y física del sistema y los patrones de integración con </w:t>
+            </w:r>
+            <w:proofErr w:type="spellStart"/>
+            <w:r>
+              <w:rPr>
+                <w:sz w:val="18"/>
+                <w:szCs w:val="18"/>
+              </w:rPr>
+              <w:t>PeruRail</w:t>
+            </w:r>
+            <w:proofErr w:type="spellEnd"/>
+            <w:r>
+              <w:rPr>
+                <w:sz w:val="18"/>
+                <w:szCs w:val="18"/>
+              </w:rPr>
+              <w:t>, SENAMHI y Travel Group Perú.</w:t>
             </w:r>
           </w:p>
           <w:p>
@@ -4869,7 +5169,23 @@
                 <w:sz w:val="18"/>
                 <w:szCs w:val="18"/>
               </w:rPr>
-              <w:t>Rocha Sanchez, Carol Dacia</w:t>
+              <w:t xml:space="preserve">Rocha </w:t>
+            </w:r>
+            <w:proofErr w:type="spellStart"/>
+            <w:r>
+              <w:rPr>
+                <w:sz w:val="18"/>
+                <w:szCs w:val="18"/>
+              </w:rPr>
+              <w:t>Sanchez</w:t>
+            </w:r>
+            <w:proofErr w:type="spellEnd"/>
+            <w:r>
+              <w:rPr>
+                <w:sz w:val="18"/>
+                <w:szCs w:val="18"/>
+              </w:rPr>
+              <w:t>, Carol Dacia</w:t>
             </w:r>
           </w:p>
         </w:tc>
@@ -4889,7 +5205,23 @@
                 <w:sz w:val="18"/>
                 <w:szCs w:val="18"/>
               </w:rPr>
-              <w:t>ANALISTA DE REQUERIMIENTOS / Product Owner</w:t>
+              <w:t xml:space="preserve">ANALISTA DE REQUERIMIENTOS / </w:t>
+            </w:r>
+            <w:proofErr w:type="spellStart"/>
+            <w:r>
+              <w:rPr>
+                <w:sz w:val="18"/>
+                <w:szCs w:val="18"/>
+              </w:rPr>
+              <w:t>Product</w:t>
+            </w:r>
+            <w:proofErr w:type="spellEnd"/>
+            <w:r>
+              <w:rPr>
+                <w:sz w:val="18"/>
+                <w:szCs w:val="18"/>
+              </w:rPr>
+              <w:t xml:space="preserve"> Owner</w:t>
             </w:r>
           </w:p>
         </w:tc>
@@ -4909,7 +5241,23 @@
                 <w:sz w:val="18"/>
                 <w:szCs w:val="18"/>
               </w:rPr>
-              <w:t>Responsable de gestionar los requerimientos, priorizar el Product Backlog bajo la norma IEEE y representar las necesidades del MTC y de los turistas usuarios del sistema.</w:t>
+              <w:t xml:space="preserve">Responsable de gestionar los requerimientos, priorizar el </w:t>
+            </w:r>
+            <w:proofErr w:type="spellStart"/>
+            <w:r>
+              <w:rPr>
+                <w:sz w:val="18"/>
+                <w:szCs w:val="18"/>
+              </w:rPr>
+              <w:t>Product</w:t>
+            </w:r>
+            <w:proofErr w:type="spellEnd"/>
+            <w:r>
+              <w:rPr>
+                <w:sz w:val="18"/>
+                <w:szCs w:val="18"/>
+              </w:rPr>
+              <w:t xml:space="preserve"> Backlog bajo la norma IEEE y representar las necesidades del MTC y de los turistas usuarios del sistema.</w:t>
             </w:r>
           </w:p>
         </w:tc>
@@ -4931,8 +5279,33 @@
                 <w:sz w:val="18"/>
                 <w:szCs w:val="18"/>
               </w:rPr>
-              <w:t>Britto Garcia, Ab Jhonatan</w:t>
-            </w:r>
+              <w:t xml:space="preserve">Britto </w:t>
+            </w:r>
+            <w:proofErr w:type="spellStart"/>
+            <w:r>
+              <w:rPr>
+                <w:sz w:val="18"/>
+                <w:szCs w:val="18"/>
+              </w:rPr>
+              <w:t>Garcia</w:t>
+            </w:r>
+            <w:proofErr w:type="spellEnd"/>
+            <w:r>
+              <w:rPr>
+                <w:sz w:val="18"/>
+                <w:szCs w:val="18"/>
+              </w:rPr>
+              <w:t xml:space="preserve">, Ab </w:t>
+            </w:r>
+            <w:proofErr w:type="spellStart"/>
+            <w:r>
+              <w:rPr>
+                <w:sz w:val="18"/>
+                <w:szCs w:val="18"/>
+              </w:rPr>
+              <w:t>Jhonatan</w:t>
+            </w:r>
+            <w:proofErr w:type="spellEnd"/>
           </w:p>
         </w:tc>
         <w:tc>
@@ -4971,7 +5344,23 @@
                 <w:sz w:val="18"/>
                 <w:szCs w:val="18"/>
               </w:rPr>
-              <w:t>Responsable de implementar la persistencia, la lógica de negocio en el backend, las integraciones con los servicios externos y la interfaz web responsive del sistema.</w:t>
+              <w:t xml:space="preserve">Responsable de implementar la persistencia, la lógica de negocio en el </w:t>
+            </w:r>
+            <w:proofErr w:type="spellStart"/>
+            <w:r>
+              <w:rPr>
+                <w:sz w:val="18"/>
+                <w:szCs w:val="18"/>
+              </w:rPr>
+              <w:t>backend</w:t>
+            </w:r>
+            <w:proofErr w:type="spellEnd"/>
+            <w:r>
+              <w:rPr>
+                <w:sz w:val="18"/>
+                <w:szCs w:val="18"/>
+              </w:rPr>
+              <w:t>, las integraciones con los servicios externos y la interfaz web responsive del sistema.</w:t>
             </w:r>
           </w:p>
         </w:tc>
@@ -4998,7 +5387,7 @@
           <w:szCs w:val="28"/>
         </w:rPr>
       </w:pPr>
-      <w:bookmarkStart w:id="10" w:name="_Toc239278354"/>
+      <w:bookmarkStart w:id="10" w:name="_Toc239283062"/>
       <w:r>
         <w:rPr>
           <w:rFonts w:ascii="Calibri" w:hAnsi="Calibri" w:cs="Calibri"/>
@@ -5026,7 +5415,7 @@
           <w:szCs w:val="24"/>
         </w:rPr>
       </w:pPr>
-      <w:bookmarkStart w:id="11" w:name="_Toc239278355"/>
+      <w:bookmarkStart w:id="11" w:name="_Toc239283063"/>
       <w:r>
         <w:rPr>
           <w:rFonts w:ascii="Calibri" w:hAnsi="Calibri" w:cs="Calibri"/>
@@ -5107,7 +5496,15 @@
         <w:jc w:val="both"/>
       </w:pPr>
       <w:r>
-        <w:t>El sistema debe excluir de la selección de estación de partida a las estaciones marcadas como inactivas (EstEstado = Inactiva), permitiendo elegir únicamente entre las estaciones activas registradas por PeruRail.</w:t>
+        <w:t xml:space="preserve">El sistema debe excluir de la selección de estación de partida a las estaciones marcadas como inactivas (EstEstado = Inactiva), permitiendo elegir únicamente entre las estaciones activas registradas por </w:t>
+      </w:r>
+      <w:proofErr w:type="spellStart"/>
+      <w:r>
+        <w:t>PeruRail</w:t>
+      </w:r>
+      <w:proofErr w:type="spellEnd"/>
+      <w:r>
+        <w:t>.</w:t>
       </w:r>
     </w:p>
     <w:p>
@@ -5179,7 +5576,7 @@
           <w:szCs w:val="24"/>
         </w:rPr>
       </w:pPr>
-      <w:bookmarkStart w:id="12" w:name="_Toc239278356"/>
+      <w:bookmarkStart w:id="12" w:name="_Toc239283064"/>
       <w:r>
         <w:rPr>
           <w:rFonts w:ascii="Calibri" w:hAnsi="Calibri" w:cs="Calibri"/>
@@ -5512,8 +5909,17 @@
                 <w:sz w:val="18"/>
                 <w:szCs w:val="18"/>
               </w:rPr>
-              <w:t>Obtener datos de PeruRail</w:t>
-            </w:r>
+              <w:t xml:space="preserve">Obtener datos de </w:t>
+            </w:r>
+            <w:proofErr w:type="spellStart"/>
+            <w:r>
+              <w:rPr>
+                <w:sz w:val="18"/>
+                <w:szCs w:val="18"/>
+              </w:rPr>
+              <w:t>PeruRail</w:t>
+            </w:r>
+            <w:proofErr w:type="spellEnd"/>
           </w:p>
         </w:tc>
       </w:tr>
@@ -6305,7 +6711,23 @@
                 <w:sz w:val="18"/>
                 <w:szCs w:val="18"/>
               </w:rPr>
-              <w:t xml:space="preserve">1) El usuario selecciona la estación de partida de la lista provista por PeruRail. </w:t>
+              <w:t xml:space="preserve">1) El usuario selecciona la estación de partida de la lista provista por </w:t>
+            </w:r>
+            <w:proofErr w:type="spellStart"/>
+            <w:r>
+              <w:rPr>
+                <w:sz w:val="18"/>
+                <w:szCs w:val="18"/>
+              </w:rPr>
+              <w:t>PeruRail</w:t>
+            </w:r>
+            <w:proofErr w:type="spellEnd"/>
+            <w:r>
+              <w:rPr>
+                <w:sz w:val="18"/>
+                <w:szCs w:val="18"/>
+              </w:rPr>
+              <w:t xml:space="preserve">. </w:t>
             </w:r>
           </w:p>
           <w:p>
@@ -7394,7 +7816,23 @@
                 <w:sz w:val="18"/>
                 <w:szCs w:val="18"/>
               </w:rPr>
-              <w:t>El personal de Travel Group Perú consulta el listado de estaciones ferroviarias registradas por PeruRail, en modo de solo lectura, para asociar correctamente las zonas turísticas.</w:t>
+              <w:t xml:space="preserve">El personal de Travel Group Perú consulta el listado de estaciones ferroviarias registradas por </w:t>
+            </w:r>
+            <w:proofErr w:type="spellStart"/>
+            <w:r>
+              <w:rPr>
+                <w:sz w:val="18"/>
+                <w:szCs w:val="18"/>
+              </w:rPr>
+              <w:t>PeruRail</w:t>
+            </w:r>
+            <w:proofErr w:type="spellEnd"/>
+            <w:r>
+              <w:rPr>
+                <w:sz w:val="18"/>
+                <w:szCs w:val="18"/>
+              </w:rPr>
+              <w:t>, en modo de solo lectura, para asociar correctamente las zonas turísticas.</w:t>
             </w:r>
           </w:p>
         </w:tc>
@@ -7442,7 +7880,23 @@
                 <w:sz w:val="18"/>
                 <w:szCs w:val="18"/>
               </w:rPr>
-              <w:t>Existen estaciones sincronizadas desde PeruRail.</w:t>
+              <w:t xml:space="preserve">Existen estaciones sincronizadas desde </w:t>
+            </w:r>
+            <w:proofErr w:type="spellStart"/>
+            <w:r>
+              <w:rPr>
+                <w:sz w:val="18"/>
+                <w:szCs w:val="18"/>
+              </w:rPr>
+              <w:t>PeruRail</w:t>
+            </w:r>
+            <w:proofErr w:type="spellEnd"/>
+            <w:r>
+              <w:rPr>
+                <w:sz w:val="18"/>
+                <w:szCs w:val="18"/>
+              </w:rPr>
+              <w:t>.</w:t>
             </w:r>
           </w:p>
         </w:tc>
@@ -7725,8 +8179,17 @@
                 <w:sz w:val="18"/>
                 <w:szCs w:val="18"/>
               </w:rPr>
-              <w:t>Obtener datos de PeruRail</w:t>
-            </w:r>
+              <w:t xml:space="preserve">Obtener datos de </w:t>
+            </w:r>
+            <w:proofErr w:type="spellStart"/>
+            <w:r>
+              <w:rPr>
+                <w:sz w:val="18"/>
+                <w:szCs w:val="18"/>
+              </w:rPr>
+              <w:t>PeruRail</w:t>
+            </w:r>
+            <w:proofErr w:type="spellEnd"/>
           </w:p>
         </w:tc>
       </w:tr>
@@ -7773,7 +8236,23 @@
                 <w:sz w:val="18"/>
                 <w:szCs w:val="18"/>
               </w:rPr>
-              <w:t>El sistema ejecuta una tarea programada que consume periódicamente el servicio de PeruRail para actualizar estaciones, horarios, tiempos de tránsito y tarifas.</w:t>
+              <w:t xml:space="preserve">El sistema ejecuta una tarea programada que consume periódicamente el servicio de </w:t>
+            </w:r>
+            <w:proofErr w:type="spellStart"/>
+            <w:r>
+              <w:rPr>
+                <w:sz w:val="18"/>
+                <w:szCs w:val="18"/>
+              </w:rPr>
+              <w:t>PeruRail</w:t>
+            </w:r>
+            <w:proofErr w:type="spellEnd"/>
+            <w:r>
+              <w:rPr>
+                <w:sz w:val="18"/>
+                <w:szCs w:val="18"/>
+              </w:rPr>
+              <w:t xml:space="preserve"> para actualizar estaciones, horarios, tiempos de tránsito y tarifas.</w:t>
             </w:r>
           </w:p>
         </w:tc>
@@ -7821,7 +8300,23 @@
                 <w:sz w:val="18"/>
                 <w:szCs w:val="18"/>
               </w:rPr>
-              <w:t>El servicio externo de PeruRail se encuentra disponible.</w:t>
+              <w:t xml:space="preserve">El servicio externo de </w:t>
+            </w:r>
+            <w:proofErr w:type="spellStart"/>
+            <w:r>
+              <w:rPr>
+                <w:sz w:val="18"/>
+                <w:szCs w:val="18"/>
+              </w:rPr>
+              <w:t>PeruRail</w:t>
+            </w:r>
+            <w:proofErr w:type="spellEnd"/>
+            <w:r>
+              <w:rPr>
+                <w:sz w:val="18"/>
+                <w:szCs w:val="18"/>
+              </w:rPr>
+              <w:t xml:space="preserve"> se encuentra disponible.</w:t>
             </w:r>
           </w:p>
         </w:tc>
@@ -7884,7 +8379,23 @@
                 <w:sz w:val="18"/>
                 <w:szCs w:val="18"/>
               </w:rPr>
-              <w:t xml:space="preserve">2) Consulta el servicio/API de PeruRail. </w:t>
+              <w:t xml:space="preserve">2) Consulta el servicio/API de </w:t>
+            </w:r>
+            <w:proofErr w:type="spellStart"/>
+            <w:r>
+              <w:rPr>
+                <w:sz w:val="18"/>
+                <w:szCs w:val="18"/>
+              </w:rPr>
+              <w:t>PeruRail</w:t>
+            </w:r>
+            <w:proofErr w:type="spellEnd"/>
+            <w:r>
+              <w:rPr>
+                <w:sz w:val="18"/>
+                <w:szCs w:val="18"/>
+              </w:rPr>
+              <w:t xml:space="preserve">. </w:t>
             </w:r>
           </w:p>
           <w:p>
@@ -8845,7 +9356,7 @@
           <w:szCs w:val="24"/>
         </w:rPr>
       </w:pPr>
-      <w:bookmarkStart w:id="13" w:name="_Toc239278357"/>
+      <w:bookmarkStart w:id="13" w:name="_Toc239283065"/>
       <w:r>
         <w:rPr>
           <w:rFonts w:ascii="Calibri" w:hAnsi="Calibri" w:cs="Calibri"/>
@@ -8883,7 +9394,7 @@
       <w:r>
         <w:tab/>
       </w:r>
-      <w:bookmarkStart w:id="14" w:name="_Toc239278358"/>
+      <w:bookmarkStart w:id="14" w:name="_Toc239283066"/>
       <w:r>
         <w:rPr>
           <w:b/>
@@ -8988,6 +9499,9 @@
       <w:r>
         <w:t>El sistema debe mostrar las zonas turísticas cercanas a la estación seleccionada, filtradas según las preferencias del usuario</w:t>
       </w:r>
+      <w:r>
+        <w:t>.</w:t>
+      </w:r>
     </w:p>
     <w:p>
       <w:pPr>
@@ -9084,6 +9598,9 @@
       <w:r>
         <w:t>El sistema debe integrar y mostrar el pronóstico climático (SENAMHI) correspondiente a la zona y la fecha de visita</w:t>
       </w:r>
+      <w:r>
+        <w:t>.</w:t>
+      </w:r>
     </w:p>
     <w:p>
       <w:pPr>
@@ -9124,7 +9641,15 @@
         <w:t>El sistema debe mostrar</w:t>
       </w:r>
       <w:r>
-        <w:t xml:space="preserve"> el precio del billete de tren correspondiente al trayecto seleccionado (PeruRail).</w:t>
+        <w:t xml:space="preserve"> el precio del billete de tren correspondiente al trayecto seleccionado (</w:t>
+      </w:r>
+      <w:proofErr w:type="spellStart"/>
+      <w:r>
+        <w:t>PeruRail</w:t>
+      </w:r>
+      <w:proofErr w:type="spellEnd"/>
+      <w:r>
+        <w:t>).</w:t>
       </w:r>
     </w:p>
     <w:p>
@@ -9172,6 +9697,9 @@
       <w:r>
         <w:t xml:space="preserve"> con los datos de la ruta, el clima y el costo del billete</w:t>
       </w:r>
+      <w:r>
+        <w:t>.</w:t>
+      </w:r>
     </w:p>
     <w:p>
       <w:pPr>
@@ -9195,7 +9723,18 @@
         <w:t xml:space="preserve">RF-09 (Media): </w:t>
       </w:r>
       <w:r>
-        <w:t>El sistema debe permitir a Travel Group Peru generar un listado de estaciones con las zonas turísticas asignadas</w:t>
+        <w:t xml:space="preserve">El sistema debe permitir a Travel Group </w:t>
+      </w:r>
+      <w:proofErr w:type="spellStart"/>
+      <w:r>
+        <w:t>Peru</w:t>
+      </w:r>
+      <w:proofErr w:type="spellEnd"/>
+      <w:r>
+        <w:t xml:space="preserve"> generar un listado de estaciones con las zonas turísticas asignadas</w:t>
+      </w:r>
+      <w:r>
+        <w:t>.</w:t>
       </w:r>
     </w:p>
     <w:p>
@@ -9213,7 +9752,39 @@
           <w:b/>
           <w:bCs/>
         </w:rPr>
-        <w:t>Módulo de administración (Travel group Perú/PeruRail):</w:t>
+        <w:t xml:space="preserve">Módulo de administración (Travel </w:t>
+      </w:r>
+      <w:proofErr w:type="spellStart"/>
+      <w:r>
+        <w:rPr>
+          <w:b/>
+          <w:bCs/>
+        </w:rPr>
+        <w:t>group</w:t>
+      </w:r>
+      <w:proofErr w:type="spellEnd"/>
+      <w:r>
+        <w:rPr>
+          <w:b/>
+          <w:bCs/>
+        </w:rPr>
+        <w:t xml:space="preserve"> Perú/</w:t>
+      </w:r>
+      <w:proofErr w:type="spellStart"/>
+      <w:r>
+        <w:rPr>
+          <w:b/>
+          <w:bCs/>
+        </w:rPr>
+        <w:t>PeruRail</w:t>
+      </w:r>
+      <w:proofErr w:type="spellEnd"/>
+      <w:r>
+        <w:rPr>
+          <w:b/>
+          <w:bCs/>
+        </w:rPr>
+        <w:t>):</w:t>
       </w:r>
     </w:p>
     <w:p>
@@ -9246,6 +9817,9 @@
       <w:r>
         <w:t>, actualizar y eliminar zonas turísticas</w:t>
       </w:r>
+      <w:r>
+        <w:t xml:space="preserve"> (CRUD).</w:t>
+      </w:r>
     </w:p>
     <w:p>
       <w:pPr>
@@ -9295,7 +9869,15 @@
         <w:t xml:space="preserve">RF-12 (Media): </w:t>
       </w:r>
       <w:r>
-        <w:t>El sistema debe permitir a un administrador de PeruRail mantener los horarios y precios de los servicios de tren.</w:t>
+        <w:t xml:space="preserve">El sistema debe permitir a un administrador de </w:t>
+      </w:r>
+      <w:proofErr w:type="spellStart"/>
+      <w:r>
+        <w:t>PeruRail</w:t>
+      </w:r>
+      <w:proofErr w:type="spellEnd"/>
+      <w:r>
+        <w:t xml:space="preserve"> mantener los horarios y precios de los servicios de tren.</w:t>
       </w:r>
     </w:p>
     <w:p>
@@ -9334,7 +9916,15 @@
         <w:t xml:space="preserve">RF-13 (Alta): </w:t>
       </w:r>
       <w:r>
-        <w:t>El sistema debe sincronizar periódicamente los datos de estaciones, horarios y tarifas provenientes de PeruRail.</w:t>
+        <w:t xml:space="preserve">El sistema debe sincronizar periódicamente los datos de estaciones, horarios y tarifas provenientes de </w:t>
+      </w:r>
+      <w:proofErr w:type="spellStart"/>
+      <w:r>
+        <w:t>PeruRail</w:t>
+      </w:r>
+      <w:proofErr w:type="spellEnd"/>
+      <w:r>
+        <w:t>.</w:t>
       </w:r>
     </w:p>
     <w:p>
@@ -9455,7 +10045,7 @@
           <w:szCs w:val="22"/>
         </w:rPr>
       </w:pPr>
-      <w:bookmarkStart w:id="15" w:name="_Toc239278359"/>
+      <w:bookmarkStart w:id="15" w:name="_Toc239283067"/>
       <w:r>
         <w:rPr>
           <w:b/>
@@ -9505,7 +10095,15 @@
         <w:t xml:space="preserve">RNF-02 – Usabilidad y Portabilidad: </w:t>
       </w:r>
       <w:r>
-        <w:t>El diseño debe ser Web Responsive, optimizado para el uso desde smartphones y tablets por parte de los turistas.</w:t>
+        <w:t xml:space="preserve">El diseño debe ser Web Responsive, optimizado para el uso desde smartphones y </w:t>
+      </w:r>
+      <w:proofErr w:type="spellStart"/>
+      <w:r>
+        <w:t>tablets</w:t>
+      </w:r>
+      <w:proofErr w:type="spellEnd"/>
+      <w:r>
+        <w:t xml:space="preserve"> por parte de los turistas.</w:t>
       </w:r>
     </w:p>
     <w:p>
@@ -9531,7 +10129,15 @@
         <w:t xml:space="preserve"> </w:t>
       </w:r>
       <w:r>
-        <w:t>de actualización periódica diaria del clima (SENAMHI) y de las frecuencias/tarifas (PeruRail).</w:t>
+        <w:t>de actualización periódica diaria del clima (SENAMHI) y de las frecuencias/tarifas (</w:t>
+      </w:r>
+      <w:proofErr w:type="spellStart"/>
+      <w:r>
+        <w:t>PeruRail</w:t>
+      </w:r>
+      <w:proofErr w:type="spellEnd"/>
+      <w:r>
+        <w:t>).</w:t>
       </w:r>
     </w:p>
     <w:p>
@@ -9591,7 +10197,15 @@
         <w:t xml:space="preserve">RNF-06 – Escalabilidad: </w:t>
       </w:r>
       <w:r>
-        <w:t>El sistema debe permitir agregar nuevos tipos de turismo o modificar los parámetros de dificultad sin alterar el código fuente principal, mediante tablas paramétricas en la base de datos (p. ej. TipoTurismo).</w:t>
+        <w:t xml:space="preserve">El sistema debe permitir agregar nuevos tipos de turismo o modificar los parámetros de dificultad sin alterar el código fuente principal, mediante tablas paramétricas en la base de datos (p. ej. </w:t>
+      </w:r>
+      <w:proofErr w:type="spellStart"/>
+      <w:r>
+        <w:t>TipoTurismo</w:t>
+      </w:r>
+      <w:proofErr w:type="spellEnd"/>
+      <w:r>
+        <w:t>).</w:t>
       </w:r>
     </w:p>
     <w:p>
@@ -9663,7 +10277,7 @@
           <w:szCs w:val="24"/>
         </w:rPr>
       </w:pPr>
-      <w:bookmarkStart w:id="16" w:name="_Toc239278360"/>
+      <w:bookmarkStart w:id="16" w:name="_Toc239283068"/>
       <w:r>
         <w:rPr>
           <w:rFonts w:ascii="Calibri" w:hAnsi="Calibri" w:cs="Calibri"/>
@@ -12942,7 +13556,7 @@
           <w:szCs w:val="28"/>
         </w:rPr>
       </w:pPr>
-      <w:bookmarkStart w:id="17" w:name="_Toc239278361"/>
+      <w:bookmarkStart w:id="17" w:name="_Toc239283069"/>
       <w:r>
         <w:rPr>
           <w:rFonts w:ascii="Calibri" w:hAnsi="Calibri" w:cs="Calibri"/>
@@ -13064,6 +13678,7 @@
                 <w:szCs w:val="18"/>
               </w:rPr>
             </w:pPr>
+            <w:proofErr w:type="spellStart"/>
             <w:r>
               <w:rPr>
                 <w:sz w:val="18"/>
@@ -13071,6 +13686,7 @@
               </w:rPr>
               <w:t>Backend</w:t>
             </w:r>
+            <w:proofErr w:type="spellEnd"/>
           </w:p>
         </w:tc>
         <w:tc>
@@ -13155,6 +13771,7 @@
                 <w:szCs w:val="18"/>
               </w:rPr>
             </w:pPr>
+            <w:proofErr w:type="spellStart"/>
             <w:r>
               <w:rPr>
                 <w:sz w:val="18"/>
@@ -13162,6 +13779,7 @@
               </w:rPr>
               <w:t>Thymeleaf</w:t>
             </w:r>
+            <w:proofErr w:type="spellEnd"/>
           </w:p>
         </w:tc>
       </w:tr>
@@ -13316,8 +13934,17 @@
                 <w:sz w:val="18"/>
                 <w:szCs w:val="18"/>
               </w:rPr>
-              <w:t>Spring Data JPA + Hibernate</w:t>
-            </w:r>
+              <w:t xml:space="preserve">Spring Data JPA + </w:t>
+            </w:r>
+            <w:proofErr w:type="spellStart"/>
+            <w:r>
+              <w:rPr>
+                <w:sz w:val="18"/>
+                <w:szCs w:val="18"/>
+              </w:rPr>
+              <w:t>Hibernate</w:t>
+            </w:r>
+            <w:proofErr w:type="spellEnd"/>
           </w:p>
         </w:tc>
       </w:tr>
@@ -13467,12 +14094,53 @@
                 <w:szCs w:val="18"/>
               </w:rPr>
             </w:pPr>
-            <w:r>
-              <w:rPr>
-                <w:sz w:val="18"/>
-                <w:szCs w:val="18"/>
-              </w:rPr>
-              <w:t>Thymeleaf + librería PDF (OpenPDF / iText) y exportación HTML</w:t>
+            <w:proofErr w:type="spellStart"/>
+            <w:r>
+              <w:rPr>
+                <w:sz w:val="18"/>
+                <w:szCs w:val="18"/>
+              </w:rPr>
+              <w:t>Thymeleaf</w:t>
+            </w:r>
+            <w:proofErr w:type="spellEnd"/>
+            <w:r>
+              <w:rPr>
+                <w:sz w:val="18"/>
+                <w:szCs w:val="18"/>
+              </w:rPr>
+              <w:t xml:space="preserve"> + librería PDF (</w:t>
+            </w:r>
+            <w:proofErr w:type="spellStart"/>
+            <w:r>
+              <w:rPr>
+                <w:sz w:val="18"/>
+                <w:szCs w:val="18"/>
+              </w:rPr>
+              <w:t>OpenPDF</w:t>
+            </w:r>
+            <w:proofErr w:type="spellEnd"/>
+            <w:r>
+              <w:rPr>
+                <w:sz w:val="18"/>
+                <w:szCs w:val="18"/>
+              </w:rPr>
+              <w:t xml:space="preserve"> / </w:t>
+            </w:r>
+            <w:proofErr w:type="spellStart"/>
+            <w:r>
+              <w:rPr>
+                <w:sz w:val="18"/>
+                <w:szCs w:val="18"/>
+              </w:rPr>
+              <w:t>iText</w:t>
+            </w:r>
+            <w:proofErr w:type="spellEnd"/>
+            <w:r>
+              <w:rPr>
+                <w:sz w:val="18"/>
+                <w:szCs w:val="18"/>
+              </w:rPr>
+              <w:t>) y exportación HTML</w:t>
             </w:r>
           </w:p>
         </w:tc>
@@ -13524,7 +14192,39 @@
                 <w:sz w:val="18"/>
                 <w:szCs w:val="18"/>
               </w:rPr>
-              <w:t>Spring Scheduler (@Scheduled) — sincronización PeruRail y SENAMHI</w:t>
+              <w:t xml:space="preserve">Spring </w:t>
+            </w:r>
+            <w:proofErr w:type="spellStart"/>
+            <w:r>
+              <w:rPr>
+                <w:sz w:val="18"/>
+                <w:szCs w:val="18"/>
+              </w:rPr>
+              <w:t>Scheduler</w:t>
+            </w:r>
+            <w:proofErr w:type="spellEnd"/>
+            <w:r>
+              <w:rPr>
+                <w:sz w:val="18"/>
+                <w:szCs w:val="18"/>
+              </w:rPr>
+              <w:t xml:space="preserve"> (@Scheduled) — sincronización </w:t>
+            </w:r>
+            <w:proofErr w:type="spellStart"/>
+            <w:r>
+              <w:rPr>
+                <w:sz w:val="18"/>
+                <w:szCs w:val="18"/>
+              </w:rPr>
+              <w:t>PeruRail</w:t>
+            </w:r>
+            <w:proofErr w:type="spellEnd"/>
+            <w:r>
+              <w:rPr>
+                <w:sz w:val="18"/>
+                <w:szCs w:val="18"/>
+              </w:rPr>
+              <w:t xml:space="preserve"> y SENAMHI</w:t>
             </w:r>
           </w:p>
         </w:tc>
@@ -13551,7 +14251,23 @@
                 <w:sz w:val="18"/>
                 <w:szCs w:val="18"/>
               </w:rPr>
-              <w:t>Consumo de APIs externas</w:t>
+              <w:t xml:space="preserve">Consumo de </w:t>
+            </w:r>
+            <w:proofErr w:type="spellStart"/>
+            <w:r>
+              <w:rPr>
+                <w:sz w:val="18"/>
+                <w:szCs w:val="18"/>
+              </w:rPr>
+              <w:t>APIs</w:t>
+            </w:r>
+            <w:proofErr w:type="spellEnd"/>
+            <w:r>
+              <w:rPr>
+                <w:sz w:val="18"/>
+                <w:szCs w:val="18"/>
+              </w:rPr>
+              <w:t xml:space="preserve"> externas</w:t>
             </w:r>
           </w:p>
         </w:tc>
@@ -13571,12 +14287,37 @@
                 <w:szCs w:val="18"/>
               </w:rPr>
             </w:pPr>
-            <w:r>
-              <w:rPr>
-                <w:sz w:val="18"/>
-                <w:szCs w:val="18"/>
-              </w:rPr>
-              <w:t>RestClient / HTTP Service Clients (@HttpExchange)</w:t>
+            <w:proofErr w:type="spellStart"/>
+            <w:r>
+              <w:rPr>
+                <w:sz w:val="18"/>
+                <w:szCs w:val="18"/>
+              </w:rPr>
+              <w:t>RestClient</w:t>
+            </w:r>
+            <w:proofErr w:type="spellEnd"/>
+            <w:r>
+              <w:rPr>
+                <w:sz w:val="18"/>
+                <w:szCs w:val="18"/>
+              </w:rPr>
+              <w:t xml:space="preserve"> / HTTP Service </w:t>
+            </w:r>
+            <w:proofErr w:type="spellStart"/>
+            <w:r>
+              <w:rPr>
+                <w:sz w:val="18"/>
+                <w:szCs w:val="18"/>
+              </w:rPr>
+              <w:t>Clients</w:t>
+            </w:r>
+            <w:proofErr w:type="spellEnd"/>
+            <w:r>
+              <w:rPr>
+                <w:sz w:val="18"/>
+                <w:szCs w:val="18"/>
+              </w:rPr>
+              <w:t xml:space="preserve"> (@HttpExchange)</w:t>
             </w:r>
           </w:p>
         </w:tc>
@@ -13628,8 +14369,17 @@
                 <w:sz w:val="18"/>
                 <w:szCs w:val="18"/>
               </w:rPr>
-              <w:t>Docker y Docker Compose</w:t>
-            </w:r>
+              <w:t xml:space="preserve">Docker y Docker </w:t>
+            </w:r>
+            <w:proofErr w:type="spellStart"/>
+            <w:r>
+              <w:rPr>
+                <w:sz w:val="18"/>
+                <w:szCs w:val="18"/>
+              </w:rPr>
+              <w:t>Compose</w:t>
+            </w:r>
+            <w:proofErr w:type="spellEnd"/>
           </w:p>
         </w:tc>
       </w:tr>
@@ -13675,13 +14425,31 @@
                 <w:szCs w:val="18"/>
               </w:rPr>
             </w:pPr>
-            <w:r>
-              <w:rPr>
-                <w:sz w:val="18"/>
-                <w:szCs w:val="18"/>
-              </w:rPr>
-              <w:t>DBeaver / pgAdmin</w:t>
-            </w:r>
+            <w:proofErr w:type="spellStart"/>
+            <w:r>
+              <w:rPr>
+                <w:sz w:val="18"/>
+                <w:szCs w:val="18"/>
+              </w:rPr>
+              <w:t>DBeaver</w:t>
+            </w:r>
+            <w:proofErr w:type="spellEnd"/>
+            <w:r>
+              <w:rPr>
+                <w:sz w:val="18"/>
+                <w:szCs w:val="18"/>
+              </w:rPr>
+              <w:t xml:space="preserve"> / </w:t>
+            </w:r>
+            <w:proofErr w:type="spellStart"/>
+            <w:r>
+              <w:rPr>
+                <w:sz w:val="18"/>
+                <w:szCs w:val="18"/>
+              </w:rPr>
+              <w:t>pgAdmin</w:t>
+            </w:r>
+            <w:proofErr w:type="spellEnd"/>
           </w:p>
         </w:tc>
       </w:tr>
@@ -13761,7 +14529,7 @@
           <w:szCs w:val="24"/>
         </w:rPr>
       </w:pPr>
-      <w:bookmarkStart w:id="18" w:name="_Toc239278362"/>
+      <w:bookmarkStart w:id="18" w:name="_Toc239283070"/>
       <w:r>
         <w:rPr>
           <w:rFonts w:ascii="Calibri" w:hAnsi="Calibri" w:cs="Calibri"/>
@@ -13800,7 +14568,15 @@
         <w:t>Capa de Presentación (Web Responsive):</w:t>
       </w:r>
       <w:r>
-        <w:t xml:space="preserve"> Controladores Spring MVC (@Controller), vistas Thymeleaf y Bootstrap 5, con mapa interactivo (Leaflet.js) para visualizar la ruta, y paneles diferenciados por rol (Turista, Travel Group Perú y Administrador MTC).</w:t>
+        <w:t xml:space="preserve"> Controladores Spring MVC (@Controller), vistas </w:t>
+      </w:r>
+      <w:proofErr w:type="spellStart"/>
+      <w:r>
+        <w:t>Thymeleaf</w:t>
+      </w:r>
+      <w:proofErr w:type="spellEnd"/>
+      <w:r>
+        <w:t xml:space="preserve"> y Bootstrap 5, con mapa interactivo (Leaflet.js) para visualizar la ruta, y paneles diferenciados por rol (Turista, Travel Group Perú y Administrador MTC).</w:t>
       </w:r>
     </w:p>
     <w:p>
@@ -13819,7 +14595,55 @@
         <w:t>Capa de Negocio / Orquestación:</w:t>
       </w:r>
       <w:r>
-        <w:t xml:space="preserve"> Servicios de dominio — PreferenciaService, ZonaTuristicaService, AforoService (validación y control de cupos diarios), RutaPeatonalService (motor de cálculo de la ruta peatonal de ida y vuelta), InformeService (generación del informe consolidado) y SchedulerService (orquestación de las tareas periódicas).</w:t>
+        <w:t xml:space="preserve"> Servicios de dominio — </w:t>
+      </w:r>
+      <w:proofErr w:type="spellStart"/>
+      <w:r>
+        <w:t>PreferenciaService</w:t>
+      </w:r>
+      <w:proofErr w:type="spellEnd"/>
+      <w:r>
+        <w:t xml:space="preserve">, </w:t>
+      </w:r>
+      <w:proofErr w:type="spellStart"/>
+      <w:r>
+        <w:t>ZonaTuristicaService</w:t>
+      </w:r>
+      <w:proofErr w:type="spellEnd"/>
+      <w:r>
+        <w:t xml:space="preserve">, </w:t>
+      </w:r>
+      <w:proofErr w:type="spellStart"/>
+      <w:r>
+        <w:t>AforoService</w:t>
+      </w:r>
+      <w:proofErr w:type="spellEnd"/>
+      <w:r>
+        <w:t xml:space="preserve"> (validación y control de cupos diarios), </w:t>
+      </w:r>
+      <w:proofErr w:type="spellStart"/>
+      <w:r>
+        <w:t>RutaPeatonalService</w:t>
+      </w:r>
+      <w:proofErr w:type="spellEnd"/>
+      <w:r>
+        <w:t xml:space="preserve"> (motor de cálculo de la ruta peatonal de ida y vuelta), </w:t>
+      </w:r>
+      <w:proofErr w:type="spellStart"/>
+      <w:r>
+        <w:t>InformeService</w:t>
+      </w:r>
+      <w:proofErr w:type="spellEnd"/>
+      <w:r>
+        <w:t xml:space="preserve"> (generación del informe consolidado) y </w:t>
+      </w:r>
+      <w:proofErr w:type="spellStart"/>
+      <w:r>
+        <w:t>SchedulerService</w:t>
+      </w:r>
+      <w:proofErr w:type="spellEnd"/>
+      <w:r>
+        <w:t xml:space="preserve"> (orquestación de las tareas periódicas).</w:t>
       </w:r>
     </w:p>
     <w:p>
@@ -13836,10 +14660,42 @@
           <w:bCs/>
         </w:rPr>
         <w:lastRenderedPageBreak/>
-        <w:t>Capa de Integración de APIs:</w:t>
-      </w:r>
-      <w:r>
-        <w:t xml:space="preserve"> Adaptadores/clientes — PeruRailClient (estaciones, horarios y tarifas) y SenamhiClient (previsión climática), además del módulo interno de carga usado por Travel Group Perú, que no requiere un cliente externo al ser una operación CRUD directa sobre la base de datos del sistema.</w:t>
+        <w:t xml:space="preserve">Capa de Integración de </w:t>
+      </w:r>
+      <w:proofErr w:type="spellStart"/>
+      <w:r>
+        <w:rPr>
+          <w:b/>
+          <w:bCs/>
+        </w:rPr>
+        <w:t>APIs</w:t>
+      </w:r>
+      <w:proofErr w:type="spellEnd"/>
+      <w:r>
+        <w:rPr>
+          <w:b/>
+          <w:bCs/>
+        </w:rPr>
+        <w:t>:</w:t>
+      </w:r>
+      <w:r>
+        <w:t xml:space="preserve"> Adaptadores/clientes — </w:t>
+      </w:r>
+      <w:proofErr w:type="spellStart"/>
+      <w:r>
+        <w:t>PeruRailClient</w:t>
+      </w:r>
+      <w:proofErr w:type="spellEnd"/>
+      <w:r>
+        <w:t xml:space="preserve"> (estaciones, horarios y tarifas) y </w:t>
+      </w:r>
+      <w:proofErr w:type="spellStart"/>
+      <w:r>
+        <w:t>SenamhiClient</w:t>
+      </w:r>
+      <w:proofErr w:type="spellEnd"/>
+      <w:r>
+        <w:t xml:space="preserve"> (previsión climática), además del módulo interno de carga usado por Travel Group Perú, que no requiere un cliente externo al ser una operación CRUD directa sobre la base de datos del sistema.</w:t>
       </w:r>
     </w:p>
     <w:p>
@@ -13858,7 +14714,39 @@
         <w:t>Capa de Persistencia:</w:t>
       </w:r>
       <w:r>
-        <w:t xml:space="preserve"> Spring Data JPA, Hibernate ORM y PostgreSQL 15, sobre las entidades con prefijos normalizados definidas en el diccionario de datos (Est, Zon, Rut, Cli, Ser, Inf, Aud, Usu, Rol, Tip).</w:t>
+        <w:t xml:space="preserve"> Spring Data JPA, </w:t>
+      </w:r>
+      <w:proofErr w:type="spellStart"/>
+      <w:r>
+        <w:t>Hibernate</w:t>
+      </w:r>
+      <w:proofErr w:type="spellEnd"/>
+      <w:r>
+        <w:t xml:space="preserve"> ORM y PostgreSQL 15, sobre las entidades con prefijos normalizados definidas en el diccionario de datos (</w:t>
+      </w:r>
+      <w:proofErr w:type="spellStart"/>
+      <w:r>
+        <w:t>Est</w:t>
+      </w:r>
+      <w:proofErr w:type="spellEnd"/>
+      <w:r>
+        <w:t xml:space="preserve">, Zon, Rut, Cli, Ser, </w:t>
+      </w:r>
+      <w:proofErr w:type="spellStart"/>
+      <w:r>
+        <w:t>Inf</w:t>
+      </w:r>
+      <w:proofErr w:type="spellEnd"/>
+      <w:r>
+        <w:t xml:space="preserve">, Aud, </w:t>
+      </w:r>
+      <w:proofErr w:type="spellStart"/>
+      <w:r>
+        <w:t>Usu</w:t>
+      </w:r>
+      <w:proofErr w:type="spellEnd"/>
+      <w:r>
+        <w:t>, Rol, Tip).</w:t>
       </w:r>
     </w:p>
     <w:p>
@@ -13940,7 +14828,31 @@
         <w:jc w:val="both"/>
       </w:pPr>
       <w:r>
-        <w:t>Los requerimientos RF-01 a RF-03 son atendidos principalmente por las capas de Presentación y Negocio; los RF-04 a RF-08 requieren la orquestación conjunta de las capas de Negocio, Integración de APIs y Persistencia; los RF-13 a RF-15 dependen directamente de la Capa de Integración de APIs y de los mecanismos de auditoría de la Capa de Persistencia; y los RF-16 y RF-17 (control de aforo) son resueltos por AforoService en la Capa de Negocio, apoyado en la Capa de Persistencia para la lectura y actualización atómica del contador de cupos.</w:t>
+        <w:t xml:space="preserve">Los requerimientos RF-01 a RF-03 son atendidos principalmente por las capas de Presentación y Negocio; los RF-04 a RF-08 requieren la orquestación conjunta de las capas de Negocio, Integración de </w:t>
+      </w:r>
+      <w:proofErr w:type="spellStart"/>
+      <w:r>
+        <w:t>APIs</w:t>
+      </w:r>
+      <w:proofErr w:type="spellEnd"/>
+      <w:r>
+        <w:t xml:space="preserve"> y Persistencia; los RF-13 a RF-15 dependen directamente de la Capa de Integración de </w:t>
+      </w:r>
+      <w:proofErr w:type="spellStart"/>
+      <w:r>
+        <w:t>APIs</w:t>
+      </w:r>
+      <w:proofErr w:type="spellEnd"/>
+      <w:r>
+        <w:t xml:space="preserve"> y de los mecanismos de auditoría de la Capa de Persistencia; y los RF-16 y RF-17 (control de aforo) son resueltos por </w:t>
+      </w:r>
+      <w:proofErr w:type="spellStart"/>
+      <w:r>
+        <w:t>AforoService</w:t>
+      </w:r>
+      <w:proofErr w:type="spellEnd"/>
+      <w:r>
+        <w:t xml:space="preserve"> en la Capa de Negocio, apoyado en la Capa de Persistencia para la lectura y actualización atómica del contador de cupos.</w:t>
       </w:r>
     </w:p>
     <w:p>
@@ -13975,7 +14887,15 @@
         <w:t>Visualización de mapa:</w:t>
       </w:r>
       <w:r>
-        <w:t xml:space="preserve"> la Capa de Presentación incorpora la librería Leaflet.js sobre las vistas Thymeleaf del panel del turista, para dibujar la estación de origen, la zona turística de destino y el trazo de la ruta de ida y vuelta sobre un mapa interactivo, en concordancia con el mockup de la Hoja de Práctica.</w:t>
+        <w:t xml:space="preserve"> la Capa de Presentación incorpora la librería Leaflet.js sobre las vistas </w:t>
+      </w:r>
+      <w:proofErr w:type="spellStart"/>
+      <w:r>
+        <w:t>Thymeleaf</w:t>
+      </w:r>
+      <w:proofErr w:type="spellEnd"/>
+      <w:r>
+        <w:t xml:space="preserve"> del panel del turista, para dibujar la estación de origen, la zona turística de destino y el trazo de la ruta de ida y vuelta sobre un mapa interactivo, en concordancia con el mockup de la Hoja de Práctica.</w:t>
       </w:r>
     </w:p>
     <w:p>
@@ -13994,7 +14914,23 @@
         <w:t xml:space="preserve">Cálculo de la ruta peatonal: </w:t>
       </w:r>
       <w:r>
-        <w:t>para efectos del presente proyecto, RutaPeatonalService calcula la distancia entre la estación y la zona turística mediante la fórmula de Haversine (distancia en línea recta a partir de las coordenadas de ambos puntos), multiplicada por dos para representar el trayecto de ida y vuelta. Esta es una simplificación razonable para el alcance académico del proyecto; una evolución futura del sistema podría reemplazarla por un motor de ruteo peatonal real que calcule la distancia siguiendo caminos y senderos existentes.</w:t>
+        <w:t xml:space="preserve">para efectos del presente proyecto, </w:t>
+      </w:r>
+      <w:proofErr w:type="spellStart"/>
+      <w:r>
+        <w:t>RutaPeatonalService</w:t>
+      </w:r>
+      <w:proofErr w:type="spellEnd"/>
+      <w:r>
+        <w:t xml:space="preserve"> calcula la distancia entre la estación y la zona turística mediante la fórmula de </w:t>
+      </w:r>
+      <w:proofErr w:type="spellStart"/>
+      <w:r>
+        <w:t>Haversine</w:t>
+      </w:r>
+      <w:proofErr w:type="spellEnd"/>
+      <w:r>
+        <w:t xml:space="preserve"> (distancia en línea recta a partir de las coordenadas de ambos puntos), multiplicada por dos para representar el trayecto de ida y vuelta. Esta es una simplificación razonable para el alcance académico del proyecto; una evolución futura del sistema podría reemplazarla por un motor de ruteo peatonal real que calcule la distancia siguiendo caminos y senderos existentes.</w:t>
       </w:r>
     </w:p>
     <w:p>
@@ -14010,7 +14946,7 @@
           <w:szCs w:val="24"/>
         </w:rPr>
       </w:pPr>
-      <w:bookmarkStart w:id="19" w:name="_Toc239278363"/>
+      <w:bookmarkStart w:id="19" w:name="_Toc239283071"/>
       <w:r>
         <w:rPr>
           <w:rFonts w:ascii="Calibri" w:hAnsi="Calibri" w:cs="Calibri"/>
@@ -14031,7 +14967,15 @@
         <w:jc w:val="both"/>
       </w:pPr>
       <w:r>
-        <w:t>La arquitectura física describe la topología de despliegue del sistema, basada en contenedores Docker orquestados mediante Docker Compose:</w:t>
+        <w:t xml:space="preserve">La arquitectura física describe la topología de despliegue del sistema, basada en contenedores Docker orquestados mediante Docker </w:t>
+      </w:r>
+      <w:proofErr w:type="spellStart"/>
+      <w:r>
+        <w:t>Compose</w:t>
+      </w:r>
+      <w:proofErr w:type="spellEnd"/>
+      <w:r>
+        <w:t>:</w:t>
       </w:r>
     </w:p>
     <w:p>
@@ -14057,7 +15001,15 @@
         <w:t>4.1.1</w:t>
       </w:r>
       <w:r>
-        <w:t xml:space="preserve"> con servidor Tomcat embebido, expuesto en el puerto 8082 (puerto no estándar, seleccionado para evitar conflictos con otros servicios del entorno de desarrollo), e incluye Spring Security y el Spring Scheduler para las tareas programadas.</w:t>
+        <w:t xml:space="preserve"> con servidor Tomcat embebido, expuesto en el puerto 8082 (puerto no estándar, seleccionado para evitar conflictos con otros servicios del entorno de desarrollo), e incluye Spring Security y el Spring </w:t>
+      </w:r>
+      <w:proofErr w:type="spellStart"/>
+      <w:r>
+        <w:t>Scheduler</w:t>
+      </w:r>
+      <w:proofErr w:type="spellEnd"/>
+      <w:r>
+        <w:t xml:space="preserve"> para las tareas programadas.</w:t>
       </w:r>
     </w:p>
     <w:p>
@@ -14104,7 +15056,23 @@
         <w:t>Orquestación:</w:t>
       </w:r>
       <w:r>
-        <w:t xml:space="preserve"> Un archivo docker-compose.yml define ambos contenedores, sus variables de entorno (credenciales de BD, URLs de los servicios externos) y la red interna compartida entre ellos.</w:t>
+        <w:t xml:space="preserve"> Un archivo </w:t>
+      </w:r>
+      <w:proofErr w:type="spellStart"/>
+      <w:r>
+        <w:t>docker-compose.yml</w:t>
+      </w:r>
+      <w:proofErr w:type="spellEnd"/>
+      <w:r>
+        <w:t xml:space="preserve"> define ambos contenedores, sus variables de entorno (credenciales de BD, </w:t>
+      </w:r>
+      <w:proofErr w:type="spellStart"/>
+      <w:r>
+        <w:t>URLs</w:t>
+      </w:r>
+      <w:proofErr w:type="spellEnd"/>
+      <w:r>
+        <w:t xml:space="preserve"> de los servicios externos) y la red interna compartida entre ellos.</w:t>
       </w:r>
     </w:p>
     <w:p>
@@ -14124,7 +15092,23 @@
         <w:t>Servicios Cloud / Externos:</w:t>
       </w:r>
       <w:r>
-        <w:t xml:space="preserve"> Las APIs de PeruRail y SENAMHI son consumidas mediante llamadas HTTP salientes programadas (Spring @Scheduled) desde el contenedor de aplicación; no forman parte de la infraestructura desplegada por el equipo, sino que son servicios externos de terceros.</w:t>
+        <w:t xml:space="preserve"> Las </w:t>
+      </w:r>
+      <w:proofErr w:type="spellStart"/>
+      <w:r>
+        <w:t>APIs</w:t>
+      </w:r>
+      <w:proofErr w:type="spellEnd"/>
+      <w:r>
+        <w:t xml:space="preserve"> de </w:t>
+      </w:r>
+      <w:proofErr w:type="spellStart"/>
+      <w:r>
+        <w:t>PeruRail</w:t>
+      </w:r>
+      <w:proofErr w:type="spellEnd"/>
+      <w:r>
+        <w:t xml:space="preserve"> y SENAMHI son consumidas mediante llamadas HTTP salientes programadas (Spring @Scheduled) desde el contenedor de aplicación; no forman parte de la infraestructura desplegada por el equipo, sino que son servicios externos de terceros.</w:t>
       </w:r>
     </w:p>
     <w:p>
@@ -14226,7 +15210,15 @@
         <w:jc w:val="both"/>
       </w:pPr>
       <w:r>
-        <w:t>Esta topología permite cumplir con el RNF-03 (Disponibilidad y Sincronización), dado que las tareas programadas de actualización con PeruRail y SENAMHI se ejecutan de forma autónoma dentro del contenedor de aplicación, y con el RNF-01 (Rendimiento), al mantener la base de datos en un contenedor dedicado con acceso optimizado para consultas menores a 2 segundos.</w:t>
+        <w:t xml:space="preserve">Esta topología permite cumplir con el RNF-03 (Disponibilidad y Sincronización), dado que las tareas programadas de actualización con </w:t>
+      </w:r>
+      <w:proofErr w:type="spellStart"/>
+      <w:r>
+        <w:t>PeruRail</w:t>
+      </w:r>
+      <w:proofErr w:type="spellEnd"/>
+      <w:r>
+        <w:t xml:space="preserve"> y SENAMHI se ejecutan de forma autónoma dentro del contenedor de aplicación, y con el RNF-01 (Rendimiento), al mantener la base de datos en un contenedor dedicado con acceso optimizado para consultas menores a 2 segundos.</w:t>
       </w:r>
     </w:p>
     <w:p>
@@ -14241,7 +15233,7 @@
           <w:szCs w:val="28"/>
         </w:rPr>
       </w:pPr>
-      <w:bookmarkStart w:id="20" w:name="_Toc239278364"/>
+      <w:bookmarkStart w:id="20" w:name="_Toc239283072"/>
       <w:r>
         <w:rPr>
           <w:rFonts w:ascii="Calibri" w:hAnsi="Calibri" w:cs="Calibri"/>
@@ -14273,7 +15265,7 @@
         </w:rPr>
         <w:tab/>
       </w:r>
-      <w:bookmarkStart w:id="21" w:name="_Toc239278365"/>
+      <w:bookmarkStart w:id="21" w:name="_Toc239283073"/>
       <w:r>
         <w:rPr>
           <w:rFonts w:ascii="Calibri" w:hAnsi="Calibri" w:cs="Calibri"/>
@@ -14306,7 +15298,103 @@
         <w:jc w:val="both"/>
       </w:pPr>
       <w:r>
-        <w:t>El modelo entidad-relación del sistema se compone de diez entidades, agrupadas en cuatro categorías: seguridad (Rol, Usuario), paramétrica (TipoTurismo), núcleo del caso (Estacion, InformePlanificacion) y operativas/integración (ZonaTuristica, ZonaTipoTurismo, ServicioTren, RutaPeatonal, PrevisionClima, ControlAforo). La entidad Estacion actúa como eje central del modelo, ya que es referenciada por la mayoría de las entidades operativas provenientes de las tres fuentes externas del caso (PeruRail, SENAMHI y Travel Group Perú). La entidad ControlAforo se incorporó para gestionar el cupo máximo diario de visitantes en zonas turísticas que lo requieran (p. ej. Machu Picchu), llevando el conteo de cupos utilizados por zona y por fecha. La entidad ZonaTipoTurismo, por su parte, resuelve una relación de muchos a muchos: una misma zona turística puede combinar más de una categoría a la vez (por ejemplo, un monumento con valor histórico desde el cual también se aprecian paisajes naturales), por lo que no podía modelarse como una llave foránea única dentro de ZonaTuristica.</w:t>
+        <w:t>El modelo entidad-relación del sistema se compone de diez entidades, agrupadas en cuatro categorías: seguridad (Rol, Usuario), paramétrica (</w:t>
+      </w:r>
+      <w:proofErr w:type="spellStart"/>
+      <w:r>
+        <w:t>TipoTurismo</w:t>
+      </w:r>
+      <w:proofErr w:type="spellEnd"/>
+      <w:r>
+        <w:t xml:space="preserve">), núcleo del caso (Estacion, </w:t>
+      </w:r>
+      <w:proofErr w:type="spellStart"/>
+      <w:r>
+        <w:t>InformePlanificacion</w:t>
+      </w:r>
+      <w:proofErr w:type="spellEnd"/>
+      <w:r>
+        <w:t>) y operativas/integración (</w:t>
+      </w:r>
+      <w:proofErr w:type="spellStart"/>
+      <w:r>
+        <w:t>ZonaTuristica</w:t>
+      </w:r>
+      <w:proofErr w:type="spellEnd"/>
+      <w:r>
+        <w:t xml:space="preserve">, </w:t>
+      </w:r>
+      <w:proofErr w:type="spellStart"/>
+      <w:r>
+        <w:t>ZonaTipoTurismo</w:t>
+      </w:r>
+      <w:proofErr w:type="spellEnd"/>
+      <w:r>
+        <w:t xml:space="preserve">, </w:t>
+      </w:r>
+      <w:proofErr w:type="spellStart"/>
+      <w:r>
+        <w:t>ServicioTren</w:t>
+      </w:r>
+      <w:proofErr w:type="spellEnd"/>
+      <w:r>
+        <w:t xml:space="preserve">, </w:t>
+      </w:r>
+      <w:proofErr w:type="spellStart"/>
+      <w:r>
+        <w:t>RutaPeatonal</w:t>
+      </w:r>
+      <w:proofErr w:type="spellEnd"/>
+      <w:r>
+        <w:t xml:space="preserve">, </w:t>
+      </w:r>
+      <w:proofErr w:type="spellStart"/>
+      <w:r>
+        <w:t>PrevisionClima</w:t>
+      </w:r>
+      <w:proofErr w:type="spellEnd"/>
+      <w:r>
+        <w:t xml:space="preserve">, </w:t>
+      </w:r>
+      <w:proofErr w:type="spellStart"/>
+      <w:r>
+        <w:t>ControlAforo</w:t>
+      </w:r>
+      <w:proofErr w:type="spellEnd"/>
+      <w:r>
+        <w:t>). La entidad Estacion actúa como eje central del modelo, ya que es referenciada por la mayoría de las entidades operativas provenientes de las tres fuentes externas del caso (</w:t>
+      </w:r>
+      <w:proofErr w:type="spellStart"/>
+      <w:r>
+        <w:t>PeruRail</w:t>
+      </w:r>
+      <w:proofErr w:type="spellEnd"/>
+      <w:r>
+        <w:t xml:space="preserve">, SENAMHI y Travel Group Perú). La entidad </w:t>
+      </w:r>
+      <w:proofErr w:type="spellStart"/>
+      <w:r>
+        <w:t>ControlAforo</w:t>
+      </w:r>
+      <w:proofErr w:type="spellEnd"/>
+      <w:r>
+        <w:t xml:space="preserve"> se incorporó para gestionar el cupo máximo diario de visitantes en zonas turísticas que lo requieran (p. ej. Machu Picchu), llevando el conteo de cupos utilizados por zona y por fecha. La entidad </w:t>
+      </w:r>
+      <w:proofErr w:type="spellStart"/>
+      <w:r>
+        <w:t>ZonaTipoTurismo</w:t>
+      </w:r>
+      <w:proofErr w:type="spellEnd"/>
+      <w:r>
+        <w:t xml:space="preserve">, por su parte, resuelve una relación de muchos a muchos: una misma zona turística puede combinar más de una categoría a la vez (por ejemplo, un monumento con valor histórico desde el cual también se aprecian paisajes naturales), por lo que no podía modelarse como una llave foránea única dentro de </w:t>
+      </w:r>
+      <w:proofErr w:type="spellStart"/>
+      <w:r>
+        <w:t>ZonaTuristica</w:t>
+      </w:r>
+      <w:proofErr w:type="spellEnd"/>
+      <w:r>
+        <w:t>.</w:t>
       </w:r>
     </w:p>
     <w:p>
@@ -14381,7 +15469,7 @@
       <w:r>
         <w:tab/>
       </w:r>
-      <w:bookmarkStart w:id="22" w:name="_Toc239278366"/>
+      <w:bookmarkStart w:id="22" w:name="_Toc239283074"/>
       <w:r>
         <w:rPr>
           <w:rFonts w:ascii="Calibri" w:hAnsi="Calibri" w:cs="Calibri"/>
@@ -14531,6 +15619,7 @@
                 <w:szCs w:val="18"/>
               </w:rPr>
             </w:pPr>
+            <w:proofErr w:type="spellStart"/>
             <w:r>
               <w:rPr>
                 <w:sz w:val="18"/>
@@ -14538,6 +15627,7 @@
               </w:rPr>
               <w:t>RolIdRol</w:t>
             </w:r>
+            <w:proofErr w:type="spellEnd"/>
           </w:p>
         </w:tc>
         <w:tc>
@@ -14668,6 +15758,7 @@
                 <w:szCs w:val="18"/>
               </w:rPr>
             </w:pPr>
+            <w:proofErr w:type="spellStart"/>
             <w:r>
               <w:rPr>
                 <w:sz w:val="18"/>
@@ -14675,6 +15766,7 @@
               </w:rPr>
               <w:t>UsuIdUsuario</w:t>
             </w:r>
+            <w:proofErr w:type="spellEnd"/>
           </w:p>
         </w:tc>
         <w:tc>
@@ -14689,12 +15781,21 @@
                 <w:szCs w:val="18"/>
               </w:rPr>
             </w:pPr>
-            <w:r>
-              <w:rPr>
-                <w:sz w:val="18"/>
-                <w:szCs w:val="18"/>
-              </w:rPr>
-              <w:t>UsuIdRol → Rol</w:t>
+            <w:proofErr w:type="spellStart"/>
+            <w:r>
+              <w:rPr>
+                <w:sz w:val="18"/>
+                <w:szCs w:val="18"/>
+              </w:rPr>
+              <w:t>UsuIdRol</w:t>
+            </w:r>
+            <w:proofErr w:type="spellEnd"/>
+            <w:r>
+              <w:rPr>
+                <w:sz w:val="18"/>
+                <w:szCs w:val="18"/>
+              </w:rPr>
+              <w:t xml:space="preserve"> → Rol</w:t>
             </w:r>
           </w:p>
         </w:tc>
@@ -14712,6 +15813,7 @@
                 <w:szCs w:val="18"/>
               </w:rPr>
             </w:pPr>
+            <w:proofErr w:type="spellStart"/>
             <w:r>
               <w:rPr>
                 <w:sz w:val="18"/>
@@ -14719,6 +15821,7 @@
               </w:rPr>
               <w:t>TipoTurismo</w:t>
             </w:r>
+            <w:proofErr w:type="spellEnd"/>
           </w:p>
         </w:tc>
         <w:tc>
@@ -14733,6 +15836,7 @@
                 <w:szCs w:val="18"/>
               </w:rPr>
             </w:pPr>
+            <w:proofErr w:type="spellStart"/>
             <w:r>
               <w:rPr>
                 <w:sz w:val="18"/>
@@ -14740,6 +15844,7 @@
               </w:rPr>
               <w:t>TipIdTipoTurismo</w:t>
             </w:r>
+            <w:proofErr w:type="spellEnd"/>
           </w:p>
         </w:tc>
         <w:tc>
@@ -14798,6 +15903,7 @@
                 <w:szCs w:val="18"/>
               </w:rPr>
             </w:pPr>
+            <w:proofErr w:type="spellStart"/>
             <w:r>
               <w:rPr>
                 <w:sz w:val="18"/>
@@ -14805,6 +15911,7 @@
               </w:rPr>
               <w:t>EstIdEstacion</w:t>
             </w:r>
+            <w:proofErr w:type="spellEnd"/>
           </w:p>
         </w:tc>
         <w:tc>
@@ -14842,6 +15949,7 @@
                 <w:szCs w:val="18"/>
               </w:rPr>
             </w:pPr>
+            <w:proofErr w:type="spellStart"/>
             <w:r>
               <w:rPr>
                 <w:sz w:val="18"/>
@@ -14849,6 +15957,7 @@
               </w:rPr>
               <w:t>ZonaTuristica</w:t>
             </w:r>
+            <w:proofErr w:type="spellEnd"/>
           </w:p>
         </w:tc>
         <w:tc>
@@ -14863,6 +15972,7 @@
                 <w:szCs w:val="18"/>
               </w:rPr>
             </w:pPr>
+            <w:proofErr w:type="spellStart"/>
             <w:r>
               <w:rPr>
                 <w:sz w:val="18"/>
@@ -14870,6 +15980,7 @@
               </w:rPr>
               <w:t>ZonIdZona</w:t>
             </w:r>
+            <w:proofErr w:type="spellEnd"/>
           </w:p>
         </w:tc>
         <w:tc>
@@ -14884,12 +15995,21 @@
                 <w:szCs w:val="18"/>
               </w:rPr>
             </w:pPr>
-            <w:r>
-              <w:rPr>
-                <w:sz w:val="18"/>
-                <w:szCs w:val="18"/>
-              </w:rPr>
-              <w:t>ZonIdEstacionCercana → Estacion</w:t>
+            <w:proofErr w:type="spellStart"/>
+            <w:r>
+              <w:rPr>
+                <w:sz w:val="18"/>
+                <w:szCs w:val="18"/>
+              </w:rPr>
+              <w:t>ZonIdEstacionCercana</w:t>
+            </w:r>
+            <w:proofErr w:type="spellEnd"/>
+            <w:r>
+              <w:rPr>
+                <w:sz w:val="18"/>
+                <w:szCs w:val="18"/>
+              </w:rPr>
+              <w:t xml:space="preserve"> → Estacion</w:t>
             </w:r>
           </w:p>
         </w:tc>
@@ -14907,6 +16027,7 @@
                 <w:szCs w:val="18"/>
               </w:rPr>
             </w:pPr>
+            <w:proofErr w:type="spellStart"/>
             <w:r>
               <w:rPr>
                 <w:sz w:val="18"/>
@@ -14914,6 +16035,7 @@
               </w:rPr>
               <w:t>ZonaTipoTurismo</w:t>
             </w:r>
+            <w:proofErr w:type="spellEnd"/>
           </w:p>
         </w:tc>
         <w:tc>
@@ -14928,6 +16050,7 @@
                 <w:szCs w:val="18"/>
               </w:rPr>
             </w:pPr>
+            <w:proofErr w:type="spellStart"/>
             <w:r>
               <w:rPr>
                 <w:sz w:val="18"/>
@@ -14935,6 +16058,7 @@
               </w:rPr>
               <w:t>ZtiIdZonaTipo</w:t>
             </w:r>
+            <w:proofErr w:type="spellEnd"/>
           </w:p>
         </w:tc>
         <w:tc>
@@ -14949,13 +16073,63 @@
                 <w:szCs w:val="18"/>
               </w:rPr>
             </w:pPr>
-            <w:r>
-              <w:rPr>
-                <w:sz w:val="18"/>
-                <w:szCs w:val="18"/>
-              </w:rPr>
-              <w:t>ZtiIdZonaTuristica → ZonaTuristica · ZtiIdTipoTurismo → TipoTurismo</w:t>
-            </w:r>
+            <w:proofErr w:type="spellStart"/>
+            <w:r>
+              <w:rPr>
+                <w:sz w:val="18"/>
+                <w:szCs w:val="18"/>
+              </w:rPr>
+              <w:t>ZtiIdZonaTuristica</w:t>
+            </w:r>
+            <w:proofErr w:type="spellEnd"/>
+            <w:r>
+              <w:rPr>
+                <w:sz w:val="18"/>
+                <w:szCs w:val="18"/>
+              </w:rPr>
+              <w:t xml:space="preserve"> → </w:t>
+            </w:r>
+            <w:proofErr w:type="spellStart"/>
+            <w:r>
+              <w:rPr>
+                <w:sz w:val="18"/>
+                <w:szCs w:val="18"/>
+              </w:rPr>
+              <w:t>ZonaTuristica</w:t>
+            </w:r>
+            <w:proofErr w:type="spellEnd"/>
+            <w:r>
+              <w:rPr>
+                <w:sz w:val="18"/>
+                <w:szCs w:val="18"/>
+              </w:rPr>
+              <w:t xml:space="preserve"> · </w:t>
+            </w:r>
+            <w:proofErr w:type="spellStart"/>
+            <w:r>
+              <w:rPr>
+                <w:sz w:val="18"/>
+                <w:szCs w:val="18"/>
+              </w:rPr>
+              <w:t>ZtiIdTipoTurismo</w:t>
+            </w:r>
+            <w:proofErr w:type="spellEnd"/>
+            <w:r>
+              <w:rPr>
+                <w:sz w:val="18"/>
+                <w:szCs w:val="18"/>
+              </w:rPr>
+              <w:t xml:space="preserve"> → </w:t>
+            </w:r>
+            <w:proofErr w:type="spellStart"/>
+            <w:r>
+              <w:rPr>
+                <w:sz w:val="18"/>
+                <w:szCs w:val="18"/>
+              </w:rPr>
+              <w:t>TipoTurismo</w:t>
+            </w:r>
+            <w:proofErr w:type="spellEnd"/>
           </w:p>
         </w:tc>
       </w:tr>
@@ -14972,6 +16146,7 @@
                 <w:szCs w:val="18"/>
               </w:rPr>
             </w:pPr>
+            <w:proofErr w:type="spellStart"/>
             <w:r>
               <w:rPr>
                 <w:sz w:val="18"/>
@@ -14979,6 +16154,7 @@
               </w:rPr>
               <w:t>ServicioTren</w:t>
             </w:r>
+            <w:proofErr w:type="spellEnd"/>
           </w:p>
         </w:tc>
         <w:tc>
@@ -14993,6 +16169,7 @@
                 <w:szCs w:val="18"/>
               </w:rPr>
             </w:pPr>
+            <w:proofErr w:type="spellStart"/>
             <w:r>
               <w:rPr>
                 <w:sz w:val="18"/>
@@ -15000,6 +16177,7 @@
               </w:rPr>
               <w:t>SerIdServicio</w:t>
             </w:r>
+            <w:proofErr w:type="spellEnd"/>
           </w:p>
         </w:tc>
         <w:tc>
@@ -15014,12 +16192,37 @@
                 <w:szCs w:val="18"/>
               </w:rPr>
             </w:pPr>
-            <w:r>
-              <w:rPr>
-                <w:sz w:val="18"/>
-                <w:szCs w:val="18"/>
-              </w:rPr>
-              <w:t>SerIdEstacionOrigen → Estacion · SerIdEstacionDestino → Estacion</w:t>
+            <w:proofErr w:type="spellStart"/>
+            <w:r>
+              <w:rPr>
+                <w:sz w:val="18"/>
+                <w:szCs w:val="18"/>
+              </w:rPr>
+              <w:t>SerIdEstacionOrigen</w:t>
+            </w:r>
+            <w:proofErr w:type="spellEnd"/>
+            <w:r>
+              <w:rPr>
+                <w:sz w:val="18"/>
+                <w:szCs w:val="18"/>
+              </w:rPr>
+              <w:t xml:space="preserve"> → Estacion · </w:t>
+            </w:r>
+            <w:proofErr w:type="spellStart"/>
+            <w:r>
+              <w:rPr>
+                <w:sz w:val="18"/>
+                <w:szCs w:val="18"/>
+              </w:rPr>
+              <w:t>SerIdEstacionDestino</w:t>
+            </w:r>
+            <w:proofErr w:type="spellEnd"/>
+            <w:r>
+              <w:rPr>
+                <w:sz w:val="18"/>
+                <w:szCs w:val="18"/>
+              </w:rPr>
+              <w:t xml:space="preserve"> → Estacion</w:t>
             </w:r>
           </w:p>
         </w:tc>
@@ -15037,6 +16240,7 @@
                 <w:szCs w:val="18"/>
               </w:rPr>
             </w:pPr>
+            <w:proofErr w:type="spellStart"/>
             <w:r>
               <w:rPr>
                 <w:sz w:val="18"/>
@@ -15044,6 +16248,7 @@
               </w:rPr>
               <w:t>RutaPeatonal</w:t>
             </w:r>
+            <w:proofErr w:type="spellEnd"/>
           </w:p>
         </w:tc>
         <w:tc>
@@ -15058,6 +16263,7 @@
                 <w:szCs w:val="18"/>
               </w:rPr>
             </w:pPr>
+            <w:proofErr w:type="spellStart"/>
             <w:r>
               <w:rPr>
                 <w:sz w:val="18"/>
@@ -15065,6 +16271,7 @@
               </w:rPr>
               <w:t>RutIdRuta</w:t>
             </w:r>
+            <w:proofErr w:type="spellEnd"/>
           </w:p>
         </w:tc>
         <w:tc>
@@ -15079,13 +16286,47 @@
                 <w:szCs w:val="18"/>
               </w:rPr>
             </w:pPr>
-            <w:r>
-              <w:rPr>
-                <w:sz w:val="18"/>
-                <w:szCs w:val="18"/>
-              </w:rPr>
-              <w:t>RutIdEstacionOrigen → Estacion · RutIdZonaDestino → ZonaTuristica</w:t>
-            </w:r>
+            <w:proofErr w:type="spellStart"/>
+            <w:r>
+              <w:rPr>
+                <w:sz w:val="18"/>
+                <w:szCs w:val="18"/>
+              </w:rPr>
+              <w:t>RutIdEstacionOrigen</w:t>
+            </w:r>
+            <w:proofErr w:type="spellEnd"/>
+            <w:r>
+              <w:rPr>
+                <w:sz w:val="18"/>
+                <w:szCs w:val="18"/>
+              </w:rPr>
+              <w:t xml:space="preserve"> → Estacion · </w:t>
+            </w:r>
+            <w:proofErr w:type="spellStart"/>
+            <w:r>
+              <w:rPr>
+                <w:sz w:val="18"/>
+                <w:szCs w:val="18"/>
+              </w:rPr>
+              <w:t>RutIdZonaDestino</w:t>
+            </w:r>
+            <w:proofErr w:type="spellEnd"/>
+            <w:r>
+              <w:rPr>
+                <w:sz w:val="18"/>
+                <w:szCs w:val="18"/>
+              </w:rPr>
+              <w:t xml:space="preserve"> → </w:t>
+            </w:r>
+            <w:proofErr w:type="spellStart"/>
+            <w:r>
+              <w:rPr>
+                <w:sz w:val="18"/>
+                <w:szCs w:val="18"/>
+              </w:rPr>
+              <w:t>ZonaTuristica</w:t>
+            </w:r>
+            <w:proofErr w:type="spellEnd"/>
           </w:p>
         </w:tc>
       </w:tr>
@@ -15102,6 +16343,7 @@
                 <w:szCs w:val="18"/>
               </w:rPr>
             </w:pPr>
+            <w:proofErr w:type="spellStart"/>
             <w:r>
               <w:rPr>
                 <w:sz w:val="18"/>
@@ -15109,6 +16351,7 @@
               </w:rPr>
               <w:t>PrevisionClima</w:t>
             </w:r>
+            <w:proofErr w:type="spellEnd"/>
           </w:p>
         </w:tc>
         <w:tc>
@@ -15123,6 +16366,7 @@
                 <w:szCs w:val="18"/>
               </w:rPr>
             </w:pPr>
+            <w:proofErr w:type="spellStart"/>
             <w:r>
               <w:rPr>
                 <w:sz w:val="18"/>
@@ -15130,6 +16374,7 @@
               </w:rPr>
               <w:t>CliIdClima</w:t>
             </w:r>
+            <w:proofErr w:type="spellEnd"/>
           </w:p>
         </w:tc>
         <w:tc>
@@ -15144,12 +16389,21 @@
                 <w:szCs w:val="18"/>
               </w:rPr>
             </w:pPr>
-            <w:r>
-              <w:rPr>
-                <w:sz w:val="18"/>
-                <w:szCs w:val="18"/>
-              </w:rPr>
-              <w:t>CliIdEstacion → Estacion</w:t>
+            <w:proofErr w:type="spellStart"/>
+            <w:r>
+              <w:rPr>
+                <w:sz w:val="18"/>
+                <w:szCs w:val="18"/>
+              </w:rPr>
+              <w:t>CliIdEstacion</w:t>
+            </w:r>
+            <w:proofErr w:type="spellEnd"/>
+            <w:r>
+              <w:rPr>
+                <w:sz w:val="18"/>
+                <w:szCs w:val="18"/>
+              </w:rPr>
+              <w:t xml:space="preserve"> → Estacion</w:t>
             </w:r>
           </w:p>
         </w:tc>
@@ -15167,6 +16421,7 @@
                 <w:szCs w:val="18"/>
               </w:rPr>
             </w:pPr>
+            <w:proofErr w:type="spellStart"/>
             <w:r>
               <w:rPr>
                 <w:sz w:val="18"/>
@@ -15174,6 +16429,7 @@
               </w:rPr>
               <w:t>InformePlanificacion</w:t>
             </w:r>
+            <w:proofErr w:type="spellEnd"/>
           </w:p>
         </w:tc>
         <w:tc>
@@ -15188,6 +16444,7 @@
                 <w:szCs w:val="18"/>
               </w:rPr>
             </w:pPr>
+            <w:proofErr w:type="spellStart"/>
             <w:r>
               <w:rPr>
                 <w:sz w:val="18"/>
@@ -15195,6 +16452,7 @@
               </w:rPr>
               <w:t>InfIdInforme</w:t>
             </w:r>
+            <w:proofErr w:type="spellEnd"/>
           </w:p>
         </w:tc>
         <w:tc>
@@ -15209,13 +16467,47 @@
                 <w:szCs w:val="18"/>
               </w:rPr>
             </w:pPr>
-            <w:r>
-              <w:rPr>
-                <w:sz w:val="18"/>
-                <w:szCs w:val="18"/>
-              </w:rPr>
-              <w:t>InfIdUsuario → Usuario (opcional) · InfIdRuta → RutaPeatonal</w:t>
-            </w:r>
+            <w:proofErr w:type="spellStart"/>
+            <w:r>
+              <w:rPr>
+                <w:sz w:val="18"/>
+                <w:szCs w:val="18"/>
+              </w:rPr>
+              <w:t>InfIdUsuario</w:t>
+            </w:r>
+            <w:proofErr w:type="spellEnd"/>
+            <w:r>
+              <w:rPr>
+                <w:sz w:val="18"/>
+                <w:szCs w:val="18"/>
+              </w:rPr>
+              <w:t xml:space="preserve"> → Usuario (opcional) · </w:t>
+            </w:r>
+            <w:proofErr w:type="spellStart"/>
+            <w:r>
+              <w:rPr>
+                <w:sz w:val="18"/>
+                <w:szCs w:val="18"/>
+              </w:rPr>
+              <w:t>InfIdRuta</w:t>
+            </w:r>
+            <w:proofErr w:type="spellEnd"/>
+            <w:r>
+              <w:rPr>
+                <w:sz w:val="18"/>
+                <w:szCs w:val="18"/>
+              </w:rPr>
+              <w:t xml:space="preserve"> → </w:t>
+            </w:r>
+            <w:proofErr w:type="spellStart"/>
+            <w:r>
+              <w:rPr>
+                <w:sz w:val="18"/>
+                <w:szCs w:val="18"/>
+              </w:rPr>
+              <w:t>RutaPeatonal</w:t>
+            </w:r>
+            <w:proofErr w:type="spellEnd"/>
           </w:p>
         </w:tc>
       </w:tr>
@@ -15232,6 +16524,7 @@
                 <w:szCs w:val="18"/>
               </w:rPr>
             </w:pPr>
+            <w:proofErr w:type="spellStart"/>
             <w:r>
               <w:rPr>
                 <w:sz w:val="18"/>
@@ -15239,6 +16532,7 @@
               </w:rPr>
               <w:t>ControlAforo</w:t>
             </w:r>
+            <w:proofErr w:type="spellEnd"/>
           </w:p>
         </w:tc>
         <w:tc>
@@ -15253,6 +16547,7 @@
                 <w:szCs w:val="18"/>
               </w:rPr>
             </w:pPr>
+            <w:proofErr w:type="spellStart"/>
             <w:r>
               <w:rPr>
                 <w:sz w:val="18"/>
@@ -15260,6 +16555,7 @@
               </w:rPr>
               <w:t>AfoIdAforo</w:t>
             </w:r>
+            <w:proofErr w:type="spellEnd"/>
           </w:p>
         </w:tc>
         <w:tc>
@@ -15274,13 +16570,31 @@
                 <w:szCs w:val="18"/>
               </w:rPr>
             </w:pPr>
-            <w:r>
-              <w:rPr>
-                <w:sz w:val="18"/>
-                <w:szCs w:val="18"/>
-              </w:rPr>
-              <w:t>AfoIdZona → ZonaTuristica</w:t>
-            </w:r>
+            <w:proofErr w:type="spellStart"/>
+            <w:r>
+              <w:rPr>
+                <w:sz w:val="18"/>
+                <w:szCs w:val="18"/>
+              </w:rPr>
+              <w:t>AfoIdZona</w:t>
+            </w:r>
+            <w:proofErr w:type="spellEnd"/>
+            <w:r>
+              <w:rPr>
+                <w:sz w:val="18"/>
+                <w:szCs w:val="18"/>
+              </w:rPr>
+              <w:t xml:space="preserve"> → </w:t>
+            </w:r>
+            <w:proofErr w:type="spellStart"/>
+            <w:r>
+              <w:rPr>
+                <w:sz w:val="18"/>
+                <w:szCs w:val="18"/>
+              </w:rPr>
+              <w:t>ZonaTuristica</w:t>
+            </w:r>
+            <w:proofErr w:type="spellEnd"/>
           </w:p>
         </w:tc>
       </w:tr>
@@ -15297,6 +16611,7 @@
                 <w:szCs w:val="18"/>
               </w:rPr>
             </w:pPr>
+            <w:proofErr w:type="spellStart"/>
             <w:r>
               <w:rPr>
                 <w:sz w:val="18"/>
@@ -15304,6 +16619,7 @@
               </w:rPr>
               <w:t>AuditoriaLog</w:t>
             </w:r>
+            <w:proofErr w:type="spellEnd"/>
           </w:p>
         </w:tc>
         <w:tc>
@@ -15318,6 +16634,7 @@
                 <w:szCs w:val="18"/>
               </w:rPr>
             </w:pPr>
+            <w:proofErr w:type="spellStart"/>
             <w:r>
               <w:rPr>
                 <w:sz w:val="18"/>
@@ -15325,6 +16642,7 @@
               </w:rPr>
               <w:t>AudIdLog</w:t>
             </w:r>
+            <w:proofErr w:type="spellEnd"/>
           </w:p>
         </w:tc>
         <w:tc>
@@ -15428,7 +16746,7 @@
       <w:r>
         <w:tab/>
       </w:r>
-      <w:bookmarkStart w:id="23" w:name="_Toc239278367"/>
+      <w:bookmarkStart w:id="23" w:name="_Toc239283075"/>
       <w:r>
         <w:rPr>
           <w:rFonts w:ascii="Calibri" w:hAnsi="Calibri" w:cs="Calibri"/>
@@ -15449,7 +16767,39 @@
         <w:jc w:val="both"/>
       </w:pPr>
       <w:r>
-        <w:t>El diseño físico implementa el modelo lógico sobre el motor PostgreSQL 15. Las tablas se nombran en minúsculas siguiendo la convención snake_case propia de PostgreSQL, mientras que las columnas conservan el prefijo normalizado de tres o cuatro letras exigido por la cátedra (EstIdEstacion, EstNombre, etc.), mapeadas por el ORM (Hibernate) mediante anotaciones @Table y @Column.</w:t>
+        <w:t xml:space="preserve">El diseño físico implementa el modelo lógico sobre el motor PostgreSQL 15. Las tablas se nombran en minúsculas siguiendo la convención </w:t>
+      </w:r>
+      <w:proofErr w:type="spellStart"/>
+      <w:r>
+        <w:t>snake_case</w:t>
+      </w:r>
+      <w:proofErr w:type="spellEnd"/>
+      <w:r>
+        <w:t xml:space="preserve"> propia de PostgreSQL, mientras que las columnas conservan el prefijo normalizado de tres o cuatro letras exigido por la cátedra (</w:t>
+      </w:r>
+      <w:proofErr w:type="spellStart"/>
+      <w:r>
+        <w:t>EstIdEstacion</w:t>
+      </w:r>
+      <w:proofErr w:type="spellEnd"/>
+      <w:r>
+        <w:t xml:space="preserve">, </w:t>
+      </w:r>
+      <w:proofErr w:type="spellStart"/>
+      <w:r>
+        <w:t>EstNombre</w:t>
+      </w:r>
+      <w:proofErr w:type="spellEnd"/>
+      <w:r>
+        <w:t>, etc.), mapeadas por el ORM (</w:t>
+      </w:r>
+      <w:proofErr w:type="spellStart"/>
+      <w:r>
+        <w:t>Hibernate</w:t>
+      </w:r>
+      <w:proofErr w:type="spellEnd"/>
+      <w:r>
+        <w:t>) mediante anotaciones @Table y @Column.</w:t>
       </w:r>
     </w:p>
     <w:p>
@@ -15476,7 +16826,21 @@
         <w:rPr>
           <w:lang w:val="es-ES"/>
         </w:rPr>
-        <w:t>(autoincrementales).</w:t>
+        <w:t>(</w:t>
+      </w:r>
+      <w:proofErr w:type="spellStart"/>
+      <w:r>
+        <w:rPr>
+          <w:lang w:val="es-ES"/>
+        </w:rPr>
+        <w:t>autoincrementales</w:t>
+      </w:r>
+      <w:proofErr w:type="spellEnd"/>
+      <w:r>
+        <w:rPr>
+          <w:lang w:val="es-ES"/>
+        </w:rPr>
+        <w:t>).</w:t>
       </w:r>
     </w:p>
     <w:p>
@@ -15524,10 +16888,82 @@
           <w:b/>
           <w:bCs/>
         </w:rPr>
-        <w:t>Estación de origen propia en RutaPeatonal:</w:t>
-      </w:r>
-      <w:r>
-        <w:t xml:space="preserve"> RutIdEstacionOrigen es una llave foránea directa hacia Estacion, en vez de resolverse mediante ZonaTuristica.ZonIdEstacionCercana. Los campos RutDistanciaKm, RutTiempoEstimadoMin y RutDificultad son el resultado de un cálculo (Haversine) hecho en un momento específico con una estación de origen específica (RutaPeatonalService, sección 5.1); si la estación más cercana de la zona cambiara más adelante, una ruta ya calculada no debe cambiar de origen automáticamente vía JOIN, o sus valores de distancia y tiempo quedarían inconsistentes con la estación realmente usada al calcularlos.</w:t>
+        <w:t xml:space="preserve">Estación de origen propia en </w:t>
+      </w:r>
+      <w:proofErr w:type="spellStart"/>
+      <w:r>
+        <w:rPr>
+          <w:b/>
+          <w:bCs/>
+        </w:rPr>
+        <w:t>RutaPeatonal</w:t>
+      </w:r>
+      <w:proofErr w:type="spellEnd"/>
+      <w:r>
+        <w:rPr>
+          <w:b/>
+          <w:bCs/>
+        </w:rPr>
+        <w:t>:</w:t>
+      </w:r>
+      <w:r>
+        <w:t xml:space="preserve"> </w:t>
+      </w:r>
+      <w:proofErr w:type="spellStart"/>
+      <w:r>
+        <w:t>RutIdEstacionOrigen</w:t>
+      </w:r>
+      <w:proofErr w:type="spellEnd"/>
+      <w:r>
+        <w:t xml:space="preserve"> es una llave foránea directa hacia Estacion, en vez de resolverse mediante </w:t>
+      </w:r>
+      <w:proofErr w:type="spellStart"/>
+      <w:r>
+        <w:t>ZonaTuristica.ZonIdEstacionCercana</w:t>
+      </w:r>
+      <w:proofErr w:type="spellEnd"/>
+      <w:r>
+        <w:t xml:space="preserve">. Los campos </w:t>
+      </w:r>
+      <w:proofErr w:type="spellStart"/>
+      <w:r>
+        <w:t>RutDistanciaKm</w:t>
+      </w:r>
+      <w:proofErr w:type="spellEnd"/>
+      <w:r>
+        <w:t xml:space="preserve">, </w:t>
+      </w:r>
+      <w:proofErr w:type="spellStart"/>
+      <w:r>
+        <w:t>RutTiempoEstimadoMin</w:t>
+      </w:r>
+      <w:proofErr w:type="spellEnd"/>
+      <w:r>
+        <w:t xml:space="preserve"> y </w:t>
+      </w:r>
+      <w:proofErr w:type="spellStart"/>
+      <w:r>
+        <w:t>RutDificultad</w:t>
+      </w:r>
+      <w:proofErr w:type="spellEnd"/>
+      <w:r>
+        <w:t xml:space="preserve"> son el resultado de un cálculo (</w:t>
+      </w:r>
+      <w:proofErr w:type="spellStart"/>
+      <w:r>
+        <w:t>Haversine</w:t>
+      </w:r>
+      <w:proofErr w:type="spellEnd"/>
+      <w:r>
+        <w:t>) hecho en un momento específico con una estación de origen específica (</w:t>
+      </w:r>
+      <w:proofErr w:type="spellStart"/>
+      <w:r>
+        <w:t>RutaPeatonalService</w:t>
+      </w:r>
+      <w:proofErr w:type="spellEnd"/>
+      <w:r>
+        <w:t>, sección 5.1); si la estación más cercana de la zona cambiara más adelante, una ruta ya calculada no debe cambiar de origen automáticamente vía JOIN, o sus valores de distancia y tiempo quedarían inconsistentes con la estación realmente usada al calcularlos.</w:t>
       </w:r>
     </w:p>
     <w:p>
@@ -15547,8 +16983,37 @@
         </w:rPr>
         <w:t xml:space="preserve">Restricciones CHECK: </w:t>
       </w:r>
-      <w:r>
-        <w:t>RutDificultad IN ('Baja','Media','Alta'); CliProbabilidadLluvia BETWEEN 0 AND 100; RutEsIdaVuelta = TRUE (regla de negocio del caso, validada también a nivel de aplicación).</w:t>
+      <w:proofErr w:type="spellStart"/>
+      <w:r>
+        <w:t>RutDificultad</w:t>
+      </w:r>
+      <w:proofErr w:type="spellEnd"/>
+      <w:r>
+        <w:t xml:space="preserve"> IN ('</w:t>
+      </w:r>
+      <w:proofErr w:type="spellStart"/>
+      <w:r>
+        <w:t>Baja','Media','Alta</w:t>
+      </w:r>
+      <w:proofErr w:type="spellEnd"/>
+      <w:r>
+        <w:t xml:space="preserve">'); </w:t>
+      </w:r>
+      <w:proofErr w:type="spellStart"/>
+      <w:r>
+        <w:t>CliProbabilidadLluvia</w:t>
+      </w:r>
+      <w:proofErr w:type="spellEnd"/>
+      <w:r>
+        <w:t xml:space="preserve"> BETWEEN 0 AND 100; </w:t>
+      </w:r>
+      <w:proofErr w:type="spellStart"/>
+      <w:r>
+        <w:t>RutEsIdaVuelta</w:t>
+      </w:r>
+      <w:proofErr w:type="spellEnd"/>
+      <w:r>
+        <w:t xml:space="preserve"> = TRUE (regla de negocio del caso, validada también a nivel de aplicación).</w:t>
       </w:r>
     </w:p>
     <w:p>
@@ -15569,7 +17034,95 @@
         <w:t>Restricciones UNIQUE:</w:t>
       </w:r>
       <w:r>
-        <w:t xml:space="preserve"> EstCodigo (código de estación PeruRail), TipNombre, UsuNombreUsuario, UsuEmail; el par (ZtiIdZonaTuristica, ZtiIdTipoTurismo) en ZonaTipoTurismo, para evitar asociar dos veces la misma zona con el mismo tipo de turismo; y el par (AfoIdZona, AfoFecha) en ControlAforo, para garantizar un único contador de aforo por zona y por día.</w:t>
+        <w:t xml:space="preserve"> </w:t>
+      </w:r>
+      <w:proofErr w:type="spellStart"/>
+      <w:r>
+        <w:t>EstCodigo</w:t>
+      </w:r>
+      <w:proofErr w:type="spellEnd"/>
+      <w:r>
+        <w:t xml:space="preserve"> (código de estación </w:t>
+      </w:r>
+      <w:proofErr w:type="spellStart"/>
+      <w:r>
+        <w:t>PeruRail</w:t>
+      </w:r>
+      <w:proofErr w:type="spellEnd"/>
+      <w:r>
+        <w:t xml:space="preserve">), </w:t>
+      </w:r>
+      <w:proofErr w:type="spellStart"/>
+      <w:r>
+        <w:t>TipNombre</w:t>
+      </w:r>
+      <w:proofErr w:type="spellEnd"/>
+      <w:r>
+        <w:t xml:space="preserve">, </w:t>
+      </w:r>
+      <w:proofErr w:type="spellStart"/>
+      <w:r>
+        <w:t>UsuNombreUsuario</w:t>
+      </w:r>
+      <w:proofErr w:type="spellEnd"/>
+      <w:r>
+        <w:t xml:space="preserve">, </w:t>
+      </w:r>
+      <w:proofErr w:type="spellStart"/>
+      <w:r>
+        <w:t>UsuEmail</w:t>
+      </w:r>
+      <w:proofErr w:type="spellEnd"/>
+      <w:r>
+        <w:t>; el par (</w:t>
+      </w:r>
+      <w:proofErr w:type="spellStart"/>
+      <w:r>
+        <w:t>ZtiIdZonaTuristica</w:t>
+      </w:r>
+      <w:proofErr w:type="spellEnd"/>
+      <w:r>
+        <w:t xml:space="preserve">, </w:t>
+      </w:r>
+      <w:proofErr w:type="spellStart"/>
+      <w:r>
+        <w:t>ZtiIdTipoTurismo</w:t>
+      </w:r>
+      <w:proofErr w:type="spellEnd"/>
+      <w:r>
+        <w:t xml:space="preserve">) en </w:t>
+      </w:r>
+      <w:proofErr w:type="spellStart"/>
+      <w:r>
+        <w:t>ZonaTipoTurismo</w:t>
+      </w:r>
+      <w:proofErr w:type="spellEnd"/>
+      <w:r>
+        <w:t>, para evitar asociar dos veces la misma zona con el mismo tipo de turismo; y el par (</w:t>
+      </w:r>
+      <w:proofErr w:type="spellStart"/>
+      <w:r>
+        <w:t>AfoIdZona</w:t>
+      </w:r>
+      <w:proofErr w:type="spellEnd"/>
+      <w:r>
+        <w:t xml:space="preserve">, </w:t>
+      </w:r>
+      <w:proofErr w:type="spellStart"/>
+      <w:r>
+        <w:t>AfoFecha</w:t>
+      </w:r>
+      <w:proofErr w:type="spellEnd"/>
+      <w:r>
+        <w:t xml:space="preserve">) en </w:t>
+      </w:r>
+      <w:proofErr w:type="spellStart"/>
+      <w:r>
+        <w:t>ControlAforo</w:t>
+      </w:r>
+      <w:proofErr w:type="spellEnd"/>
+      <w:r>
+        <w:t>, para garantizar un único contador de aforo por zona y por día.</w:t>
       </w:r>
     </w:p>
     <w:p>
@@ -15590,7 +17143,63 @@
         <w:t>Índices:</w:t>
       </w:r>
       <w:r>
-        <w:t xml:space="preserve"> Se crean índices sobre EstIdEstacion en las tablas que lo referencian (ZonaTuristica, ServicioTren, RutaPeatonal, PrevisionClima) y sobre CliFecha y AudFecha, con el fin de sostener el RNF-01 (tiempo de respuesta menor a 2 segundos) en las consultas de rutas, clima e informes.</w:t>
+        <w:t xml:space="preserve"> Se crean índices sobre </w:t>
+      </w:r>
+      <w:proofErr w:type="spellStart"/>
+      <w:r>
+        <w:t>EstIdEstacion</w:t>
+      </w:r>
+      <w:proofErr w:type="spellEnd"/>
+      <w:r>
+        <w:t xml:space="preserve"> en las tablas que lo referencian (</w:t>
+      </w:r>
+      <w:proofErr w:type="spellStart"/>
+      <w:r>
+        <w:t>ZonaTuristica</w:t>
+      </w:r>
+      <w:proofErr w:type="spellEnd"/>
+      <w:r>
+        <w:t xml:space="preserve">, </w:t>
+      </w:r>
+      <w:proofErr w:type="spellStart"/>
+      <w:r>
+        <w:t>ServicioTren</w:t>
+      </w:r>
+      <w:proofErr w:type="spellEnd"/>
+      <w:r>
+        <w:t xml:space="preserve">, </w:t>
+      </w:r>
+      <w:proofErr w:type="spellStart"/>
+      <w:r>
+        <w:t>RutaPeatonal</w:t>
+      </w:r>
+      <w:proofErr w:type="spellEnd"/>
+      <w:r>
+        <w:t xml:space="preserve">, </w:t>
+      </w:r>
+      <w:proofErr w:type="spellStart"/>
+      <w:r>
+        <w:t>PrevisionClima</w:t>
+      </w:r>
+      <w:proofErr w:type="spellEnd"/>
+      <w:r>
+        <w:t xml:space="preserve">) y sobre </w:t>
+      </w:r>
+      <w:proofErr w:type="spellStart"/>
+      <w:r>
+        <w:t>CliFecha</w:t>
+      </w:r>
+      <w:proofErr w:type="spellEnd"/>
+      <w:r>
+        <w:t xml:space="preserve"> y </w:t>
+      </w:r>
+      <w:proofErr w:type="spellStart"/>
+      <w:r>
+        <w:t>AudFecha</w:t>
+      </w:r>
+      <w:proofErr w:type="spellEnd"/>
+      <w:r>
+        <w:t>, con el fin de sostener el RNF-01 (tiempo de respuesta menor a 2 segundos) en las consultas de rutas, clima e informes.</w:t>
       </w:r>
     </w:p>
     <w:p>
@@ -15611,7 +17220,31 @@
         <w:t>Concurrencia en el control de aforo:</w:t>
       </w:r>
       <w:r>
-        <w:t xml:space="preserve"> La actualización de AfoCupoUtilizado se realiza mediante una operación atómica (UPDATE ... SET AfoCupoUtilizado = AfoCupoUtilizado + 1 WHERE ... con verificación del límite en la misma transacción), evitando condiciones de carrera cuando dos turistas confirman una visita a la misma zona y fecha en simultáneo (RNF-08).</w:t>
+        <w:t xml:space="preserve"> La actualización de </w:t>
+      </w:r>
+      <w:proofErr w:type="spellStart"/>
+      <w:r>
+        <w:t>AfoCupoUtilizado</w:t>
+      </w:r>
+      <w:proofErr w:type="spellEnd"/>
+      <w:r>
+        <w:t xml:space="preserve"> se realiza mediante una operación atómica (UPDATE ... SET </w:t>
+      </w:r>
+      <w:proofErr w:type="spellStart"/>
+      <w:r>
+        <w:t>AfoCupoUtilizado</w:t>
+      </w:r>
+      <w:proofErr w:type="spellEnd"/>
+      <w:r>
+        <w:t xml:space="preserve"> = </w:t>
+      </w:r>
+      <w:proofErr w:type="spellStart"/>
+      <w:r>
+        <w:t>AfoCupoUtilizado</w:t>
+      </w:r>
+      <w:proofErr w:type="spellEnd"/>
+      <w:r>
+        <w:t xml:space="preserve"> + 1 WHERE ... con verificación del límite en la misma transacción), evitando condiciones de carrera cuando dos turistas confirman una visita a la misma zona y fecha en simultáneo (RNF-08).</w:t>
       </w:r>
     </w:p>
     <w:p>
@@ -15632,7 +17265,15 @@
         <w:t>Auditoría:</w:t>
       </w:r>
       <w:r>
-        <w:t xml:space="preserve"> AuditoriaLog no mantiene una llave foránea física hacia las demás tablas (para no bloquear operaciones si el registro auditado cambia de estructura); en su lugar, referencia el nombre de la tabla y el identificador afectado como valores de texto, un criterio común en tablas de auditoría genéricas que deben registrar cambios provenientes de múltiples entidades sin acoplarse a la estructura de cada una.</w:t>
+        <w:t xml:space="preserve"> </w:t>
+      </w:r>
+      <w:proofErr w:type="spellStart"/>
+      <w:r>
+        <w:t>AuditoriaLog</w:t>
+      </w:r>
+      <w:proofErr w:type="spellEnd"/>
+      <w:r>
+        <w:t xml:space="preserve"> no mantiene una llave foránea física hacia las demás tablas (para no bloquear operaciones si el registro auditado cambia de estructura); en su lugar, referencia el nombre de la tabla y el identificador afectado como valores de texto, un criterio común en tablas de auditoría genéricas que deben registrar cambios provenientes de múltiples entidades sin acoplarse a la estructura de cada una.</w:t>
       </w:r>
     </w:p>
     <w:p>
@@ -15709,7 +17350,7 @@
           <w:szCs w:val="24"/>
         </w:rPr>
       </w:pPr>
-      <w:bookmarkStart w:id="24" w:name="_Toc239278368"/>
+      <w:bookmarkStart w:id="24" w:name="_Toc239283076"/>
       <w:r>
         <w:rPr>
           <w:rFonts w:ascii="Calibri" w:hAnsi="Calibri" w:cs="Calibri"/>
@@ -15953,6 +17594,7 @@
             <w:vAlign w:val="center"/>
           </w:tcPr>
           <w:p>
+            <w:proofErr w:type="spellStart"/>
             <w:r>
               <w:rPr>
                 <w:sz w:val="17"/>
@@ -15960,6 +17602,7 @@
               </w:rPr>
               <w:t>RolIdRol</w:t>
             </w:r>
+            <w:proofErr w:type="spellEnd"/>
           </w:p>
         </w:tc>
         <w:tc>
@@ -16094,6 +17737,7 @@
             <w:vAlign w:val="center"/>
           </w:tcPr>
           <w:p>
+            <w:proofErr w:type="spellStart"/>
             <w:r>
               <w:rPr>
                 <w:sz w:val="17"/>
@@ -16101,6 +17745,7 @@
               </w:rPr>
               <w:t>RolNombreRol</w:t>
             </w:r>
+            <w:proofErr w:type="spellEnd"/>
           </w:p>
         </w:tc>
         <w:tc>
@@ -16459,6 +18104,7 @@
             <w:vAlign w:val="center"/>
           </w:tcPr>
           <w:p>
+            <w:proofErr w:type="spellStart"/>
             <w:r>
               <w:rPr>
                 <w:sz w:val="17"/>
@@ -16466,6 +18112,7 @@
               </w:rPr>
               <w:t>UsuIdUsuario</w:t>
             </w:r>
+            <w:proofErr w:type="spellEnd"/>
           </w:p>
         </w:tc>
         <w:tc>
@@ -16600,6 +18247,7 @@
             <w:vAlign w:val="center"/>
           </w:tcPr>
           <w:p>
+            <w:proofErr w:type="spellStart"/>
             <w:r>
               <w:rPr>
                 <w:sz w:val="17"/>
@@ -16607,6 +18255,7 @@
               </w:rPr>
               <w:t>UsuNombreUsuario</w:t>
             </w:r>
+            <w:proofErr w:type="spellEnd"/>
           </w:p>
         </w:tc>
         <w:tc>
@@ -16848,7 +18497,23 @@
                 <w:sz w:val="17"/>
                 <w:szCs w:val="17"/>
               </w:rPr>
-              <w:t>Contraseña del usuario, almacenada con hash BCrypt.</w:t>
+              <w:t xml:space="preserve">Contraseña del usuario, almacenada con hash </w:t>
+            </w:r>
+            <w:proofErr w:type="spellStart"/>
+            <w:r>
+              <w:rPr>
+                <w:sz w:val="17"/>
+                <w:szCs w:val="17"/>
+              </w:rPr>
+              <w:t>BCrypt</w:t>
+            </w:r>
+            <w:proofErr w:type="spellEnd"/>
+            <w:r>
+              <w:rPr>
+                <w:sz w:val="17"/>
+                <w:szCs w:val="17"/>
+              </w:rPr>
+              <w:t>.</w:t>
             </w:r>
           </w:p>
         </w:tc>
@@ -16866,6 +18531,7 @@
             <w:vAlign w:val="center"/>
           </w:tcPr>
           <w:p>
+            <w:proofErr w:type="spellStart"/>
             <w:r>
               <w:rPr>
                 <w:sz w:val="17"/>
@@ -16873,6 +18539,7 @@
               </w:rPr>
               <w:t>UsuNombre</w:t>
             </w:r>
+            <w:proofErr w:type="spellEnd"/>
           </w:p>
         </w:tc>
         <w:tc>
@@ -16999,6 +18666,7 @@
             <w:vAlign w:val="center"/>
           </w:tcPr>
           <w:p>
+            <w:proofErr w:type="spellStart"/>
             <w:r>
               <w:rPr>
                 <w:sz w:val="17"/>
@@ -17006,6 +18674,7 @@
               </w:rPr>
               <w:t>UsuApellidos</w:t>
             </w:r>
+            <w:proofErr w:type="spellEnd"/>
           </w:p>
         </w:tc>
         <w:tc>
@@ -17132,6 +18801,7 @@
             <w:vAlign w:val="center"/>
           </w:tcPr>
           <w:p>
+            <w:proofErr w:type="spellStart"/>
             <w:r>
               <w:rPr>
                 <w:sz w:val="17"/>
@@ -17139,6 +18809,7 @@
               </w:rPr>
               <w:t>UsuEmail</w:t>
             </w:r>
+            <w:proofErr w:type="spellEnd"/>
           </w:p>
         </w:tc>
         <w:tc>
@@ -17247,7 +18918,23 @@
                 <w:sz w:val="17"/>
                 <w:szCs w:val="17"/>
               </w:rPr>
-              <w:t>Correo electrónico, validado con formato regex. Valor único.</w:t>
+              <w:t xml:space="preserve">Correo electrónico, validado con formato </w:t>
+            </w:r>
+            <w:proofErr w:type="spellStart"/>
+            <w:r>
+              <w:rPr>
+                <w:sz w:val="17"/>
+                <w:szCs w:val="17"/>
+              </w:rPr>
+              <w:t>regex</w:t>
+            </w:r>
+            <w:proofErr w:type="spellEnd"/>
+            <w:r>
+              <w:rPr>
+                <w:sz w:val="17"/>
+                <w:szCs w:val="17"/>
+              </w:rPr>
+              <w:t>. Valor único.</w:t>
             </w:r>
           </w:p>
         </w:tc>
@@ -17265,6 +18952,7 @@
             <w:vAlign w:val="center"/>
           </w:tcPr>
           <w:p>
+            <w:proofErr w:type="spellStart"/>
             <w:r>
               <w:rPr>
                 <w:sz w:val="17"/>
@@ -17272,6 +18960,7 @@
               </w:rPr>
               <w:t>UsuIdRol</w:t>
             </w:r>
+            <w:proofErr w:type="spellEnd"/>
           </w:p>
         </w:tc>
         <w:tc>
@@ -17398,13 +19087,22 @@
               </w:rPr>
               <w:t>Rol(</w:t>
             </w:r>
+            <w:proofErr w:type="spellStart"/>
             <w:proofErr w:type="gramEnd"/>
             <w:r>
               <w:rPr>
                 <w:sz w:val="17"/>
                 <w:szCs w:val="17"/>
               </w:rPr>
-              <w:t>RolIdRol). Rol de acceso del usuario.</w:t>
+              <w:t>RolIdRol</w:t>
+            </w:r>
+            <w:proofErr w:type="spellEnd"/>
+            <w:r>
+              <w:rPr>
+                <w:sz w:val="17"/>
+                <w:szCs w:val="17"/>
+              </w:rPr>
+              <w:t>). Rol de acceso del usuario.</w:t>
             </w:r>
           </w:p>
         </w:tc>
@@ -17422,6 +19120,7 @@
             <w:vAlign w:val="center"/>
           </w:tcPr>
           <w:p>
+            <w:proofErr w:type="spellStart"/>
             <w:r>
               <w:rPr>
                 <w:sz w:val="17"/>
@@ -17429,6 +19128,7 @@
               </w:rPr>
               <w:t>UsuEstado</w:t>
             </w:r>
+            <w:proofErr w:type="spellEnd"/>
           </w:p>
         </w:tc>
         <w:tc>
@@ -17551,6 +19251,7 @@
           <w:bCs/>
         </w:rPr>
       </w:pPr>
+      <w:proofErr w:type="spellStart"/>
       <w:r>
         <w:rPr>
           <w:b/>
@@ -17558,6 +19259,7 @@
         </w:rPr>
         <w:t>tipo_turismo</w:t>
       </w:r>
+      <w:proofErr w:type="spellEnd"/>
     </w:p>
     <w:tbl>
       <w:tblPr>
@@ -17771,6 +19473,7 @@
             <w:vAlign w:val="center"/>
           </w:tcPr>
           <w:p>
+            <w:proofErr w:type="spellStart"/>
             <w:r>
               <w:rPr>
                 <w:sz w:val="17"/>
@@ -17778,6 +19481,7 @@
               </w:rPr>
               <w:t>TipIdTipoTurismo</w:t>
             </w:r>
+            <w:proofErr w:type="spellEnd"/>
           </w:p>
         </w:tc>
         <w:tc>
@@ -17912,6 +19616,7 @@
             <w:vAlign w:val="center"/>
           </w:tcPr>
           <w:p>
+            <w:proofErr w:type="spellStart"/>
             <w:r>
               <w:rPr>
                 <w:sz w:val="17"/>
@@ -17919,6 +19624,7 @@
               </w:rPr>
               <w:t>TipNombre</w:t>
             </w:r>
+            <w:proofErr w:type="spellEnd"/>
           </w:p>
         </w:tc>
         <w:tc>
@@ -18045,6 +19751,7 @@
             <w:vAlign w:val="center"/>
           </w:tcPr>
           <w:p>
+            <w:proofErr w:type="spellStart"/>
             <w:r>
               <w:rPr>
                 <w:sz w:val="17"/>
@@ -18052,6 +19759,7 @@
               </w:rPr>
               <w:t>TipDescripcion</w:t>
             </w:r>
+            <w:proofErr w:type="spellEnd"/>
           </w:p>
         </w:tc>
         <w:tc>
@@ -18184,6 +19892,7 @@
       <w:r>
         <w:tab/>
       </w:r>
+      <w:proofErr w:type="spellStart"/>
       <w:r>
         <w:rPr>
           <w:b/>
@@ -18191,6 +19900,7 @@
         </w:rPr>
         <w:t>estacion</w:t>
       </w:r>
+      <w:proofErr w:type="spellEnd"/>
     </w:p>
     <w:tbl>
       <w:tblPr>
@@ -18404,6 +20114,7 @@
             <w:vAlign w:val="center"/>
           </w:tcPr>
           <w:p>
+            <w:proofErr w:type="spellStart"/>
             <w:r>
               <w:rPr>
                 <w:sz w:val="17"/>
@@ -18411,6 +20122,7 @@
               </w:rPr>
               <w:t>EstIdEstacion</w:t>
             </w:r>
+            <w:proofErr w:type="spellEnd"/>
           </w:p>
         </w:tc>
         <w:tc>
@@ -18545,6 +20257,7 @@
             <w:vAlign w:val="center"/>
           </w:tcPr>
           <w:p>
+            <w:proofErr w:type="spellStart"/>
             <w:r>
               <w:rPr>
                 <w:sz w:val="17"/>
@@ -18552,6 +20265,7 @@
               </w:rPr>
               <w:t>EstCodigo</w:t>
             </w:r>
+            <w:proofErr w:type="spellEnd"/>
           </w:p>
         </w:tc>
         <w:tc>
@@ -18660,7 +20374,23 @@
                 <w:sz w:val="17"/>
                 <w:szCs w:val="17"/>
               </w:rPr>
-              <w:t>Código de la estación provisto por PeruRail. Valor único.</w:t>
+              <w:t xml:space="preserve">Código de la estación provisto por </w:t>
+            </w:r>
+            <w:proofErr w:type="spellStart"/>
+            <w:r>
+              <w:rPr>
+                <w:sz w:val="17"/>
+                <w:szCs w:val="17"/>
+              </w:rPr>
+              <w:t>PeruRail</w:t>
+            </w:r>
+            <w:proofErr w:type="spellEnd"/>
+            <w:r>
+              <w:rPr>
+                <w:sz w:val="17"/>
+                <w:szCs w:val="17"/>
+              </w:rPr>
+              <w:t>. Valor único.</w:t>
             </w:r>
           </w:p>
         </w:tc>
@@ -18678,6 +20408,7 @@
             <w:vAlign w:val="center"/>
           </w:tcPr>
           <w:p>
+            <w:proofErr w:type="spellStart"/>
             <w:r>
               <w:rPr>
                 <w:sz w:val="17"/>
@@ -18685,6 +20416,7 @@
               </w:rPr>
               <w:t>EstNombre</w:t>
             </w:r>
+            <w:proofErr w:type="spellEnd"/>
           </w:p>
         </w:tc>
         <w:tc>
@@ -18811,6 +20543,7 @@
             <w:vAlign w:val="center"/>
           </w:tcPr>
           <w:p>
+            <w:proofErr w:type="spellStart"/>
             <w:r>
               <w:rPr>
                 <w:sz w:val="17"/>
@@ -18818,6 +20551,7 @@
               </w:rPr>
               <w:t>EstLatitud</w:t>
             </w:r>
+            <w:proofErr w:type="spellEnd"/>
           </w:p>
         </w:tc>
         <w:tc>
@@ -18953,6 +20687,7 @@
             <w:vAlign w:val="center"/>
           </w:tcPr>
           <w:p>
+            <w:proofErr w:type="spellStart"/>
             <w:r>
               <w:rPr>
                 <w:sz w:val="17"/>
@@ -18960,6 +20695,7 @@
               </w:rPr>
               <w:t>EstLongitud</w:t>
             </w:r>
+            <w:proofErr w:type="spellEnd"/>
           </w:p>
         </w:tc>
         <w:tc>
@@ -19095,6 +20831,7 @@
             <w:vAlign w:val="center"/>
           </w:tcPr>
           <w:p>
+            <w:proofErr w:type="spellStart"/>
             <w:r>
               <w:rPr>
                 <w:sz w:val="17"/>
@@ -19103,6 +20840,7 @@
               <w:lastRenderedPageBreak/>
               <w:t>EstAltitud</w:t>
             </w:r>
+            <w:proofErr w:type="spellEnd"/>
           </w:p>
         </w:tc>
         <w:tc>
@@ -19238,6 +20976,7 @@
             <w:vAlign w:val="center"/>
           </w:tcPr>
           <w:p>
+            <w:proofErr w:type="spellStart"/>
             <w:r>
               <w:rPr>
                 <w:sz w:val="17"/>
@@ -19245,6 +20984,7 @@
               </w:rPr>
               <w:t>EstCiudad</w:t>
             </w:r>
+            <w:proofErr w:type="spellEnd"/>
           </w:p>
         </w:tc>
         <w:tc>
@@ -19520,8 +21260,16 @@
           <w:bCs/>
         </w:rPr>
         <w:tab/>
+      </w:r>
+      <w:proofErr w:type="spellStart"/>
+      <w:r>
+        <w:rPr>
+          <w:b/>
+          <w:bCs/>
+        </w:rPr>
         <w:t>servicio_tren</w:t>
       </w:r>
+      <w:proofErr w:type="spellEnd"/>
     </w:p>
     <w:tbl>
       <w:tblPr>
@@ -19735,6 +21483,7 @@
             <w:vAlign w:val="center"/>
           </w:tcPr>
           <w:p>
+            <w:proofErr w:type="spellStart"/>
             <w:r>
               <w:rPr>
                 <w:sz w:val="17"/>
@@ -19742,6 +21491,7 @@
               </w:rPr>
               <w:t>SerIdServicio</w:t>
             </w:r>
+            <w:proofErr w:type="spellEnd"/>
           </w:p>
         </w:tc>
         <w:tc>
@@ -19876,6 +21626,7 @@
             <w:vAlign w:val="center"/>
           </w:tcPr>
           <w:p>
+            <w:proofErr w:type="spellStart"/>
             <w:r>
               <w:rPr>
                 <w:sz w:val="17"/>
@@ -19883,6 +21634,7 @@
               </w:rPr>
               <w:t>SerHorarioSalida</w:t>
             </w:r>
+            <w:proofErr w:type="spellEnd"/>
           </w:p>
         </w:tc>
         <w:tc>
@@ -20009,6 +21761,7 @@
             <w:vAlign w:val="center"/>
           </w:tcPr>
           <w:p>
+            <w:proofErr w:type="spellStart"/>
             <w:r>
               <w:rPr>
                 <w:sz w:val="17"/>
@@ -20016,6 +21769,7 @@
               </w:rPr>
               <w:t>SerHorarioLlegada</w:t>
             </w:r>
+            <w:proofErr w:type="spellEnd"/>
           </w:p>
         </w:tc>
         <w:tc>
@@ -20142,6 +21896,7 @@
             <w:vAlign w:val="center"/>
           </w:tcPr>
           <w:p>
+            <w:proofErr w:type="spellStart"/>
             <w:r>
               <w:rPr>
                 <w:sz w:val="17"/>
@@ -20149,6 +21904,7 @@
               </w:rPr>
               <w:t>SerTiempoTransitoMin</w:t>
             </w:r>
+            <w:proofErr w:type="spellEnd"/>
           </w:p>
         </w:tc>
         <w:tc>
@@ -20275,6 +22031,7 @@
             <w:vAlign w:val="center"/>
           </w:tcPr>
           <w:p>
+            <w:proofErr w:type="spellStart"/>
             <w:r>
               <w:rPr>
                 <w:sz w:val="17"/>
@@ -20282,6 +22039,7 @@
               </w:rPr>
               <w:t>SerTarifa</w:t>
             </w:r>
+            <w:proofErr w:type="spellEnd"/>
           </w:p>
         </w:tc>
         <w:tc>
@@ -20417,6 +22175,7 @@
             <w:vAlign w:val="center"/>
           </w:tcPr>
           <w:p>
+            <w:proofErr w:type="spellStart"/>
             <w:r>
               <w:rPr>
                 <w:sz w:val="17"/>
@@ -20424,6 +22183,7 @@
               </w:rPr>
               <w:t>SerIdEstacionOrigen</w:t>
             </w:r>
+            <w:proofErr w:type="spellEnd"/>
           </w:p>
         </w:tc>
         <w:tc>
@@ -20550,13 +22310,22 @@
               </w:rPr>
               <w:t>Estacion(</w:t>
             </w:r>
+            <w:proofErr w:type="spellStart"/>
             <w:proofErr w:type="gramEnd"/>
             <w:r>
               <w:rPr>
                 <w:sz w:val="17"/>
                 <w:szCs w:val="17"/>
               </w:rPr>
-              <w:t>EstIdEstacion). Estación de origen del servicio.</w:t>
+              <w:t>EstIdEstacion</w:t>
+            </w:r>
+            <w:proofErr w:type="spellEnd"/>
+            <w:r>
+              <w:rPr>
+                <w:sz w:val="17"/>
+                <w:szCs w:val="17"/>
+              </w:rPr>
+              <w:t>). Estación de origen del servicio.</w:t>
             </w:r>
           </w:p>
         </w:tc>
@@ -20574,6 +22343,7 @@
             <w:vAlign w:val="center"/>
           </w:tcPr>
           <w:p>
+            <w:proofErr w:type="spellStart"/>
             <w:r>
               <w:rPr>
                 <w:sz w:val="17"/>
@@ -20581,6 +22351,7 @@
               </w:rPr>
               <w:t>SerIdEstacionDestino</w:t>
             </w:r>
+            <w:proofErr w:type="spellEnd"/>
           </w:p>
         </w:tc>
         <w:tc>
@@ -20707,13 +22478,22 @@
               </w:rPr>
               <w:t>Estacion(</w:t>
             </w:r>
+            <w:proofErr w:type="spellStart"/>
             <w:proofErr w:type="gramEnd"/>
             <w:r>
               <w:rPr>
                 <w:sz w:val="17"/>
                 <w:szCs w:val="17"/>
               </w:rPr>
-              <w:t>EstIdEstacion). Estación de destino del servicio.</w:t>
+              <w:t>EstIdEstacion</w:t>
+            </w:r>
+            <w:proofErr w:type="spellEnd"/>
+            <w:r>
+              <w:rPr>
+                <w:sz w:val="17"/>
+                <w:szCs w:val="17"/>
+              </w:rPr>
+              <w:t>). Estación de destino del servicio.</w:t>
             </w:r>
           </w:p>
         </w:tc>
@@ -20752,8 +22532,16 @@
           <w:bCs/>
         </w:rPr>
         <w:tab/>
+      </w:r>
+      <w:proofErr w:type="spellStart"/>
+      <w:r>
+        <w:rPr>
+          <w:b/>
+          <w:bCs/>
+        </w:rPr>
         <w:t>zona_turistica</w:t>
       </w:r>
+      <w:proofErr w:type="spellEnd"/>
     </w:p>
     <w:tbl>
       <w:tblPr>
@@ -20967,6 +22755,7 @@
             <w:vAlign w:val="center"/>
           </w:tcPr>
           <w:p>
+            <w:proofErr w:type="spellStart"/>
             <w:r>
               <w:rPr>
                 <w:sz w:val="17"/>
@@ -20974,6 +22763,7 @@
               </w:rPr>
               <w:t>ZonIdZona</w:t>
             </w:r>
+            <w:proofErr w:type="spellEnd"/>
           </w:p>
         </w:tc>
         <w:tc>
@@ -21108,6 +22898,7 @@
             <w:vAlign w:val="center"/>
           </w:tcPr>
           <w:p>
+            <w:proofErr w:type="spellStart"/>
             <w:r>
               <w:rPr>
                 <w:sz w:val="17"/>
@@ -21115,6 +22906,7 @@
               </w:rPr>
               <w:t>ZonNombre</w:t>
             </w:r>
+            <w:proofErr w:type="spellEnd"/>
           </w:p>
         </w:tc>
         <w:tc>
@@ -21241,6 +23033,7 @@
             <w:vAlign w:val="center"/>
           </w:tcPr>
           <w:p>
+            <w:proofErr w:type="spellStart"/>
             <w:r>
               <w:rPr>
                 <w:sz w:val="17"/>
@@ -21248,6 +23041,7 @@
               </w:rPr>
               <w:t>ZonDescripcion</w:t>
             </w:r>
+            <w:proofErr w:type="spellEnd"/>
           </w:p>
         </w:tc>
         <w:tc>
@@ -21374,6 +23168,7 @@
             <w:vAlign w:val="center"/>
           </w:tcPr>
           <w:p>
+            <w:proofErr w:type="spellStart"/>
             <w:r>
               <w:rPr>
                 <w:sz w:val="17"/>
@@ -21381,6 +23176,7 @@
               </w:rPr>
               <w:t>ZonIdEstacionCercana</w:t>
             </w:r>
+            <w:proofErr w:type="spellEnd"/>
           </w:p>
         </w:tc>
         <w:tc>
@@ -21507,13 +23303,22 @@
               </w:rPr>
               <w:t>Estacion(</w:t>
             </w:r>
+            <w:proofErr w:type="spellStart"/>
             <w:proofErr w:type="gramEnd"/>
             <w:r>
               <w:rPr>
                 <w:sz w:val="17"/>
                 <w:szCs w:val="17"/>
               </w:rPr>
-              <w:t>EstIdEstacion). Estación ferroviaria más cercana.</w:t>
+              <w:t>EstIdEstacion</w:t>
+            </w:r>
+            <w:proofErr w:type="spellEnd"/>
+            <w:r>
+              <w:rPr>
+                <w:sz w:val="17"/>
+                <w:szCs w:val="17"/>
+              </w:rPr>
+              <w:t>). Estación ferroviaria más cercana.</w:t>
             </w:r>
           </w:p>
         </w:tc>
@@ -21531,6 +23336,7 @@
             <w:vAlign w:val="center"/>
           </w:tcPr>
           <w:p>
+            <w:proofErr w:type="spellStart"/>
             <w:r>
               <w:rPr>
                 <w:sz w:val="17"/>
@@ -21538,6 +23344,7 @@
               </w:rPr>
               <w:t>ZonCostoAprox</w:t>
             </w:r>
+            <w:proofErr w:type="spellEnd"/>
           </w:p>
         </w:tc>
         <w:tc>
@@ -21673,6 +23480,7 @@
             <w:vAlign w:val="center"/>
           </w:tcPr>
           <w:p>
+            <w:proofErr w:type="spellStart"/>
             <w:r>
               <w:rPr>
                 <w:sz w:val="17"/>
@@ -21681,6 +23489,7 @@
               <w:lastRenderedPageBreak/>
               <w:t>ZonCupoMaximoDiario</w:t>
             </w:r>
+            <w:proofErr w:type="spellEnd"/>
           </w:p>
         </w:tc>
         <w:tc>
@@ -21807,6 +23616,7 @@
             <w:vAlign w:val="center"/>
           </w:tcPr>
           <w:p>
+            <w:proofErr w:type="spellStart"/>
             <w:r>
               <w:rPr>
                 <w:sz w:val="17"/>
@@ -21814,6 +23624,7 @@
               </w:rPr>
               <w:t>ZonEstado</w:t>
             </w:r>
+            <w:proofErr w:type="spellEnd"/>
           </w:p>
         </w:tc>
         <w:tc>
@@ -21959,8 +23770,16 @@
           <w:bCs/>
         </w:rPr>
         <w:tab/>
+      </w:r>
+      <w:proofErr w:type="spellStart"/>
+      <w:r>
+        <w:rPr>
+          <w:b/>
+          <w:bCs/>
+        </w:rPr>
         <w:t>zona_tipo_turismo</w:t>
       </w:r>
+      <w:proofErr w:type="spellEnd"/>
     </w:p>
     <w:tbl>
       <w:tblPr>
@@ -22174,6 +23993,7 @@
             <w:vAlign w:val="center"/>
           </w:tcPr>
           <w:p>
+            <w:proofErr w:type="spellStart"/>
             <w:r>
               <w:rPr>
                 <w:sz w:val="17"/>
@@ -22181,6 +24001,7 @@
               </w:rPr>
               <w:t>ZtiIdZonaTipo</w:t>
             </w:r>
+            <w:proofErr w:type="spellEnd"/>
           </w:p>
         </w:tc>
         <w:tc>
@@ -22315,6 +24136,7 @@
             <w:vAlign w:val="center"/>
           </w:tcPr>
           <w:p>
+            <w:proofErr w:type="spellStart"/>
             <w:r>
               <w:rPr>
                 <w:sz w:val="17"/>
@@ -22322,6 +24144,7 @@
               </w:rPr>
               <w:t>ZtiIdZonaTuristica</w:t>
             </w:r>
+            <w:proofErr w:type="spellEnd"/>
           </w:p>
         </w:tc>
         <w:tc>
@@ -22391,6 +24214,7 @@
             <w:vAlign w:val="center"/>
           </w:tcPr>
           <w:p>
+            <w:proofErr w:type="spellStart"/>
             <w:r>
               <w:rPr>
                 <w:sz w:val="17"/>
@@ -22398,6 +24222,7 @@
               </w:rPr>
               <w:t>ZonaTuristica</w:t>
             </w:r>
+            <w:proofErr w:type="spellEnd"/>
           </w:p>
         </w:tc>
         <w:tc>
@@ -22440,21 +24265,39 @@
               </w:rPr>
               <w:t xml:space="preserve">FK → </w:t>
             </w:r>
+            <w:proofErr w:type="spellStart"/>
             <w:proofErr w:type="gramStart"/>
             <w:r>
               <w:rPr>
                 <w:sz w:val="17"/>
                 <w:szCs w:val="17"/>
               </w:rPr>
-              <w:t>ZonaTuristica(</w:t>
-            </w:r>
+              <w:t>ZonaTuristica</w:t>
+            </w:r>
+            <w:proofErr w:type="spellEnd"/>
+            <w:r>
+              <w:rPr>
+                <w:sz w:val="17"/>
+                <w:szCs w:val="17"/>
+              </w:rPr>
+              <w:t>(</w:t>
+            </w:r>
+            <w:proofErr w:type="spellStart"/>
             <w:proofErr w:type="gramEnd"/>
             <w:r>
               <w:rPr>
                 <w:sz w:val="17"/>
                 <w:szCs w:val="17"/>
               </w:rPr>
-              <w:t>ZonIdZona). Zona turística asociada.</w:t>
+              <w:t>ZonIdZona</w:t>
+            </w:r>
+            <w:proofErr w:type="spellEnd"/>
+            <w:r>
+              <w:rPr>
+                <w:sz w:val="17"/>
+                <w:szCs w:val="17"/>
+              </w:rPr>
+              <w:t>). Zona turística asociada.</w:t>
             </w:r>
           </w:p>
         </w:tc>
@@ -22472,6 +24315,7 @@
             <w:vAlign w:val="center"/>
           </w:tcPr>
           <w:p>
+            <w:proofErr w:type="spellStart"/>
             <w:r>
               <w:rPr>
                 <w:sz w:val="17"/>
@@ -22479,6 +24323,7 @@
               </w:rPr>
               <w:t>ZtiIdTipoTurismo</w:t>
             </w:r>
+            <w:proofErr w:type="spellEnd"/>
           </w:p>
         </w:tc>
         <w:tc>
@@ -22548,6 +24393,7 @@
             <w:vAlign w:val="center"/>
           </w:tcPr>
           <w:p>
+            <w:proofErr w:type="spellStart"/>
             <w:r>
               <w:rPr>
                 <w:sz w:val="17"/>
@@ -22555,6 +24401,7 @@
               </w:rPr>
               <w:t>TipoTurismo</w:t>
             </w:r>
+            <w:proofErr w:type="spellEnd"/>
           </w:p>
         </w:tc>
         <w:tc>
@@ -22597,21 +24444,39 @@
               </w:rPr>
               <w:t xml:space="preserve">FK → </w:t>
             </w:r>
+            <w:proofErr w:type="spellStart"/>
             <w:proofErr w:type="gramStart"/>
             <w:r>
               <w:rPr>
                 <w:sz w:val="17"/>
                 <w:szCs w:val="17"/>
               </w:rPr>
-              <w:t>TipoTurismo(</w:t>
-            </w:r>
+              <w:t>TipoTurismo</w:t>
+            </w:r>
+            <w:proofErr w:type="spellEnd"/>
+            <w:r>
+              <w:rPr>
+                <w:sz w:val="17"/>
+                <w:szCs w:val="17"/>
+              </w:rPr>
+              <w:t>(</w:t>
+            </w:r>
+            <w:proofErr w:type="spellStart"/>
             <w:proofErr w:type="gramEnd"/>
             <w:r>
               <w:rPr>
                 <w:sz w:val="17"/>
                 <w:szCs w:val="17"/>
               </w:rPr>
-              <w:t>TipIdTipoTurismo). Categoría turística asociada a la zona.</w:t>
+              <w:t>TipIdTipoTurismo</w:t>
+            </w:r>
+            <w:proofErr w:type="spellEnd"/>
+            <w:r>
+              <w:rPr>
+                <w:sz w:val="17"/>
+                <w:szCs w:val="17"/>
+              </w:rPr>
+              <w:t>). Categoría turística asociada a la zona.</w:t>
             </w:r>
           </w:p>
         </w:tc>
@@ -22670,8 +24535,16 @@
           <w:bCs/>
         </w:rPr>
         <w:br/>
+      </w:r>
+      <w:proofErr w:type="spellStart"/>
+      <w:r>
+        <w:rPr>
+          <w:b/>
+          <w:bCs/>
+        </w:rPr>
         <w:t>ruta_peatonal</w:t>
       </w:r>
+      <w:proofErr w:type="spellEnd"/>
     </w:p>
     <w:tbl>
       <w:tblPr>
@@ -22885,6 +24758,7 @@
             <w:vAlign w:val="center"/>
           </w:tcPr>
           <w:p>
+            <w:proofErr w:type="spellStart"/>
             <w:r>
               <w:rPr>
                 <w:sz w:val="17"/>
@@ -22892,6 +24766,7 @@
               </w:rPr>
               <w:t>RutIdRuta</w:t>
             </w:r>
+            <w:proofErr w:type="spellEnd"/>
           </w:p>
         </w:tc>
         <w:tc>
@@ -23026,6 +24901,7 @@
             <w:vAlign w:val="center"/>
           </w:tcPr>
           <w:p>
+            <w:proofErr w:type="spellStart"/>
             <w:r>
               <w:rPr>
                 <w:sz w:val="17"/>
@@ -23033,6 +24909,7 @@
               </w:rPr>
               <w:t>RutNombre</w:t>
             </w:r>
+            <w:proofErr w:type="spellEnd"/>
           </w:p>
         </w:tc>
         <w:tc>
@@ -23165,6 +25042,7 @@
                 <w:szCs w:val="17"/>
               </w:rPr>
             </w:pPr>
+            <w:proofErr w:type="spellStart"/>
             <w:r>
               <w:rPr>
                 <w:sz w:val="17"/>
@@ -23172,6 +25050,7 @@
               </w:rPr>
               <w:t>RutDescripcion</w:t>
             </w:r>
+            <w:proofErr w:type="spellEnd"/>
           </w:p>
         </w:tc>
         <w:tc>
@@ -23322,6 +25201,7 @@
             <w:vAlign w:val="center"/>
           </w:tcPr>
           <w:p>
+            <w:proofErr w:type="spellStart"/>
             <w:r>
               <w:rPr>
                 <w:sz w:val="17"/>
@@ -23329,6 +25209,7 @@
               </w:rPr>
               <w:t>RutDistanciaKm</w:t>
             </w:r>
+            <w:proofErr w:type="spellEnd"/>
           </w:p>
         </w:tc>
         <w:tc>
@@ -23464,6 +25345,7 @@
             <w:vAlign w:val="center"/>
           </w:tcPr>
           <w:p>
+            <w:proofErr w:type="spellStart"/>
             <w:r>
               <w:rPr>
                 <w:sz w:val="17"/>
@@ -23471,6 +25353,7 @@
               </w:rPr>
               <w:t>RutTiempoEstimadoMin</w:t>
             </w:r>
+            <w:proofErr w:type="spellEnd"/>
           </w:p>
         </w:tc>
         <w:tc>
@@ -23597,6 +25480,7 @@
             <w:vAlign w:val="center"/>
           </w:tcPr>
           <w:p>
+            <w:proofErr w:type="spellStart"/>
             <w:r>
               <w:rPr>
                 <w:sz w:val="17"/>
@@ -23604,6 +25488,7 @@
               </w:rPr>
               <w:t>RutDificultad</w:t>
             </w:r>
+            <w:proofErr w:type="spellEnd"/>
           </w:p>
         </w:tc>
         <w:tc>
@@ -23730,6 +25615,7 @@
             <w:vAlign w:val="center"/>
           </w:tcPr>
           <w:p>
+            <w:proofErr w:type="spellStart"/>
             <w:r>
               <w:rPr>
                 <w:sz w:val="17"/>
@@ -23737,6 +25623,7 @@
               </w:rPr>
               <w:t>RutIdEstacionOrigen</w:t>
             </w:r>
+            <w:proofErr w:type="spellEnd"/>
           </w:p>
         </w:tc>
         <w:tc>
@@ -23863,13 +25750,22 @@
               </w:rPr>
               <w:t>Estacion(</w:t>
             </w:r>
+            <w:proofErr w:type="spellStart"/>
             <w:proofErr w:type="gramEnd"/>
             <w:r>
               <w:rPr>
                 <w:sz w:val="17"/>
                 <w:szCs w:val="17"/>
               </w:rPr>
-              <w:t>EstIdEstacion). Estación de origen y retorno.</w:t>
+              <w:t>EstIdEstacion</w:t>
+            </w:r>
+            <w:proofErr w:type="spellEnd"/>
+            <w:r>
+              <w:rPr>
+                <w:sz w:val="17"/>
+                <w:szCs w:val="17"/>
+              </w:rPr>
+              <w:t>). Estación de origen y retorno.</w:t>
             </w:r>
           </w:p>
         </w:tc>
@@ -23887,6 +25783,7 @@
             <w:vAlign w:val="center"/>
           </w:tcPr>
           <w:p>
+            <w:proofErr w:type="spellStart"/>
             <w:r>
               <w:rPr>
                 <w:sz w:val="17"/>
@@ -23895,6 +25792,7 @@
               <w:lastRenderedPageBreak/>
               <w:t>RutIdZonaDestino</w:t>
             </w:r>
+            <w:proofErr w:type="spellEnd"/>
           </w:p>
         </w:tc>
         <w:tc>
@@ -23964,6 +25862,7 @@
             <w:vAlign w:val="center"/>
           </w:tcPr>
           <w:p>
+            <w:proofErr w:type="spellStart"/>
             <w:r>
               <w:rPr>
                 <w:sz w:val="17"/>
@@ -23971,6 +25870,7 @@
               </w:rPr>
               <w:t>ZonaTuristica</w:t>
             </w:r>
+            <w:proofErr w:type="spellEnd"/>
           </w:p>
         </w:tc>
         <w:tc>
@@ -24013,21 +25913,39 @@
               </w:rPr>
               <w:t xml:space="preserve">FK → </w:t>
             </w:r>
+            <w:proofErr w:type="spellStart"/>
             <w:proofErr w:type="gramStart"/>
             <w:r>
               <w:rPr>
                 <w:sz w:val="17"/>
                 <w:szCs w:val="17"/>
               </w:rPr>
-              <w:t>ZonaTuristica(</w:t>
-            </w:r>
+              <w:t>ZonaTuristica</w:t>
+            </w:r>
+            <w:proofErr w:type="spellEnd"/>
+            <w:r>
+              <w:rPr>
+                <w:sz w:val="17"/>
+                <w:szCs w:val="17"/>
+              </w:rPr>
+              <w:t>(</w:t>
+            </w:r>
+            <w:proofErr w:type="spellStart"/>
             <w:proofErr w:type="gramEnd"/>
             <w:r>
               <w:rPr>
                 <w:sz w:val="17"/>
                 <w:szCs w:val="17"/>
               </w:rPr>
-              <w:t>ZonIdZona). Zona turística de destino.</w:t>
+              <w:t>ZonIdZona</w:t>
+            </w:r>
+            <w:proofErr w:type="spellEnd"/>
+            <w:r>
+              <w:rPr>
+                <w:sz w:val="17"/>
+                <w:szCs w:val="17"/>
+              </w:rPr>
+              <w:t>). Zona turística de destino.</w:t>
             </w:r>
           </w:p>
         </w:tc>
@@ -24045,6 +25963,7 @@
             <w:vAlign w:val="center"/>
           </w:tcPr>
           <w:p>
+            <w:proofErr w:type="spellStart"/>
             <w:r>
               <w:rPr>
                 <w:sz w:val="17"/>
@@ -24052,6 +25971,7 @@
               </w:rPr>
               <w:t>RutEsIdaVuelta</w:t>
             </w:r>
+            <w:proofErr w:type="spellEnd"/>
           </w:p>
         </w:tc>
         <w:tc>
@@ -24193,6 +26113,7 @@
           <w:bCs/>
         </w:rPr>
       </w:pPr>
+      <w:proofErr w:type="spellStart"/>
       <w:r>
         <w:rPr>
           <w:b/>
@@ -24200,6 +26121,7 @@
         </w:rPr>
         <w:t>prevision_clima</w:t>
       </w:r>
+      <w:proofErr w:type="spellEnd"/>
     </w:p>
     <w:tbl>
       <w:tblPr>
@@ -24413,6 +26335,7 @@
             <w:vAlign w:val="center"/>
           </w:tcPr>
           <w:p>
+            <w:proofErr w:type="spellStart"/>
             <w:r>
               <w:rPr>
                 <w:sz w:val="17"/>
@@ -24420,6 +26343,7 @@
               </w:rPr>
               <w:t>CliIdClima</w:t>
             </w:r>
+            <w:proofErr w:type="spellEnd"/>
           </w:p>
         </w:tc>
         <w:tc>
@@ -24554,6 +26478,7 @@
             <w:vAlign w:val="center"/>
           </w:tcPr>
           <w:p>
+            <w:proofErr w:type="spellStart"/>
             <w:r>
               <w:rPr>
                 <w:sz w:val="17"/>
@@ -24561,6 +26486,7 @@
               </w:rPr>
               <w:t>CliFecha</w:t>
             </w:r>
+            <w:proofErr w:type="spellEnd"/>
           </w:p>
         </w:tc>
         <w:tc>
@@ -24835,6 +26761,7 @@
                 <w:szCs w:val="17"/>
               </w:rPr>
             </w:pPr>
+            <w:proofErr w:type="spellStart"/>
             <w:r>
               <w:rPr>
                 <w:sz w:val="17"/>
@@ -24842,6 +26769,7 @@
               </w:rPr>
               <w:t>CliTemperaturaMaximaC</w:t>
             </w:r>
+            <w:proofErr w:type="spellEnd"/>
           </w:p>
         </w:tc>
         <w:tc>
@@ -25001,6 +26929,7 @@
             <w:vAlign w:val="center"/>
           </w:tcPr>
           <w:p>
+            <w:proofErr w:type="spellStart"/>
             <w:r>
               <w:rPr>
                 <w:sz w:val="17"/>
@@ -25008,6 +26937,7 @@
               </w:rPr>
               <w:t>CliProbabilidadLluvia</w:t>
             </w:r>
+            <w:proofErr w:type="spellEnd"/>
           </w:p>
         </w:tc>
         <w:tc>
@@ -25143,6 +27073,7 @@
             <w:vAlign w:val="center"/>
           </w:tcPr>
           <w:p>
+            <w:proofErr w:type="spellStart"/>
             <w:r>
               <w:rPr>
                 <w:sz w:val="17"/>
@@ -25150,6 +27081,7 @@
               </w:rPr>
               <w:t>CliEstadoClima</w:t>
             </w:r>
+            <w:proofErr w:type="spellEnd"/>
           </w:p>
         </w:tc>
         <w:tc>
@@ -25276,6 +27208,7 @@
             <w:vAlign w:val="center"/>
           </w:tcPr>
           <w:p>
+            <w:proofErr w:type="spellStart"/>
             <w:r>
               <w:rPr>
                 <w:sz w:val="17"/>
@@ -25283,6 +27216,7 @@
               </w:rPr>
               <w:t>CliIdEstacion</w:t>
             </w:r>
+            <w:proofErr w:type="spellEnd"/>
           </w:p>
         </w:tc>
         <w:tc>
@@ -25409,13 +27343,22 @@
               </w:rPr>
               <w:t>Estacion(</w:t>
             </w:r>
+            <w:proofErr w:type="spellStart"/>
             <w:proofErr w:type="gramEnd"/>
             <w:r>
               <w:rPr>
                 <w:sz w:val="17"/>
                 <w:szCs w:val="17"/>
               </w:rPr>
-              <w:t>EstIdEstacion). Estación a la que corresponde la previsión.</w:t>
+              <w:t>EstIdEstacion</w:t>
+            </w:r>
+            <w:proofErr w:type="spellEnd"/>
+            <w:r>
+              <w:rPr>
+                <w:sz w:val="17"/>
+                <w:szCs w:val="17"/>
+              </w:rPr>
+              <w:t>). Estación a la que corresponde la previsión.</w:t>
             </w:r>
           </w:p>
         </w:tc>
@@ -25448,6 +27391,7 @@
           <w:bCs/>
         </w:rPr>
       </w:pPr>
+      <w:proofErr w:type="spellStart"/>
       <w:r>
         <w:rPr>
           <w:b/>
@@ -25455,6 +27399,7 @@
         </w:rPr>
         <w:t>informe_planificacion</w:t>
       </w:r>
+      <w:proofErr w:type="spellEnd"/>
     </w:p>
     <w:tbl>
       <w:tblPr>
@@ -25668,6 +27613,7 @@
             <w:vAlign w:val="center"/>
           </w:tcPr>
           <w:p>
+            <w:proofErr w:type="spellStart"/>
             <w:r>
               <w:rPr>
                 <w:sz w:val="17"/>
@@ -25675,6 +27621,7 @@
               </w:rPr>
               <w:t>InfIdInforme</w:t>
             </w:r>
+            <w:proofErr w:type="spellEnd"/>
           </w:p>
         </w:tc>
         <w:tc>
@@ -25809,6 +27756,7 @@
             <w:vAlign w:val="center"/>
           </w:tcPr>
           <w:p>
+            <w:proofErr w:type="spellStart"/>
             <w:r>
               <w:rPr>
                 <w:sz w:val="17"/>
@@ -25816,6 +27764,7 @@
               </w:rPr>
               <w:t>InfCodigo</w:t>
             </w:r>
+            <w:proofErr w:type="spellEnd"/>
           </w:p>
         </w:tc>
         <w:tc>
@@ -25942,6 +27891,7 @@
             <w:vAlign w:val="center"/>
           </w:tcPr>
           <w:p>
+            <w:proofErr w:type="spellStart"/>
             <w:r>
               <w:rPr>
                 <w:sz w:val="17"/>
@@ -25949,6 +27899,7 @@
               </w:rPr>
               <w:t>InfFechaEmision</w:t>
             </w:r>
+            <w:proofErr w:type="spellEnd"/>
           </w:p>
         </w:tc>
         <w:tc>
@@ -26091,6 +28042,7 @@
             <w:vAlign w:val="center"/>
           </w:tcPr>
           <w:p>
+            <w:proofErr w:type="spellStart"/>
             <w:r>
               <w:rPr>
                 <w:sz w:val="17"/>
@@ -26098,6 +28050,7 @@
               </w:rPr>
               <w:t>InfFechaVisita</w:t>
             </w:r>
+            <w:proofErr w:type="spellEnd"/>
           </w:p>
         </w:tc>
         <w:tc>
@@ -26224,6 +28177,7 @@
             <w:vAlign w:val="center"/>
           </w:tcPr>
           <w:p>
+            <w:proofErr w:type="spellStart"/>
             <w:r>
               <w:rPr>
                 <w:sz w:val="17"/>
@@ -26232,6 +28186,7 @@
               <w:lastRenderedPageBreak/>
               <w:t>InfIdUsuario</w:t>
             </w:r>
+            <w:proofErr w:type="spellEnd"/>
           </w:p>
         </w:tc>
         <w:tc>
@@ -26358,13 +28313,22 @@
               </w:rPr>
               <w:t>Usuario(</w:t>
             </w:r>
+            <w:proofErr w:type="spellStart"/>
             <w:proofErr w:type="gramEnd"/>
             <w:r>
               <w:rPr>
                 <w:sz w:val="17"/>
                 <w:szCs w:val="17"/>
               </w:rPr>
-              <w:t>UsuIdUsuario). Usuario que generó el informe (NULL si la consulta fue anónima).</w:t>
+              <w:t>UsuIdUsuario</w:t>
+            </w:r>
+            <w:proofErr w:type="spellEnd"/>
+            <w:r>
+              <w:rPr>
+                <w:sz w:val="17"/>
+                <w:szCs w:val="17"/>
+              </w:rPr>
+              <w:t>). Usuario que generó el informe (NULL si la consulta fue anónima).</w:t>
             </w:r>
           </w:p>
         </w:tc>
@@ -26382,6 +28346,7 @@
             <w:vAlign w:val="center"/>
           </w:tcPr>
           <w:p>
+            <w:proofErr w:type="spellStart"/>
             <w:r>
               <w:rPr>
                 <w:sz w:val="17"/>
@@ -26389,6 +28354,7 @@
               </w:rPr>
               <w:t>InfIdRuta</w:t>
             </w:r>
+            <w:proofErr w:type="spellEnd"/>
           </w:p>
         </w:tc>
         <w:tc>
@@ -26458,6 +28424,7 @@
             <w:vAlign w:val="center"/>
           </w:tcPr>
           <w:p>
+            <w:proofErr w:type="spellStart"/>
             <w:r>
               <w:rPr>
                 <w:sz w:val="17"/>
@@ -26465,6 +28432,7 @@
               </w:rPr>
               <w:t>RutaPeatonal</w:t>
             </w:r>
+            <w:proofErr w:type="spellEnd"/>
           </w:p>
         </w:tc>
         <w:tc>
@@ -26507,21 +28475,39 @@
               </w:rPr>
               <w:t xml:space="preserve">FK → </w:t>
             </w:r>
+            <w:proofErr w:type="spellStart"/>
             <w:proofErr w:type="gramStart"/>
             <w:r>
               <w:rPr>
                 <w:sz w:val="17"/>
                 <w:szCs w:val="17"/>
               </w:rPr>
-              <w:t>RutaPeatonal(</w:t>
-            </w:r>
+              <w:t>RutaPeatonal</w:t>
+            </w:r>
+            <w:proofErr w:type="spellEnd"/>
+            <w:r>
+              <w:rPr>
+                <w:sz w:val="17"/>
+                <w:szCs w:val="17"/>
+              </w:rPr>
+              <w:t>(</w:t>
+            </w:r>
+            <w:proofErr w:type="spellStart"/>
             <w:proofErr w:type="gramEnd"/>
             <w:r>
               <w:rPr>
                 <w:sz w:val="17"/>
                 <w:szCs w:val="17"/>
               </w:rPr>
-              <w:t>RutIdRuta). Ruta incluida en el informe.</w:t>
+              <w:t>RutIdRuta</w:t>
+            </w:r>
+            <w:proofErr w:type="spellEnd"/>
+            <w:r>
+              <w:rPr>
+                <w:sz w:val="17"/>
+                <w:szCs w:val="17"/>
+              </w:rPr>
+              <w:t>). Ruta incluida en el informe.</w:t>
             </w:r>
           </w:p>
         </w:tc>
@@ -26539,6 +28525,7 @@
             <w:vAlign w:val="center"/>
           </w:tcPr>
           <w:p>
+            <w:proofErr w:type="spellStart"/>
             <w:r>
               <w:rPr>
                 <w:sz w:val="17"/>
@@ -26546,6 +28533,7 @@
               </w:rPr>
               <w:t>InfTotalEstimado</w:t>
             </w:r>
+            <w:proofErr w:type="spellEnd"/>
           </w:p>
         </w:tc>
         <w:tc>
@@ -26696,6 +28684,7 @@
           <w:bCs/>
         </w:rPr>
       </w:pPr>
+      <w:proofErr w:type="spellStart"/>
       <w:r>
         <w:rPr>
           <w:b/>
@@ -26703,6 +28692,7 @@
         </w:rPr>
         <w:t>control_aforo</w:t>
       </w:r>
+      <w:proofErr w:type="spellEnd"/>
     </w:p>
     <w:tbl>
       <w:tblPr>
@@ -26916,6 +28906,7 @@
             <w:vAlign w:val="center"/>
           </w:tcPr>
           <w:p>
+            <w:proofErr w:type="spellStart"/>
             <w:r>
               <w:rPr>
                 <w:sz w:val="17"/>
@@ -26923,6 +28914,7 @@
               </w:rPr>
               <w:t>AfoIdAforo</w:t>
             </w:r>
+            <w:proofErr w:type="spellEnd"/>
           </w:p>
         </w:tc>
         <w:tc>
@@ -27057,6 +29049,7 @@
             <w:vAlign w:val="center"/>
           </w:tcPr>
           <w:p>
+            <w:proofErr w:type="spellStart"/>
             <w:r>
               <w:rPr>
                 <w:sz w:val="17"/>
@@ -27064,6 +29057,7 @@
               </w:rPr>
               <w:t>AfoIdZona</w:t>
             </w:r>
+            <w:proofErr w:type="spellEnd"/>
           </w:p>
         </w:tc>
         <w:tc>
@@ -27133,6 +29127,7 @@
             <w:vAlign w:val="center"/>
           </w:tcPr>
           <w:p>
+            <w:proofErr w:type="spellStart"/>
             <w:r>
               <w:rPr>
                 <w:sz w:val="17"/>
@@ -27140,6 +29135,7 @@
               </w:rPr>
               <w:t>ZonaTuristica</w:t>
             </w:r>
+            <w:proofErr w:type="spellEnd"/>
           </w:p>
         </w:tc>
         <w:tc>
@@ -27182,21 +29178,39 @@
               </w:rPr>
               <w:t xml:space="preserve">FK → </w:t>
             </w:r>
+            <w:proofErr w:type="spellStart"/>
             <w:proofErr w:type="gramStart"/>
             <w:r>
               <w:rPr>
                 <w:sz w:val="17"/>
                 <w:szCs w:val="17"/>
               </w:rPr>
-              <w:t>ZonaTuristica(</w:t>
-            </w:r>
+              <w:t>ZonaTuristica</w:t>
+            </w:r>
+            <w:proofErr w:type="spellEnd"/>
+            <w:r>
+              <w:rPr>
+                <w:sz w:val="17"/>
+                <w:szCs w:val="17"/>
+              </w:rPr>
+              <w:t>(</w:t>
+            </w:r>
+            <w:proofErr w:type="spellStart"/>
             <w:proofErr w:type="gramEnd"/>
             <w:r>
               <w:rPr>
                 <w:sz w:val="17"/>
                 <w:szCs w:val="17"/>
               </w:rPr>
-              <w:t>ZonIdZona). Zona turística cuyo aforo se controla.</w:t>
+              <w:t>ZonIdZona</w:t>
+            </w:r>
+            <w:proofErr w:type="spellEnd"/>
+            <w:r>
+              <w:rPr>
+                <w:sz w:val="17"/>
+                <w:szCs w:val="17"/>
+              </w:rPr>
+              <w:t>). Zona turística cuyo aforo se controla.</w:t>
             </w:r>
           </w:p>
         </w:tc>
@@ -27214,6 +29228,7 @@
             <w:vAlign w:val="center"/>
           </w:tcPr>
           <w:p>
+            <w:proofErr w:type="spellStart"/>
             <w:r>
               <w:rPr>
                 <w:sz w:val="17"/>
@@ -27221,6 +29236,7 @@
               </w:rPr>
               <w:t>AfoFecha</w:t>
             </w:r>
+            <w:proofErr w:type="spellEnd"/>
           </w:p>
         </w:tc>
         <w:tc>
@@ -27329,7 +29345,23 @@
                 <w:sz w:val="17"/>
                 <w:szCs w:val="17"/>
               </w:rPr>
-              <w:t>Fecha calendario para la cual se lleva el conteo de aforo. Única por zona (UNIQUE con AfoIdZona).</w:t>
+              <w:t xml:space="preserve">Fecha calendario para la cual se lleva el conteo de aforo. Única por zona (UNIQUE con </w:t>
+            </w:r>
+            <w:proofErr w:type="spellStart"/>
+            <w:r>
+              <w:rPr>
+                <w:sz w:val="17"/>
+                <w:szCs w:val="17"/>
+              </w:rPr>
+              <w:t>AfoIdZona</w:t>
+            </w:r>
+            <w:proofErr w:type="spellEnd"/>
+            <w:r>
+              <w:rPr>
+                <w:sz w:val="17"/>
+                <w:szCs w:val="17"/>
+              </w:rPr>
+              <w:t>).</w:t>
             </w:r>
           </w:p>
         </w:tc>
@@ -27347,6 +29379,7 @@
             <w:vAlign w:val="center"/>
           </w:tcPr>
           <w:p>
+            <w:proofErr w:type="spellStart"/>
             <w:r>
               <w:rPr>
                 <w:sz w:val="17"/>
@@ -27354,6 +29387,7 @@
               </w:rPr>
               <w:t>AfoCupoUtilizado</w:t>
             </w:r>
+            <w:proofErr w:type="spellEnd"/>
           </w:p>
         </w:tc>
         <w:tc>
@@ -27487,8 +29521,16 @@
           <w:bCs/>
         </w:rPr>
         <w:br/>
+      </w:r>
+      <w:proofErr w:type="spellStart"/>
+      <w:r>
+        <w:rPr>
+          <w:b/>
+          <w:bCs/>
+        </w:rPr>
         <w:t>auditoria_log</w:t>
       </w:r>
+      <w:proofErr w:type="spellEnd"/>
     </w:p>
     <w:tbl>
       <w:tblPr>
@@ -27702,6 +29744,7 @@
             <w:vAlign w:val="center"/>
           </w:tcPr>
           <w:p>
+            <w:proofErr w:type="spellStart"/>
             <w:r>
               <w:rPr>
                 <w:sz w:val="17"/>
@@ -27709,6 +29752,7 @@
               </w:rPr>
               <w:t>AudIdLog</w:t>
             </w:r>
+            <w:proofErr w:type="spellEnd"/>
           </w:p>
         </w:tc>
         <w:tc>
@@ -27843,6 +29887,7 @@
             <w:vAlign w:val="center"/>
           </w:tcPr>
           <w:p>
+            <w:proofErr w:type="spellStart"/>
             <w:r>
               <w:rPr>
                 <w:sz w:val="17"/>
@@ -27850,6 +29895,7 @@
               </w:rPr>
               <w:t>AudFecha</w:t>
             </w:r>
+            <w:proofErr w:type="spellEnd"/>
           </w:p>
         </w:tc>
         <w:tc>
@@ -27992,6 +30038,7 @@
             <w:vAlign w:val="center"/>
           </w:tcPr>
           <w:p>
+            <w:proofErr w:type="spellStart"/>
             <w:r>
               <w:rPr>
                 <w:sz w:val="17"/>
@@ -27999,6 +30046,7 @@
               </w:rPr>
               <w:t>AudUsuario</w:t>
             </w:r>
+            <w:proofErr w:type="spellEnd"/>
           </w:p>
         </w:tc>
         <w:tc>
@@ -28125,6 +30173,7 @@
             <w:vAlign w:val="center"/>
           </w:tcPr>
           <w:p>
+            <w:proofErr w:type="spellStart"/>
             <w:r>
               <w:rPr>
                 <w:sz w:val="17"/>
@@ -28132,6 +30181,7 @@
               </w:rPr>
               <w:t>AudOperacion</w:t>
             </w:r>
+            <w:proofErr w:type="spellEnd"/>
           </w:p>
         </w:tc>
         <w:tc>
@@ -28258,6 +30308,7 @@
             <w:vAlign w:val="center"/>
           </w:tcPr>
           <w:p>
+            <w:proofErr w:type="spellStart"/>
             <w:r>
               <w:rPr>
                 <w:sz w:val="17"/>
@@ -28265,6 +30316,7 @@
               </w:rPr>
               <w:t>AudTablaAfectada</w:t>
             </w:r>
+            <w:proofErr w:type="spellEnd"/>
           </w:p>
         </w:tc>
         <w:tc>
@@ -28391,6 +30443,7 @@
             <w:vAlign w:val="center"/>
           </w:tcPr>
           <w:p>
+            <w:proofErr w:type="spellStart"/>
             <w:r>
               <w:rPr>
                 <w:sz w:val="17"/>
@@ -28398,6 +30451,7 @@
               </w:rPr>
               <w:t>AudValorAnterior</w:t>
             </w:r>
+            <w:proofErr w:type="spellEnd"/>
           </w:p>
         </w:tc>
         <w:tc>
@@ -28524,6 +30578,7 @@
             <w:vAlign w:val="center"/>
           </w:tcPr>
           <w:p>
+            <w:proofErr w:type="spellStart"/>
             <w:r>
               <w:rPr>
                 <w:sz w:val="17"/>
@@ -28531,6 +30586,7 @@
               </w:rPr>
               <w:t>AudValorNuevo</w:t>
             </w:r>
+            <w:proofErr w:type="spellEnd"/>
           </w:p>
         </w:tc>
         <w:tc>
@@ -28687,7 +30743,7 @@
           <w:szCs w:val="28"/>
         </w:rPr>
       </w:pPr>
-      <w:bookmarkStart w:id="25" w:name="_Toc239278369"/>
+      <w:bookmarkStart w:id="25" w:name="_Toc239283077"/>
       <w:r>
         <w:rPr>
           <w:rFonts w:ascii="Calibri" w:hAnsi="Calibri" w:cs="Calibri"/>
@@ -28698,9 +30754,22 @@
           <w:szCs w:val="28"/>
         </w:rPr>
         <w:lastRenderedPageBreak/>
-        <w:t>7. Desarrollo y sprints</w:t>
+        <w:t xml:space="preserve">7. Desarrollo y </w:t>
+      </w:r>
+      <w:proofErr w:type="spellStart"/>
+      <w:r>
+        <w:rPr>
+          <w:rFonts w:ascii="Calibri" w:hAnsi="Calibri" w:cs="Calibri"/>
+          <w:b/>
+          <w:bCs/>
+          <w:color w:val="auto"/>
+          <w:sz w:val="28"/>
+          <w:szCs w:val="28"/>
+        </w:rPr>
+        <w:t>sprints</w:t>
       </w:r>
       <w:bookmarkEnd w:id="25"/>
+      <w:proofErr w:type="spellEnd"/>
     </w:p>
     <w:p>
       <w:pPr>
@@ -28708,7 +30777,15 @@
         <w:jc w:val="both"/>
       </w:pPr>
       <w:r>
-        <w:t>A partir del Sprint Backlog definido en la sección 4.4, el equipo consolidó el siguiente Product Backlog Priorizado, asignando puntos de historia (escala relativa de esfuerzo) a cada historia de usuario.</w:t>
+        <w:t xml:space="preserve">A partir del Sprint Backlog definido en la sección 4.4, el equipo consolidó el siguiente </w:t>
+      </w:r>
+      <w:proofErr w:type="spellStart"/>
+      <w:r>
+        <w:t>Product</w:t>
+      </w:r>
+      <w:proofErr w:type="spellEnd"/>
+      <w:r>
+        <w:t xml:space="preserve"> Backlog Priorizado, asignando puntos de historia (escala relativa de esfuerzo) a cada historia de usuario.</w:t>
       </w:r>
     </w:p>
     <w:p>
@@ -28720,12 +30797,21 @@
           <w:bCs/>
         </w:rPr>
       </w:pPr>
+      <w:proofErr w:type="spellStart"/>
       <w:r>
         <w:rPr>
           <w:b/>
           <w:bCs/>
         </w:rPr>
-        <w:t>Product Backlog Priorizado</w:t>
+        <w:t>Product</w:t>
+      </w:r>
+      <w:proofErr w:type="spellEnd"/>
+      <w:r>
+        <w:rPr>
+          <w:b/>
+          <w:bCs/>
+        </w:rPr>
+        <w:t xml:space="preserve"> Backlog Priorizado</w:t>
       </w:r>
     </w:p>
     <w:tbl>
@@ -29295,7 +31381,15 @@
           </w:tcPr>
           <w:p>
             <w:r>
-              <w:t>Como sistema, quiero sincronizar periódicamente los datos de PeruRail y SENAMHI para mantener la información actualizada.</w:t>
+              <w:t xml:space="preserve">Como sistema, quiero sincronizar periódicamente los datos de </w:t>
+            </w:r>
+            <w:proofErr w:type="spellStart"/>
+            <w:r>
+              <w:t>PeruRail</w:t>
+            </w:r>
+            <w:proofErr w:type="spellEnd"/>
+            <w:r>
+              <w:t xml:space="preserve"> y SENAMHI para mantener la información actualizada.</w:t>
             </w:r>
           </w:p>
         </w:tc>
@@ -29430,7 +31524,7 @@
       <w:r>
         <w:tab/>
       </w:r>
-      <w:bookmarkStart w:id="26" w:name="_Toc239278370"/>
+      <w:bookmarkStart w:id="26" w:name="_Toc239283078"/>
       <w:r>
         <w:rPr>
           <w:rFonts w:ascii="Calibri" w:hAnsi="Calibri" w:cs="Calibri"/>
@@ -29486,7 +31580,23 @@
         <w:jc w:val="both"/>
       </w:pPr>
       <w:r>
-        <w:t>Creación del proyecto Spring Boot 4.1.1 con las dependencias Web, JPA, Security, Thymeleaf, PostgreSQL Driver y Validation.</w:t>
+        <w:t xml:space="preserve">Creación del proyecto Spring Boot 4.1.1 con las dependencias Web, JPA, Security, </w:t>
+      </w:r>
+      <w:proofErr w:type="spellStart"/>
+      <w:r>
+        <w:t>Thymeleaf</w:t>
+      </w:r>
+      <w:proofErr w:type="spellEnd"/>
+      <w:r>
+        <w:t xml:space="preserve">, PostgreSQL Driver y </w:t>
+      </w:r>
+      <w:proofErr w:type="spellStart"/>
+      <w:r>
+        <w:t>Validation</w:t>
+      </w:r>
+      <w:proofErr w:type="spellEnd"/>
+      <w:r>
+        <w:t>.</w:t>
       </w:r>
     </w:p>
     <w:p>
@@ -29500,7 +31610,15 @@
         <w:jc w:val="both"/>
       </w:pPr>
       <w:r>
-        <w:t>Configuración de DBeaver para la gestión visual de la base de datos.</w:t>
+        <w:t xml:space="preserve">Configuración de </w:t>
+      </w:r>
+      <w:proofErr w:type="spellStart"/>
+      <w:r>
+        <w:t>DBeaver</w:t>
+      </w:r>
+      <w:proofErr w:type="spellEnd"/>
+      <w:r>
+        <w:t xml:space="preserve"> para la gestión visual de la base de datos.</w:t>
       </w:r>
     </w:p>
     <w:p>
@@ -29514,7 +31632,15 @@
         <w:jc w:val="both"/>
       </w:pPr>
       <w:r>
-        <w:t>Definición del Product Backlog y priorización de historias de usuario.</w:t>
+        <w:t xml:space="preserve">Definición del </w:t>
+      </w:r>
+      <w:proofErr w:type="spellStart"/>
+      <w:r>
+        <w:t>Product</w:t>
+      </w:r>
+      <w:proofErr w:type="spellEnd"/>
+      <w:r>
+        <w:t xml:space="preserve"> Backlog y priorización de historias de usuario.</w:t>
       </w:r>
     </w:p>
     <w:p>
@@ -29543,7 +31669,23 @@
         <w:jc w:val="both"/>
       </w:pPr>
       <w:r>
-        <w:t>Implementación de mocks (simulaciones) de los servicios externos de PeruRail y SENAMHI, para permitir un desarrollo desacoplado mientras se gestionan los accesos reales.</w:t>
+        <w:t xml:space="preserve">Implementación de </w:t>
+      </w:r>
+      <w:proofErr w:type="spellStart"/>
+      <w:r>
+        <w:t>mocks</w:t>
+      </w:r>
+      <w:proofErr w:type="spellEnd"/>
+      <w:r>
+        <w:t xml:space="preserve"> (simulaciones) de los servicios externos de </w:t>
+      </w:r>
+      <w:proofErr w:type="spellStart"/>
+      <w:r>
+        <w:t>PeruRail</w:t>
+      </w:r>
+      <w:proofErr w:type="spellEnd"/>
+      <w:r>
+        <w:t xml:space="preserve"> y SENAMHI, para permitir un desarrollo desacoplado mientras se gestionan los accesos reales.</w:t>
       </w:r>
     </w:p>
     <w:p>
@@ -29557,7 +31699,29 @@
         <w:jc w:val="both"/>
       </w:pPr>
       <w:r>
-        <w:t>Retrospectiva: El equipo identificó la necesidad de definir cuanto antes el contrato (formato JSON) de los mocks de PeruRail y SENAMHI, para evitar retrabajo en la Capa de Integración durante el Sprint</w:t>
+        <w:t xml:space="preserve">Retrospectiva: El equipo identificó la necesidad de definir cuanto antes el contrato (formato JSON) de los </w:t>
+      </w:r>
+      <w:proofErr w:type="spellStart"/>
+      <w:r>
+        <w:t>mocks</w:t>
+      </w:r>
+      <w:proofErr w:type="spellEnd"/>
+      <w:r>
+        <w:t xml:space="preserve"> de </w:t>
+      </w:r>
+      <w:proofErr w:type="spellStart"/>
+      <w:r>
+        <w:t>PeruRail</w:t>
+      </w:r>
+      <w:proofErr w:type="spellEnd"/>
+      <w:r>
+        <w:t xml:space="preserve"> y SENAMHI, para evitar retrabajo en la Capa de Integración durante el Sprint</w:t>
+      </w:r>
+      <w:r>
+        <w:t xml:space="preserve"> </w:t>
+      </w:r>
+      <w:r>
+        <w:t>2.</w:t>
       </w:r>
     </w:p>
     <w:p>
@@ -29573,7 +31737,7 @@
           <w:szCs w:val="24"/>
         </w:rPr>
       </w:pPr>
-      <w:bookmarkStart w:id="27" w:name="_Toc239278371"/>
+      <w:bookmarkStart w:id="27" w:name="_Toc239283079"/>
       <w:r>
         <w:rPr>
           <w:rFonts w:ascii="Calibri" w:hAnsi="Calibri" w:cs="Calibri"/>
@@ -29629,7 +31793,31 @@
         <w:jc w:val="both"/>
       </w:pPr>
       <w:r>
-        <w:t>Creación de los modelos JPA: Estacion, TipoTurismo, ZonaTuristica, ZonaTipoTurismo, Rol y Usuario.</w:t>
+        <w:t xml:space="preserve">Creación de los modelos JPA: Estacion, </w:t>
+      </w:r>
+      <w:proofErr w:type="spellStart"/>
+      <w:r>
+        <w:t>TipoTurismo</w:t>
+      </w:r>
+      <w:proofErr w:type="spellEnd"/>
+      <w:r>
+        <w:t xml:space="preserve">, </w:t>
+      </w:r>
+      <w:proofErr w:type="spellStart"/>
+      <w:r>
+        <w:t>ZonaTuristica</w:t>
+      </w:r>
+      <w:proofErr w:type="spellEnd"/>
+      <w:r>
+        <w:t xml:space="preserve">, </w:t>
+      </w:r>
+      <w:proofErr w:type="spellStart"/>
+      <w:r>
+        <w:t>ZonaTipoTurismo</w:t>
+      </w:r>
+      <w:proofErr w:type="spellEnd"/>
+      <w:r>
+        <w:t>, Rol y Usuario.</w:t>
       </w:r>
     </w:p>
     <w:p>
@@ -29643,7 +31831,23 @@
         <w:jc w:val="both"/>
       </w:pPr>
       <w:r>
-        <w:t>Implementación del CRUD de ZonaTuristica para Travel Group Perú mediante ZonaTuristicaService (RF-10).</w:t>
+        <w:t xml:space="preserve">Implementación del CRUD de </w:t>
+      </w:r>
+      <w:proofErr w:type="spellStart"/>
+      <w:r>
+        <w:t>ZonaTuristica</w:t>
+      </w:r>
+      <w:proofErr w:type="spellEnd"/>
+      <w:r>
+        <w:t xml:space="preserve"> para Travel Group Perú mediante </w:t>
+      </w:r>
+      <w:proofErr w:type="spellStart"/>
+      <w:r>
+        <w:t>ZonaTuristicaService</w:t>
+      </w:r>
+      <w:proofErr w:type="spellEnd"/>
+      <w:r>
+        <w:t xml:space="preserve"> (RF-10).</w:t>
       </w:r>
     </w:p>
     <w:p>
@@ -29671,7 +31875,15 @@
         <w:jc w:val="both"/>
       </w:pPr>
       <w:r>
-        <w:t>Configuración inicial del Spring Scheduler para la tarea programada de sincronización de estaciones.</w:t>
+        <w:t xml:space="preserve">Configuración inicial del Spring </w:t>
+      </w:r>
+      <w:proofErr w:type="spellStart"/>
+      <w:r>
+        <w:t>Scheduler</w:t>
+      </w:r>
+      <w:proofErr w:type="spellEnd"/>
+      <w:r>
+        <w:t xml:space="preserve"> para la tarea programada de sincronización de estaciones.</w:t>
       </w:r>
     </w:p>
     <w:p>
@@ -29685,7 +31897,15 @@
         <w:jc w:val="both"/>
       </w:pPr>
       <w:r>
-        <w:t>Retrospectiva: Se identificó la necesidad de estandarizar la nomenclatura de la base de datos (prefijos) antes de continuar con las siguientes entidades, y de validar el formato real de la API de PeruRail en cuanto esté disponible.</w:t>
+        <w:t xml:space="preserve">Retrospectiva: Se identificó la necesidad de estandarizar la nomenclatura de la base de datos (prefijos) antes de continuar con las siguientes entidades, y de validar el formato real de la API de </w:t>
+      </w:r>
+      <w:proofErr w:type="spellStart"/>
+      <w:r>
+        <w:t>PeruRail</w:t>
+      </w:r>
+      <w:proofErr w:type="spellEnd"/>
+      <w:r>
+        <w:t xml:space="preserve"> en cuanto esté disponible.</w:t>
       </w:r>
     </w:p>
     <w:p>
@@ -29701,7 +31921,7 @@
           <w:szCs w:val="24"/>
         </w:rPr>
       </w:pPr>
-      <w:bookmarkStart w:id="28" w:name="_Toc239278372"/>
+      <w:bookmarkStart w:id="28" w:name="_Toc239283080"/>
       <w:r>
         <w:rPr>
           <w:rFonts w:ascii="Calibri" w:hAnsi="Calibri" w:cs="Calibri"/>
@@ -29757,7 +31977,23 @@
         <w:jc w:val="both"/>
       </w:pPr>
       <w:r>
-        <w:t>Implementación de SenamhiClient y de la tabla PrevisionClima, con sincronización diaria (RF-14).</w:t>
+        <w:t xml:space="preserve">Implementación de </w:t>
+      </w:r>
+      <w:proofErr w:type="spellStart"/>
+      <w:r>
+        <w:t>SenamhiClient</w:t>
+      </w:r>
+      <w:proofErr w:type="spellEnd"/>
+      <w:r>
+        <w:t xml:space="preserve"> y de la tabla </w:t>
+      </w:r>
+      <w:proofErr w:type="spellStart"/>
+      <w:r>
+        <w:t>PrevisionClima</w:t>
+      </w:r>
+      <w:proofErr w:type="spellEnd"/>
+      <w:r>
+        <w:t>, con sincronización diaria (RF-14).</w:t>
       </w:r>
     </w:p>
     <w:p>
@@ -29771,7 +32007,15 @@
         <w:jc w:val="both"/>
       </w:pPr>
       <w:r>
-        <w:t>Implementación de RutaPeatonalService con el algoritmo de cálculo de distancia, tiempo estimado y dificultad, validando el circuito cerrado de ida y vuelta (RNF-04).</w:t>
+        <w:t xml:space="preserve">Implementación de </w:t>
+      </w:r>
+      <w:proofErr w:type="spellStart"/>
+      <w:r>
+        <w:t>RutaPeatonalService</w:t>
+      </w:r>
+      <w:proofErr w:type="spellEnd"/>
+      <w:r>
+        <w:t xml:space="preserve"> con el algoritmo de cálculo de distancia, tiempo estimado y dificultad, validando el circuito cerrado de ida y vuelta (RNF-04).</w:t>
       </w:r>
     </w:p>
     <w:p>
@@ -29785,7 +32029,15 @@
         <w:jc w:val="both"/>
       </w:pPr>
       <w:r>
-        <w:t>Integración del motor de filtrado de ZonaTuristica según las preferencias ingresadas por el turista (RF-03).</w:t>
+        <w:t xml:space="preserve">Integración del motor de filtrado de </w:t>
+      </w:r>
+      <w:proofErr w:type="spellStart"/>
+      <w:r>
+        <w:t>ZonaTuristica</w:t>
+      </w:r>
+      <w:proofErr w:type="spellEnd"/>
+      <w:r>
+        <w:t xml:space="preserve"> según las preferencias ingresadas por el turista (RF-03).</w:t>
       </w:r>
     </w:p>
     <w:p>
@@ -29827,7 +32079,15 @@
         <w:jc w:val="both"/>
       </w:pPr>
       <w:r>
-        <w:t>Retrospectiva: El cálculo de la ruta tomaba más de 2 segundos en el primer prototipo; se optimizó agregando índices sobre EstIdEstacion y cacheando el pronóstico climático del día.</w:t>
+        <w:t xml:space="preserve">Retrospectiva: El cálculo de la ruta tomaba más de 2 segundos en el primer prototipo; se optimizó agregando índices sobre </w:t>
+      </w:r>
+      <w:proofErr w:type="spellStart"/>
+      <w:r>
+        <w:t>EstIdEstacion</w:t>
+      </w:r>
+      <w:proofErr w:type="spellEnd"/>
+      <w:r>
+        <w:t xml:space="preserve"> y cacheando el pronóstico climático del día.</w:t>
       </w:r>
     </w:p>
     <w:p>
@@ -29843,7 +32103,7 @@
           <w:szCs w:val="24"/>
         </w:rPr>
       </w:pPr>
-      <w:bookmarkStart w:id="29" w:name="_Toc239278373"/>
+      <w:bookmarkStart w:id="29" w:name="_Toc239283081"/>
       <w:r>
         <w:rPr>
           <w:rFonts w:ascii="Calibri" w:hAnsi="Calibri" w:cs="Calibri"/>
@@ -29854,9 +32114,8 @@
           <w:szCs w:val="24"/>
         </w:rPr>
         <w:lastRenderedPageBreak/>
-        <w:t>7.4. Sprint 3 – Spring</w:t>
-      </w:r>
-      <w:bookmarkEnd w:id="29"/>
+        <w:t xml:space="preserve">7.4. Sprint 3 – </w:t>
+      </w:r>
       <w:r>
         <w:rPr>
           <w:rFonts w:ascii="Calibri" w:hAnsi="Calibri" w:cs="Calibri"/>
@@ -29866,8 +32125,9 @@
           <w:sz w:val="24"/>
           <w:szCs w:val="24"/>
         </w:rPr>
-        <w:t xml:space="preserve"> </w:t>
-      </w:r>
+        <w:t>Security, Roles y Auditoría</w:t>
+      </w:r>
+      <w:bookmarkEnd w:id="29"/>
     </w:p>
     <w:p>
       <w:pPr>
@@ -29911,7 +32171,15 @@
         <w:jc w:val="both"/>
       </w:pPr>
       <w:r>
-        <w:t>Implementación de CustomUserDetailsService, cargando usuarios desde PostgreSQL.</w:t>
+        <w:t xml:space="preserve">Implementación de </w:t>
+      </w:r>
+      <w:proofErr w:type="spellStart"/>
+      <w:r>
+        <w:t>CustomUserDetailsService</w:t>
+      </w:r>
+      <w:proofErr w:type="spellEnd"/>
+      <w:r>
+        <w:t>, cargando usuarios desde PostgreSQL.</w:t>
       </w:r>
     </w:p>
     <w:p>
@@ -29925,7 +32193,15 @@
         <w:jc w:val="both"/>
       </w:pPr>
       <w:r>
-        <w:t>Configuración de SecurityFilterChain con reglas de acceso por rol (ADMIN_MTC, TRAVEL_GROUP_USER, TURISTA_PUBLICO).</w:t>
+        <w:t xml:space="preserve">Configuración de </w:t>
+      </w:r>
+      <w:proofErr w:type="spellStart"/>
+      <w:r>
+        <w:t>SecurityFilterChain</w:t>
+      </w:r>
+      <w:proofErr w:type="spellEnd"/>
+      <w:r>
+        <w:t xml:space="preserve"> con reglas de acceso por rol (ADMIN_MTC, TRAVEL_GROUP_USER, TURISTA_PUBLICO).</w:t>
       </w:r>
     </w:p>
     <w:p>
@@ -29939,7 +32215,15 @@
         <w:jc w:val="both"/>
       </w:pPr>
       <w:r>
-        <w:t>Implementación de la tabla AuditoriaLog y del interceptor que registra cada operación administrativa y cada sincronización externa (RF-15, RNF-07).</w:t>
+        <w:t xml:space="preserve">Implementación de la tabla </w:t>
+      </w:r>
+      <w:proofErr w:type="spellStart"/>
+      <w:r>
+        <w:t>AuditoriaLog</w:t>
+      </w:r>
+      <w:proofErr w:type="spellEnd"/>
+      <w:r>
+        <w:t xml:space="preserve"> y del interceptor que registra cada operación administrativa y cada sincronización externa (RF-15, RNF-07).</w:t>
       </w:r>
     </w:p>
     <w:p>
@@ -29983,7 +32267,7 @@
           <w:szCs w:val="24"/>
         </w:rPr>
       </w:pPr>
-      <w:bookmarkStart w:id="30" w:name="_Toc239278374"/>
+      <w:bookmarkStart w:id="30" w:name="_Toc239283082"/>
       <w:r>
         <w:rPr>
           <w:rFonts w:ascii="Calibri" w:hAnsi="Calibri" w:cs="Calibri"/>
@@ -30039,7 +32323,15 @@
         <w:jc w:val="both"/>
       </w:pPr>
       <w:r>
-        <w:t>Implementación de InformeService para la generación del informe consolidado en formato PDF/HTML (RF-08), incluyendo ruta, clima, tiempo estimado, dificultad y tarifa.</w:t>
+        <w:t xml:space="preserve">Implementación de </w:t>
+      </w:r>
+      <w:proofErr w:type="spellStart"/>
+      <w:r>
+        <w:t>InformeService</w:t>
+      </w:r>
+      <w:proofErr w:type="spellEnd"/>
+      <w:r>
+        <w:t xml:space="preserve"> para la generación del informe consolidado en formato PDF/HTML (RF-08), incluyendo ruta, clima, tiempo estimado, dificultad y tarifa.</w:t>
       </w:r>
     </w:p>
     <w:p>
@@ -30053,7 +32345,23 @@
         <w:jc w:val="both"/>
       </w:pPr>
       <w:r>
-        <w:t>Implementación de AforoService y de la tabla ControlAforo, con validación e incremento atómico del cupo utilizado antes de confirmar el informe (RF-16, RF-17, RNF-08).</w:t>
+        <w:t xml:space="preserve">Implementación de </w:t>
+      </w:r>
+      <w:proofErr w:type="spellStart"/>
+      <w:r>
+        <w:t>AforoService</w:t>
+      </w:r>
+      <w:proofErr w:type="spellEnd"/>
+      <w:r>
+        <w:t xml:space="preserve"> y de la tabla </w:t>
+      </w:r>
+      <w:proofErr w:type="spellStart"/>
+      <w:r>
+        <w:t>ControlAforo</w:t>
+      </w:r>
+      <w:proofErr w:type="spellEnd"/>
+      <w:r>
+        <w:t>, con validación e incremento atómico del cupo utilizado antes de confirmar el informe (RF-16, RF-17, RNF-08).</w:t>
       </w:r>
     </w:p>
     <w:p>
@@ -30067,7 +32375,23 @@
         <w:jc w:val="both"/>
       </w:pPr>
       <w:r>
-        <w:t>Extensión del CRUD de ZonaTuristica para permitir a Travel Group Perú configurar el campo ZonCupoMaximoDiario (RF-17).</w:t>
+        <w:t xml:space="preserve">Extensión del CRUD de </w:t>
+      </w:r>
+      <w:proofErr w:type="spellStart"/>
+      <w:r>
+        <w:t>ZonaTuristica</w:t>
+      </w:r>
+      <w:proofErr w:type="spellEnd"/>
+      <w:r>
+        <w:t xml:space="preserve"> para permitir a Travel Group Perú configurar el campo </w:t>
+      </w:r>
+      <w:proofErr w:type="spellStart"/>
+      <w:r>
+        <w:t>ZonCupoMaximoDiario</w:t>
+      </w:r>
+      <w:proofErr w:type="spellEnd"/>
+      <w:r>
+        <w:t xml:space="preserve"> (RF-17).</w:t>
       </w:r>
     </w:p>
     <w:p>
@@ -30081,7 +32405,15 @@
         <w:jc w:val="both"/>
       </w:pPr>
       <w:r>
-        <w:t>Ajustes de diseño responsive con Bootstrap 5 para el uso desde smartphones y tablets en campo (RNF-02).</w:t>
+        <w:t xml:space="preserve">Ajustes de diseño responsive con Bootstrap 5 para el uso desde smartphones y </w:t>
+      </w:r>
+      <w:proofErr w:type="spellStart"/>
+      <w:r>
+        <w:t>tablets</w:t>
+      </w:r>
+      <w:proofErr w:type="spellEnd"/>
+      <w:r>
+        <w:t xml:space="preserve"> en campo (RNF-02).</w:t>
       </w:r>
     </w:p>
     <w:p>
@@ -30109,7 +32441,15 @@
         <w:jc w:val="both"/>
       </w:pPr>
       <w:r>
-        <w:t>Actualización de Docker Compose con la carga automática de datos iniciales (estaciones, zonas turísticas y tipos de turismo).</w:t>
+        <w:t xml:space="preserve">Actualización de Docker </w:t>
+      </w:r>
+      <w:proofErr w:type="spellStart"/>
+      <w:r>
+        <w:t>Compose</w:t>
+      </w:r>
+      <w:proofErr w:type="spellEnd"/>
+      <w:r>
+        <w:t xml:space="preserve"> con la carga automática de datos iniciales (estaciones, zonas turísticas y tipos de turismo).</w:t>
       </w:r>
     </w:p>
     <w:p>
@@ -30137,7 +32477,31 @@
         <w:jc w:val="both"/>
       </w:pPr>
       <w:r>
-        <w:t>Retrospectiva: El equipo concluyó que el uso de mocks desde el Sprint 0 permitió avanzar el desarrollo sin bloquearse por la disponibilidad de las APIs reales de PeruRail y SENAMHI; asimismo, se identificó tarde la necesidad del control de aforo (surgida como mejora tras la revisión del Sprint 3), por lo que se recomienda revisar este tipo de reglas de negocio específicas del dominio turístico desde el Sprint 0 en futuros proyectos similares.</w:t>
+        <w:t xml:space="preserve">Retrospectiva: El equipo concluyó que el uso de </w:t>
+      </w:r>
+      <w:proofErr w:type="spellStart"/>
+      <w:r>
+        <w:t>mocks</w:t>
+      </w:r>
+      <w:proofErr w:type="spellEnd"/>
+      <w:r>
+        <w:t xml:space="preserve"> desde el Sprint 0 permitió avanzar el desarrollo sin bloquearse por la disponibilidad de las </w:t>
+      </w:r>
+      <w:proofErr w:type="spellStart"/>
+      <w:r>
+        <w:t>APIs</w:t>
+      </w:r>
+      <w:proofErr w:type="spellEnd"/>
+      <w:r>
+        <w:t xml:space="preserve"> reales de </w:t>
+      </w:r>
+      <w:proofErr w:type="spellStart"/>
+      <w:r>
+        <w:t>PeruRail</w:t>
+      </w:r>
+      <w:proofErr w:type="spellEnd"/>
+      <w:r>
+        <w:t xml:space="preserve"> y SENAMHI; asimismo, se identificó tarde la necesidad del control de aforo (surgida como mejora tras la revisión del Sprint 3), por lo que se recomienda revisar este tipo de reglas de negocio específicas del dominio turístico desde el Sprint 0 en futuros proyectos similares.</w:t>
       </w:r>
     </w:p>
     <w:p>
@@ -30160,7 +32524,7 @@
           <w:szCs w:val="28"/>
         </w:rPr>
       </w:pPr>
-      <w:bookmarkStart w:id="31" w:name="_Toc239278375"/>
+      <w:bookmarkStart w:id="31" w:name="_Toc239283083"/>
       <w:r>
         <w:rPr>
           <w:rFonts w:ascii="Calibri" w:hAnsi="Calibri" w:cs="Calibri"/>
@@ -30190,7 +32554,7 @@
       <w:r>
         <w:tab/>
       </w:r>
-      <w:bookmarkStart w:id="32" w:name="_Toc239278376"/>
+      <w:bookmarkStart w:id="32" w:name="_Toc239283084"/>
       <w:r>
         <w:rPr>
           <w:rFonts w:ascii="Calibri" w:hAnsi="Calibri" w:cs="Calibri"/>
@@ -30286,7 +32650,15 @@
         <w:jc w:val="both"/>
       </w:pPr>
       <w:r>
-        <w:t>Sincronización de datos con PeruRail y SENAMHI.</w:t>
+        <w:t xml:space="preserve">Sincronización de datos con </w:t>
+      </w:r>
+      <w:proofErr w:type="spellStart"/>
+      <w:r>
+        <w:t>PeruRail</w:t>
+      </w:r>
+      <w:proofErr w:type="spellEnd"/>
+      <w:r>
+        <w:t xml:space="preserve"> y SENAMHI.</w:t>
       </w:r>
     </w:p>
     <w:p>
@@ -30357,7 +32729,7 @@
           <w:lang w:val="es-ES"/>
         </w:rPr>
       </w:pPr>
-      <w:bookmarkStart w:id="33" w:name="_Toc239278377"/>
+      <w:bookmarkStart w:id="33" w:name="_Toc239283085"/>
       <w:r>
         <w:rPr>
           <w:rFonts w:ascii="Calibri" w:hAnsi="Calibri" w:cs="Calibri"/>
@@ -30410,7 +32782,7 @@
       <w:r>
         <w:tab/>
       </w:r>
-      <w:bookmarkStart w:id="34" w:name="_Toc239278378"/>
+      <w:bookmarkStart w:id="34" w:name="_Toc239283086"/>
       <w:r>
         <w:rPr>
           <w:b/>
@@ -30430,7 +32802,31 @@
         <w:jc w:val="both"/>
       </w:pPr>
       <w:r>
-        <w:t>Las pruebas de caja blanca evalúan la estructura interna y la lógica de los componentes de software (funciones, métodos y clases). Para este proyecto se utiliza la técnica de Cobertura de Caminos (o Decisiones), garantizando que cada flujo lógico e instrucción condicional (if/else) dentro del backend sea ejecutado y validado.</w:t>
+        <w:t>Las pruebas de caja blanca evalúan la estructura interna y la lógica de los componentes de software (funciones, métodos y clases). Para este proyecto se utiliza la técnica de Cobertura de Caminos (o Decisiones), garantizando que cada flujo lógico e instrucción condicional (</w:t>
+      </w:r>
+      <w:proofErr w:type="spellStart"/>
+      <w:r>
+        <w:t>if</w:t>
+      </w:r>
+      <w:proofErr w:type="spellEnd"/>
+      <w:r>
+        <w:t>/</w:t>
+      </w:r>
+      <w:proofErr w:type="spellStart"/>
+      <w:r>
+        <w:t>else</w:t>
+      </w:r>
+      <w:proofErr w:type="spellEnd"/>
+      <w:r>
+        <w:t xml:space="preserve">) dentro del </w:t>
+      </w:r>
+      <w:proofErr w:type="spellStart"/>
+      <w:r>
+        <w:t>backend</w:t>
+      </w:r>
+      <w:proofErr w:type="spellEnd"/>
+      <w:r>
+        <w:t xml:space="preserve"> sea ejecutado y validado.</w:t>
       </w:r>
     </w:p>
     <w:p>
@@ -30445,8 +32841,93 @@
         </w:rPr>
         <w:t xml:space="preserve">Componentes Evaluados: </w:t>
       </w:r>
-      <w:r>
-        <w:t>RutaPeatonalService, SenamhiClient, PeruRailClient, AforoService y AuditoriaService. Las pruebas se concentran en los métodos encargados de calcular la ruta peatonal (calcularRutaPeatonalIdaVuelta), procesar el feed climático (procesarFeedSenamhi), validar la tarifa del tren (validarTarifaPeruRail), validar el aforo disponible de una zona turística (validarAforoDisponible) y registrar la auditoría de las operaciones administrativas (registrarAuditoria).</w:t>
+      <w:proofErr w:type="spellStart"/>
+      <w:r>
+        <w:t>RutaPeatonalService</w:t>
+      </w:r>
+      <w:proofErr w:type="spellEnd"/>
+      <w:r>
+        <w:t xml:space="preserve">, </w:t>
+      </w:r>
+      <w:proofErr w:type="spellStart"/>
+      <w:r>
+        <w:t>SenamhiClient</w:t>
+      </w:r>
+      <w:proofErr w:type="spellEnd"/>
+      <w:r>
+        <w:t xml:space="preserve">, </w:t>
+      </w:r>
+      <w:proofErr w:type="spellStart"/>
+      <w:r>
+        <w:t>PeruRailClient</w:t>
+      </w:r>
+      <w:proofErr w:type="spellEnd"/>
+      <w:r>
+        <w:t xml:space="preserve">, </w:t>
+      </w:r>
+      <w:proofErr w:type="spellStart"/>
+      <w:r>
+        <w:t>AforoService</w:t>
+      </w:r>
+      <w:proofErr w:type="spellEnd"/>
+      <w:r>
+        <w:t xml:space="preserve"> y </w:t>
+      </w:r>
+      <w:proofErr w:type="spellStart"/>
+      <w:r>
+        <w:t>AuditoriaService</w:t>
+      </w:r>
+      <w:proofErr w:type="spellEnd"/>
+      <w:r>
+        <w:t>. Las pruebas se concentran en los métodos encargados de calcular la ruta peatonal (</w:t>
+      </w:r>
+      <w:proofErr w:type="spellStart"/>
+      <w:r>
+        <w:t>calcularRutaPeatonalIdaVuelta</w:t>
+      </w:r>
+      <w:proofErr w:type="spellEnd"/>
+      <w:r>
+        <w:t xml:space="preserve">), procesar el </w:t>
+      </w:r>
+      <w:proofErr w:type="spellStart"/>
+      <w:r>
+        <w:t>feed</w:t>
+      </w:r>
+      <w:proofErr w:type="spellEnd"/>
+      <w:r>
+        <w:t xml:space="preserve"> climático (</w:t>
+      </w:r>
+      <w:proofErr w:type="spellStart"/>
+      <w:r>
+        <w:t>procesarFeedSenamhi</w:t>
+      </w:r>
+      <w:proofErr w:type="spellEnd"/>
+      <w:r>
+        <w:t>), validar la tarifa del tren (</w:t>
+      </w:r>
+      <w:proofErr w:type="spellStart"/>
+      <w:r>
+        <w:t>validarTarifaPeruRail</w:t>
+      </w:r>
+      <w:proofErr w:type="spellEnd"/>
+      <w:r>
+        <w:t>), validar el aforo disponible de una zona turística (</w:t>
+      </w:r>
+      <w:proofErr w:type="spellStart"/>
+      <w:r>
+        <w:t>validarAforoDisponible</w:t>
+      </w:r>
+      <w:proofErr w:type="spellEnd"/>
+      <w:r>
+        <w:t>) y registrar la auditoría de las operaciones administrativas (</w:t>
+      </w:r>
+      <w:proofErr w:type="spellStart"/>
+      <w:r>
+        <w:t>registrarAuditoria</w:t>
+      </w:r>
+      <w:proofErr w:type="spellEnd"/>
+      <w:r>
+        <w:t>).</w:t>
       </w:r>
     </w:p>
     <w:p>
@@ -30685,7 +33166,27 @@
                 <w:sz w:val="17"/>
                 <w:szCs w:val="17"/>
               </w:rPr>
-              <w:t>Salida Esperada (Return / Estado)</w:t>
+              <w:t>Salida Esperada (</w:t>
+            </w:r>
+            <w:proofErr w:type="spellStart"/>
+            <w:r>
+              <w:rPr>
+                <w:b/>
+                <w:bCs/>
+                <w:sz w:val="17"/>
+                <w:szCs w:val="17"/>
+              </w:rPr>
+              <w:t>Return</w:t>
+            </w:r>
+            <w:proofErr w:type="spellEnd"/>
+            <w:r>
+              <w:rPr>
+                <w:b/>
+                <w:bCs/>
+                <w:sz w:val="17"/>
+                <w:szCs w:val="17"/>
+              </w:rPr>
+              <w:t xml:space="preserve"> / Estado)</w:t>
             </w:r>
           </w:p>
         </w:tc>
@@ -30751,13 +33252,22 @@
             <w:vAlign w:val="center"/>
           </w:tcPr>
           <w:p>
+            <w:proofErr w:type="spellStart"/>
             <w:proofErr w:type="gramStart"/>
             <w:r>
               <w:rPr>
                 <w:sz w:val="17"/>
                 <w:szCs w:val="17"/>
               </w:rPr>
-              <w:t>calcularRutaPeatonalIdaVuelta(</w:t>
+              <w:t>calcularRutaPeatonalIdaVuelta</w:t>
+            </w:r>
+            <w:proofErr w:type="spellEnd"/>
+            <w:r>
+              <w:rPr>
+                <w:sz w:val="17"/>
+                <w:szCs w:val="17"/>
+              </w:rPr>
+              <w:t>(</w:t>
             </w:r>
             <w:proofErr w:type="gramEnd"/>
             <w:r>
@@ -30802,12 +33312,69 @@
             <w:vAlign w:val="center"/>
           </w:tcPr>
           <w:p>
-            <w:r>
-              <w:rPr>
-                <w:sz w:val="17"/>
-                <w:szCs w:val="17"/>
-              </w:rPr>
-              <w:t>estacionOrigen = Ollantaytambo (EstIdEstacion=3); zonaDestino = Fortaleza de Ollantaytambo (distanciaIda = 1.8 km)</w:t>
+            <w:proofErr w:type="spellStart"/>
+            <w:r>
+              <w:rPr>
+                <w:sz w:val="17"/>
+                <w:szCs w:val="17"/>
+              </w:rPr>
+              <w:t>estacionOrigen</w:t>
+            </w:r>
+            <w:proofErr w:type="spellEnd"/>
+            <w:r>
+              <w:rPr>
+                <w:sz w:val="17"/>
+                <w:szCs w:val="17"/>
+              </w:rPr>
+              <w:t xml:space="preserve"> = Ollantaytambo (</w:t>
+            </w:r>
+            <w:proofErr w:type="spellStart"/>
+            <w:r>
+              <w:rPr>
+                <w:sz w:val="17"/>
+                <w:szCs w:val="17"/>
+              </w:rPr>
+              <w:t>EstIdEstacion</w:t>
+            </w:r>
+            <w:proofErr w:type="spellEnd"/>
+            <w:r>
+              <w:rPr>
+                <w:sz w:val="17"/>
+                <w:szCs w:val="17"/>
+              </w:rPr>
+              <w:t xml:space="preserve">=3); </w:t>
+            </w:r>
+            <w:proofErr w:type="spellStart"/>
+            <w:r>
+              <w:rPr>
+                <w:sz w:val="17"/>
+                <w:szCs w:val="17"/>
+              </w:rPr>
+              <w:t>zonaDestino</w:t>
+            </w:r>
+            <w:proofErr w:type="spellEnd"/>
+            <w:r>
+              <w:rPr>
+                <w:sz w:val="17"/>
+                <w:szCs w:val="17"/>
+              </w:rPr>
+              <w:t xml:space="preserve"> = Fortaleza de Ollantaytambo (</w:t>
+            </w:r>
+            <w:proofErr w:type="spellStart"/>
+            <w:r>
+              <w:rPr>
+                <w:sz w:val="17"/>
+                <w:szCs w:val="17"/>
+              </w:rPr>
+              <w:t>distanciaIda</w:t>
+            </w:r>
+            <w:proofErr w:type="spellEnd"/>
+            <w:r>
+              <w:rPr>
+                <w:sz w:val="17"/>
+                <w:szCs w:val="17"/>
+              </w:rPr>
+              <w:t xml:space="preserve"> = 1.8 km)</w:t>
             </w:r>
           </w:p>
         </w:tc>
@@ -30823,28 +33390,71 @@
             <w:vAlign w:val="center"/>
           </w:tcPr>
           <w:p>
-            <w:r>
-              <w:rPr>
-                <w:sz w:val="17"/>
-                <w:szCs w:val="17"/>
-              </w:rPr>
-              <w:t xml:space="preserve">return </w:t>
-            </w:r>
+            <w:proofErr w:type="spellStart"/>
+            <w:r>
+              <w:rPr>
+                <w:sz w:val="17"/>
+                <w:szCs w:val="17"/>
+              </w:rPr>
+              <w:t>return</w:t>
+            </w:r>
+            <w:proofErr w:type="spellEnd"/>
+            <w:r>
+              <w:rPr>
+                <w:sz w:val="17"/>
+                <w:szCs w:val="17"/>
+              </w:rPr>
+              <w:t xml:space="preserve"> </w:t>
+            </w:r>
+            <w:proofErr w:type="spellStart"/>
             <w:proofErr w:type="gramStart"/>
             <w:r>
               <w:rPr>
                 <w:sz w:val="17"/>
                 <w:szCs w:val="17"/>
               </w:rPr>
-              <w:t>RutaPeatonal{</w:t>
-            </w:r>
+              <w:t>RutaPeatonal</w:t>
+            </w:r>
+            <w:proofErr w:type="spellEnd"/>
+            <w:r>
+              <w:rPr>
+                <w:sz w:val="17"/>
+                <w:szCs w:val="17"/>
+              </w:rPr>
+              <w:t>{</w:t>
+            </w:r>
+            <w:proofErr w:type="spellStart"/>
             <w:proofErr w:type="gramEnd"/>
             <w:r>
               <w:rPr>
                 <w:sz w:val="17"/>
                 <w:szCs w:val="17"/>
               </w:rPr>
-              <w:t>RutDistanciaKm=3.6, RutEsIdaVuelta=true} (circuito cerrado calculado correctamente).</w:t>
+              <w:t>RutDistanciaKm</w:t>
+            </w:r>
+            <w:proofErr w:type="spellEnd"/>
+            <w:r>
+              <w:rPr>
+                <w:sz w:val="17"/>
+                <w:szCs w:val="17"/>
+              </w:rPr>
+              <w:t xml:space="preserve">=3.6, </w:t>
+            </w:r>
+            <w:proofErr w:type="spellStart"/>
+            <w:r>
+              <w:rPr>
+                <w:sz w:val="17"/>
+                <w:szCs w:val="17"/>
+              </w:rPr>
+              <w:t>RutEsIdaVuelta</w:t>
+            </w:r>
+            <w:proofErr w:type="spellEnd"/>
+            <w:r>
+              <w:rPr>
+                <w:sz w:val="17"/>
+                <w:szCs w:val="17"/>
+              </w:rPr>
+              <w:t>=true} (circuito cerrado calculado correctamente).</w:t>
             </w:r>
           </w:p>
         </w:tc>
@@ -30907,13 +33517,22 @@
             <w:vAlign w:val="center"/>
           </w:tcPr>
           <w:p>
+            <w:proofErr w:type="spellStart"/>
             <w:proofErr w:type="gramStart"/>
             <w:r>
               <w:rPr>
                 <w:sz w:val="17"/>
                 <w:szCs w:val="17"/>
               </w:rPr>
-              <w:t>calcularRutaPeatonalIdaVuelta(</w:t>
+              <w:t>calcularRutaPeatonalIdaVuelta</w:t>
+            </w:r>
+            <w:proofErr w:type="spellEnd"/>
+            <w:r>
+              <w:rPr>
+                <w:sz w:val="17"/>
+                <w:szCs w:val="17"/>
+              </w:rPr>
+              <w:t>(</w:t>
             </w:r>
             <w:proofErr w:type="gramEnd"/>
             <w:r>
@@ -30958,12 +33577,69 @@
             <w:vAlign w:val="center"/>
           </w:tcPr>
           <w:p>
-            <w:r>
-              <w:rPr>
-                <w:sz w:val="17"/>
-                <w:szCs w:val="17"/>
-              </w:rPr>
-              <w:t>estacionOrigen = Aguas Calientes (EstIdEstacion=5); zonaDestino asociada a la misma estación (distanciaIda = 0.0 km)</w:t>
+            <w:proofErr w:type="spellStart"/>
+            <w:r>
+              <w:rPr>
+                <w:sz w:val="17"/>
+                <w:szCs w:val="17"/>
+              </w:rPr>
+              <w:t>estacionOrigen</w:t>
+            </w:r>
+            <w:proofErr w:type="spellEnd"/>
+            <w:r>
+              <w:rPr>
+                <w:sz w:val="17"/>
+                <w:szCs w:val="17"/>
+              </w:rPr>
+              <w:t xml:space="preserve"> = Aguas Calientes (</w:t>
+            </w:r>
+            <w:proofErr w:type="spellStart"/>
+            <w:r>
+              <w:rPr>
+                <w:sz w:val="17"/>
+                <w:szCs w:val="17"/>
+              </w:rPr>
+              <w:t>EstIdEstacion</w:t>
+            </w:r>
+            <w:proofErr w:type="spellEnd"/>
+            <w:r>
+              <w:rPr>
+                <w:sz w:val="17"/>
+                <w:szCs w:val="17"/>
+              </w:rPr>
+              <w:t xml:space="preserve">=5); </w:t>
+            </w:r>
+            <w:proofErr w:type="spellStart"/>
+            <w:r>
+              <w:rPr>
+                <w:sz w:val="17"/>
+                <w:szCs w:val="17"/>
+              </w:rPr>
+              <w:t>zonaDestino</w:t>
+            </w:r>
+            <w:proofErr w:type="spellEnd"/>
+            <w:r>
+              <w:rPr>
+                <w:sz w:val="17"/>
+                <w:szCs w:val="17"/>
+              </w:rPr>
+              <w:t xml:space="preserve"> asociada a la misma estación (</w:t>
+            </w:r>
+            <w:proofErr w:type="spellStart"/>
+            <w:r>
+              <w:rPr>
+                <w:sz w:val="17"/>
+                <w:szCs w:val="17"/>
+              </w:rPr>
+              <w:t>distanciaIda</w:t>
+            </w:r>
+            <w:proofErr w:type="spellEnd"/>
+            <w:r>
+              <w:rPr>
+                <w:sz w:val="17"/>
+                <w:szCs w:val="17"/>
+              </w:rPr>
+              <w:t xml:space="preserve"> = 0.0 km)</w:t>
             </w:r>
           </w:p>
         </w:tc>
@@ -30979,20 +33655,38 @@
             <w:vAlign w:val="center"/>
           </w:tcPr>
           <w:p>
-            <w:r>
-              <w:rPr>
-                <w:sz w:val="17"/>
-                <w:szCs w:val="17"/>
-              </w:rPr>
-              <w:t xml:space="preserve">throw </w:t>
-            </w:r>
+            <w:proofErr w:type="spellStart"/>
+            <w:r>
+              <w:rPr>
+                <w:sz w:val="17"/>
+                <w:szCs w:val="17"/>
+              </w:rPr>
+              <w:t>throw</w:t>
+            </w:r>
+            <w:proofErr w:type="spellEnd"/>
+            <w:r>
+              <w:rPr>
+                <w:sz w:val="17"/>
+                <w:szCs w:val="17"/>
+              </w:rPr>
+              <w:t xml:space="preserve"> </w:t>
+            </w:r>
+            <w:proofErr w:type="spellStart"/>
             <w:proofErr w:type="gramStart"/>
             <w:r>
               <w:rPr>
                 <w:sz w:val="17"/>
                 <w:szCs w:val="17"/>
               </w:rPr>
-              <w:t>RutaInvalidaException(</w:t>
+              <w:t>RutaInvalidaException</w:t>
+            </w:r>
+            <w:proofErr w:type="spellEnd"/>
+            <w:r>
+              <w:rPr>
+                <w:sz w:val="17"/>
+                <w:szCs w:val="17"/>
+              </w:rPr>
+              <w:t>(</w:t>
             </w:r>
             <w:proofErr w:type="gramEnd"/>
             <w:r>
@@ -31063,13 +33757,22 @@
             <w:vAlign w:val="center"/>
           </w:tcPr>
           <w:p>
+            <w:proofErr w:type="spellStart"/>
             <w:proofErr w:type="gramStart"/>
             <w:r>
               <w:rPr>
                 <w:sz w:val="17"/>
                 <w:szCs w:val="17"/>
               </w:rPr>
-              <w:t>procesarFeedSenamhi(</w:t>
+              <w:t>procesarFeedSenamhi</w:t>
+            </w:r>
+            <w:proofErr w:type="spellEnd"/>
+            <w:r>
+              <w:rPr>
+                <w:sz w:val="17"/>
+                <w:szCs w:val="17"/>
+              </w:rPr>
+              <w:t>(</w:t>
             </w:r>
             <w:proofErr w:type="gramEnd"/>
             <w:r>
@@ -31098,7 +33801,39 @@
                 <w:sz w:val="17"/>
                 <w:szCs w:val="17"/>
               </w:rPr>
-              <w:t>Ruta Única (Persistencia): el feed recibido de SENAMHI contiene una probabilidad de lluvia dentro del rango válido (0-100); el sistema inserta o actualiza el registro en PrevisionClima.</w:t>
+              <w:t xml:space="preserve">Ruta Única (Persistencia): el </w:t>
+            </w:r>
+            <w:proofErr w:type="spellStart"/>
+            <w:r>
+              <w:rPr>
+                <w:sz w:val="17"/>
+                <w:szCs w:val="17"/>
+              </w:rPr>
+              <w:t>feed</w:t>
+            </w:r>
+            <w:proofErr w:type="spellEnd"/>
+            <w:r>
+              <w:rPr>
+                <w:sz w:val="17"/>
+                <w:szCs w:val="17"/>
+              </w:rPr>
+              <w:t xml:space="preserve"> recibido de SENAMHI contiene una probabilidad de lluvia dentro del rango válido (0-100); el sistema inserta o actualiza el registro en </w:t>
+            </w:r>
+            <w:proofErr w:type="spellStart"/>
+            <w:r>
+              <w:rPr>
+                <w:sz w:val="17"/>
+                <w:szCs w:val="17"/>
+              </w:rPr>
+              <w:t>PrevisionClima</w:t>
+            </w:r>
+            <w:proofErr w:type="spellEnd"/>
+            <w:r>
+              <w:rPr>
+                <w:sz w:val="17"/>
+                <w:szCs w:val="17"/>
+              </w:rPr>
+              <w:t>.</w:t>
             </w:r>
           </w:p>
         </w:tc>
@@ -31114,12 +33849,69 @@
             <w:vAlign w:val="center"/>
           </w:tcPr>
           <w:p>
-            <w:r>
-              <w:rPr>
-                <w:sz w:val="17"/>
-                <w:szCs w:val="17"/>
-              </w:rPr>
-              <w:t>CliIdEstacion=3; CliFecha=29/08/2026; CliProbabilidadLluvia=45.0; CliTemperaturaMinimaC=6.0; CliTemperaturaMaximaC=14.5</w:t>
+            <w:proofErr w:type="spellStart"/>
+            <w:r>
+              <w:rPr>
+                <w:sz w:val="17"/>
+                <w:szCs w:val="17"/>
+              </w:rPr>
+              <w:t>CliIdEstacion</w:t>
+            </w:r>
+            <w:proofErr w:type="spellEnd"/>
+            <w:r>
+              <w:rPr>
+                <w:sz w:val="17"/>
+                <w:szCs w:val="17"/>
+              </w:rPr>
+              <w:t xml:space="preserve">=3; </w:t>
+            </w:r>
+            <w:proofErr w:type="spellStart"/>
+            <w:r>
+              <w:rPr>
+                <w:sz w:val="17"/>
+                <w:szCs w:val="17"/>
+              </w:rPr>
+              <w:t>CliFecha</w:t>
+            </w:r>
+            <w:proofErr w:type="spellEnd"/>
+            <w:r>
+              <w:rPr>
+                <w:sz w:val="17"/>
+                <w:szCs w:val="17"/>
+              </w:rPr>
+              <w:t xml:space="preserve">=29/08/2026; </w:t>
+            </w:r>
+            <w:proofErr w:type="spellStart"/>
+            <w:r>
+              <w:rPr>
+                <w:sz w:val="17"/>
+                <w:szCs w:val="17"/>
+              </w:rPr>
+              <w:t>CliProbabilidadLluvia</w:t>
+            </w:r>
+            <w:proofErr w:type="spellEnd"/>
+            <w:r>
+              <w:rPr>
+                <w:sz w:val="17"/>
+                <w:szCs w:val="17"/>
+              </w:rPr>
+              <w:t xml:space="preserve">=45.0; CliTemperaturaMinimaC=6.0; </w:t>
+            </w:r>
+            <w:proofErr w:type="spellStart"/>
+            <w:r>
+              <w:rPr>
+                <w:sz w:val="17"/>
+                <w:szCs w:val="17"/>
+              </w:rPr>
+              <w:t>CliTemperaturaMaximaC</w:t>
+            </w:r>
+            <w:proofErr w:type="spellEnd"/>
+            <w:r>
+              <w:rPr>
+                <w:sz w:val="17"/>
+                <w:szCs w:val="17"/>
+              </w:rPr>
+              <w:t>=14.5</w:t>
             </w:r>
           </w:p>
         </w:tc>
@@ -31149,7 +33941,23 @@
                 <w:sz w:val="17"/>
                 <w:szCs w:val="17"/>
               </w:rPr>
-              <w:t xml:space="preserve"> = 200 OK (registro de PrevisionClima guardado/actualizado correctamente).</w:t>
+              <w:t xml:space="preserve"> = 200 OK (registro de </w:t>
+            </w:r>
+            <w:proofErr w:type="spellStart"/>
+            <w:r>
+              <w:rPr>
+                <w:sz w:val="17"/>
+                <w:szCs w:val="17"/>
+              </w:rPr>
+              <w:t>PrevisionClima</w:t>
+            </w:r>
+            <w:proofErr w:type="spellEnd"/>
+            <w:r>
+              <w:rPr>
+                <w:sz w:val="17"/>
+                <w:szCs w:val="17"/>
+              </w:rPr>
+              <w:t xml:space="preserve"> guardado/actualizado correctamente).</w:t>
             </w:r>
           </w:p>
         </w:tc>
@@ -31212,13 +34020,22 @@
             <w:vAlign w:val="center"/>
           </w:tcPr>
           <w:p>
+            <w:proofErr w:type="spellStart"/>
             <w:proofErr w:type="gramStart"/>
             <w:r>
               <w:rPr>
                 <w:sz w:val="17"/>
                 <w:szCs w:val="17"/>
               </w:rPr>
-              <w:t>procesarFeedSenamhi(</w:t>
+              <w:t>procesarFeedSenamhi</w:t>
+            </w:r>
+            <w:proofErr w:type="spellEnd"/>
+            <w:r>
+              <w:rPr>
+                <w:sz w:val="17"/>
+                <w:szCs w:val="17"/>
+              </w:rPr>
+              <w:t>(</w:t>
             </w:r>
             <w:proofErr w:type="gramEnd"/>
             <w:r>
@@ -31247,7 +34064,23 @@
                 <w:sz w:val="17"/>
                 <w:szCs w:val="17"/>
               </w:rPr>
-              <w:t>Ruta Alterna (Falso): el feed recibido contiene una probabilidad de lluvia fuera del rango permitido (mayor a 100); el sistema descarta el registro.</w:t>
+              <w:t xml:space="preserve">Ruta Alterna (Falso): el </w:t>
+            </w:r>
+            <w:proofErr w:type="spellStart"/>
+            <w:r>
+              <w:rPr>
+                <w:sz w:val="17"/>
+                <w:szCs w:val="17"/>
+              </w:rPr>
+              <w:t>feed</w:t>
+            </w:r>
+            <w:proofErr w:type="spellEnd"/>
+            <w:r>
+              <w:rPr>
+                <w:sz w:val="17"/>
+                <w:szCs w:val="17"/>
+              </w:rPr>
+              <w:t xml:space="preserve"> recibido contiene una probabilidad de lluvia fuera del rango permitido (mayor a 100); el sistema descarta el registro.</w:t>
             </w:r>
           </w:p>
         </w:tc>
@@ -31263,12 +34096,37 @@
             <w:vAlign w:val="center"/>
           </w:tcPr>
           <w:p>
-            <w:r>
-              <w:rPr>
-                <w:sz w:val="17"/>
-                <w:szCs w:val="17"/>
-              </w:rPr>
-              <w:t>CliIdEstacion=3; CliProbabilidadLluvia=135.0</w:t>
+            <w:proofErr w:type="spellStart"/>
+            <w:r>
+              <w:rPr>
+                <w:sz w:val="17"/>
+                <w:szCs w:val="17"/>
+              </w:rPr>
+              <w:t>CliIdEstacion</w:t>
+            </w:r>
+            <w:proofErr w:type="spellEnd"/>
+            <w:r>
+              <w:rPr>
+                <w:sz w:val="17"/>
+                <w:szCs w:val="17"/>
+              </w:rPr>
+              <w:t xml:space="preserve">=3; </w:t>
+            </w:r>
+            <w:proofErr w:type="spellStart"/>
+            <w:r>
+              <w:rPr>
+                <w:sz w:val="17"/>
+                <w:szCs w:val="17"/>
+              </w:rPr>
+              <w:t>CliProbabilidadLluvia</w:t>
+            </w:r>
+            <w:proofErr w:type="spellEnd"/>
+            <w:r>
+              <w:rPr>
+                <w:sz w:val="17"/>
+                <w:szCs w:val="17"/>
+              </w:rPr>
+              <w:t>=135.0</w:t>
             </w:r>
           </w:p>
         </w:tc>
@@ -31284,20 +34142,38 @@
             <w:vAlign w:val="center"/>
           </w:tcPr>
           <w:p>
-            <w:r>
-              <w:rPr>
-                <w:sz w:val="17"/>
-                <w:szCs w:val="17"/>
-              </w:rPr>
-              <w:t xml:space="preserve">throw </w:t>
-            </w:r>
+            <w:proofErr w:type="spellStart"/>
+            <w:r>
+              <w:rPr>
+                <w:sz w:val="17"/>
+                <w:szCs w:val="17"/>
+              </w:rPr>
+              <w:t>throw</w:t>
+            </w:r>
+            <w:proofErr w:type="spellEnd"/>
+            <w:r>
+              <w:rPr>
+                <w:sz w:val="17"/>
+                <w:szCs w:val="17"/>
+              </w:rPr>
+              <w:t xml:space="preserve"> </w:t>
+            </w:r>
+            <w:proofErr w:type="spellStart"/>
             <w:proofErr w:type="gramStart"/>
             <w:r>
               <w:rPr>
                 <w:sz w:val="17"/>
                 <w:szCs w:val="17"/>
               </w:rPr>
-              <w:t>FeedInvalidoException(</w:t>
+              <w:t>FeedInvalidoException</w:t>
+            </w:r>
+            <w:proofErr w:type="spellEnd"/>
+            <w:r>
+              <w:rPr>
+                <w:sz w:val="17"/>
+                <w:szCs w:val="17"/>
+              </w:rPr>
+              <w:t>(</w:t>
             </w:r>
             <w:proofErr w:type="gramEnd"/>
             <w:r>
@@ -31368,13 +34244,22 @@
             <w:vAlign w:val="center"/>
           </w:tcPr>
           <w:p>
+            <w:proofErr w:type="spellStart"/>
             <w:proofErr w:type="gramStart"/>
             <w:r>
               <w:rPr>
                 <w:sz w:val="17"/>
                 <w:szCs w:val="17"/>
               </w:rPr>
-              <w:t>validarTarifaPeruRail(</w:t>
+              <w:t>validarTarifaPeruRail</w:t>
+            </w:r>
+            <w:proofErr w:type="spellEnd"/>
+            <w:r>
+              <w:rPr>
+                <w:sz w:val="17"/>
+                <w:szCs w:val="17"/>
+              </w:rPr>
+              <w:t>(</w:t>
             </w:r>
             <w:proofErr w:type="gramEnd"/>
             <w:r>
@@ -31403,7 +34288,23 @@
                 <w:sz w:val="17"/>
                 <w:szCs w:val="17"/>
               </w:rPr>
-              <w:t>Ruta A (Verdadero): la tarifa recibida es un valor numérico positivo; el sistema acepta el dato y habilita su persistencia en ServicioTren.</w:t>
+              <w:t xml:space="preserve">Ruta A (Verdadero): la tarifa recibida es un valor numérico positivo; el sistema acepta el dato y habilita su persistencia en </w:t>
+            </w:r>
+            <w:proofErr w:type="spellStart"/>
+            <w:r>
+              <w:rPr>
+                <w:sz w:val="17"/>
+                <w:szCs w:val="17"/>
+              </w:rPr>
+              <w:t>ServicioTren</w:t>
+            </w:r>
+            <w:proofErr w:type="spellEnd"/>
+            <w:r>
+              <w:rPr>
+                <w:sz w:val="17"/>
+                <w:szCs w:val="17"/>
+              </w:rPr>
+              <w:t>.</w:t>
             </w:r>
           </w:p>
         </w:tc>
@@ -31419,12 +34320,21 @@
             <w:vAlign w:val="center"/>
           </w:tcPr>
           <w:p>
-            <w:r>
-              <w:rPr>
-                <w:sz w:val="17"/>
-                <w:szCs w:val="17"/>
-              </w:rPr>
-              <w:t>SerTarifa = 65.00</w:t>
+            <w:proofErr w:type="spellStart"/>
+            <w:r>
+              <w:rPr>
+                <w:sz w:val="17"/>
+                <w:szCs w:val="17"/>
+              </w:rPr>
+              <w:t>SerTarifa</w:t>
+            </w:r>
+            <w:proofErr w:type="spellEnd"/>
+            <w:r>
+              <w:rPr>
+                <w:sz w:val="17"/>
+                <w:szCs w:val="17"/>
+              </w:rPr>
+              <w:t xml:space="preserve"> = 65.00</w:t>
             </w:r>
           </w:p>
         </w:tc>
@@ -31440,12 +34350,21 @@
             <w:vAlign w:val="center"/>
           </w:tcPr>
           <w:p>
-            <w:r>
-              <w:rPr>
-                <w:sz w:val="17"/>
-                <w:szCs w:val="17"/>
-              </w:rPr>
-              <w:t>return true (habilita la persistencia de la tarifa).</w:t>
+            <w:proofErr w:type="spellStart"/>
+            <w:r>
+              <w:rPr>
+                <w:sz w:val="17"/>
+                <w:szCs w:val="17"/>
+              </w:rPr>
+              <w:t>return</w:t>
+            </w:r>
+            <w:proofErr w:type="spellEnd"/>
+            <w:r>
+              <w:rPr>
+                <w:sz w:val="17"/>
+                <w:szCs w:val="17"/>
+              </w:rPr>
+              <w:t xml:space="preserve"> true (habilita la persistencia de la tarifa).</w:t>
             </w:r>
           </w:p>
         </w:tc>
@@ -31508,13 +34427,22 @@
             <w:vAlign w:val="center"/>
           </w:tcPr>
           <w:p>
+            <w:proofErr w:type="spellStart"/>
             <w:proofErr w:type="gramStart"/>
             <w:r>
               <w:rPr>
                 <w:sz w:val="17"/>
                 <w:szCs w:val="17"/>
               </w:rPr>
-              <w:t>validarTarifaPeruRail(</w:t>
+              <w:t>validarTarifaPeruRail</w:t>
+            </w:r>
+            <w:proofErr w:type="spellEnd"/>
+            <w:r>
+              <w:rPr>
+                <w:sz w:val="17"/>
+                <w:szCs w:val="17"/>
+              </w:rPr>
+              <w:t>(</w:t>
             </w:r>
             <w:proofErr w:type="gramEnd"/>
             <w:r>
@@ -31559,12 +34487,21 @@
             <w:vAlign w:val="center"/>
           </w:tcPr>
           <w:p>
-            <w:r>
-              <w:rPr>
-                <w:sz w:val="17"/>
-                <w:szCs w:val="17"/>
-              </w:rPr>
-              <w:t>SerTarifa = -10.00</w:t>
+            <w:proofErr w:type="spellStart"/>
+            <w:r>
+              <w:rPr>
+                <w:sz w:val="17"/>
+                <w:szCs w:val="17"/>
+              </w:rPr>
+              <w:t>SerTarifa</w:t>
+            </w:r>
+            <w:proofErr w:type="spellEnd"/>
+            <w:r>
+              <w:rPr>
+                <w:sz w:val="17"/>
+                <w:szCs w:val="17"/>
+              </w:rPr>
+              <w:t xml:space="preserve"> = -10.00</w:t>
             </w:r>
           </w:p>
         </w:tc>
@@ -31580,20 +34517,38 @@
             <w:vAlign w:val="center"/>
           </w:tcPr>
           <w:p>
-            <w:r>
-              <w:rPr>
-                <w:sz w:val="17"/>
-                <w:szCs w:val="17"/>
-              </w:rPr>
-              <w:t xml:space="preserve">throw </w:t>
-            </w:r>
+            <w:proofErr w:type="spellStart"/>
+            <w:r>
+              <w:rPr>
+                <w:sz w:val="17"/>
+                <w:szCs w:val="17"/>
+              </w:rPr>
+              <w:t>throw</w:t>
+            </w:r>
+            <w:proofErr w:type="spellEnd"/>
+            <w:r>
+              <w:rPr>
+                <w:sz w:val="17"/>
+                <w:szCs w:val="17"/>
+              </w:rPr>
+              <w:t xml:space="preserve"> </w:t>
+            </w:r>
+            <w:proofErr w:type="spellStart"/>
             <w:proofErr w:type="gramStart"/>
             <w:r>
               <w:rPr>
                 <w:sz w:val="17"/>
                 <w:szCs w:val="17"/>
               </w:rPr>
-              <w:t>TarifaInvalidaException(</w:t>
+              <w:t>TarifaInvalidaException</w:t>
+            </w:r>
+            <w:proofErr w:type="spellEnd"/>
+            <w:r>
+              <w:rPr>
+                <w:sz w:val="17"/>
+                <w:szCs w:val="17"/>
+              </w:rPr>
+              <w:t>(</w:t>
             </w:r>
             <w:proofErr w:type="gramEnd"/>
             <w:r>
@@ -31665,13 +34620,22 @@
             <w:vAlign w:val="center"/>
           </w:tcPr>
           <w:p>
+            <w:proofErr w:type="spellStart"/>
             <w:proofErr w:type="gramStart"/>
             <w:r>
               <w:rPr>
                 <w:sz w:val="17"/>
                 <w:szCs w:val="17"/>
               </w:rPr>
-              <w:t>registrarAuditoria(</w:t>
+              <w:t>registrarAuditoria</w:t>
+            </w:r>
+            <w:proofErr w:type="spellEnd"/>
+            <w:r>
+              <w:rPr>
+                <w:sz w:val="17"/>
+                <w:szCs w:val="17"/>
+              </w:rPr>
+              <w:t>(</w:t>
             </w:r>
             <w:proofErr w:type="gramEnd"/>
             <w:r>
@@ -31716,12 +34680,53 @@
             <w:vAlign w:val="center"/>
           </w:tcPr>
           <w:p>
-            <w:r>
-              <w:rPr>
-                <w:sz w:val="17"/>
-                <w:szCs w:val="17"/>
-              </w:rPr>
-              <w:t>AudOperacion="UPDATE"; AudValorAnterior="EstEstado=Activa"; AudValorNuevo="EstEstado=Inactiva"</w:t>
+            <w:proofErr w:type="spellStart"/>
+            <w:r>
+              <w:rPr>
+                <w:sz w:val="17"/>
+                <w:szCs w:val="17"/>
+              </w:rPr>
+              <w:t>AudOperacion</w:t>
+            </w:r>
+            <w:proofErr w:type="spellEnd"/>
+            <w:r>
+              <w:rPr>
+                <w:sz w:val="17"/>
+                <w:szCs w:val="17"/>
+              </w:rPr>
+              <w:t xml:space="preserve">="UPDATE"; </w:t>
+            </w:r>
+            <w:proofErr w:type="spellStart"/>
+            <w:r>
+              <w:rPr>
+                <w:sz w:val="17"/>
+                <w:szCs w:val="17"/>
+              </w:rPr>
+              <w:t>AudValorAnterior</w:t>
+            </w:r>
+            <w:proofErr w:type="spellEnd"/>
+            <w:r>
+              <w:rPr>
+                <w:sz w:val="17"/>
+                <w:szCs w:val="17"/>
+              </w:rPr>
+              <w:t xml:space="preserve">="EstEstado=Activa"; </w:t>
+            </w:r>
+            <w:proofErr w:type="spellStart"/>
+            <w:r>
+              <w:rPr>
+                <w:sz w:val="17"/>
+                <w:szCs w:val="17"/>
+              </w:rPr>
+              <w:t>AudValorNuevo</w:t>
+            </w:r>
+            <w:proofErr w:type="spellEnd"/>
+            <w:r>
+              <w:rPr>
+                <w:sz w:val="17"/>
+                <w:szCs w:val="17"/>
+              </w:rPr>
+              <w:t>="EstEstado=Inactiva"</w:t>
             </w:r>
           </w:p>
         </w:tc>
@@ -31751,7 +34756,23 @@
                 <w:sz w:val="17"/>
                 <w:szCs w:val="17"/>
               </w:rPr>
-              <w:t xml:space="preserve"> = 200 OK (registro guardado con éxito en AuditoriaLog).</w:t>
+              <w:t xml:space="preserve"> = 200 OK (registro guardado con éxito en </w:t>
+            </w:r>
+            <w:proofErr w:type="spellStart"/>
+            <w:r>
+              <w:rPr>
+                <w:sz w:val="17"/>
+                <w:szCs w:val="17"/>
+              </w:rPr>
+              <w:t>AuditoriaLog</w:t>
+            </w:r>
+            <w:proofErr w:type="spellEnd"/>
+            <w:r>
+              <w:rPr>
+                <w:sz w:val="17"/>
+                <w:szCs w:val="17"/>
+              </w:rPr>
+              <w:t>).</w:t>
             </w:r>
           </w:p>
         </w:tc>
@@ -31814,13 +34835,22 @@
             <w:vAlign w:val="center"/>
           </w:tcPr>
           <w:p>
+            <w:proofErr w:type="spellStart"/>
             <w:proofErr w:type="gramStart"/>
             <w:r>
               <w:rPr>
                 <w:sz w:val="17"/>
                 <w:szCs w:val="17"/>
               </w:rPr>
-              <w:t>validarAforoDisponible(</w:t>
+              <w:t>validarAforoDisponible</w:t>
+            </w:r>
+            <w:proofErr w:type="spellEnd"/>
+            <w:r>
+              <w:rPr>
+                <w:sz w:val="17"/>
+                <w:szCs w:val="17"/>
+              </w:rPr>
+              <w:t>(</w:t>
             </w:r>
             <w:proofErr w:type="gramEnd"/>
             <w:r>
@@ -31849,7 +34879,39 @@
                 <w:sz w:val="17"/>
                 <w:szCs w:val="17"/>
               </w:rPr>
-              <w:t>Ruta A (Cumple condición): la zona turística tiene ZonCupoMaximoDiario configurado y el AfoCupoUtilizado de la fecha consultada es menor al máximo; el sistema incrementa el contador de forma atómica y permite continuar.</w:t>
+              <w:t xml:space="preserve">Ruta A (Cumple condición): la zona turística tiene </w:t>
+            </w:r>
+            <w:proofErr w:type="spellStart"/>
+            <w:r>
+              <w:rPr>
+                <w:sz w:val="17"/>
+                <w:szCs w:val="17"/>
+              </w:rPr>
+              <w:t>ZonCupoMaximoDiario</w:t>
+            </w:r>
+            <w:proofErr w:type="spellEnd"/>
+            <w:r>
+              <w:rPr>
+                <w:sz w:val="17"/>
+                <w:szCs w:val="17"/>
+              </w:rPr>
+              <w:t xml:space="preserve"> configurado y el </w:t>
+            </w:r>
+            <w:proofErr w:type="spellStart"/>
+            <w:r>
+              <w:rPr>
+                <w:sz w:val="17"/>
+                <w:szCs w:val="17"/>
+              </w:rPr>
+              <w:t>AfoCupoUtilizado</w:t>
+            </w:r>
+            <w:proofErr w:type="spellEnd"/>
+            <w:r>
+              <w:rPr>
+                <w:sz w:val="17"/>
+                <w:szCs w:val="17"/>
+              </w:rPr>
+              <w:t xml:space="preserve"> de la fecha consultada es menor al máximo; el sistema incrementa el contador de forma atómica y permite continuar.</w:t>
             </w:r>
           </w:p>
         </w:tc>
@@ -31865,12 +34927,69 @@
             <w:vAlign w:val="center"/>
           </w:tcPr>
           <w:p>
-            <w:r>
-              <w:rPr>
-                <w:sz w:val="17"/>
-                <w:szCs w:val="17"/>
-              </w:rPr>
-              <w:t>ZonIdZona=1 (Fortaleza de Ollantaytambo); ZonCupoMaximoDiario=500; AfoFecha=30/08/2026; AfoCupoUtilizado=320</w:t>
+            <w:proofErr w:type="spellStart"/>
+            <w:r>
+              <w:rPr>
+                <w:sz w:val="17"/>
+                <w:szCs w:val="17"/>
+              </w:rPr>
+              <w:t>ZonIdZona</w:t>
+            </w:r>
+            <w:proofErr w:type="spellEnd"/>
+            <w:r>
+              <w:rPr>
+                <w:sz w:val="17"/>
+                <w:szCs w:val="17"/>
+              </w:rPr>
+              <w:t xml:space="preserve">=1 (Fortaleza de Ollantaytambo); </w:t>
+            </w:r>
+            <w:proofErr w:type="spellStart"/>
+            <w:r>
+              <w:rPr>
+                <w:sz w:val="17"/>
+                <w:szCs w:val="17"/>
+              </w:rPr>
+              <w:t>ZonCupoMaximoDiario</w:t>
+            </w:r>
+            <w:proofErr w:type="spellEnd"/>
+            <w:r>
+              <w:rPr>
+                <w:sz w:val="17"/>
+                <w:szCs w:val="17"/>
+              </w:rPr>
+              <w:t xml:space="preserve">=500; </w:t>
+            </w:r>
+            <w:proofErr w:type="spellStart"/>
+            <w:r>
+              <w:rPr>
+                <w:sz w:val="17"/>
+                <w:szCs w:val="17"/>
+              </w:rPr>
+              <w:t>AfoFecha</w:t>
+            </w:r>
+            <w:proofErr w:type="spellEnd"/>
+            <w:r>
+              <w:rPr>
+                <w:sz w:val="17"/>
+                <w:szCs w:val="17"/>
+              </w:rPr>
+              <w:t xml:space="preserve">=30/08/2026; </w:t>
+            </w:r>
+            <w:proofErr w:type="spellStart"/>
+            <w:r>
+              <w:rPr>
+                <w:sz w:val="17"/>
+                <w:szCs w:val="17"/>
+              </w:rPr>
+              <w:t>AfoCupoUtilizado</w:t>
+            </w:r>
+            <w:proofErr w:type="spellEnd"/>
+            <w:r>
+              <w:rPr>
+                <w:sz w:val="17"/>
+                <w:szCs w:val="17"/>
+              </w:rPr>
+              <w:t>=320</w:t>
             </w:r>
           </w:p>
         </w:tc>
@@ -31886,12 +35005,37 @@
             <w:vAlign w:val="center"/>
           </w:tcPr>
           <w:p>
-            <w:r>
-              <w:rPr>
-                <w:sz w:val="17"/>
-                <w:szCs w:val="17"/>
-              </w:rPr>
-              <w:t>return true (AfoCupoUtilizado actualizado a 321; habilita la generación del informe).</w:t>
+            <w:proofErr w:type="spellStart"/>
+            <w:r>
+              <w:rPr>
+                <w:sz w:val="17"/>
+                <w:szCs w:val="17"/>
+              </w:rPr>
+              <w:t>return</w:t>
+            </w:r>
+            <w:proofErr w:type="spellEnd"/>
+            <w:r>
+              <w:rPr>
+                <w:sz w:val="17"/>
+                <w:szCs w:val="17"/>
+              </w:rPr>
+              <w:t xml:space="preserve"> true (</w:t>
+            </w:r>
+            <w:proofErr w:type="spellStart"/>
+            <w:r>
+              <w:rPr>
+                <w:sz w:val="17"/>
+                <w:szCs w:val="17"/>
+              </w:rPr>
+              <w:t>AfoCupoUtilizado</w:t>
+            </w:r>
+            <w:proofErr w:type="spellEnd"/>
+            <w:r>
+              <w:rPr>
+                <w:sz w:val="17"/>
+                <w:szCs w:val="17"/>
+              </w:rPr>
+              <w:t xml:space="preserve"> actualizado a 321; habilita la generación del informe).</w:t>
             </w:r>
           </w:p>
         </w:tc>
@@ -31954,13 +35098,22 @@
             <w:vAlign w:val="center"/>
           </w:tcPr>
           <w:p>
+            <w:proofErr w:type="spellStart"/>
             <w:proofErr w:type="gramStart"/>
             <w:r>
               <w:rPr>
                 <w:sz w:val="17"/>
                 <w:szCs w:val="17"/>
               </w:rPr>
-              <w:t>validarAforoDisponible(</w:t>
+              <w:t>validarAforoDisponible</w:t>
+            </w:r>
+            <w:proofErr w:type="spellEnd"/>
+            <w:r>
+              <w:rPr>
+                <w:sz w:val="17"/>
+                <w:szCs w:val="17"/>
+              </w:rPr>
+              <w:t>(</w:t>
             </w:r>
             <w:proofErr w:type="gramEnd"/>
             <w:r>
@@ -31989,7 +35142,39 @@
                 <w:sz w:val="17"/>
                 <w:szCs w:val="17"/>
               </w:rPr>
-              <w:t>Ruta B (Falso): la zona turística tiene ZonCupoMaximoDiario configurado y el AfoCupoUtilizado de la fecha consultada ya alcanzó el máximo; el sistema rechaza la operación sin incrementar el contador.</w:t>
+              <w:t xml:space="preserve">Ruta B (Falso): la zona turística tiene </w:t>
+            </w:r>
+            <w:proofErr w:type="spellStart"/>
+            <w:r>
+              <w:rPr>
+                <w:sz w:val="17"/>
+                <w:szCs w:val="17"/>
+              </w:rPr>
+              <w:t>ZonCupoMaximoDiario</w:t>
+            </w:r>
+            <w:proofErr w:type="spellEnd"/>
+            <w:r>
+              <w:rPr>
+                <w:sz w:val="17"/>
+                <w:szCs w:val="17"/>
+              </w:rPr>
+              <w:t xml:space="preserve"> configurado y el </w:t>
+            </w:r>
+            <w:proofErr w:type="spellStart"/>
+            <w:r>
+              <w:rPr>
+                <w:sz w:val="17"/>
+                <w:szCs w:val="17"/>
+              </w:rPr>
+              <w:t>AfoCupoUtilizado</w:t>
+            </w:r>
+            <w:proofErr w:type="spellEnd"/>
+            <w:r>
+              <w:rPr>
+                <w:sz w:val="17"/>
+                <w:szCs w:val="17"/>
+              </w:rPr>
+              <w:t xml:space="preserve"> de la fecha consultada ya alcanzó el máximo; el sistema rechaza la operación sin incrementar el contador.</w:t>
             </w:r>
           </w:p>
         </w:tc>
@@ -32005,12 +35190,69 @@
             <w:vAlign w:val="center"/>
           </w:tcPr>
           <w:p>
-            <w:r>
-              <w:rPr>
-                <w:sz w:val="17"/>
-                <w:szCs w:val="17"/>
-              </w:rPr>
-              <w:t>ZonIdZona=1 (Fortaleza de Ollantaytambo); ZonCupoMaximoDiario=500; AfoFecha=30/08/2026; AfoCupoUtilizado=500</w:t>
+            <w:proofErr w:type="spellStart"/>
+            <w:r>
+              <w:rPr>
+                <w:sz w:val="17"/>
+                <w:szCs w:val="17"/>
+              </w:rPr>
+              <w:t>ZonIdZona</w:t>
+            </w:r>
+            <w:proofErr w:type="spellEnd"/>
+            <w:r>
+              <w:rPr>
+                <w:sz w:val="17"/>
+                <w:szCs w:val="17"/>
+              </w:rPr>
+              <w:t xml:space="preserve">=1 (Fortaleza de Ollantaytambo); </w:t>
+            </w:r>
+            <w:proofErr w:type="spellStart"/>
+            <w:r>
+              <w:rPr>
+                <w:sz w:val="17"/>
+                <w:szCs w:val="17"/>
+              </w:rPr>
+              <w:t>ZonCupoMaximoDiario</w:t>
+            </w:r>
+            <w:proofErr w:type="spellEnd"/>
+            <w:r>
+              <w:rPr>
+                <w:sz w:val="17"/>
+                <w:szCs w:val="17"/>
+              </w:rPr>
+              <w:t xml:space="preserve">=500; </w:t>
+            </w:r>
+            <w:proofErr w:type="spellStart"/>
+            <w:r>
+              <w:rPr>
+                <w:sz w:val="17"/>
+                <w:szCs w:val="17"/>
+              </w:rPr>
+              <w:t>AfoFecha</w:t>
+            </w:r>
+            <w:proofErr w:type="spellEnd"/>
+            <w:r>
+              <w:rPr>
+                <w:sz w:val="17"/>
+                <w:szCs w:val="17"/>
+              </w:rPr>
+              <w:t xml:space="preserve">=30/08/2026; </w:t>
+            </w:r>
+            <w:proofErr w:type="spellStart"/>
+            <w:r>
+              <w:rPr>
+                <w:sz w:val="17"/>
+                <w:szCs w:val="17"/>
+              </w:rPr>
+              <w:t>AfoCupoUtilizado</w:t>
+            </w:r>
+            <w:proofErr w:type="spellEnd"/>
+            <w:r>
+              <w:rPr>
+                <w:sz w:val="17"/>
+                <w:szCs w:val="17"/>
+              </w:rPr>
+              <w:t>=500</w:t>
             </w:r>
           </w:p>
         </w:tc>
@@ -32026,20 +35268,38 @@
             <w:vAlign w:val="center"/>
           </w:tcPr>
           <w:p>
-            <w:r>
-              <w:rPr>
-                <w:sz w:val="17"/>
-                <w:szCs w:val="17"/>
-              </w:rPr>
-              <w:t xml:space="preserve">throw </w:t>
-            </w:r>
+            <w:proofErr w:type="spellStart"/>
+            <w:r>
+              <w:rPr>
+                <w:sz w:val="17"/>
+                <w:szCs w:val="17"/>
+              </w:rPr>
+              <w:t>throw</w:t>
+            </w:r>
+            <w:proofErr w:type="spellEnd"/>
+            <w:r>
+              <w:rPr>
+                <w:sz w:val="17"/>
+                <w:szCs w:val="17"/>
+              </w:rPr>
+              <w:t xml:space="preserve"> </w:t>
+            </w:r>
+            <w:proofErr w:type="spellStart"/>
             <w:proofErr w:type="gramStart"/>
             <w:r>
               <w:rPr>
                 <w:sz w:val="17"/>
                 <w:szCs w:val="17"/>
               </w:rPr>
-              <w:t>AforoCompletoException(</w:t>
+              <w:t>AforoCompletoException</w:t>
+            </w:r>
+            <w:proofErr w:type="spellEnd"/>
+            <w:r>
+              <w:rPr>
+                <w:sz w:val="17"/>
+                <w:szCs w:val="17"/>
+              </w:rPr>
+              <w:t>(</w:t>
             </w:r>
             <w:proofErr w:type="gramEnd"/>
             <w:r>
@@ -32092,7 +35352,7 @@
           <w:szCs w:val="22"/>
         </w:rPr>
       </w:pPr>
-      <w:bookmarkStart w:id="35" w:name="_Toc239278379"/>
+      <w:bookmarkStart w:id="35" w:name="_Toc239283087"/>
       <w:r>
         <w:rPr>
           <w:b/>
@@ -32833,12 +36093,21 @@
             <w:vAlign w:val="center"/>
           </w:tcPr>
           <w:p>
-            <w:r>
-              <w:rPr>
-                <w:sz w:val="17"/>
-                <w:szCs w:val="17"/>
-              </w:rPr>
-              <w:t>ZonaTuristica=Fortaleza de Ollantaytambo; Fecha de visita=30/08/2026</w:t>
+            <w:proofErr w:type="spellStart"/>
+            <w:r>
+              <w:rPr>
+                <w:sz w:val="17"/>
+                <w:szCs w:val="17"/>
+              </w:rPr>
+              <w:t>ZonaTuristica</w:t>
+            </w:r>
+            <w:proofErr w:type="spellEnd"/>
+            <w:r>
+              <w:rPr>
+                <w:sz w:val="17"/>
+                <w:szCs w:val="17"/>
+              </w:rPr>
+              <w:t>=Fortaleza de Ollantaytambo; Fecha de visita=30/08/2026</w:t>
             </w:r>
           </w:p>
         </w:tc>
@@ -33001,12 +36270,37 @@
             <w:vAlign w:val="center"/>
           </w:tcPr>
           <w:p>
-            <w:r>
-              <w:rPr>
-                <w:sz w:val="17"/>
-                <w:szCs w:val="17"/>
-              </w:rPr>
-              <w:t>ZonNombre="Salinas de Maras"; Tipos de turismo=[Naturaleza]; ZonIdEstacionCercana=Urubamba</w:t>
+            <w:proofErr w:type="spellStart"/>
+            <w:r>
+              <w:rPr>
+                <w:sz w:val="17"/>
+                <w:szCs w:val="17"/>
+              </w:rPr>
+              <w:t>ZonNombre</w:t>
+            </w:r>
+            <w:proofErr w:type="spellEnd"/>
+            <w:r>
+              <w:rPr>
+                <w:sz w:val="17"/>
+                <w:szCs w:val="17"/>
+              </w:rPr>
+              <w:t xml:space="preserve">="Salinas de Maras"; Tipos de turismo=[Naturaleza]; </w:t>
+            </w:r>
+            <w:proofErr w:type="spellStart"/>
+            <w:r>
+              <w:rPr>
+                <w:sz w:val="17"/>
+                <w:szCs w:val="17"/>
+              </w:rPr>
+              <w:t>ZonIdEstacionCercana</w:t>
+            </w:r>
+            <w:proofErr w:type="spellEnd"/>
+            <w:r>
+              <w:rPr>
+                <w:sz w:val="17"/>
+                <w:szCs w:val="17"/>
+              </w:rPr>
+              <w:t>=Urubamba</w:t>
             </w:r>
           </w:p>
         </w:tc>
@@ -33027,7 +36321,23 @@
                 <w:sz w:val="17"/>
                 <w:szCs w:val="17"/>
               </w:rPr>
-              <w:t>El sistema guarda la zona turística, la muestra en el listado y genera un registro en AuditoriaLog.</w:t>
+              <w:t xml:space="preserve">El sistema guarda la zona turística, la muestra en el listado y genera un registro en </w:t>
+            </w:r>
+            <w:proofErr w:type="spellStart"/>
+            <w:r>
+              <w:rPr>
+                <w:sz w:val="17"/>
+                <w:szCs w:val="17"/>
+              </w:rPr>
+              <w:t>AuditoriaLog</w:t>
+            </w:r>
+            <w:proofErr w:type="spellEnd"/>
+            <w:r>
+              <w:rPr>
+                <w:sz w:val="17"/>
+                <w:szCs w:val="17"/>
+              </w:rPr>
+              <w:t>.</w:t>
             </w:r>
           </w:p>
         </w:tc>
@@ -33170,12 +36480,21 @@
             <w:vAlign w:val="center"/>
           </w:tcPr>
           <w:p>
-            <w:r>
-              <w:rPr>
-                <w:sz w:val="17"/>
-                <w:szCs w:val="17"/>
-              </w:rPr>
-              <w:t>ZonNombre="Mirador X"; Tipos de turismo</w:t>
+            <w:proofErr w:type="spellStart"/>
+            <w:r>
+              <w:rPr>
+                <w:sz w:val="17"/>
+                <w:szCs w:val="17"/>
+              </w:rPr>
+              <w:t>ZonNombre</w:t>
+            </w:r>
+            <w:proofErr w:type="spellEnd"/>
+            <w:r>
+              <w:rPr>
+                <w:sz w:val="17"/>
+                <w:szCs w:val="17"/>
+              </w:rPr>
+              <w:t>="Mirador X"; Tipos de turismo</w:t>
             </w:r>
             <w:proofErr w:type="gramStart"/>
             <w:r>
@@ -33642,7 +36961,23 @@
                 <w:sz w:val="17"/>
                 <w:szCs w:val="17"/>
               </w:rPr>
-              <w:t>1) Intentar acceder directamente a la URL del módulo de administración de zonas turísticas (/admin/zonas).</w:t>
+              <w:t>1) Intentar acceder directamente a la URL del módulo de administración de zonas turísticas (/</w:t>
+            </w:r>
+            <w:proofErr w:type="spellStart"/>
+            <w:r>
+              <w:rPr>
+                <w:sz w:val="17"/>
+                <w:szCs w:val="17"/>
+              </w:rPr>
+              <w:t>admin</w:t>
+            </w:r>
+            <w:proofErr w:type="spellEnd"/>
+            <w:r>
+              <w:rPr>
+                <w:sz w:val="17"/>
+                <w:szCs w:val="17"/>
+              </w:rPr>
+              <w:t>/zonas).</w:t>
             </w:r>
           </w:p>
         </w:tc>
@@ -33773,7 +37108,55 @@
                 <w:sz w:val="17"/>
                 <w:szCs w:val="17"/>
               </w:rPr>
-              <w:t>La zona turística tiene ZonCupoMaximoDiario configurado y el aforo de la fecha ya fue alcanzado (AfoCupoUtilizado = ZonCupoMaximoDiario).</w:t>
+              <w:t xml:space="preserve">La zona turística tiene </w:t>
+            </w:r>
+            <w:proofErr w:type="spellStart"/>
+            <w:r>
+              <w:rPr>
+                <w:sz w:val="17"/>
+                <w:szCs w:val="17"/>
+              </w:rPr>
+              <w:t>ZonCupoMaximoDiario</w:t>
+            </w:r>
+            <w:proofErr w:type="spellEnd"/>
+            <w:r>
+              <w:rPr>
+                <w:sz w:val="17"/>
+                <w:szCs w:val="17"/>
+              </w:rPr>
+              <w:t xml:space="preserve"> configurado y el aforo de la fecha ya fue alcanzado (</w:t>
+            </w:r>
+            <w:proofErr w:type="spellStart"/>
+            <w:r>
+              <w:rPr>
+                <w:sz w:val="17"/>
+                <w:szCs w:val="17"/>
+              </w:rPr>
+              <w:t>AfoCupoUtilizado</w:t>
+            </w:r>
+            <w:proofErr w:type="spellEnd"/>
+            <w:r>
+              <w:rPr>
+                <w:sz w:val="17"/>
+                <w:szCs w:val="17"/>
+              </w:rPr>
+              <w:t xml:space="preserve"> = </w:t>
+            </w:r>
+            <w:proofErr w:type="spellStart"/>
+            <w:r>
+              <w:rPr>
+                <w:sz w:val="17"/>
+                <w:szCs w:val="17"/>
+              </w:rPr>
+              <w:t>ZonCupoMaximoDiario</w:t>
+            </w:r>
+            <w:proofErr w:type="spellEnd"/>
+            <w:r>
+              <w:rPr>
+                <w:sz w:val="17"/>
+                <w:szCs w:val="17"/>
+              </w:rPr>
+              <w:t>).</w:t>
             </w:r>
           </w:p>
         </w:tc>
@@ -33826,12 +37209,21 @@
             <w:vAlign w:val="center"/>
           </w:tcPr>
           <w:p>
-            <w:r>
-              <w:rPr>
-                <w:sz w:val="17"/>
-                <w:szCs w:val="17"/>
-              </w:rPr>
-              <w:t>ZonaTuristica=Fortaleza de Ollantaytambo; Fecha=30/08/2026 (aforo completo)</w:t>
+            <w:proofErr w:type="spellStart"/>
+            <w:r>
+              <w:rPr>
+                <w:sz w:val="17"/>
+                <w:szCs w:val="17"/>
+              </w:rPr>
+              <w:t>ZonaTuristica</w:t>
+            </w:r>
+            <w:proofErr w:type="spellEnd"/>
+            <w:r>
+              <w:rPr>
+                <w:sz w:val="17"/>
+                <w:szCs w:val="17"/>
+              </w:rPr>
+              <w:t>=Fortaleza de Ollantaytambo; Fecha=30/08/2026 (aforo completo)</w:t>
             </w:r>
           </w:p>
         </w:tc>
@@ -33995,12 +37387,21 @@
             <w:vAlign w:val="center"/>
           </w:tcPr>
           <w:p>
-            <w:r>
-              <w:rPr>
-                <w:sz w:val="17"/>
-                <w:szCs w:val="17"/>
-              </w:rPr>
-              <w:t>ZonNombre="Fortaleza de Ollantaytambo"; Tipos de turismo</w:t>
+            <w:proofErr w:type="spellStart"/>
+            <w:r>
+              <w:rPr>
+                <w:sz w:val="17"/>
+                <w:szCs w:val="17"/>
+              </w:rPr>
+              <w:t>ZonNombre</w:t>
+            </w:r>
+            <w:proofErr w:type="spellEnd"/>
+            <w:r>
+              <w:rPr>
+                <w:sz w:val="17"/>
+                <w:szCs w:val="17"/>
+              </w:rPr>
+              <w:t>="Fortaleza de Ollantaytambo"; Tipos de turismo</w:t>
             </w:r>
             <w:proofErr w:type="gramStart"/>
             <w:r>
@@ -34037,7 +37438,23 @@
                 <w:sz w:val="17"/>
                 <w:szCs w:val="17"/>
               </w:rPr>
-              <w:t>El sistema guarda ambas asociaciones en ZonaTipoTurismo, y la zona aparece en los resultados de búsqueda tanto para la preferencia "Naturaleza" como para "Historia/Cultura", de forma independiente.</w:t>
+              <w:t xml:space="preserve">El sistema guarda ambas asociaciones en </w:t>
+            </w:r>
+            <w:proofErr w:type="spellStart"/>
+            <w:r>
+              <w:rPr>
+                <w:sz w:val="17"/>
+                <w:szCs w:val="17"/>
+              </w:rPr>
+              <w:t>ZonaTipoTurismo</w:t>
+            </w:r>
+            <w:proofErr w:type="spellEnd"/>
+            <w:r>
+              <w:rPr>
+                <w:sz w:val="17"/>
+                <w:szCs w:val="17"/>
+              </w:rPr>
+              <w:t>, y la zona aparece en los resultados de búsqueda tanto para la preferencia "Naturaleza" como para "Historia/Cultura", de forma independiente.</w:t>
             </w:r>
           </w:p>
         </w:tc>
@@ -38257,7 +41674,6 @@
   <w:style w:type="character" w:default="1" w:styleId="Fuentedeprrafopredeter">
     <w:name w:val="Default Paragraph Font"/>
     <w:uiPriority w:val="1"/>
-    <w:semiHidden/>
     <w:unhideWhenUsed/>
   </w:style>
   <w:style w:type="table" w:default="1" w:styleId="Tablanormal">

--- a/docs/ProyectoFinalSOftware.docx
+++ b/docs/ProyectoFinalSOftware.docx
@@ -100,13 +100,13 @@
             <wp:extent cx="949960" cy="858520"/>
             <wp:effectExtent l="0" t="0" r="0" b="0"/>
             <wp:wrapSquare wrapText="bothSides" distT="0" distB="0" distL="114300" distR="114300"/>
-            <wp:docPr id="7" name="image1.png" descr="Diagrama&#10;&#10;Descripción generada automáticamente"/>
+            <wp:docPr id="7" name="image1.png" descr="Diagrama&amp;#xA;&amp;#xA;Descripción generada automáticamente"/>
             <wp:cNvGraphicFramePr/>
             <a:graphic xmlns:a="http://schemas.openxmlformats.org/drawingml/2006/main">
               <a:graphicData uri="http://schemas.openxmlformats.org/drawingml/2006/picture">
                 <pic:pic xmlns:pic="http://schemas.openxmlformats.org/drawingml/2006/picture">
                   <pic:nvPicPr>
-                    <pic:cNvPr id="0" name="image1.png" descr="Diagrama&#10;&#10;Descripción generada automáticamente"/>
+                    <pic:cNvPr id="0" name="image1.png" descr="Diagrama&amp;#xA;&amp;#xA;Descripción generada automáticamente"/>
                     <pic:cNvPicPr preferRelativeResize="0"/>
                   </pic:nvPicPr>
                   <pic:blipFill>
@@ -9869,15 +9869,7 @@
         <w:t xml:space="preserve">RF-12 (Media): </w:t>
       </w:r>
       <w:r>
-        <w:t xml:space="preserve">El sistema debe permitir a un administrador de </w:t>
-      </w:r>
-      <w:proofErr w:type="spellStart"/>
-      <w:r>
-        <w:t>PeruRail</w:t>
-      </w:r>
-      <w:proofErr w:type="spellEnd"/>
-      <w:r>
-        <w:t xml:space="preserve"> mantener los horarios y precios de los servicios de tren.</w:t>
+        <w:t>El sistema debe permitir a un administrador de PeruRail (rol PERURAIL_ADMIN) mantener los horarios y precios de los servicios de tren.</w:t>
       </w:r>
     </w:p>
     <w:p>
@@ -10177,7 +10169,7 @@
         <w:t xml:space="preserve">RNF-05 – Seguridad: </w:t>
       </w:r>
       <w:r>
-        <w:t>El acceso a los módulos de administración (zonas turísticas, horarios, precios) debe estar restringido según el rol del usuario (ADMIN_MTC, TRAVEL_GROUP_USER, TURISTA_PUBLICO).</w:t>
+        <w:t>El acceso a los módulos de administración (zonas turísticas, horarios, precios) debe estar restringido según el rol del usuario (ADMIN_MTC, TRAVEL_GROUP_USER, PERURAIL_ADMIN, TURISTA_PUBLICO).</w:t>
       </w:r>
     </w:p>
     <w:p>
@@ -10248,17 +10240,14 @@
           <w:b/>
           <w:bCs/>
         </w:rPr>
+        <w:lastRenderedPageBreak/>
         <w:t xml:space="preserve">RNF-08 – Concurrencia: </w:t>
       </w:r>
       <w:r>
         <w:t>El incremento del contador de aforo</w:t>
       </w:r>
       <w:r>
-        <w:t xml:space="preserve"> debe ejecutarse de forma atómica (transacción con bloqueo o incremento a </w:t>
-      </w:r>
-      <w:r>
-        <w:lastRenderedPageBreak/>
-        <w:t>nivel de base de datos), para evitar condiciones de carrera cuando dos o más turistas generan un informe para la misma zona y fecha de forma simultánea</w:t>
+        <w:t xml:space="preserve"> debe ejecutarse de forma atómica (transacción con bloqueo o incremento a nivel de base de datos), para evitar condiciones de carrera cuando dos o más turistas generan un informe para la misma zona y fecha de forma simultánea</w:t>
       </w:r>
       <w:r>
         <w:t>.</w:t>
@@ -11276,7 +11265,6 @@
                 <w:sz w:val="18"/>
                 <w:szCs w:val="18"/>
               </w:rPr>
-              <w:lastRenderedPageBreak/>
               <w:t xml:space="preserve">Nombre Historia: </w:t>
             </w:r>
             <w:r>
@@ -11824,14 +11812,7 @@
                 <w:sz w:val="18"/>
                 <w:szCs w:val="18"/>
               </w:rPr>
-              <w:t xml:space="preserve">Usuario: </w:t>
-            </w:r>
-            <w:r>
-              <w:rPr>
-                <w:sz w:val="18"/>
-                <w:szCs w:val="18"/>
-              </w:rPr>
-              <w:t>Administrador MTC / Travel Group Perú</w:t>
+              <w:t>Usuario: Administrador MTC / Travel Group Perú / PeruRail</w:t>
             </w:r>
           </w:p>
           <w:p>
@@ -11983,7 +11964,7 @@
                 <w:sz w:val="18"/>
                 <w:szCs w:val="18"/>
               </w:rPr>
-              <w:t>Yo como administrador del sistema, quiero que el acceso a los módulos de administración esté controlado mediante roles (ADMIN_MTC, TRAVEL_GROUP_USER, TURISTA_PUBLICO), para proteger la información sensible y las operaciones de mantenimiento.</w:t>
+              <w:t>Yo como administrador del sistema, quiero que el acceso a los módulos de administración esté controlado mediante roles (ADMIN_MTC, TRAVEL_GROUP_USER, PERURAIL_ADMIN, TURISTA_PUBLICO), para proteger la información sensible y las operaciones de mantenimiento.</w:t>
             </w:r>
           </w:p>
           <w:p>
@@ -12289,6 +12270,7 @@
                 <w:sz w:val="18"/>
                 <w:szCs w:val="18"/>
               </w:rPr>
+              <w:lastRenderedPageBreak/>
               <w:t>Validación:</w:t>
             </w:r>
           </w:p>
@@ -14047,7 +14029,7 @@
                 <w:sz w:val="18"/>
                 <w:szCs w:val="18"/>
               </w:rPr>
-              <w:t>Spring Security (roles ADMIN_MTC, TRAVEL_GROUP_USER, TURISTA_PUBLICO)</w:t>
+              <w:t>Spring Security (roles ADMIN_MTC, TRAVEL_GROUP_USER, PERURAIL_ADMIN, TURISTA_PUBLICO)</w:t>
             </w:r>
           </w:p>
         </w:tc>
@@ -17854,7 +17836,7 @@
                 <w:sz w:val="17"/>
                 <w:szCs w:val="17"/>
               </w:rPr>
-              <w:t>Nombre del rol de acceso (Ej.: ADMIN_MTC, TRAVEL_GROUP_USER, TURISTA_PUBLICO). Valor único.</w:t>
+              <w:t>Nombre del rol de acceso (Ej.: ADMIN_MTC, TRAVEL_GROUP_USER, PERURAIL_ADMIN, TURISTA_PUBLICO). Valor único.</w:t>
             </w:r>
           </w:p>
         </w:tc>
@@ -17877,6 +17859,7 @@
     </w:p>
     <w:p>
       <w:pPr>
+        <w:ind w:left="708"/>
         <w:rPr>
           <w:b/>
           <w:bCs/>
@@ -17888,6 +17871,34 @@
           <w:bCs/>
         </w:rPr>
         <w:tab/>
+      </w:r>
+      <w:r>
+        <w:rPr>
+          <w:b/>
+          <w:bCs/>
+        </w:rPr>
+        <w:br/>
+      </w:r>
+      <w:r>
+        <w:rPr>
+          <w:b/>
+          <w:bCs/>
+        </w:rPr>
+        <w:br/>
+      </w:r>
+      <w:r>
+        <w:rPr>
+          <w:b/>
+          <w:bCs/>
+        </w:rPr>
+        <w:lastRenderedPageBreak/>
+        <w:br/>
+      </w:r>
+      <w:r>
+        <w:rPr>
+          <w:b/>
+          <w:bCs/>
+        </w:rPr>
         <w:t>usuario</w:t>
       </w:r>
     </w:p>
@@ -17941,7 +17952,6 @@
                 <w:sz w:val="17"/>
                 <w:szCs w:val="17"/>
               </w:rPr>
-              <w:lastRenderedPageBreak/>
               <w:t>Campo</w:t>
             </w:r>
           </w:p>
@@ -20693,6 +20703,7 @@
                 <w:sz w:val="17"/>
                 <w:szCs w:val="17"/>
               </w:rPr>
+              <w:lastRenderedPageBreak/>
               <w:t>EstLongitud</w:t>
             </w:r>
             <w:proofErr w:type="spellEnd"/>
@@ -20837,7 +20848,6 @@
                 <w:sz w:val="17"/>
                 <w:szCs w:val="17"/>
               </w:rPr>
-              <w:lastRenderedPageBreak/>
               <w:t>EstAltitud</w:t>
             </w:r>
             <w:proofErr w:type="spellEnd"/>
@@ -32193,15 +32203,7 @@
         <w:jc w:val="both"/>
       </w:pPr>
       <w:r>
-        <w:t xml:space="preserve">Configuración de </w:t>
-      </w:r>
-      <w:proofErr w:type="spellStart"/>
-      <w:r>
-        <w:t>SecurityFilterChain</w:t>
-      </w:r>
-      <w:proofErr w:type="spellEnd"/>
-      <w:r>
-        <w:t xml:space="preserve"> con reglas de acceso por rol (ADMIN_MTC, TRAVEL_GROUP_USER, TURISTA_PUBLICO).</w:t>
+        <w:t>Configuración de SecurityFilterChain con reglas de acceso por rol (ADMIN_MTC, TRAVEL_GROUP_USER, PERURAIL_ADMIN, TURISTA_PUBLICO).</w:t>
       </w:r>
     </w:p>
     <w:p>
@@ -32251,7 +32253,7 @@
         <w:jc w:val="both"/>
       </w:pPr>
       <w:r>
-        <w:t>Retrospectiva: Se verificó que los tres roles funcionan correctamente con sus restricciones; se identificó la necesidad de una prueba de caja negra específica para el acceso denegado, incorporada posteriormente al plan de pruebas.</w:t>
+        <w:t>Retrospectiva: Se verificó que los cuatro roles funcionan correctamente con sus restricciones; se identificó la necesidad de una prueba de caja negra específica para el acceso denegado, incorporada posteriormente al plan de pruebas.</w:t>
       </w:r>
     </w:p>
     <w:p>
@@ -41674,6 +41676,7 @@
   <w:style w:type="character" w:default="1" w:styleId="Fuentedeprrafopredeter">
     <w:name w:val="Default Paragraph Font"/>
     <w:uiPriority w:val="1"/>
+    <w:semiHidden/>
     <w:unhideWhenUsed/>
   </w:style>
   <w:style w:type="table" w:default="1" w:styleId="Tablanormal">
